--- a/บทที่ 2 [ Jame ] TEST (1).docx
+++ b/บทที่ 2 [ Jame ] TEST (1).docx
@@ -4544,7 +4544,25 @@
           <w:sz w:val="32"/>
           <w:szCs w:val="32"/>
         </w:rPr>
-        <w:t>Input to Output : I2O)</w:t>
+        <w:t xml:space="preserve">Input to </w:t>
+      </w:r>
+      <w:proofErr w:type="gramStart"/>
+      <w:r>
+        <w:rPr>
+          <w:rFonts w:ascii="TH SarabunPSK" w:hAnsi="TH SarabunPSK" w:cs="TH SarabunPSK"/>
+          <w:sz w:val="32"/>
+          <w:szCs w:val="32"/>
+        </w:rPr>
+        <w:t>Output :</w:t>
+      </w:r>
+      <w:proofErr w:type="gramEnd"/>
+      <w:r>
+        <w:rPr>
+          <w:rFonts w:ascii="TH SarabunPSK" w:hAnsi="TH SarabunPSK" w:cs="TH SarabunPSK"/>
+          <w:sz w:val="32"/>
+          <w:szCs w:val="32"/>
+        </w:rPr>
+        <w:t xml:space="preserve"> I2O)</w:t>
       </w:r>
       <w:r>
         <w:rPr>
@@ -9814,14 +9832,25 @@
         </w:rPr>
         <w:t>**</w:t>
       </w:r>
-      <w:r>
-        <w:rPr>
-          <w:rFonts w:ascii="TH SarabunPSK" w:hAnsi="TH SarabunPSK" w:cs="TH SarabunPSK"/>
-          <w:sz w:val="32"/>
-          <w:szCs w:val="32"/>
-          <w:cs/>
-        </w:rPr>
-        <w:t>ความเข้ากันได้ข้ามแพลตฟอร์ม : เว็บแอปสามารถเข้าถึงได้จากอุปกรณ์ใดๆ ที่มีเว็บ</w:t>
+      <w:proofErr w:type="gramStart"/>
+      <w:r>
+        <w:rPr>
+          <w:rFonts w:ascii="TH SarabunPSK" w:hAnsi="TH SarabunPSK" w:cs="TH SarabunPSK"/>
+          <w:sz w:val="32"/>
+          <w:szCs w:val="32"/>
+          <w:cs/>
+        </w:rPr>
+        <w:t>ความเข้ากันได้ข้ามแพลตฟอร์ม :</w:t>
+      </w:r>
+      <w:proofErr w:type="gramEnd"/>
+      <w:r>
+        <w:rPr>
+          <w:rFonts w:ascii="TH SarabunPSK" w:hAnsi="TH SarabunPSK" w:cs="TH SarabunPSK"/>
+          <w:sz w:val="32"/>
+          <w:szCs w:val="32"/>
+          <w:cs/>
+        </w:rPr>
+        <w:t xml:space="preserve"> เว็บแอปสามารถเข้าถึงได้จากอุปกรณ์ใดๆ ที่มีเว็บ</w:t>
       </w:r>
       <w:proofErr w:type="spellStart"/>
       <w:r>
@@ -9902,14 +9931,25 @@
         </w:rPr>
         <w:t>**</w:t>
       </w:r>
-      <w:r>
-        <w:rPr>
-          <w:rFonts w:ascii="TH SarabunPSK" w:hAnsi="TH SarabunPSK" w:cs="TH SarabunPSK"/>
-          <w:sz w:val="32"/>
-          <w:szCs w:val="32"/>
-          <w:cs/>
-        </w:rPr>
-        <w:t>ค่าติดตั้งและบำรุงรักษาต่ำ : เว็บแอปไม่จำเป็นต้องติดตั้ง</w:t>
+      <w:proofErr w:type="gramStart"/>
+      <w:r>
+        <w:rPr>
+          <w:rFonts w:ascii="TH SarabunPSK" w:hAnsi="TH SarabunPSK" w:cs="TH SarabunPSK"/>
+          <w:sz w:val="32"/>
+          <w:szCs w:val="32"/>
+          <w:cs/>
+        </w:rPr>
+        <w:t>ค่าติดตั้งและบำรุงรักษาต่ำ :</w:t>
+      </w:r>
+      <w:proofErr w:type="gramEnd"/>
+      <w:r>
+        <w:rPr>
+          <w:rFonts w:ascii="TH SarabunPSK" w:hAnsi="TH SarabunPSK" w:cs="TH SarabunPSK"/>
+          <w:sz w:val="32"/>
+          <w:szCs w:val="32"/>
+          <w:cs/>
+        </w:rPr>
+        <w:t xml:space="preserve"> เว็บแอปไม่จำเป็นต้องติดตั้ง</w:t>
       </w:r>
       <w:proofErr w:type="spellStart"/>
       <w:r>
@@ -10011,14 +10051,25 @@
         </w:rPr>
         <w:t>**</w:t>
       </w:r>
-      <w:r>
-        <w:rPr>
-          <w:rFonts w:ascii="TH SarabunPSK" w:hAnsi="TH SarabunPSK" w:cs="TH SarabunPSK"/>
-          <w:sz w:val="32"/>
-          <w:szCs w:val="32"/>
-          <w:cs/>
-        </w:rPr>
-        <w:t>ความสามารถในการปรับขนาดได้ง่าย : เว็บแอปสามารถปรับขนาดได้อย่างง่ายดายเพื่อตอบสนองความต้องการของฐานผู้ใช้ที่กำลังเติบโต โดยไม่จำเป็นต้องใช้ฮาร์ดแวร์หรือโครงสร้างพื้นฐานเพิ่มเติม</w:t>
+      <w:proofErr w:type="gramStart"/>
+      <w:r>
+        <w:rPr>
+          <w:rFonts w:ascii="TH SarabunPSK" w:hAnsi="TH SarabunPSK" w:cs="TH SarabunPSK"/>
+          <w:sz w:val="32"/>
+          <w:szCs w:val="32"/>
+          <w:cs/>
+        </w:rPr>
+        <w:t>ความสามารถในการปรับขนาดได้ง่าย :</w:t>
+      </w:r>
+      <w:proofErr w:type="gramEnd"/>
+      <w:r>
+        <w:rPr>
+          <w:rFonts w:ascii="TH SarabunPSK" w:hAnsi="TH SarabunPSK" w:cs="TH SarabunPSK"/>
+          <w:sz w:val="32"/>
+          <w:szCs w:val="32"/>
+          <w:cs/>
+        </w:rPr>
+        <w:t xml:space="preserve"> เว็บแอปสามารถปรับขนาดได้อย่างง่ายดายเพื่อตอบสนองความต้องการของฐานผู้ใช้ที่กำลังเติบโต โดยไม่จำเป็นต้องใช้ฮาร์ดแวร์หรือโครงสร้างพื้นฐานเพิ่มเติม</w:t>
       </w:r>
     </w:p>
     <w:p>
@@ -10079,6 +10130,7 @@
         </w:rPr>
         <w:t>**</w:t>
       </w:r>
+      <w:proofErr w:type="gramStart"/>
       <w:r>
         <w:rPr>
           <w:rFonts w:ascii="TH SarabunPSK" w:hAnsi="TH SarabunPSK" w:cs="TH SarabunPSK"/>
@@ -10106,7 +10158,17 @@
           <w:szCs w:val="32"/>
           <w:cs/>
         </w:rPr>
-        <w:t>เดตตามเวลาจริง : เว็บแอปสามาร</w:t>
+        <w:t>เดตตามเวลาจริง :</w:t>
+      </w:r>
+      <w:proofErr w:type="gramEnd"/>
+      <w:r>
+        <w:rPr>
+          <w:rFonts w:ascii="TH SarabunPSK" w:hAnsi="TH SarabunPSK" w:cs="TH SarabunPSK"/>
+          <w:sz w:val="32"/>
+          <w:szCs w:val="32"/>
+          <w:cs/>
+        </w:rPr>
+        <w:t xml:space="preserve"> เว็บแอปสามาร</w:t>
       </w:r>
       <w:proofErr w:type="spellStart"/>
       <w:r>
@@ -10187,14 +10249,25 @@
         </w:rPr>
         <w:t>**</w:t>
       </w:r>
-      <w:r>
-        <w:rPr>
-          <w:rFonts w:ascii="TH SarabunPSK" w:hAnsi="TH SarabunPSK" w:cs="TH SarabunPSK"/>
-          <w:sz w:val="32"/>
-          <w:szCs w:val="32"/>
-          <w:cs/>
-        </w:rPr>
-        <w:t>การทำงานร่วมกันที่ได้รับการปรับปรุง : เว็บแอปช่วยให้สามารถทำงานร่วมกันแบบเรียลไทม์และแบ่งปันข้อมูลระหว่างผู้ใช้ ปรับปรุงการสื่อสารและประสิทธิภาพการทำงาน</w:t>
+      <w:proofErr w:type="gramStart"/>
+      <w:r>
+        <w:rPr>
+          <w:rFonts w:ascii="TH SarabunPSK" w:hAnsi="TH SarabunPSK" w:cs="TH SarabunPSK"/>
+          <w:sz w:val="32"/>
+          <w:szCs w:val="32"/>
+          <w:cs/>
+        </w:rPr>
+        <w:t>การทำงานร่วมกันที่ได้รับการปรับปรุง :</w:t>
+      </w:r>
+      <w:proofErr w:type="gramEnd"/>
+      <w:r>
+        <w:rPr>
+          <w:rFonts w:ascii="TH SarabunPSK" w:hAnsi="TH SarabunPSK" w:cs="TH SarabunPSK"/>
+          <w:sz w:val="32"/>
+          <w:szCs w:val="32"/>
+          <w:cs/>
+        </w:rPr>
+        <w:t xml:space="preserve"> เว็บแอปช่วยให้สามารถทำงานร่วมกันแบบเรียลไทม์และแบ่งปันข้อมูลระหว่างผู้ใช้ ปรับปรุงการสื่อสารและประสิทธิภาพการทำงาน</w:t>
       </w:r>
     </w:p>
     <w:p>
@@ -10341,14 +10414,25 @@
         </w:rPr>
         <w:t>**</w:t>
       </w:r>
-      <w:r>
-        <w:rPr>
-          <w:rFonts w:ascii="TH SarabunPSK" w:hAnsi="TH SarabunPSK" w:cs="TH SarabunPSK"/>
-          <w:sz w:val="32"/>
-          <w:szCs w:val="32"/>
-          <w:cs/>
-        </w:rPr>
-        <w:t>การพึ่งพาอินเทอร์เน็ต : เว็บแอปจำเป็นต้องมีการเชื่อมต่ออินเทอร์เน็ตจึงจะทำงานได้ ทำให้ไม่สามารถใช้งานได้ในโหมดออฟไลน์หรือพื้นที่ที่มีการเชื่อมต่อเครือข่ายไม่ดี</w:t>
+      <w:proofErr w:type="gramStart"/>
+      <w:r>
+        <w:rPr>
+          <w:rFonts w:ascii="TH SarabunPSK" w:hAnsi="TH SarabunPSK" w:cs="TH SarabunPSK"/>
+          <w:sz w:val="32"/>
+          <w:szCs w:val="32"/>
+          <w:cs/>
+        </w:rPr>
+        <w:t>การพึ่งพาอินเทอร์เน็ต :</w:t>
+      </w:r>
+      <w:proofErr w:type="gramEnd"/>
+      <w:r>
+        <w:rPr>
+          <w:rFonts w:ascii="TH SarabunPSK" w:hAnsi="TH SarabunPSK" w:cs="TH SarabunPSK"/>
+          <w:sz w:val="32"/>
+          <w:szCs w:val="32"/>
+          <w:cs/>
+        </w:rPr>
+        <w:t xml:space="preserve"> เว็บแอปจำเป็นต้องมีการเชื่อมต่ออินเทอร์เน็ตจึงจะทำงานได้ ทำให้ไม่สามารถใช้งานได้ในโหมดออฟไลน์หรือพื้นที่ที่มีการเชื่อมต่อเครือข่ายไม่ดี</w:t>
       </w:r>
     </w:p>
     <w:p>
@@ -10409,14 +10493,25 @@
         </w:rPr>
         <w:t>**</w:t>
       </w:r>
-      <w:r>
-        <w:rPr>
-          <w:rFonts w:ascii="TH SarabunPSK" w:hAnsi="TH SarabunPSK" w:cs="TH SarabunPSK"/>
-          <w:sz w:val="32"/>
-          <w:szCs w:val="32"/>
-          <w:cs/>
-        </w:rPr>
-        <w:t>ความเสี่ยงด้านความปลอดภัย : เว็บแอปมีความเสี่ยงต่อภัยคุกคามความปลอดภัย เช่น การละเมิดข้อมูล การโจมตีแบบ</w:t>
+      <w:proofErr w:type="gramStart"/>
+      <w:r>
+        <w:rPr>
+          <w:rFonts w:ascii="TH SarabunPSK" w:hAnsi="TH SarabunPSK" w:cs="TH SarabunPSK"/>
+          <w:sz w:val="32"/>
+          <w:szCs w:val="32"/>
+          <w:cs/>
+        </w:rPr>
+        <w:t>ความเสี่ยงด้านความปลอดภัย :</w:t>
+      </w:r>
+      <w:proofErr w:type="gramEnd"/>
+      <w:r>
+        <w:rPr>
+          <w:rFonts w:ascii="TH SarabunPSK" w:hAnsi="TH SarabunPSK" w:cs="TH SarabunPSK"/>
+          <w:sz w:val="32"/>
+          <w:szCs w:val="32"/>
+          <w:cs/>
+        </w:rPr>
+        <w:t xml:space="preserve"> เว็บแอปมีความเสี่ยงต่อภัยคุกคามความปลอดภัย เช่น การละเมิดข้อมูล การโจมตีแบบ</w:t>
       </w:r>
       <w:proofErr w:type="spellStart"/>
       <w:r>
@@ -10525,14 +10620,25 @@
         </w:rPr>
         <w:t>**</w:t>
       </w:r>
-      <w:r>
-        <w:rPr>
-          <w:rFonts w:ascii="TH SarabunPSK" w:hAnsi="TH SarabunPSK" w:cs="TH SarabunPSK"/>
-          <w:sz w:val="32"/>
-          <w:szCs w:val="32"/>
-          <w:cs/>
-        </w:rPr>
-        <w:t>ข้อจำกัดด้านประสิทธิภาพ : เว็บแอปอาจประสบปัญหาข้อจำกัดด้านประสิทธิภาพเนื่องจากปัจจัยต่างๆ เช่น การเชื่อมต่อเครือข่ายที่ช้า ปัญหาความเข้ากันได้ของ</w:t>
+      <w:proofErr w:type="gramStart"/>
+      <w:r>
+        <w:rPr>
+          <w:rFonts w:ascii="TH SarabunPSK" w:hAnsi="TH SarabunPSK" w:cs="TH SarabunPSK"/>
+          <w:sz w:val="32"/>
+          <w:szCs w:val="32"/>
+          <w:cs/>
+        </w:rPr>
+        <w:t>ข้อจำกัดด้านประสิทธิภาพ :</w:t>
+      </w:r>
+      <w:proofErr w:type="gramEnd"/>
+      <w:r>
+        <w:rPr>
+          <w:rFonts w:ascii="TH SarabunPSK" w:hAnsi="TH SarabunPSK" w:cs="TH SarabunPSK"/>
+          <w:sz w:val="32"/>
+          <w:szCs w:val="32"/>
+          <w:cs/>
+        </w:rPr>
+        <w:t xml:space="preserve"> เว็บแอปอาจประสบปัญหาข้อจำกัดด้านประสิทธิภาพเนื่องจากปัจจัยต่างๆ เช่น การเชื่อมต่อเครือข่ายที่ช้า ปัญหาความเข้ากันได้ของ</w:t>
       </w:r>
       <w:proofErr w:type="spellStart"/>
       <w:r>
@@ -10613,14 +10719,25 @@
         </w:rPr>
         <w:t>**</w:t>
       </w:r>
-      <w:r>
-        <w:rPr>
-          <w:rFonts w:ascii="TH SarabunPSK" w:hAnsi="TH SarabunPSK" w:cs="TH SarabunPSK"/>
-          <w:sz w:val="32"/>
-          <w:szCs w:val="32"/>
-          <w:cs/>
-        </w:rPr>
-        <w:t>ฟังก์ชันการทำงานที่จำกัด : เว็บแอปอาจมีระดับฟังก์ชันการทำงานที่แตกต่างจากแอปพลิเคชัน</w:t>
+      <w:proofErr w:type="gramStart"/>
+      <w:r>
+        <w:rPr>
+          <w:rFonts w:ascii="TH SarabunPSK" w:hAnsi="TH SarabunPSK" w:cs="TH SarabunPSK"/>
+          <w:sz w:val="32"/>
+          <w:szCs w:val="32"/>
+          <w:cs/>
+        </w:rPr>
+        <w:t>ฟังก์ชันการทำงานที่จำกัด :</w:t>
+      </w:r>
+      <w:proofErr w:type="gramEnd"/>
+      <w:r>
+        <w:rPr>
+          <w:rFonts w:ascii="TH SarabunPSK" w:hAnsi="TH SarabunPSK" w:cs="TH SarabunPSK"/>
+          <w:sz w:val="32"/>
+          <w:szCs w:val="32"/>
+          <w:cs/>
+        </w:rPr>
+        <w:t xml:space="preserve"> เว็บแอปอาจมีระดับฟังก์ชันการทำงานที่แตกต่างจากแอปพลิเคชัน</w:t>
       </w:r>
       <w:proofErr w:type="spellStart"/>
       <w:r>
@@ -10701,6 +10818,7 @@
         </w:rPr>
         <w:t>**</w:t>
       </w:r>
+      <w:proofErr w:type="gramStart"/>
       <w:r>
         <w:rPr>
           <w:rFonts w:ascii="TH SarabunPSK" w:hAnsi="TH SarabunPSK" w:cs="TH SarabunPSK"/>
@@ -10728,7 +10846,17 @@
           <w:szCs w:val="32"/>
           <w:cs/>
         </w:rPr>
-        <w:t>ราว์เซอร์ : เว็บแอปอาจทำงานไม่ถูกต้องบนเว็บ</w:t>
+        <w:t>ราว์เซอร์ :</w:t>
+      </w:r>
+      <w:proofErr w:type="gramEnd"/>
+      <w:r>
+        <w:rPr>
+          <w:rFonts w:ascii="TH SarabunPSK" w:hAnsi="TH SarabunPSK" w:cs="TH SarabunPSK"/>
+          <w:sz w:val="32"/>
+          <w:szCs w:val="32"/>
+          <w:cs/>
+        </w:rPr>
+        <w:t xml:space="preserve"> เว็บแอปอาจทำงานไม่ถูกต้องบนเว็บ</w:t>
       </w:r>
       <w:proofErr w:type="spellStart"/>
       <w:r>
@@ -10931,14 +11059,25 @@
         </w:rPr>
         <w:t>**</w:t>
       </w:r>
-      <w:r>
-        <w:rPr>
-          <w:rFonts w:ascii="TH SarabunPSK" w:hAnsi="TH SarabunPSK" w:cs="TH SarabunPSK"/>
-          <w:sz w:val="32"/>
-          <w:szCs w:val="32"/>
-          <w:cs/>
-        </w:rPr>
-        <w:t>เว็บแอปแบบคงที่ : เป็นเว็บแอปธรรมดาที่ไม่ต้องใช้การประมวลผลฝั่ง</w:t>
+      <w:proofErr w:type="gramStart"/>
+      <w:r>
+        <w:rPr>
+          <w:rFonts w:ascii="TH SarabunPSK" w:hAnsi="TH SarabunPSK" w:cs="TH SarabunPSK"/>
+          <w:sz w:val="32"/>
+          <w:szCs w:val="32"/>
+          <w:cs/>
+        </w:rPr>
+        <w:t>เว็บแอปแบบคงที่ :</w:t>
+      </w:r>
+      <w:proofErr w:type="gramEnd"/>
+      <w:r>
+        <w:rPr>
+          <w:rFonts w:ascii="TH SarabunPSK" w:hAnsi="TH SarabunPSK" w:cs="TH SarabunPSK"/>
+          <w:sz w:val="32"/>
+          <w:szCs w:val="32"/>
+          <w:cs/>
+        </w:rPr>
+        <w:t xml:space="preserve"> เป็นเว็บแอปธรรมดาที่ไม่ต้องใช้การประมวลผลฝั่ง</w:t>
       </w:r>
       <w:proofErr w:type="spellStart"/>
       <w:r>
@@ -11071,6 +11210,7 @@
         </w:rPr>
         <w:t>**</w:t>
       </w:r>
+      <w:proofErr w:type="gramStart"/>
       <w:r>
         <w:rPr>
           <w:rFonts w:ascii="TH SarabunPSK" w:hAnsi="TH SarabunPSK" w:cs="TH SarabunPSK"/>
@@ -11118,7 +11258,17 @@
           <w:szCs w:val="32"/>
           <w:cs/>
         </w:rPr>
-        <w:t xml:space="preserve"> : เว็บแอปเหล่านี้ใช้สคริปต์ฝั่ง</w:t>
+        <w:t xml:space="preserve"> :</w:t>
+      </w:r>
+      <w:proofErr w:type="gramEnd"/>
+      <w:r>
+        <w:rPr>
+          <w:rFonts w:ascii="TH SarabunPSK" w:hAnsi="TH SarabunPSK" w:cs="TH SarabunPSK"/>
+          <w:sz w:val="32"/>
+          <w:szCs w:val="32"/>
+          <w:cs/>
+        </w:rPr>
+        <w:t xml:space="preserve"> เว็บแอปเหล่านี้ใช้สคริปต์ฝั่ง</w:t>
       </w:r>
       <w:proofErr w:type="spellStart"/>
       <w:r>
@@ -11337,7 +11487,25 @@
           <w:sz w:val="32"/>
           <w:szCs w:val="32"/>
         </w:rPr>
-        <w:t xml:space="preserve">SPA) : </w:t>
+        <w:t>SPA</w:t>
+      </w:r>
+      <w:proofErr w:type="gramStart"/>
+      <w:r>
+        <w:rPr>
+          <w:rFonts w:ascii="TH SarabunPSK" w:hAnsi="TH SarabunPSK" w:cs="TH SarabunPSK"/>
+          <w:sz w:val="32"/>
+          <w:szCs w:val="32"/>
+        </w:rPr>
+        <w:t>) :</w:t>
+      </w:r>
+      <w:proofErr w:type="gramEnd"/>
+      <w:r>
+        <w:rPr>
+          <w:rFonts w:ascii="TH SarabunPSK" w:hAnsi="TH SarabunPSK" w:cs="TH SarabunPSK"/>
+          <w:sz w:val="32"/>
+          <w:szCs w:val="32"/>
+        </w:rPr>
+        <w:t xml:space="preserve"> </w:t>
       </w:r>
       <w:r>
         <w:rPr>
@@ -11525,7 +11693,25 @@
           <w:sz w:val="32"/>
           <w:szCs w:val="32"/>
         </w:rPr>
-        <w:t xml:space="preserve">Progressive Web Applications (PWA) : PWA </w:t>
+        <w:t>Progressive Web Applications (PWA</w:t>
+      </w:r>
+      <w:proofErr w:type="gramStart"/>
+      <w:r>
+        <w:rPr>
+          <w:rFonts w:ascii="TH SarabunPSK" w:hAnsi="TH SarabunPSK" w:cs="TH SarabunPSK"/>
+          <w:sz w:val="32"/>
+          <w:szCs w:val="32"/>
+        </w:rPr>
+        <w:t>) :</w:t>
+      </w:r>
+      <w:proofErr w:type="gramEnd"/>
+      <w:r>
+        <w:rPr>
+          <w:rFonts w:ascii="TH SarabunPSK" w:hAnsi="TH SarabunPSK" w:cs="TH SarabunPSK"/>
+          <w:sz w:val="32"/>
+          <w:szCs w:val="32"/>
+        </w:rPr>
+        <w:t xml:space="preserve"> PWA </w:t>
       </w:r>
       <w:r>
         <w:rPr>
@@ -11614,14 +11800,25 @@
         </w:rPr>
         <w:t>**</w:t>
       </w:r>
-      <w:r>
-        <w:rPr>
-          <w:rFonts w:ascii="TH SarabunPSK" w:hAnsi="TH SarabunPSK" w:cs="TH SarabunPSK"/>
-          <w:sz w:val="32"/>
-          <w:szCs w:val="32"/>
-          <w:cs/>
-        </w:rPr>
-        <w:t xml:space="preserve">บริการทางเว็บ : เว็บแอปเหล่านี้มีชุด </w:t>
+      <w:proofErr w:type="gramStart"/>
+      <w:r>
+        <w:rPr>
+          <w:rFonts w:ascii="TH SarabunPSK" w:hAnsi="TH SarabunPSK" w:cs="TH SarabunPSK"/>
+          <w:sz w:val="32"/>
+          <w:szCs w:val="32"/>
+          <w:cs/>
+        </w:rPr>
+        <w:t>บริการทางเว็บ :</w:t>
+      </w:r>
+      <w:proofErr w:type="gramEnd"/>
+      <w:r>
+        <w:rPr>
+          <w:rFonts w:ascii="TH SarabunPSK" w:hAnsi="TH SarabunPSK" w:cs="TH SarabunPSK"/>
+          <w:sz w:val="32"/>
+          <w:szCs w:val="32"/>
+          <w:cs/>
+        </w:rPr>
+        <w:t xml:space="preserve"> เว็บแอปเหล่านี้มีชุด </w:t>
       </w:r>
       <w:r>
         <w:rPr>
@@ -11734,6 +11931,7 @@
         </w:rPr>
         <w:t>**</w:t>
       </w:r>
+      <w:proofErr w:type="gramStart"/>
       <w:r>
         <w:rPr>
           <w:rFonts w:ascii="TH SarabunPSK" w:hAnsi="TH SarabunPSK" w:cs="TH SarabunPSK"/>
@@ -11761,7 +11959,17 @@
           <w:szCs w:val="32"/>
           <w:cs/>
         </w:rPr>
-        <w:t xml:space="preserve"> : เว็บแอปพลิเคชันเหล่านี้มอบเกตเวย์แบบรวมไปยังแหล่งข้อมูลที่แตกต่างกัน เช่น ข่าวสาร อีเมล และโซ</w:t>
+        <w:t xml:space="preserve"> :</w:t>
+      </w:r>
+      <w:proofErr w:type="gramEnd"/>
+      <w:r>
+        <w:rPr>
+          <w:rFonts w:ascii="TH SarabunPSK" w:hAnsi="TH SarabunPSK" w:cs="TH SarabunPSK"/>
+          <w:sz w:val="32"/>
+          <w:szCs w:val="32"/>
+          <w:cs/>
+        </w:rPr>
+        <w:t xml:space="preserve"> เว็บแอปพลิเคชันเหล่านี้มอบเกตเวย์แบบรวมไปยังแหล่งข้อมูลที่แตกต่างกัน เช่น ข่าวสาร อีเมล และโซ</w:t>
       </w:r>
       <w:proofErr w:type="spellStart"/>
       <w:r>
@@ -13888,14 +14096,25 @@
         </w:rPr>
         <w:t xml:space="preserve">Extensions </w:t>
       </w:r>
-      <w:r>
-        <w:rPr>
-          <w:rFonts w:ascii="TH SarabunPSK" w:hAnsi="TH SarabunPSK" w:cs="TH SarabunPSK"/>
-          <w:sz w:val="32"/>
-          <w:szCs w:val="32"/>
-          <w:cs/>
-        </w:rPr>
-        <w:t>นั้นจะเป็นการโหลดมาใช้แบบฟรี ! และ ขั้นตอนการโหลดที่ไม่ยุ่งยากด้วย ก่อนอื่นเลยมาดูวิธีการดาวน์โหลดกัน</w:t>
+      <w:proofErr w:type="gramStart"/>
+      <w:r>
+        <w:rPr>
+          <w:rFonts w:ascii="TH SarabunPSK" w:hAnsi="TH SarabunPSK" w:cs="TH SarabunPSK"/>
+          <w:sz w:val="32"/>
+          <w:szCs w:val="32"/>
+          <w:cs/>
+        </w:rPr>
+        <w:t>นั้นจะเป็นการโหลดมาใช้แบบฟรี !</w:t>
+      </w:r>
+      <w:proofErr w:type="gramEnd"/>
+      <w:r>
+        <w:rPr>
+          <w:rFonts w:ascii="TH SarabunPSK" w:hAnsi="TH SarabunPSK" w:cs="TH SarabunPSK"/>
+          <w:sz w:val="32"/>
+          <w:szCs w:val="32"/>
+          <w:cs/>
+        </w:rPr>
+        <w:t xml:space="preserve"> และ ขั้นตอนการโหลดที่ไม่ยุ่งยากด้วย ก่อนอื่นเลยมาดูวิธีการดาวน์โหลดกัน</w:t>
       </w:r>
       <w:r>
         <w:rPr>
@@ -14876,6 +15095,7 @@
         <w:t>(</w:t>
       </w:r>
       <w:proofErr w:type="spellStart"/>
+      <w:proofErr w:type="gramStart"/>
       <w:r>
         <w:rPr>
           <w:rFonts w:ascii="TH SarabunPSK" w:hAnsi="TH SarabunPSK" w:cs="TH SarabunPSK"/>
@@ -14885,6 +15105,7 @@
         <w:t>codinggun</w:t>
       </w:r>
       <w:proofErr w:type="spellEnd"/>
+      <w:proofErr w:type="gramEnd"/>
       <w:r>
         <w:rPr>
           <w:rFonts w:ascii="TH SarabunPSK" w:hAnsi="TH SarabunPSK" w:cs="TH SarabunPSK"/>
@@ -15824,6 +16045,7 @@
         <w:t>(</w:t>
       </w:r>
       <w:proofErr w:type="spellStart"/>
+      <w:proofErr w:type="gramStart"/>
       <w:r>
         <w:rPr>
           <w:rFonts w:ascii="TH SarabunPSK" w:hAnsi="TH SarabunPSK" w:cs="TH SarabunPSK"/>
@@ -15833,6 +16055,7 @@
         <w:t>iplandigital</w:t>
       </w:r>
       <w:proofErr w:type="spellEnd"/>
+      <w:proofErr w:type="gramEnd"/>
       <w:r>
         <w:rPr>
           <w:rFonts w:ascii="TH SarabunPSK" w:hAnsi="TH SarabunPSK" w:cs="TH SarabunPSK"/>
@@ -16890,6 +17113,7 @@
         </w:rPr>
         <w:t xml:space="preserve"> (</w:t>
       </w:r>
+      <w:proofErr w:type="gramStart"/>
       <w:r>
         <w:rPr>
           <w:rFonts w:ascii="TH SarabunPSK" w:hAnsi="TH SarabunPSK" w:cs="TH SarabunPSK"/>
@@ -16898,6 +17122,7 @@
         </w:rPr>
         <w:t>nipa</w:t>
       </w:r>
+      <w:proofErr w:type="gramEnd"/>
       <w:r>
         <w:rPr>
           <w:rFonts w:ascii="TH SarabunPSK" w:hAnsi="TH SarabunPSK" w:cs="TH SarabunPSK"/>
@@ -22038,6 +22263,7 @@
         <w:t xml:space="preserve"> (</w:t>
       </w:r>
       <w:proofErr w:type="spellStart"/>
+      <w:proofErr w:type="gramStart"/>
       <w:r>
         <w:rPr>
           <w:rFonts w:ascii="TH SarabunPSK" w:hAnsi="TH SarabunPSK" w:cs="TH SarabunPSK"/>
@@ -22047,6 +22273,7 @@
         <w:t>knmasters</w:t>
       </w:r>
       <w:proofErr w:type="spellEnd"/>
+      <w:proofErr w:type="gramEnd"/>
       <w:r>
         <w:rPr>
           <w:rFonts w:ascii="TH SarabunPSK" w:hAnsi="TH SarabunPSK" w:cs="TH SarabunPSK"/>
@@ -26308,6 +26535,34 @@
           <w:szCs w:val="32"/>
         </w:rPr>
         <w:t>?</w:t>
+      </w:r>
+      <w:r>
+        <w:rPr>
+          <w:rFonts w:ascii="TH SarabunPSK" w:hAnsi="TH SarabunPSK" w:cs="TH SarabunPSK"/>
+          <w:sz w:val="32"/>
+          <w:szCs w:val="32"/>
+        </w:rPr>
+        <w:t xml:space="preserve"> (</w:t>
+      </w:r>
+      <w:proofErr w:type="spellStart"/>
+      <w:proofErr w:type="gramStart"/>
+      <w:r>
+        <w:rPr>
+          <w:rFonts w:ascii="TH SarabunPSK" w:hAnsi="TH SarabunPSK" w:cs="TH SarabunPSK"/>
+          <w:sz w:val="32"/>
+          <w:szCs w:val="32"/>
+        </w:rPr>
+        <w:t>davoy.tech</w:t>
+      </w:r>
+      <w:proofErr w:type="spellEnd"/>
+      <w:proofErr w:type="gramEnd"/>
+      <w:r>
+        <w:rPr>
+          <w:rFonts w:ascii="TH SarabunPSK" w:hAnsi="TH SarabunPSK" w:cs="TH SarabunPSK"/>
+          <w:sz w:val="32"/>
+          <w:szCs w:val="32"/>
+        </w:rPr>
+        <w:t>, 2568)</w:t>
       </w:r>
     </w:p>
     <w:p>
@@ -26471,6 +26726,7 @@
           <w:szCs w:val="32"/>
         </w:rPr>
       </w:pPr>
+      <w:bookmarkStart w:id="8" w:name="_Hlk222279560"/>
       <w:r>
         <w:rPr>
           <w:rFonts w:ascii="TH SarabunPSK" w:hAnsi="TH SarabunPSK" w:cs="TH SarabunPSK" w:hint="cs"/>
@@ -26514,6 +26770,7 @@
         <w:t xml:space="preserve"> Logo</w:t>
       </w:r>
     </w:p>
+    <w:bookmarkEnd w:id="8"/>
     <w:p>
       <w:pPr>
         <w:tabs>
@@ -26800,7 +27057,17 @@
           <w:szCs w:val="32"/>
           <w:cs/>
         </w:rPr>
-        <w:t>2.4.13.1**</w:t>
+        <w:t>2.4.13.1</w:t>
+      </w:r>
+      <w:r>
+        <w:rPr>
+          <w:rFonts w:ascii="TH SarabunPSK" w:hAnsi="TH SarabunPSK" w:cs="TH SarabunPSK" w:hint="cs"/>
+          <w:color w:val="FFFFFF" w:themeColor="background1"/>
+          <w:sz w:val="32"/>
+          <w:szCs w:val="32"/>
+          <w:cs/>
+        </w:rPr>
+        <w:t>**</w:t>
       </w:r>
       <w:r>
         <w:rPr>
@@ -26925,46 +27192,56 @@
         </w:tabs>
         <w:jc w:val="thaiDistribute"/>
         <w:rPr>
+          <w:rFonts w:ascii="TH SarabunPSK" w:hAnsi="TH SarabunPSK" w:cs="TH SarabunPSK"/>
+          <w:sz w:val="32"/>
+          <w:szCs w:val="32"/>
+        </w:rPr>
+      </w:pPr>
+      <w:r>
+        <w:rPr>
+          <w:rFonts w:ascii="TH SarabunPSK" w:hAnsi="TH SarabunPSK" w:cs="TH SarabunPSK"/>
+          <w:sz w:val="32"/>
+          <w:szCs w:val="32"/>
+          <w:cs/>
+        </w:rPr>
+        <w:tab/>
+      </w:r>
+      <w:r>
+        <w:rPr>
+          <w:rFonts w:ascii="TH SarabunPSK" w:hAnsi="TH SarabunPSK" w:cs="TH SarabunPSK"/>
+          <w:sz w:val="32"/>
+          <w:szCs w:val="32"/>
+          <w:cs/>
+        </w:rPr>
+        <w:tab/>
+      </w:r>
+      <w:r>
+        <w:rPr>
+          <w:rFonts w:ascii="TH SarabunPSK" w:hAnsi="TH SarabunPSK" w:cs="TH SarabunPSK"/>
+          <w:sz w:val="32"/>
+          <w:szCs w:val="32"/>
+          <w:cs/>
+        </w:rPr>
+        <w:tab/>
+      </w:r>
+      <w:r>
+        <w:rPr>
           <w:rFonts w:ascii="TH SarabunPSK" w:hAnsi="TH SarabunPSK" w:cs="TH SarabunPSK" w:hint="cs"/>
           <w:sz w:val="32"/>
           <w:szCs w:val="32"/>
-        </w:rPr>
-      </w:pPr>
-      <w:r>
-        <w:rPr>
-          <w:rFonts w:ascii="TH SarabunPSK" w:hAnsi="TH SarabunPSK" w:cs="TH SarabunPSK"/>
-          <w:sz w:val="32"/>
-          <w:szCs w:val="32"/>
-          <w:cs/>
-        </w:rPr>
-        <w:tab/>
-      </w:r>
-      <w:r>
-        <w:rPr>
-          <w:rFonts w:ascii="TH SarabunPSK" w:hAnsi="TH SarabunPSK" w:cs="TH SarabunPSK"/>
-          <w:sz w:val="32"/>
-          <w:szCs w:val="32"/>
-          <w:cs/>
-        </w:rPr>
-        <w:tab/>
-      </w:r>
-      <w:r>
-        <w:rPr>
-          <w:rFonts w:ascii="TH SarabunPSK" w:hAnsi="TH SarabunPSK" w:cs="TH SarabunPSK"/>
-          <w:sz w:val="32"/>
-          <w:szCs w:val="32"/>
-          <w:cs/>
-        </w:rPr>
-        <w:tab/>
+          <w:cs/>
+        </w:rPr>
+        <w:t>2.4.13.2</w:t>
       </w:r>
       <w:r>
         <w:rPr>
           <w:rFonts w:ascii="TH SarabunPSK" w:hAnsi="TH SarabunPSK" w:cs="TH SarabunPSK" w:hint="cs"/>
-          <w:sz w:val="32"/>
-          <w:szCs w:val="32"/>
-          <w:cs/>
-        </w:rPr>
-        <w:t>2.4.13.2**</w:t>
+          <w:color w:val="FFFFFF" w:themeColor="background1"/>
+          <w:sz w:val="32"/>
+          <w:szCs w:val="32"/>
+          <w:cs/>
+        </w:rPr>
+        <w:t>**</w:t>
       </w:r>
       <w:r>
         <w:rPr>
@@ -27112,7 +27389,6 @@
           <w:rFonts w:ascii="TH SarabunPSK" w:hAnsi="TH SarabunPSK" w:cs="TH SarabunPSK" w:hint="cs"/>
           <w:sz w:val="32"/>
           <w:szCs w:val="32"/>
-          <w:cs/>
         </w:rPr>
       </w:pPr>
       <w:r>
@@ -27149,7 +27425,34 @@
           <w:szCs w:val="32"/>
           <w:cs/>
         </w:rPr>
-        <w:t>2.4.14.3**</w:t>
+        <w:t>2.4.1</w:t>
+      </w:r>
+      <w:r>
+        <w:rPr>
+          <w:rFonts w:ascii="TH SarabunPSK" w:hAnsi="TH SarabunPSK" w:cs="TH SarabunPSK"/>
+          <w:sz w:val="32"/>
+          <w:szCs w:val="32"/>
+        </w:rPr>
+        <w:t>3</w:t>
+      </w:r>
+      <w:r>
+        <w:rPr>
+          <w:rFonts w:ascii="TH SarabunPSK" w:hAnsi="TH SarabunPSK" w:cs="TH SarabunPSK" w:hint="cs"/>
+          <w:sz w:val="32"/>
+          <w:szCs w:val="32"/>
+          <w:cs/>
+        </w:rPr>
+        <w:t>.3</w:t>
+      </w:r>
+      <w:r>
+        <w:rPr>
+          <w:rFonts w:ascii="TH SarabunPSK" w:hAnsi="TH SarabunPSK" w:cs="TH SarabunPSK" w:hint="cs"/>
+          <w:color w:val="FFFFFF" w:themeColor="background1"/>
+          <w:sz w:val="32"/>
+          <w:szCs w:val="32"/>
+          <w:cs/>
+        </w:rPr>
+        <w:t>**</w:t>
       </w:r>
       <w:r>
         <w:rPr>
@@ -27228,6 +27531,67 @@
           <w:szCs w:val="32"/>
         </w:rPr>
       </w:pPr>
+      <w:r>
+        <w:rPr>
+          <w:rFonts w:ascii="TH SarabunPSK" w:hAnsi="TH SarabunPSK" w:cs="TH SarabunPSK"/>
+          <w:sz w:val="32"/>
+          <w:szCs w:val="32"/>
+        </w:rPr>
+        <w:tab/>
+        <w:t>2.4.14</w:t>
+      </w:r>
+      <w:r>
+        <w:rPr>
+          <w:rFonts w:ascii="TH SarabunPSK" w:hAnsi="TH SarabunPSK" w:cs="TH SarabunPSK"/>
+          <w:color w:val="FFFFFF" w:themeColor="background1"/>
+          <w:sz w:val="32"/>
+          <w:szCs w:val="32"/>
+        </w:rPr>
+        <w:t>**</w:t>
+      </w:r>
+      <w:r>
+        <w:rPr>
+          <w:rFonts w:ascii="TH SarabunPSK" w:hAnsi="TH SarabunPSK" w:cs="TH SarabunPSK"/>
+          <w:sz w:val="32"/>
+          <w:szCs w:val="32"/>
+        </w:rPr>
+        <w:t xml:space="preserve">Large Language Model (LLM) </w:t>
+      </w:r>
+      <w:r>
+        <w:rPr>
+          <w:rFonts w:ascii="TH SarabunPSK" w:hAnsi="TH SarabunPSK" w:cs="TH SarabunPSK"/>
+          <w:sz w:val="32"/>
+          <w:szCs w:val="32"/>
+          <w:cs/>
+        </w:rPr>
+        <w:t>คืออะไร</w:t>
+      </w:r>
+      <w:r>
+        <w:rPr>
+          <w:rFonts w:ascii="TH SarabunPSK" w:hAnsi="TH SarabunPSK" w:cs="TH SarabunPSK"/>
+          <w:sz w:val="32"/>
+          <w:szCs w:val="32"/>
+        </w:rPr>
+        <w:t xml:space="preserve"> (</w:t>
+      </w:r>
+      <w:proofErr w:type="spellStart"/>
+      <w:r>
+        <w:rPr>
+          <w:rFonts w:ascii="TH SarabunPSK" w:hAnsi="TH SarabunPSK" w:cs="TH SarabunPSK"/>
+          <w:sz w:val="32"/>
+          <w:szCs w:val="32"/>
+        </w:rPr>
+        <w:t>thaiware</w:t>
+      </w:r>
+      <w:proofErr w:type="spellEnd"/>
+      <w:r>
+        <w:rPr>
+          <w:rFonts w:ascii="TH SarabunPSK" w:hAnsi="TH SarabunPSK" w:cs="TH SarabunPSK"/>
+          <w:sz w:val="32"/>
+          <w:szCs w:val="32"/>
+        </w:rPr>
+        <w:t>, 2567)</w:t>
+      </w:r>
     </w:p>
     <w:p>
       <w:pPr>
@@ -27245,6 +27609,82 @@
           <w:szCs w:val="32"/>
         </w:rPr>
       </w:pPr>
+      <w:r>
+        <w:rPr>
+          <w:rFonts w:ascii="TH SarabunPSK" w:hAnsi="TH SarabunPSK" w:cs="TH SarabunPSK"/>
+          <w:sz w:val="32"/>
+          <w:szCs w:val="32"/>
+        </w:rPr>
+        <w:tab/>
+      </w:r>
+      <w:r>
+        <w:rPr>
+          <w:rFonts w:ascii="TH SarabunPSK" w:hAnsi="TH SarabunPSK" w:cs="TH SarabunPSK"/>
+          <w:sz w:val="32"/>
+          <w:szCs w:val="32"/>
+        </w:rPr>
+        <w:t xml:space="preserve">LLM </w:t>
+      </w:r>
+      <w:r>
+        <w:rPr>
+          <w:rFonts w:ascii="TH SarabunPSK" w:hAnsi="TH SarabunPSK" w:cs="TH SarabunPSK"/>
+          <w:sz w:val="32"/>
+          <w:szCs w:val="32"/>
+          <w:cs/>
+        </w:rPr>
+        <w:t>เป็นคำที่ถูกย่อมาจาก "</w:t>
+      </w:r>
+      <w:r>
+        <w:rPr>
+          <w:rFonts w:ascii="TH SarabunPSK" w:hAnsi="TH SarabunPSK" w:cs="TH SarabunPSK"/>
+          <w:sz w:val="32"/>
+          <w:szCs w:val="32"/>
+        </w:rPr>
+        <w:t xml:space="preserve">Large Language Model" </w:t>
+      </w:r>
+      <w:r>
+        <w:rPr>
+          <w:rFonts w:ascii="TH SarabunPSK" w:hAnsi="TH SarabunPSK" w:cs="TH SarabunPSK"/>
+          <w:sz w:val="32"/>
+          <w:szCs w:val="32"/>
+          <w:cs/>
+        </w:rPr>
+        <w:t>หรือหากแปลเป็นภาษาไทยคือ "โมเดลภาษาขนาดใหญ่" โดยมันเป็นอัลกอริทึมรูปแบบหนึ่งของ การเรียนรู้เชิงลึก (</w:t>
+      </w:r>
+      <w:r>
+        <w:rPr>
+          <w:rFonts w:ascii="TH SarabunPSK" w:hAnsi="TH SarabunPSK" w:cs="TH SarabunPSK"/>
+          <w:sz w:val="32"/>
+          <w:szCs w:val="32"/>
+        </w:rPr>
+        <w:t xml:space="preserve">Deep Learning) </w:t>
+      </w:r>
+      <w:r>
+        <w:rPr>
+          <w:rFonts w:ascii="TH SarabunPSK" w:hAnsi="TH SarabunPSK" w:cs="TH SarabunPSK"/>
+          <w:sz w:val="32"/>
+          <w:szCs w:val="32"/>
+          <w:cs/>
+        </w:rPr>
+        <w:t>ที่สามารถ ประมวลผลงานด้าน "</w:t>
+      </w:r>
+      <w:r>
+        <w:rPr>
+          <w:rFonts w:ascii="TH SarabunPSK" w:hAnsi="TH SarabunPSK" w:cs="TH SarabunPSK"/>
+          <w:sz w:val="32"/>
+          <w:szCs w:val="32"/>
+        </w:rPr>
+        <w:t>Natural Language Processing (NLP)" (</w:t>
+      </w:r>
+      <w:r>
+        <w:rPr>
+          <w:rFonts w:ascii="TH SarabunPSK" w:hAnsi="TH SarabunPSK" w:cs="TH SarabunPSK"/>
+          <w:sz w:val="32"/>
+          <w:szCs w:val="32"/>
+          <w:cs/>
+        </w:rPr>
+        <w:t>การประมวลผลภาษาธรรมชาติ ที่ช่วยให้คอมพิวเตอร์สามารถเข้าใจภาษามนุษย์ได้)</w:t>
+      </w:r>
     </w:p>
     <w:p>
       <w:pPr>
@@ -27262,6 +27702,144 @@
           <w:szCs w:val="32"/>
         </w:rPr>
       </w:pPr>
+      <w:r>
+        <w:rPr>
+          <w:rFonts w:ascii="TH SarabunPSK" w:hAnsi="TH SarabunPSK" w:cs="TH SarabunPSK"/>
+          <w:sz w:val="32"/>
+          <w:szCs w:val="32"/>
+          <w:cs/>
+        </w:rPr>
+        <w:tab/>
+      </w:r>
+      <w:r>
+        <w:rPr>
+          <w:rFonts w:ascii="TH SarabunPSK" w:hAnsi="TH SarabunPSK" w:cs="TH SarabunPSK"/>
+          <w:sz w:val="32"/>
+          <w:szCs w:val="32"/>
+          <w:cs/>
+        </w:rPr>
+        <w:t xml:space="preserve">โดย </w:t>
+      </w:r>
+      <w:r>
+        <w:rPr>
+          <w:rFonts w:ascii="TH SarabunPSK" w:hAnsi="TH SarabunPSK" w:cs="TH SarabunPSK"/>
+          <w:sz w:val="32"/>
+          <w:szCs w:val="32"/>
+        </w:rPr>
+        <w:t xml:space="preserve">LLM </w:t>
+      </w:r>
+      <w:r>
+        <w:rPr>
+          <w:rFonts w:ascii="TH SarabunPSK" w:hAnsi="TH SarabunPSK" w:cs="TH SarabunPSK"/>
+          <w:sz w:val="32"/>
+          <w:szCs w:val="32"/>
+          <w:cs/>
+        </w:rPr>
+        <w:t xml:space="preserve">จะใช้โมเดลแบบ </w:t>
+      </w:r>
+      <w:r>
+        <w:rPr>
+          <w:rFonts w:ascii="TH SarabunPSK" w:hAnsi="TH SarabunPSK" w:cs="TH SarabunPSK"/>
+          <w:sz w:val="32"/>
+          <w:szCs w:val="32"/>
+        </w:rPr>
+        <w:t xml:space="preserve">Transformer </w:t>
+      </w:r>
+      <w:r>
+        <w:rPr>
+          <w:rFonts w:ascii="TH SarabunPSK" w:hAnsi="TH SarabunPSK" w:cs="TH SarabunPSK"/>
+          <w:sz w:val="32"/>
+          <w:szCs w:val="32"/>
+          <w:cs/>
+        </w:rPr>
+        <w:t xml:space="preserve">ซึ่งเป็นสถาปัตยกรรมของ </w:t>
+      </w:r>
+      <w:r>
+        <w:rPr>
+          <w:rFonts w:ascii="TH SarabunPSK" w:hAnsi="TH SarabunPSK" w:cs="TH SarabunPSK"/>
+          <w:sz w:val="32"/>
+          <w:szCs w:val="32"/>
+        </w:rPr>
+        <w:t>Neural Network (</w:t>
+      </w:r>
+      <w:r>
+        <w:rPr>
+          <w:rFonts w:ascii="TH SarabunPSK" w:hAnsi="TH SarabunPSK" w:cs="TH SarabunPSK"/>
+          <w:sz w:val="32"/>
+          <w:szCs w:val="32"/>
+          <w:cs/>
+        </w:rPr>
+        <w:t>โครงข่ายประสาทเทียม) ที่ถูกพัฒนาขึ้นเพื่อจัดการกับงานประมวลผลภาษาธรรมชาติ (</w:t>
+      </w:r>
+      <w:r>
+        <w:rPr>
+          <w:rFonts w:ascii="TH SarabunPSK" w:hAnsi="TH SarabunPSK" w:cs="TH SarabunPSK"/>
+          <w:sz w:val="32"/>
+          <w:szCs w:val="32"/>
+        </w:rPr>
+        <w:t xml:space="preserve">NLP) </w:t>
+      </w:r>
+      <w:r>
+        <w:rPr>
+          <w:rFonts w:ascii="TH SarabunPSK" w:hAnsi="TH SarabunPSK" w:cs="TH SarabunPSK"/>
+          <w:sz w:val="32"/>
+          <w:szCs w:val="32"/>
+          <w:cs/>
+        </w:rPr>
+        <w:lastRenderedPageBreak/>
+        <w:t xml:space="preserve">โดยเฉพาะ ในการฝึกฝนโดยใช้ฐานข้อมูลที่ขนาดใหญ่มาก นั่นทำให้ </w:t>
+      </w:r>
+      <w:r>
+        <w:rPr>
+          <w:rFonts w:ascii="TH SarabunPSK" w:hAnsi="TH SarabunPSK" w:cs="TH SarabunPSK"/>
+          <w:sz w:val="32"/>
+          <w:szCs w:val="32"/>
+        </w:rPr>
+        <w:t xml:space="preserve">LLM </w:t>
+      </w:r>
+      <w:r>
+        <w:rPr>
+          <w:rFonts w:ascii="TH SarabunPSK" w:hAnsi="TH SarabunPSK" w:cs="TH SarabunPSK"/>
+          <w:sz w:val="32"/>
+          <w:szCs w:val="32"/>
+          <w:cs/>
+        </w:rPr>
+        <w:t>สามารถเข้าใจ</w:t>
+      </w:r>
+      <w:r>
+        <w:rPr>
+          <w:rFonts w:ascii="TH SarabunPSK" w:hAnsi="TH SarabunPSK" w:cs="TH SarabunPSK"/>
+          <w:sz w:val="32"/>
+          <w:szCs w:val="32"/>
+        </w:rPr>
+        <w:t xml:space="preserve">, </w:t>
+      </w:r>
+      <w:r>
+        <w:rPr>
+          <w:rFonts w:ascii="TH SarabunPSK" w:hAnsi="TH SarabunPSK" w:cs="TH SarabunPSK"/>
+          <w:sz w:val="32"/>
+          <w:szCs w:val="32"/>
+          <w:cs/>
+        </w:rPr>
+        <w:t>แปลความหมาย</w:t>
+      </w:r>
+      <w:r>
+        <w:rPr>
+          <w:rFonts w:ascii="TH SarabunPSK" w:hAnsi="TH SarabunPSK" w:cs="TH SarabunPSK"/>
+          <w:sz w:val="32"/>
+          <w:szCs w:val="32"/>
+        </w:rPr>
+        <w:t xml:space="preserve">, </w:t>
+      </w:r>
+      <w:r>
+        <w:rPr>
+          <w:rFonts w:ascii="TH SarabunPSK" w:hAnsi="TH SarabunPSK" w:cs="TH SarabunPSK"/>
+          <w:sz w:val="32"/>
+          <w:szCs w:val="32"/>
+          <w:cs/>
+        </w:rPr>
+        <w:t>คาดการณ์ หรือสร้างเนื้อหาใหม่ขึ้นมาได้</w:t>
+      </w:r>
     </w:p>
     <w:p>
       <w:pPr>
@@ -27279,6 +27857,151 @@
           <w:szCs w:val="32"/>
         </w:rPr>
       </w:pPr>
+      <w:r>
+        <w:rPr>
+          <w:rFonts w:ascii="TH SarabunPSK" w:hAnsi="TH SarabunPSK" w:cs="TH SarabunPSK"/>
+          <w:sz w:val="32"/>
+          <w:szCs w:val="32"/>
+          <w:cs/>
+        </w:rPr>
+        <w:tab/>
+      </w:r>
+      <w:r>
+        <w:rPr>
+          <w:rFonts w:ascii="TH SarabunPSK" w:hAnsi="TH SarabunPSK" w:cs="TH SarabunPSK"/>
+          <w:sz w:val="32"/>
+          <w:szCs w:val="32"/>
+          <w:cs/>
+        </w:rPr>
+        <w:t xml:space="preserve">เทคโนโลยี </w:t>
+      </w:r>
+      <w:r>
+        <w:rPr>
+          <w:rFonts w:ascii="TH SarabunPSK" w:hAnsi="TH SarabunPSK" w:cs="TH SarabunPSK"/>
+          <w:sz w:val="32"/>
+          <w:szCs w:val="32"/>
+        </w:rPr>
+        <w:t xml:space="preserve">Large Language Model (LLM) </w:t>
+      </w:r>
+      <w:r>
+        <w:rPr>
+          <w:rFonts w:ascii="TH SarabunPSK" w:hAnsi="TH SarabunPSK" w:cs="TH SarabunPSK"/>
+          <w:sz w:val="32"/>
+          <w:szCs w:val="32"/>
+          <w:cs/>
+        </w:rPr>
+        <w:t xml:space="preserve">มีการทำงานที่ซับซ้อน มีองค์ประกอบสำคัญหลายอย่างที่ต้องทำงานร่วมกันรากฐานสำคัญของ </w:t>
+      </w:r>
+      <w:r>
+        <w:rPr>
+          <w:rFonts w:ascii="TH SarabunPSK" w:hAnsi="TH SarabunPSK" w:cs="TH SarabunPSK"/>
+          <w:sz w:val="32"/>
+          <w:szCs w:val="32"/>
+        </w:rPr>
+        <w:t xml:space="preserve">LLM </w:t>
+      </w:r>
+      <w:r>
+        <w:rPr>
+          <w:rFonts w:ascii="TH SarabunPSK" w:hAnsi="TH SarabunPSK" w:cs="TH SarabunPSK"/>
+          <w:sz w:val="32"/>
+          <w:szCs w:val="32"/>
+          <w:cs/>
+        </w:rPr>
+        <w:t>คือ มันจำเป็นผ่านการฝึกฝนกับข้อมูลขนาดใหญ่ หรือบางครั้งเราจะเรียกก้อนข้อมูลขนาดยักษ์นี้ว่า "</w:t>
+      </w:r>
+      <w:r>
+        <w:rPr>
+          <w:rFonts w:ascii="TH SarabunPSK" w:hAnsi="TH SarabunPSK" w:cs="TH SarabunPSK"/>
+          <w:sz w:val="32"/>
+          <w:szCs w:val="32"/>
+        </w:rPr>
+        <w:t xml:space="preserve">Corpus" </w:t>
+      </w:r>
+      <w:r>
+        <w:rPr>
+          <w:rFonts w:ascii="TH SarabunPSK" w:hAnsi="TH SarabunPSK" w:cs="TH SarabunPSK"/>
+          <w:sz w:val="32"/>
+          <w:szCs w:val="32"/>
+          <w:cs/>
+        </w:rPr>
+        <w:t xml:space="preserve">ซึ่งขนาดของมันจะใหญ่ถึงระดับ </w:t>
+      </w:r>
+      <w:r>
+        <w:rPr>
+          <w:rFonts w:ascii="TH SarabunPSK" w:hAnsi="TH SarabunPSK" w:cs="TH SarabunPSK"/>
+          <w:sz w:val="32"/>
+          <w:szCs w:val="32"/>
+        </w:rPr>
+        <w:t>Petabytes (</w:t>
+      </w:r>
+      <w:r>
+        <w:rPr>
+          <w:rFonts w:ascii="TH SarabunPSK" w:hAnsi="TH SarabunPSK" w:cs="TH SarabunPSK"/>
+          <w:sz w:val="32"/>
+          <w:szCs w:val="32"/>
+          <w:cs/>
+        </w:rPr>
+        <w:t xml:space="preserve">1 </w:t>
+      </w:r>
+      <w:r>
+        <w:rPr>
+          <w:rFonts w:ascii="TH SarabunPSK" w:hAnsi="TH SarabunPSK" w:cs="TH SarabunPSK"/>
+          <w:sz w:val="32"/>
+          <w:szCs w:val="32"/>
+        </w:rPr>
+        <w:t xml:space="preserve">PB = </w:t>
+      </w:r>
+      <w:r>
+        <w:rPr>
+          <w:rFonts w:ascii="TH SarabunPSK" w:hAnsi="TH SarabunPSK" w:cs="TH SarabunPSK"/>
+          <w:sz w:val="32"/>
+          <w:szCs w:val="32"/>
+          <w:cs/>
+        </w:rPr>
+        <w:t>1</w:t>
+      </w:r>
+      <w:r>
+        <w:rPr>
+          <w:rFonts w:ascii="TH SarabunPSK" w:hAnsi="TH SarabunPSK" w:cs="TH SarabunPSK"/>
+          <w:sz w:val="32"/>
+          <w:szCs w:val="32"/>
+        </w:rPr>
+        <w:t>,</w:t>
+      </w:r>
+      <w:r>
+        <w:rPr>
+          <w:rFonts w:ascii="TH SarabunPSK" w:hAnsi="TH SarabunPSK" w:cs="TH SarabunPSK"/>
+          <w:sz w:val="32"/>
+          <w:szCs w:val="32"/>
+          <w:cs/>
+        </w:rPr>
+        <w:t>048</w:t>
+      </w:r>
+      <w:r>
+        <w:rPr>
+          <w:rFonts w:ascii="TH SarabunPSK" w:hAnsi="TH SarabunPSK" w:cs="TH SarabunPSK"/>
+          <w:sz w:val="32"/>
+          <w:szCs w:val="32"/>
+        </w:rPr>
+        <w:t>,</w:t>
+      </w:r>
+      <w:r>
+        <w:rPr>
+          <w:rFonts w:ascii="TH SarabunPSK" w:hAnsi="TH SarabunPSK" w:cs="TH SarabunPSK"/>
+          <w:sz w:val="32"/>
+          <w:szCs w:val="32"/>
+          <w:cs/>
+        </w:rPr>
+        <w:t xml:space="preserve">576 </w:t>
+      </w:r>
+      <w:r>
+        <w:rPr>
+          <w:rFonts w:ascii="TH SarabunPSK" w:hAnsi="TH SarabunPSK" w:cs="TH SarabunPSK"/>
+          <w:sz w:val="32"/>
+          <w:szCs w:val="32"/>
+        </w:rPr>
+        <w:t xml:space="preserve">GB) </w:t>
+      </w:r>
     </w:p>
     <w:p>
       <w:pPr>
@@ -27291,11 +28014,63 @@
         </w:tabs>
         <w:jc w:val="thaiDistribute"/>
         <w:rPr>
-          <w:rFonts w:ascii="TH SarabunPSK" w:hAnsi="TH SarabunPSK" w:cs="TH SarabunPSK" w:hint="cs"/>
-          <w:sz w:val="32"/>
-          <w:szCs w:val="32"/>
-        </w:rPr>
-      </w:pPr>
+          <w:rFonts w:ascii="TH SarabunPSK" w:hAnsi="TH SarabunPSK" w:cs="TH SarabunPSK"/>
+          <w:sz w:val="32"/>
+          <w:szCs w:val="32"/>
+        </w:rPr>
+      </w:pPr>
+      <w:r>
+        <w:rPr>
+          <w:rFonts w:ascii="TH SarabunPSK" w:hAnsi="TH SarabunPSK" w:cs="TH SarabunPSK"/>
+          <w:sz w:val="32"/>
+          <w:szCs w:val="32"/>
+          <w:cs/>
+        </w:rPr>
+        <w:tab/>
+      </w:r>
+      <w:r>
+        <w:rPr>
+          <w:rFonts w:ascii="TH SarabunPSK" w:hAnsi="TH SarabunPSK" w:cs="TH SarabunPSK"/>
+          <w:sz w:val="32"/>
+          <w:szCs w:val="32"/>
+          <w:cs/>
+        </w:rPr>
+        <w:t xml:space="preserve">ขั้นตอนในการฝึกฝนก็มีอยู่หลายชั้น ตามปกติแล้ว จะเริ่มต้นด้วยการเรียนรู้แบบ </w:t>
+      </w:r>
+      <w:r>
+        <w:rPr>
+          <w:rFonts w:ascii="TH SarabunPSK" w:hAnsi="TH SarabunPSK" w:cs="TH SarabunPSK"/>
+          <w:sz w:val="32"/>
+          <w:szCs w:val="32"/>
+        </w:rPr>
+        <w:t xml:space="preserve">Unsupervised Learning </w:t>
+      </w:r>
+      <w:r>
+        <w:rPr>
+          <w:rFonts w:ascii="TH SarabunPSK" w:hAnsi="TH SarabunPSK" w:cs="TH SarabunPSK"/>
+          <w:sz w:val="32"/>
+          <w:szCs w:val="32"/>
+          <w:cs/>
+        </w:rPr>
+        <w:t>ซึ่งเป็นการเรียนรู้จากข้อมูลที่ยังไม่ได้รับการจัดระเบียบโครงสร้าง หรือจัดหมวดหมู่ เพื่อเก็บข้อมูลไว้ใช้อ้างอิงให้ได้มากที่สุด รวมถึงพยายามหาความสัมพันธ์</w:t>
+      </w:r>
+      <w:r>
+        <w:rPr>
+          <w:rFonts w:ascii="TH SarabunPSK" w:hAnsi="TH SarabunPSK" w:cs="TH SarabunPSK"/>
+          <w:sz w:val="32"/>
+          <w:szCs w:val="32"/>
+        </w:rPr>
+        <w:t xml:space="preserve">, </w:t>
+      </w:r>
+      <w:r>
+        <w:rPr>
+          <w:rFonts w:ascii="TH SarabunPSK" w:hAnsi="TH SarabunPSK" w:cs="TH SarabunPSK"/>
+          <w:sz w:val="32"/>
+          <w:szCs w:val="32"/>
+          <w:cs/>
+        </w:rPr>
+        <w:t>ความแตกต่าง และแนวคิดของแต่ละคำที่ได้เรียนรู้</w:t>
+      </w:r>
     </w:p>
     <w:p>
       <w:pPr>
@@ -27308,11 +28083,63 @@
         </w:tabs>
         <w:jc w:val="thaiDistribute"/>
         <w:rPr>
-          <w:rFonts w:ascii="TH SarabunPSK" w:hAnsi="TH SarabunPSK" w:cs="TH SarabunPSK"/>
-          <w:sz w:val="32"/>
-          <w:szCs w:val="32"/>
-        </w:rPr>
-      </w:pPr>
+          <w:rFonts w:ascii="TH SarabunPSK" w:hAnsi="TH SarabunPSK" w:cs="TH SarabunPSK" w:hint="cs"/>
+          <w:sz w:val="32"/>
+          <w:szCs w:val="32"/>
+        </w:rPr>
+      </w:pPr>
+      <w:r>
+        <w:rPr>
+          <w:rFonts w:ascii="TH SarabunPSK" w:hAnsi="TH SarabunPSK" w:cs="TH SarabunPSK"/>
+          <w:sz w:val="32"/>
+          <w:szCs w:val="32"/>
+          <w:cs/>
+        </w:rPr>
+        <w:tab/>
+      </w:r>
+      <w:r>
+        <w:rPr>
+          <w:rFonts w:ascii="TH SarabunPSK" w:hAnsi="TH SarabunPSK" w:cs="TH SarabunPSK"/>
+          <w:sz w:val="32"/>
+          <w:szCs w:val="32"/>
+          <w:cs/>
+        </w:rPr>
+        <w:t xml:space="preserve">ขั้นตอนถัดมา </w:t>
+      </w:r>
+      <w:r>
+        <w:rPr>
+          <w:rFonts w:ascii="TH SarabunPSK" w:hAnsi="TH SarabunPSK" w:cs="TH SarabunPSK"/>
+          <w:sz w:val="32"/>
+          <w:szCs w:val="32"/>
+        </w:rPr>
+        <w:t xml:space="preserve">LLM </w:t>
+      </w:r>
+      <w:r>
+        <w:rPr>
+          <w:rFonts w:ascii="TH SarabunPSK" w:hAnsi="TH SarabunPSK" w:cs="TH SarabunPSK"/>
+          <w:sz w:val="32"/>
+          <w:szCs w:val="32"/>
+          <w:cs/>
+        </w:rPr>
+        <w:t>บางโมเดล จะเริ่มปรับแต่งรูปแบบการเรียนรู้ จำลองระบบตรวจสอบขึ้นมาด้วยตนเอง บางข้อมูลจะได้รับการติดสัญลักษณ์ (</w:t>
+      </w:r>
+      <w:r>
+        <w:rPr>
+          <w:rFonts w:ascii="TH SarabunPSK" w:hAnsi="TH SarabunPSK" w:cs="TH SarabunPSK"/>
+          <w:sz w:val="32"/>
+          <w:szCs w:val="32"/>
+        </w:rPr>
+        <w:t xml:space="preserve">Label) </w:t>
+      </w:r>
+      <w:r>
+        <w:rPr>
+          <w:rFonts w:ascii="TH SarabunPSK" w:hAnsi="TH SarabunPSK" w:cs="TH SarabunPSK"/>
+          <w:sz w:val="32"/>
+          <w:szCs w:val="32"/>
+          <w:cs/>
+        </w:rPr>
+        <w:t>บ้างแล้ว เพื่อช่วยให้โมเดลแยกแยะแนวคิดต่าง ๆ ให้แม่นยำมากขึ้น</w:t>
+      </w:r>
     </w:p>
     <w:p>
       <w:pPr>
@@ -27330,6 +28157,170 @@
           <w:szCs w:val="32"/>
         </w:rPr>
       </w:pPr>
+      <w:r>
+        <w:rPr>
+          <w:rFonts w:ascii="TH SarabunPSK" w:hAnsi="TH SarabunPSK" w:cs="TH SarabunPSK"/>
+          <w:sz w:val="32"/>
+          <w:szCs w:val="32"/>
+          <w:cs/>
+        </w:rPr>
+        <w:tab/>
+      </w:r>
+      <w:r>
+        <w:rPr>
+          <w:rFonts w:ascii="TH SarabunPSK" w:hAnsi="TH SarabunPSK" w:cs="TH SarabunPSK"/>
+          <w:sz w:val="32"/>
+          <w:szCs w:val="32"/>
+          <w:cs/>
+        </w:rPr>
+        <w:t xml:space="preserve">จากนั้น </w:t>
+      </w:r>
+      <w:r>
+        <w:rPr>
+          <w:rFonts w:ascii="TH SarabunPSK" w:hAnsi="TH SarabunPSK" w:cs="TH SarabunPSK"/>
+          <w:sz w:val="32"/>
+          <w:szCs w:val="32"/>
+        </w:rPr>
+        <w:t xml:space="preserve">LLM </w:t>
+      </w:r>
+      <w:r>
+        <w:rPr>
+          <w:rFonts w:ascii="TH SarabunPSK" w:hAnsi="TH SarabunPSK" w:cs="TH SarabunPSK"/>
+          <w:sz w:val="32"/>
+          <w:szCs w:val="32"/>
+          <w:cs/>
+        </w:rPr>
+        <w:t xml:space="preserve">จะเริ่มเรียนรู้แบบ </w:t>
+      </w:r>
+      <w:r>
+        <w:rPr>
+          <w:rFonts w:ascii="TH SarabunPSK" w:hAnsi="TH SarabunPSK" w:cs="TH SarabunPSK"/>
+          <w:sz w:val="32"/>
+          <w:szCs w:val="32"/>
+        </w:rPr>
+        <w:t xml:space="preserve">Deep Learning </w:t>
+      </w:r>
+      <w:r>
+        <w:rPr>
+          <w:rFonts w:ascii="TH SarabunPSK" w:hAnsi="TH SarabunPSK" w:cs="TH SarabunPSK"/>
+          <w:sz w:val="32"/>
+          <w:szCs w:val="32"/>
+          <w:cs/>
+        </w:rPr>
+        <w:t xml:space="preserve">ผ่านกระบวนการ </w:t>
+      </w:r>
+      <w:r>
+        <w:rPr>
+          <w:rFonts w:ascii="TH SarabunPSK" w:hAnsi="TH SarabunPSK" w:cs="TH SarabunPSK"/>
+          <w:sz w:val="32"/>
+          <w:szCs w:val="32"/>
+        </w:rPr>
+        <w:t xml:space="preserve">Transformer </w:t>
+      </w:r>
+      <w:r>
+        <w:rPr>
+          <w:rFonts w:ascii="TH SarabunPSK" w:hAnsi="TH SarabunPSK" w:cs="TH SarabunPSK"/>
+          <w:sz w:val="32"/>
+          <w:szCs w:val="32"/>
+          <w:cs/>
+        </w:rPr>
+        <w:t xml:space="preserve">ด้วย </w:t>
+      </w:r>
+      <w:proofErr w:type="spellStart"/>
+      <w:r>
+        <w:rPr>
+          <w:rFonts w:ascii="TH SarabunPSK" w:hAnsi="TH SarabunPSK" w:cs="TH SarabunPSK"/>
+          <w:sz w:val="32"/>
+          <w:szCs w:val="32"/>
+        </w:rPr>
+        <w:t>Nerural</w:t>
+      </w:r>
+      <w:proofErr w:type="spellEnd"/>
+      <w:r>
+        <w:rPr>
+          <w:rFonts w:ascii="TH SarabunPSK" w:hAnsi="TH SarabunPSK" w:cs="TH SarabunPSK"/>
+          <w:sz w:val="32"/>
+          <w:szCs w:val="32"/>
+        </w:rPr>
+        <w:t xml:space="preserve"> Network </w:t>
+      </w:r>
+      <w:r>
+        <w:rPr>
+          <w:rFonts w:ascii="TH SarabunPSK" w:hAnsi="TH SarabunPSK" w:cs="TH SarabunPSK"/>
+          <w:sz w:val="32"/>
+          <w:szCs w:val="32"/>
+          <w:cs/>
+        </w:rPr>
+        <w:t xml:space="preserve">ซึ่งสถาปัตยกรรมของโมเดล </w:t>
+      </w:r>
+      <w:r>
+        <w:rPr>
+          <w:rFonts w:ascii="TH SarabunPSK" w:hAnsi="TH SarabunPSK" w:cs="TH SarabunPSK"/>
+          <w:sz w:val="32"/>
+          <w:szCs w:val="32"/>
+        </w:rPr>
+        <w:t xml:space="preserve">Transformer </w:t>
+      </w:r>
+      <w:r>
+        <w:rPr>
+          <w:rFonts w:ascii="TH SarabunPSK" w:hAnsi="TH SarabunPSK" w:cs="TH SarabunPSK"/>
+          <w:sz w:val="32"/>
+          <w:szCs w:val="32"/>
+          <w:cs/>
+        </w:rPr>
+        <w:t xml:space="preserve">นั้น จะช่วยให้ </w:t>
+      </w:r>
+      <w:r>
+        <w:rPr>
+          <w:rFonts w:ascii="TH SarabunPSK" w:hAnsi="TH SarabunPSK" w:cs="TH SarabunPSK"/>
+          <w:sz w:val="32"/>
+          <w:szCs w:val="32"/>
+        </w:rPr>
+        <w:t xml:space="preserve">LLM </w:t>
+      </w:r>
+      <w:r>
+        <w:rPr>
+          <w:rFonts w:ascii="TH SarabunPSK" w:hAnsi="TH SarabunPSK" w:cs="TH SarabunPSK"/>
+          <w:sz w:val="32"/>
+          <w:szCs w:val="32"/>
+          <w:cs/>
+        </w:rPr>
+        <w:t>เข้าใจ</w:t>
+      </w:r>
+      <w:r>
+        <w:rPr>
+          <w:rFonts w:ascii="TH SarabunPSK" w:hAnsi="TH SarabunPSK" w:cs="TH SarabunPSK"/>
+          <w:sz w:val="32"/>
+          <w:szCs w:val="32"/>
+        </w:rPr>
+        <w:t xml:space="preserve">, </w:t>
+      </w:r>
+      <w:r>
+        <w:rPr>
+          <w:rFonts w:ascii="TH SarabunPSK" w:hAnsi="TH SarabunPSK" w:cs="TH SarabunPSK"/>
+          <w:sz w:val="32"/>
+          <w:szCs w:val="32"/>
+          <w:cs/>
+        </w:rPr>
+        <w:t>รับรู้ความสัมพันธ์ และหาความเชื่อมโยงระหว่างคำ และแนวคิดต่าง ๆ ได้ด้วยหลักการที่มันคิดค้นขึ้นมาเอง ซึ่งตัวหลักการนี้ก็จะมีการให้ "คะแนน" หรือ "น้ำหนัก" ซึ่งจะถูกเรียกว่า "</w:t>
+      </w:r>
+      <w:r>
+        <w:rPr>
+          <w:rFonts w:ascii="TH SarabunPSK" w:hAnsi="TH SarabunPSK" w:cs="TH SarabunPSK"/>
+          <w:sz w:val="32"/>
+          <w:szCs w:val="32"/>
+        </w:rPr>
+        <w:t xml:space="preserve">Token" </w:t>
+      </w:r>
+      <w:r>
+        <w:rPr>
+          <w:rFonts w:ascii="TH SarabunPSK" w:hAnsi="TH SarabunPSK" w:cs="TH SarabunPSK"/>
+          <w:sz w:val="32"/>
+          <w:szCs w:val="32"/>
+          <w:cs/>
+        </w:rPr>
+        <w:t>ให้กับแต่ละสิ่งที่มันรู้จัก เพื่อจัดลำดับความสำคัญของความสัมพันธ์</w:t>
+      </w:r>
     </w:p>
     <w:p>
       <w:pPr>
@@ -27342,6 +28333,1001 @@
         </w:tabs>
         <w:jc w:val="thaiDistribute"/>
         <w:rPr>
+          <w:rFonts w:ascii="TH SarabunPSK" w:hAnsi="TH SarabunPSK" w:cs="TH SarabunPSK" w:hint="cs"/>
+          <w:sz w:val="32"/>
+          <w:szCs w:val="32"/>
+        </w:rPr>
+      </w:pPr>
+      <w:r>
+        <w:rPr>
+          <w:rFonts w:ascii="TH SarabunPSK" w:hAnsi="TH SarabunPSK" w:cs="TH SarabunPSK"/>
+          <w:sz w:val="32"/>
+          <w:szCs w:val="32"/>
+          <w:cs/>
+        </w:rPr>
+        <w:tab/>
+      </w:r>
+      <w:r>
+        <w:rPr>
+          <w:rFonts w:ascii="TH SarabunPSK" w:hAnsi="TH SarabunPSK" w:cs="TH SarabunPSK"/>
+          <w:sz w:val="32"/>
+          <w:szCs w:val="32"/>
+          <w:cs/>
+        </w:rPr>
+        <w:t xml:space="preserve">เมื่อ </w:t>
+      </w:r>
+      <w:r>
+        <w:rPr>
+          <w:rFonts w:ascii="TH SarabunPSK" w:hAnsi="TH SarabunPSK" w:cs="TH SarabunPSK"/>
+          <w:sz w:val="32"/>
+          <w:szCs w:val="32"/>
+        </w:rPr>
+        <w:t xml:space="preserve">LLM </w:t>
+      </w:r>
+      <w:r>
+        <w:rPr>
+          <w:rFonts w:ascii="TH SarabunPSK" w:hAnsi="TH SarabunPSK" w:cs="TH SarabunPSK"/>
+          <w:sz w:val="32"/>
+          <w:szCs w:val="32"/>
+          <w:cs/>
+        </w:rPr>
+        <w:t xml:space="preserve">ผ่านการฝึกฝนเป็นที่เรียบร้อยแล้ว มันจะกลายเป็นรากฐานให้ </w:t>
+      </w:r>
+      <w:r>
+        <w:rPr>
+          <w:rFonts w:ascii="TH SarabunPSK" w:hAnsi="TH SarabunPSK" w:cs="TH SarabunPSK"/>
+          <w:sz w:val="32"/>
+          <w:szCs w:val="32"/>
+        </w:rPr>
+        <w:t xml:space="preserve">AI </w:t>
+      </w:r>
+      <w:r>
+        <w:rPr>
+          <w:rFonts w:ascii="TH SarabunPSK" w:hAnsi="TH SarabunPSK" w:cs="TH SarabunPSK"/>
+          <w:sz w:val="32"/>
+          <w:szCs w:val="32"/>
+          <w:cs/>
+        </w:rPr>
+        <w:t xml:space="preserve">สามารถนำไปใช้ประโยชน์ต่อได้ โดยเมื่อผู้ใช้ป้อน </w:t>
+      </w:r>
+      <w:r>
+        <w:rPr>
+          <w:rFonts w:ascii="TH SarabunPSK" w:hAnsi="TH SarabunPSK" w:cs="TH SarabunPSK"/>
+          <w:sz w:val="32"/>
+          <w:szCs w:val="32"/>
+        </w:rPr>
+        <w:t xml:space="preserve">Prompt </w:t>
+      </w:r>
+      <w:r>
+        <w:rPr>
+          <w:rFonts w:ascii="TH SarabunPSK" w:hAnsi="TH SarabunPSK" w:cs="TH SarabunPSK"/>
+          <w:sz w:val="32"/>
+          <w:szCs w:val="32"/>
+          <w:cs/>
+        </w:rPr>
+        <w:t xml:space="preserve">เข้าไป ตัว </w:t>
+      </w:r>
+      <w:r>
+        <w:rPr>
+          <w:rFonts w:ascii="TH SarabunPSK" w:hAnsi="TH SarabunPSK" w:cs="TH SarabunPSK"/>
+          <w:sz w:val="32"/>
+          <w:szCs w:val="32"/>
+        </w:rPr>
+        <w:t xml:space="preserve">AI </w:t>
+      </w:r>
+      <w:r>
+        <w:rPr>
+          <w:rFonts w:ascii="TH SarabunPSK" w:hAnsi="TH SarabunPSK" w:cs="TH SarabunPSK"/>
+          <w:sz w:val="32"/>
+          <w:szCs w:val="32"/>
+          <w:cs/>
+        </w:rPr>
+        <w:t xml:space="preserve">ก็จะสร้างผลลัพธ์ออกมาตอบคำสั่งที่ได้ด้วยการใช้ </w:t>
+      </w:r>
+      <w:r>
+        <w:rPr>
+          <w:rFonts w:ascii="TH SarabunPSK" w:hAnsi="TH SarabunPSK" w:cs="TH SarabunPSK"/>
+          <w:sz w:val="32"/>
+          <w:szCs w:val="32"/>
+        </w:rPr>
+        <w:t xml:space="preserve">LLM </w:t>
+      </w:r>
+      <w:r>
+        <w:rPr>
+          <w:rFonts w:ascii="TH SarabunPSK" w:hAnsi="TH SarabunPSK" w:cs="TH SarabunPSK"/>
+          <w:sz w:val="32"/>
+          <w:szCs w:val="32"/>
+          <w:cs/>
+        </w:rPr>
+        <w:t>วิเคราะห์ และสร้างคำตอบใหม่ที่เหมาะสมตอบกลับมา</w:t>
+      </w:r>
+    </w:p>
+    <w:p>
+      <w:pPr>
+        <w:tabs>
+          <w:tab w:val="left" w:pos="567"/>
+          <w:tab w:val="left" w:pos="851"/>
+          <w:tab w:val="left" w:pos="1276"/>
+          <w:tab w:val="left" w:pos="1985"/>
+          <w:tab w:val="left" w:pos="2835"/>
+        </w:tabs>
+        <w:jc w:val="thaiDistribute"/>
+        <w:rPr>
+          <w:rFonts w:ascii="TH SarabunPSK" w:hAnsi="TH SarabunPSK" w:cs="TH SarabunPSK"/>
+          <w:sz w:val="32"/>
+          <w:szCs w:val="32"/>
+        </w:rPr>
+      </w:pPr>
+      <w:r>
+        <w:rPr>
+          <w:rFonts w:ascii="TH SarabunPSK" w:hAnsi="TH SarabunPSK" w:cs="TH SarabunPSK"/>
+          <w:sz w:val="32"/>
+          <w:szCs w:val="32"/>
+          <w:cs/>
+        </w:rPr>
+        <w:tab/>
+      </w:r>
+      <w:r>
+        <w:rPr>
+          <w:rFonts w:ascii="TH SarabunPSK" w:hAnsi="TH SarabunPSK" w:cs="TH SarabunPSK" w:hint="cs"/>
+          <w:sz w:val="32"/>
+          <w:szCs w:val="32"/>
+          <w:cs/>
+        </w:rPr>
+        <w:t>2.4.15</w:t>
+      </w:r>
+      <w:r>
+        <w:rPr>
+          <w:rFonts w:ascii="TH SarabunPSK" w:hAnsi="TH SarabunPSK" w:cs="TH SarabunPSK" w:hint="cs"/>
+          <w:color w:val="FFFFFF" w:themeColor="background1"/>
+          <w:sz w:val="32"/>
+          <w:szCs w:val="32"/>
+          <w:cs/>
+        </w:rPr>
+        <w:t>**</w:t>
+      </w:r>
+      <w:r>
+        <w:rPr>
+          <w:rFonts w:ascii="TH SarabunPSK" w:hAnsi="TH SarabunPSK" w:cs="TH SarabunPSK"/>
+          <w:sz w:val="32"/>
+          <w:szCs w:val="32"/>
+        </w:rPr>
+        <w:t xml:space="preserve">Vector Database </w:t>
+      </w:r>
+      <w:r>
+        <w:rPr>
+          <w:rFonts w:ascii="TH SarabunPSK" w:hAnsi="TH SarabunPSK" w:cs="TH SarabunPSK"/>
+          <w:sz w:val="32"/>
+          <w:szCs w:val="32"/>
+          <w:cs/>
+        </w:rPr>
+        <w:t>คืออะไร</w:t>
+      </w:r>
+      <w:r>
+        <w:rPr>
+          <w:rFonts w:ascii="TH SarabunPSK" w:hAnsi="TH SarabunPSK" w:cs="TH SarabunPSK"/>
+          <w:sz w:val="32"/>
+          <w:szCs w:val="32"/>
+        </w:rPr>
+        <w:t>?</w:t>
+      </w:r>
+      <w:r>
+        <w:rPr>
+          <w:rFonts w:ascii="TH SarabunPSK" w:hAnsi="TH SarabunPSK" w:cs="TH SarabunPSK" w:hint="cs"/>
+          <w:sz w:val="32"/>
+          <w:szCs w:val="32"/>
+          <w:cs/>
+        </w:rPr>
+        <w:t xml:space="preserve"> </w:t>
+      </w:r>
+      <w:r>
+        <w:rPr>
+          <w:rFonts w:ascii="TH SarabunPSK" w:hAnsi="TH SarabunPSK" w:cs="TH SarabunPSK"/>
+          <w:sz w:val="32"/>
+          <w:szCs w:val="32"/>
+        </w:rPr>
+        <w:t>(</w:t>
+      </w:r>
+      <w:proofErr w:type="spellStart"/>
+      <w:proofErr w:type="gramStart"/>
+      <w:r>
+        <w:rPr>
+          <w:rFonts w:ascii="TH SarabunPSK" w:hAnsi="TH SarabunPSK" w:cs="TH SarabunPSK"/>
+          <w:sz w:val="32"/>
+          <w:szCs w:val="32"/>
+        </w:rPr>
+        <w:t>learn.prompt</w:t>
+      </w:r>
+      <w:proofErr w:type="spellEnd"/>
+      <w:proofErr w:type="gramEnd"/>
+      <w:r>
+        <w:rPr>
+          <w:rFonts w:ascii="TH SarabunPSK" w:hAnsi="TH SarabunPSK" w:cs="TH SarabunPSK"/>
+          <w:sz w:val="32"/>
+          <w:szCs w:val="32"/>
+        </w:rPr>
+        <w:t>, 2567)</w:t>
+      </w:r>
+      <w:r>
+        <w:rPr>
+          <w:rFonts w:ascii="TH SarabunPSK" w:hAnsi="TH SarabunPSK" w:cs="TH SarabunPSK"/>
+          <w:sz w:val="32"/>
+          <w:szCs w:val="32"/>
+          <w:cs/>
+        </w:rPr>
+        <w:tab/>
+      </w:r>
+    </w:p>
+    <w:p>
+      <w:pPr>
+        <w:tabs>
+          <w:tab w:val="left" w:pos="567"/>
+          <w:tab w:val="left" w:pos="851"/>
+          <w:tab w:val="left" w:pos="1276"/>
+          <w:tab w:val="left" w:pos="1985"/>
+          <w:tab w:val="left" w:pos="2835"/>
+        </w:tabs>
+        <w:jc w:val="thaiDistribute"/>
+        <w:rPr>
+          <w:rFonts w:ascii="TH SarabunPSK" w:hAnsi="TH SarabunPSK" w:cs="TH SarabunPSK"/>
+          <w:sz w:val="32"/>
+          <w:szCs w:val="32"/>
+        </w:rPr>
+      </w:pPr>
+      <w:r>
+        <w:rPr>
+          <w:rFonts w:ascii="TH SarabunPSK" w:hAnsi="TH SarabunPSK" w:cs="TH SarabunPSK"/>
+          <w:sz w:val="32"/>
+          <w:szCs w:val="32"/>
+          <w:cs/>
+        </w:rPr>
+        <w:tab/>
+      </w:r>
+      <w:r>
+        <w:rPr>
+          <w:rFonts w:ascii="TH SarabunPSK" w:hAnsi="TH SarabunPSK" w:cs="TH SarabunPSK"/>
+          <w:sz w:val="32"/>
+          <w:szCs w:val="32"/>
+          <w:cs/>
+        </w:rPr>
+        <w:t>ในยุคปัจจุบันที่ปริมาณข้อมูลมีการขยายตัวอย่างรวดเร็วและทวีความซับซ้อน การบริหารจัดการข้อมูลจึงถือเป็นความท้าทายสำคัญ โดยเฉพาะอย่างยิ่งในกระบวนการพัฒนาแอปพลิเคชันปัญญาประดิษฐ์ (</w:t>
+      </w:r>
+      <w:r>
+        <w:rPr>
+          <w:rFonts w:ascii="TH SarabunPSK" w:hAnsi="TH SarabunPSK" w:cs="TH SarabunPSK"/>
+          <w:sz w:val="32"/>
+          <w:szCs w:val="32"/>
+        </w:rPr>
+        <w:t xml:space="preserve">AI Application) </w:t>
+      </w:r>
+      <w:r>
+        <w:rPr>
+          <w:rFonts w:ascii="TH SarabunPSK" w:hAnsi="TH SarabunPSK" w:cs="TH SarabunPSK"/>
+          <w:sz w:val="32"/>
+          <w:szCs w:val="32"/>
+          <w:cs/>
+        </w:rPr>
+        <w:t>ที่จำเป็นต้องอาศัยความแม่นยำและประสิทธิภาพสูงในการสืบค้นข้อมูลที่มีความคล้ายคลึงกัน (</w:t>
+      </w:r>
+      <w:r>
+        <w:rPr>
+          <w:rFonts w:ascii="TH SarabunPSK" w:hAnsi="TH SarabunPSK" w:cs="TH SarabunPSK"/>
+          <w:sz w:val="32"/>
+          <w:szCs w:val="32"/>
+        </w:rPr>
+        <w:t xml:space="preserve">Similarity Search) </w:t>
+      </w:r>
+      <w:r>
+        <w:rPr>
+          <w:rFonts w:ascii="TH SarabunPSK" w:hAnsi="TH SarabunPSK" w:cs="TH SarabunPSK"/>
+          <w:sz w:val="32"/>
+          <w:szCs w:val="32"/>
+          <w:cs/>
+        </w:rPr>
+        <w:t xml:space="preserve">บทความนี้จึงมุ่งเน้นที่จะอธิบายถึงนิยามและหลักการทำงานของ </w:t>
+      </w:r>
+      <w:r>
+        <w:rPr>
+          <w:rFonts w:ascii="TH SarabunPSK" w:hAnsi="TH SarabunPSK" w:cs="TH SarabunPSK"/>
+          <w:sz w:val="32"/>
+          <w:szCs w:val="32"/>
+        </w:rPr>
+        <w:t xml:space="preserve">Vector Database </w:t>
+      </w:r>
+      <w:r>
+        <w:rPr>
+          <w:rFonts w:ascii="TH SarabunPSK" w:hAnsi="TH SarabunPSK" w:cs="TH SarabunPSK"/>
+          <w:sz w:val="32"/>
+          <w:szCs w:val="32"/>
+          <w:cs/>
+        </w:rPr>
+        <w:t xml:space="preserve">รวมถึงวิเคราะห์บทบาทสำคัญของเทคโนโลยีดังกล่าวในการยกระดับการพัฒนา </w:t>
+      </w:r>
+      <w:r>
+        <w:rPr>
+          <w:rFonts w:ascii="TH SarabunPSK" w:hAnsi="TH SarabunPSK" w:cs="TH SarabunPSK"/>
+          <w:sz w:val="32"/>
+          <w:szCs w:val="32"/>
+        </w:rPr>
+        <w:t>AI</w:t>
+      </w:r>
+    </w:p>
+    <w:p>
+      <w:pPr>
+        <w:tabs>
+          <w:tab w:val="left" w:pos="567"/>
+          <w:tab w:val="left" w:pos="851"/>
+          <w:tab w:val="left" w:pos="1276"/>
+          <w:tab w:val="left" w:pos="1985"/>
+          <w:tab w:val="left" w:pos="2835"/>
+        </w:tabs>
+        <w:jc w:val="thaiDistribute"/>
+        <w:rPr>
+          <w:rFonts w:ascii="TH SarabunPSK" w:hAnsi="TH SarabunPSK" w:cs="TH SarabunPSK"/>
+          <w:sz w:val="32"/>
+          <w:szCs w:val="32"/>
+        </w:rPr>
+      </w:pPr>
+      <w:r>
+        <w:rPr>
+          <w:rFonts w:ascii="TH SarabunPSK" w:hAnsi="TH SarabunPSK" w:cs="TH SarabunPSK"/>
+          <w:sz w:val="32"/>
+          <w:szCs w:val="32"/>
+          <w:cs/>
+        </w:rPr>
+        <w:tab/>
+      </w:r>
+      <w:r>
+        <w:rPr>
+          <w:rFonts w:ascii="TH SarabunPSK" w:hAnsi="TH SarabunPSK" w:cs="TH SarabunPSK"/>
+          <w:sz w:val="32"/>
+          <w:szCs w:val="32"/>
+          <w:cs/>
+        </w:rPr>
+        <w:t xml:space="preserve">ประเด็นสำคัญที่มักถูกหยิบยกมาพิจารณาคือ เหตุใดจึงมีความจำเป็นต้องนำ </w:t>
+      </w:r>
+      <w:r>
+        <w:rPr>
+          <w:rFonts w:ascii="TH SarabunPSK" w:hAnsi="TH SarabunPSK" w:cs="TH SarabunPSK"/>
+          <w:sz w:val="32"/>
+          <w:szCs w:val="32"/>
+        </w:rPr>
+        <w:t xml:space="preserve">Vector Database </w:t>
+      </w:r>
+      <w:r>
+        <w:rPr>
+          <w:rFonts w:ascii="TH SarabunPSK" w:hAnsi="TH SarabunPSK" w:cs="TH SarabunPSK"/>
+          <w:sz w:val="32"/>
+          <w:szCs w:val="32"/>
+          <w:cs/>
+        </w:rPr>
+        <w:t xml:space="preserve">มาประยุกต์ใช้แทนฐานข้อมูลแบบดั้งเดิม (อาทิ </w:t>
+      </w:r>
+      <w:r>
+        <w:rPr>
+          <w:rFonts w:ascii="TH SarabunPSK" w:hAnsi="TH SarabunPSK" w:cs="TH SarabunPSK"/>
+          <w:sz w:val="32"/>
+          <w:szCs w:val="32"/>
+        </w:rPr>
+        <w:t xml:space="preserve">SQL </w:t>
+      </w:r>
+      <w:r>
+        <w:rPr>
+          <w:rFonts w:ascii="TH SarabunPSK" w:hAnsi="TH SarabunPSK" w:cs="TH SarabunPSK"/>
+          <w:sz w:val="32"/>
+          <w:szCs w:val="32"/>
+          <w:cs/>
+        </w:rPr>
+        <w:t xml:space="preserve">หรือ </w:t>
+      </w:r>
+      <w:r>
+        <w:rPr>
+          <w:rFonts w:ascii="TH SarabunPSK" w:hAnsi="TH SarabunPSK" w:cs="TH SarabunPSK"/>
+          <w:sz w:val="32"/>
+          <w:szCs w:val="32"/>
+        </w:rPr>
+        <w:t xml:space="preserve">NoSQL) </w:t>
+      </w:r>
+      <w:r>
+        <w:rPr>
+          <w:rFonts w:ascii="TH SarabunPSK" w:hAnsi="TH SarabunPSK" w:cs="TH SarabunPSK"/>
+          <w:sz w:val="32"/>
+          <w:szCs w:val="32"/>
+          <w:cs/>
+        </w:rPr>
+        <w:t>คำตอบที่ชัดเจนปรากฏอยู่ในกลไกการทำงานและขีดความสามารถที่เหนือกว่าในด้านการค้นหาความคล้ายคลึง</w:t>
+      </w:r>
+    </w:p>
+    <w:p>
+      <w:pPr>
+        <w:tabs>
+          <w:tab w:val="left" w:pos="567"/>
+          <w:tab w:val="left" w:pos="851"/>
+          <w:tab w:val="left" w:pos="1276"/>
+          <w:tab w:val="left" w:pos="1985"/>
+          <w:tab w:val="left" w:pos="2835"/>
+        </w:tabs>
+        <w:jc w:val="thaiDistribute"/>
+        <w:rPr>
+          <w:rFonts w:ascii="TH SarabunPSK" w:hAnsi="TH SarabunPSK" w:cs="TH SarabunPSK"/>
+          <w:sz w:val="32"/>
+          <w:szCs w:val="32"/>
+        </w:rPr>
+      </w:pPr>
+      <w:r>
+        <w:rPr>
+          <w:rFonts w:ascii="TH SarabunPSK" w:hAnsi="TH SarabunPSK" w:cs="TH SarabunPSK"/>
+          <w:sz w:val="32"/>
+          <w:szCs w:val="32"/>
+          <w:cs/>
+        </w:rPr>
+        <w:tab/>
+      </w:r>
+      <w:r>
+        <w:rPr>
+          <w:rFonts w:ascii="TH SarabunPSK" w:hAnsi="TH SarabunPSK" w:cs="TH SarabunPSK"/>
+          <w:sz w:val="32"/>
+          <w:szCs w:val="32"/>
+          <w:cs/>
+        </w:rPr>
+        <w:t>หากพิจารณาถึงบริบทการสืบค้นข้อมูล ตัวอย่างเช่น การค้นหาผลไม้ที่มีลักษณะใกล้เคียงกับ “</w:t>
+      </w:r>
+      <w:r>
+        <w:rPr>
+          <w:rFonts w:ascii="TH SarabunPSK" w:hAnsi="TH SarabunPSK" w:cs="TH SarabunPSK"/>
+          <w:sz w:val="32"/>
+          <w:szCs w:val="32"/>
+        </w:rPr>
+        <w:t xml:space="preserve">Apple” </w:t>
+      </w:r>
+      <w:r>
+        <w:rPr>
+          <w:rFonts w:ascii="TH SarabunPSK" w:hAnsi="TH SarabunPSK" w:cs="TH SarabunPSK"/>
+          <w:sz w:val="32"/>
+          <w:szCs w:val="32"/>
+          <w:cs/>
+        </w:rPr>
+        <w:t>ระบบฐานข้อมูลแบบดั้งเดิมซึ่งประมวลผลผ่านคำสำคัญ (</w:t>
+      </w:r>
+      <w:r>
+        <w:rPr>
+          <w:rFonts w:ascii="TH SarabunPSK" w:hAnsi="TH SarabunPSK" w:cs="TH SarabunPSK"/>
+          <w:sz w:val="32"/>
+          <w:szCs w:val="32"/>
+        </w:rPr>
+        <w:t xml:space="preserve">Keyword Matching) </w:t>
+      </w:r>
+      <w:r>
+        <w:rPr>
+          <w:rFonts w:ascii="TH SarabunPSK" w:hAnsi="TH SarabunPSK" w:cs="TH SarabunPSK"/>
+          <w:sz w:val="32"/>
+          <w:szCs w:val="32"/>
+          <w:cs/>
+        </w:rPr>
+        <w:t>อาจแสดงผลลัพธ์เป็น “</w:t>
+      </w:r>
+      <w:r>
+        <w:rPr>
+          <w:rFonts w:ascii="TH SarabunPSK" w:hAnsi="TH SarabunPSK" w:cs="TH SarabunPSK"/>
+          <w:sz w:val="32"/>
+          <w:szCs w:val="32"/>
+        </w:rPr>
+        <w:t xml:space="preserve">Pineapple” </w:t>
+      </w:r>
+      <w:r>
+        <w:rPr>
+          <w:rFonts w:ascii="TH SarabunPSK" w:hAnsi="TH SarabunPSK" w:cs="TH SarabunPSK"/>
+          <w:sz w:val="32"/>
+          <w:szCs w:val="32"/>
+          <w:cs/>
+        </w:rPr>
+        <w:t>เพียงเพราะมีองค์ประกอบของคำที่ตรงกัน ทั้งที่บริบทของข้อมูลมีความแตกต่างกัน ในทางกลับกัน หากเป้าหมายคือการสืบค้นผลลัพธ์ที่มีคุณลักษณะใกล้เคียงกันในเชิงบริบท เช่น “</w:t>
+      </w:r>
+      <w:r>
+        <w:rPr>
+          <w:rFonts w:ascii="TH SarabunPSK" w:hAnsi="TH SarabunPSK" w:cs="TH SarabunPSK"/>
+          <w:sz w:val="32"/>
+          <w:szCs w:val="32"/>
+        </w:rPr>
+        <w:t xml:space="preserve">Orange” </w:t>
+      </w:r>
+      <w:r>
+        <w:rPr>
+          <w:rFonts w:ascii="TH SarabunPSK" w:hAnsi="TH SarabunPSK" w:cs="TH SarabunPSK"/>
+          <w:sz w:val="32"/>
+          <w:szCs w:val="32"/>
+          <w:cs/>
+        </w:rPr>
+        <w:t>หรือ “</w:t>
+      </w:r>
+      <w:r>
+        <w:rPr>
+          <w:rFonts w:ascii="TH SarabunPSK" w:hAnsi="TH SarabunPSK" w:cs="TH SarabunPSK"/>
+          <w:sz w:val="32"/>
+          <w:szCs w:val="32"/>
+        </w:rPr>
+        <w:t xml:space="preserve">Cherry” </w:t>
+      </w:r>
+      <w:r>
+        <w:rPr>
+          <w:rFonts w:ascii="TH SarabunPSK" w:hAnsi="TH SarabunPSK" w:cs="TH SarabunPSK"/>
+          <w:sz w:val="32"/>
+          <w:szCs w:val="32"/>
+          <w:cs/>
+        </w:rPr>
+        <w:t xml:space="preserve">ระบบจำเป็นต้องอาศัยการวิเคราะห์ผ่านคุณสมบัติ </w:t>
+      </w:r>
+      <w:r>
+        <w:rPr>
+          <w:rFonts w:ascii="TH SarabunPSK" w:hAnsi="TH SarabunPSK" w:cs="TH SarabunPSK"/>
+          <w:sz w:val="32"/>
+          <w:szCs w:val="32"/>
+          <w:cs/>
+        </w:rPr>
+        <w:lastRenderedPageBreak/>
+        <w:t>(</w:t>
+      </w:r>
+      <w:r>
+        <w:rPr>
+          <w:rFonts w:ascii="TH SarabunPSK" w:hAnsi="TH SarabunPSK" w:cs="TH SarabunPSK"/>
+          <w:sz w:val="32"/>
+          <w:szCs w:val="32"/>
+        </w:rPr>
+        <w:t xml:space="preserve">Attributes) </w:t>
+      </w:r>
+      <w:r>
+        <w:rPr>
+          <w:rFonts w:ascii="TH SarabunPSK" w:hAnsi="TH SarabunPSK" w:cs="TH SarabunPSK"/>
+          <w:sz w:val="32"/>
+          <w:szCs w:val="32"/>
+          <w:cs/>
+        </w:rPr>
+        <w:t xml:space="preserve">ที่ซับซ้อน ซึ่ง </w:t>
+      </w:r>
+      <w:r>
+        <w:rPr>
+          <w:rFonts w:ascii="TH SarabunPSK" w:hAnsi="TH SarabunPSK" w:cs="TH SarabunPSK"/>
+          <w:sz w:val="32"/>
+          <w:szCs w:val="32"/>
+        </w:rPr>
+        <w:t xml:space="preserve">Vector Database </w:t>
+      </w:r>
+      <w:r>
+        <w:rPr>
+          <w:rFonts w:ascii="TH SarabunPSK" w:hAnsi="TH SarabunPSK" w:cs="TH SarabunPSK"/>
+          <w:sz w:val="32"/>
+          <w:szCs w:val="32"/>
+          <w:cs/>
+        </w:rPr>
+        <w:t>ได้เข้ามามีบทบาทสำคัญในการแก้ไขข้อจำกัดดังกล่าว เพื่อให้ผลลัพธ์การค้นหามีความถูกต้องและแม่นยำสูงสุด</w:t>
+      </w:r>
+    </w:p>
+    <w:p>
+      <w:pPr>
+        <w:tabs>
+          <w:tab w:val="left" w:pos="567"/>
+          <w:tab w:val="left" w:pos="851"/>
+          <w:tab w:val="left" w:pos="1276"/>
+          <w:tab w:val="left" w:pos="1985"/>
+          <w:tab w:val="left" w:pos="2835"/>
+        </w:tabs>
+        <w:jc w:val="thaiDistribute"/>
+        <w:rPr>
+          <w:rFonts w:ascii="TH SarabunPSK" w:hAnsi="TH SarabunPSK" w:cs="TH SarabunPSK" w:hint="cs"/>
+          <w:sz w:val="32"/>
+          <w:szCs w:val="32"/>
+          <w:cs/>
+        </w:rPr>
+      </w:pPr>
+      <w:r>
+        <w:rPr>
+          <w:rFonts w:ascii="TH SarabunPSK" w:hAnsi="TH SarabunPSK" w:cs="TH SarabunPSK"/>
+          <w:sz w:val="32"/>
+          <w:szCs w:val="32"/>
+          <w:cs/>
+        </w:rPr>
+        <w:tab/>
+      </w:r>
+      <w:r>
+        <w:rPr>
+          <w:rFonts w:ascii="TH SarabunPSK" w:hAnsi="TH SarabunPSK" w:cs="TH SarabunPSK"/>
+          <w:sz w:val="32"/>
+          <w:szCs w:val="32"/>
+        </w:rPr>
+        <w:t xml:space="preserve">Vector Database </w:t>
+      </w:r>
+      <w:r>
+        <w:rPr>
+          <w:rFonts w:ascii="TH SarabunPSK" w:hAnsi="TH SarabunPSK" w:cs="TH SarabunPSK"/>
+          <w:sz w:val="32"/>
+          <w:szCs w:val="32"/>
+          <w:cs/>
+        </w:rPr>
+        <w:t xml:space="preserve">ใช้การเก็บข้อมูลในรูปแบบของ </w:t>
+      </w:r>
+      <w:r>
+        <w:rPr>
+          <w:rFonts w:ascii="TH SarabunPSK" w:hAnsi="TH SarabunPSK" w:cs="TH SarabunPSK"/>
+          <w:sz w:val="32"/>
+          <w:szCs w:val="32"/>
+        </w:rPr>
+        <w:t xml:space="preserve">Vector Space </w:t>
+      </w:r>
+      <w:r>
+        <w:rPr>
+          <w:rFonts w:ascii="TH SarabunPSK" w:hAnsi="TH SarabunPSK" w:cs="TH SarabunPSK"/>
+          <w:sz w:val="32"/>
+          <w:szCs w:val="32"/>
+          <w:cs/>
+        </w:rPr>
+        <w:t>ที่สามารถเปรียบเทียบความคล้ายคลึงกันของข้อมูลได้อย่างมีประสิทธิภาพ โดยการแปลงข้อมูลเป็นเวกเตอร์ที่มีมิติหลายมิติ</w:t>
+      </w:r>
+    </w:p>
+    <w:p>
+      <w:pPr>
+        <w:tabs>
+          <w:tab w:val="left" w:pos="567"/>
+          <w:tab w:val="left" w:pos="851"/>
+          <w:tab w:val="left" w:pos="1276"/>
+          <w:tab w:val="left" w:pos="1985"/>
+          <w:tab w:val="left" w:pos="2835"/>
+        </w:tabs>
+        <w:jc w:val="thaiDistribute"/>
+        <w:rPr>
+          <w:rFonts w:ascii="TH SarabunPSK" w:hAnsi="TH SarabunPSK" w:cs="TH SarabunPSK" w:hint="cs"/>
+          <w:sz w:val="32"/>
+          <w:szCs w:val="32"/>
+        </w:rPr>
+      </w:pPr>
+      <w:r>
+        <w:rPr>
+          <w:rFonts w:ascii="TH SarabunPSK" w:hAnsi="TH SarabunPSK" w:cs="TH SarabunPSK"/>
+          <w:sz w:val="32"/>
+          <w:szCs w:val="32"/>
+          <w:cs/>
+        </w:rPr>
+        <w:tab/>
+      </w:r>
+      <w:r>
+        <w:rPr>
+          <w:rFonts w:ascii="TH SarabunPSK" w:hAnsi="TH SarabunPSK" w:cs="TH SarabunPSK"/>
+          <w:sz w:val="32"/>
+          <w:szCs w:val="32"/>
+        </w:rPr>
+        <w:t xml:space="preserve">Embedding Model </w:t>
+      </w:r>
+      <w:r>
+        <w:rPr>
+          <w:rFonts w:ascii="TH SarabunPSK" w:hAnsi="TH SarabunPSK" w:cs="TH SarabunPSK"/>
+          <w:sz w:val="32"/>
+          <w:szCs w:val="32"/>
+          <w:cs/>
+        </w:rPr>
+        <w:t>ถือเป็นกลไกพื้นฐานสำคัญในกระบวนการแปลงสภาพข้อมูล (</w:t>
+      </w:r>
+      <w:r>
+        <w:rPr>
+          <w:rFonts w:ascii="TH SarabunPSK" w:hAnsi="TH SarabunPSK" w:cs="TH SarabunPSK"/>
+          <w:sz w:val="32"/>
+          <w:szCs w:val="32"/>
+        </w:rPr>
+        <w:t xml:space="preserve">Data Transformation) </w:t>
+      </w:r>
+      <w:r>
+        <w:rPr>
+          <w:rFonts w:ascii="TH SarabunPSK" w:hAnsi="TH SarabunPSK" w:cs="TH SarabunPSK"/>
+          <w:sz w:val="32"/>
+          <w:szCs w:val="32"/>
+          <w:cs/>
+        </w:rPr>
+        <w:t xml:space="preserve">เพื่อเตรียมพร้อมสำหรับการจัดเก็บและประมวลผลภายใน </w:t>
+      </w:r>
+      <w:r>
+        <w:rPr>
+          <w:rFonts w:ascii="TH SarabunPSK" w:hAnsi="TH SarabunPSK" w:cs="TH SarabunPSK"/>
+          <w:sz w:val="32"/>
+          <w:szCs w:val="32"/>
+        </w:rPr>
+        <w:t xml:space="preserve">Vector Database </w:t>
+      </w:r>
+      <w:r>
+        <w:rPr>
+          <w:rFonts w:ascii="TH SarabunPSK" w:hAnsi="TH SarabunPSK" w:cs="TH SarabunPSK"/>
+          <w:sz w:val="32"/>
+          <w:szCs w:val="32"/>
+          <w:cs/>
+        </w:rPr>
+        <w:t>โดยโมเดลดังกล่าวมีความสามารถในการรองรับข้อมูลนำเข้า (</w:t>
+      </w:r>
+      <w:r>
+        <w:rPr>
+          <w:rFonts w:ascii="TH SarabunPSK" w:hAnsi="TH SarabunPSK" w:cs="TH SarabunPSK"/>
+          <w:sz w:val="32"/>
+          <w:szCs w:val="32"/>
+        </w:rPr>
+        <w:t xml:space="preserve">Input Data) </w:t>
+      </w:r>
+      <w:r>
+        <w:rPr>
+          <w:rFonts w:ascii="TH SarabunPSK" w:hAnsi="TH SarabunPSK" w:cs="TH SarabunPSK"/>
+          <w:sz w:val="32"/>
+          <w:szCs w:val="32"/>
+          <w:cs/>
+        </w:rPr>
+        <w:t>ที่มีความหลากหลาย ไม่ว่าจะเป็นข้อความ รูปภาพ หรือเสียง และทำการเปลี่ยนสภาพข้อมูลเหล่านั้นให้เป็น เวกเตอร์ (</w:t>
+      </w:r>
+      <w:r>
+        <w:rPr>
+          <w:rFonts w:ascii="TH SarabunPSK" w:hAnsi="TH SarabunPSK" w:cs="TH SarabunPSK"/>
+          <w:sz w:val="32"/>
+          <w:szCs w:val="32"/>
+        </w:rPr>
+        <w:t xml:space="preserve">Vector) </w:t>
+      </w:r>
+      <w:r>
+        <w:rPr>
+          <w:rFonts w:ascii="TH SarabunPSK" w:hAnsi="TH SarabunPSK" w:cs="TH SarabunPSK"/>
+          <w:sz w:val="32"/>
+          <w:szCs w:val="32"/>
+          <w:cs/>
+        </w:rPr>
+        <w:t>หรือชุดตัวเลขทางคณิตศาสตร์ เพื่อวัตถุประสงค์หลักในการสืบค้นข้อมูลที่มีความคล้ายคลึงกัน (</w:t>
+      </w:r>
+      <w:r>
+        <w:rPr>
+          <w:rFonts w:ascii="TH SarabunPSK" w:hAnsi="TH SarabunPSK" w:cs="TH SarabunPSK"/>
+          <w:sz w:val="32"/>
+          <w:szCs w:val="32"/>
+        </w:rPr>
+        <w:t xml:space="preserve">Similarity Search) </w:t>
+      </w:r>
+      <w:r>
+        <w:rPr>
+          <w:rFonts w:ascii="TH SarabunPSK" w:hAnsi="TH SarabunPSK" w:cs="TH SarabunPSK"/>
+          <w:sz w:val="32"/>
+          <w:szCs w:val="32"/>
+          <w:cs/>
+        </w:rPr>
+        <w:t>ได้อย่างมีประสิทธิภาพ</w:t>
+      </w:r>
+    </w:p>
+    <w:p>
+      <w:pPr>
+        <w:tabs>
+          <w:tab w:val="left" w:pos="567"/>
+          <w:tab w:val="left" w:pos="851"/>
+          <w:tab w:val="left" w:pos="1276"/>
+          <w:tab w:val="left" w:pos="1985"/>
+          <w:tab w:val="left" w:pos="2835"/>
+        </w:tabs>
+        <w:jc w:val="thaiDistribute"/>
+        <w:rPr>
+          <w:rFonts w:ascii="TH SarabunPSK" w:hAnsi="TH SarabunPSK" w:cs="TH SarabunPSK"/>
+          <w:sz w:val="32"/>
+          <w:szCs w:val="32"/>
+        </w:rPr>
+      </w:pPr>
+      <w:r>
+        <w:rPr>
+          <w:rFonts w:ascii="TH SarabunPSK" w:hAnsi="TH SarabunPSK" w:cs="TH SarabunPSK"/>
+          <w:noProof/>
+          <w:sz w:val="32"/>
+          <w:szCs w:val="32"/>
+        </w:rPr>
+        <w:drawing>
+          <wp:anchor distT="0" distB="0" distL="114300" distR="114300" simplePos="0" relativeHeight="251675648" behindDoc="0" locked="0" layoutInCell="1" allowOverlap="1" wp14:anchorId="5520922E" wp14:editId="2E9C8920">
+            <wp:simplePos x="0" y="0"/>
+            <wp:positionH relativeFrom="margin">
+              <wp:align>center</wp:align>
+            </wp:positionH>
+            <wp:positionV relativeFrom="paragraph">
+              <wp:posOffset>45634</wp:posOffset>
+            </wp:positionV>
+            <wp:extent cx="3275330" cy="1800860"/>
+            <wp:effectExtent l="0" t="0" r="1270" b="8890"/>
+            <wp:wrapNone/>
+            <wp:docPr id="17" name="Picture 17"/>
+            <wp:cNvGraphicFramePr>
+              <a:graphicFrameLocks xmlns:a="http://schemas.openxmlformats.org/drawingml/2006/main" noChangeAspect="1"/>
+            </wp:cNvGraphicFramePr>
+            <a:graphic xmlns:a="http://schemas.openxmlformats.org/drawingml/2006/main">
+              <a:graphicData uri="http://schemas.openxmlformats.org/drawingml/2006/picture">
+                <pic:pic xmlns:pic="http://schemas.openxmlformats.org/drawingml/2006/picture">
+                  <pic:nvPicPr>
+                    <pic:cNvPr id="0" name="Picture 2"/>
+                    <pic:cNvPicPr>
+                      <a:picLocks noChangeAspect="1" noChangeArrowheads="1"/>
+                    </pic:cNvPicPr>
+                  </pic:nvPicPr>
+                  <pic:blipFill rotWithShape="1">
+                    <a:blip r:embed="rId23" cstate="print">
+                      <a:extLst>
+                        <a:ext uri="{28A0092B-C50C-407E-A947-70E740481C1C}">
+                          <a14:useLocalDpi xmlns:a14="http://schemas.microsoft.com/office/drawing/2010/main" val="0"/>
+                        </a:ext>
+                      </a:extLst>
+                    </a:blip>
+                    <a:srcRect l="5624" t="3222" r="7265" b="11742"/>
+                    <a:stretch/>
+                  </pic:blipFill>
+                  <pic:spPr bwMode="auto">
+                    <a:xfrm>
+                      <a:off x="0" y="0"/>
+                      <a:ext cx="3275330" cy="1800860"/>
+                    </a:xfrm>
+                    <a:prstGeom prst="rect">
+                      <a:avLst/>
+                    </a:prstGeom>
+                    <a:noFill/>
+                    <a:ln>
+                      <a:noFill/>
+                    </a:ln>
+                    <a:extLst>
+                      <a:ext uri="{53640926-AAD7-44D8-BBD7-CCE9431645EC}">
+                        <a14:shadowObscured xmlns:a14="http://schemas.microsoft.com/office/drawing/2010/main"/>
+                      </a:ext>
+                    </a:extLst>
+                  </pic:spPr>
+                </pic:pic>
+              </a:graphicData>
+            </a:graphic>
+            <wp14:sizeRelH relativeFrom="page">
+              <wp14:pctWidth>0</wp14:pctWidth>
+            </wp14:sizeRelH>
+            <wp14:sizeRelV relativeFrom="page">
+              <wp14:pctHeight>0</wp14:pctHeight>
+            </wp14:sizeRelV>
+          </wp:anchor>
+        </w:drawing>
+      </w:r>
+    </w:p>
+    <w:p>
+      <w:pPr>
+        <w:tabs>
+          <w:tab w:val="left" w:pos="567"/>
+          <w:tab w:val="left" w:pos="851"/>
+          <w:tab w:val="left" w:pos="1276"/>
+          <w:tab w:val="left" w:pos="1985"/>
+          <w:tab w:val="left" w:pos="2835"/>
+        </w:tabs>
+        <w:jc w:val="thaiDistribute"/>
+        <w:rPr>
+          <w:rFonts w:ascii="TH SarabunPSK" w:hAnsi="TH SarabunPSK" w:cs="TH SarabunPSK"/>
+          <w:sz w:val="32"/>
+          <w:szCs w:val="32"/>
+        </w:rPr>
+      </w:pPr>
+    </w:p>
+    <w:p>
+      <w:pPr>
+        <w:tabs>
+          <w:tab w:val="left" w:pos="567"/>
+          <w:tab w:val="left" w:pos="851"/>
+          <w:tab w:val="left" w:pos="1276"/>
+          <w:tab w:val="left" w:pos="1985"/>
+          <w:tab w:val="left" w:pos="2835"/>
+        </w:tabs>
+        <w:jc w:val="thaiDistribute"/>
+        <w:rPr>
+          <w:rFonts w:ascii="TH SarabunPSK" w:hAnsi="TH SarabunPSK" w:cs="TH SarabunPSK"/>
+          <w:sz w:val="32"/>
+          <w:szCs w:val="32"/>
+        </w:rPr>
+      </w:pPr>
+    </w:p>
+    <w:p>
+      <w:pPr>
+        <w:tabs>
+          <w:tab w:val="left" w:pos="567"/>
+          <w:tab w:val="left" w:pos="851"/>
+          <w:tab w:val="left" w:pos="1276"/>
+          <w:tab w:val="left" w:pos="1985"/>
+          <w:tab w:val="left" w:pos="2835"/>
+        </w:tabs>
+        <w:jc w:val="thaiDistribute"/>
+        <w:rPr>
+          <w:rFonts w:ascii="TH SarabunPSK" w:hAnsi="TH SarabunPSK" w:cs="TH SarabunPSK"/>
+          <w:sz w:val="32"/>
+          <w:szCs w:val="32"/>
+        </w:rPr>
+      </w:pPr>
+    </w:p>
+    <w:p>
+      <w:pPr>
+        <w:tabs>
+          <w:tab w:val="left" w:pos="567"/>
+          <w:tab w:val="left" w:pos="851"/>
+          <w:tab w:val="left" w:pos="1276"/>
+          <w:tab w:val="left" w:pos="1985"/>
+          <w:tab w:val="left" w:pos="2835"/>
+        </w:tabs>
+        <w:jc w:val="thaiDistribute"/>
+        <w:rPr>
+          <w:rFonts w:ascii="TH SarabunPSK" w:hAnsi="TH SarabunPSK" w:cs="TH SarabunPSK"/>
+          <w:sz w:val="32"/>
+          <w:szCs w:val="32"/>
+        </w:rPr>
+      </w:pPr>
+    </w:p>
+    <w:p>
+      <w:pPr>
+        <w:tabs>
+          <w:tab w:val="left" w:pos="567"/>
+          <w:tab w:val="left" w:pos="851"/>
+          <w:tab w:val="left" w:pos="1276"/>
+          <w:tab w:val="left" w:pos="1985"/>
+          <w:tab w:val="left" w:pos="2835"/>
+        </w:tabs>
+        <w:jc w:val="thaiDistribute"/>
+        <w:rPr>
+          <w:rFonts w:ascii="TH SarabunPSK" w:hAnsi="TH SarabunPSK" w:cs="TH SarabunPSK"/>
+          <w:sz w:val="32"/>
+          <w:szCs w:val="32"/>
+        </w:rPr>
+      </w:pPr>
+    </w:p>
+    <w:p>
+      <w:pPr>
+        <w:tabs>
+          <w:tab w:val="left" w:pos="567"/>
+          <w:tab w:val="left" w:pos="851"/>
+          <w:tab w:val="left" w:pos="1276"/>
+          <w:tab w:val="left" w:pos="1985"/>
+          <w:tab w:val="left" w:pos="2835"/>
+        </w:tabs>
+        <w:jc w:val="thaiDistribute"/>
+        <w:rPr>
+          <w:rFonts w:ascii="TH SarabunPSK" w:hAnsi="TH SarabunPSK" w:cs="TH SarabunPSK"/>
+          <w:sz w:val="32"/>
+          <w:szCs w:val="32"/>
+        </w:rPr>
+      </w:pPr>
+    </w:p>
+    <w:p>
+      <w:pPr>
+        <w:tabs>
+          <w:tab w:val="left" w:pos="567"/>
+          <w:tab w:val="left" w:pos="851"/>
+          <w:tab w:val="left" w:pos="1276"/>
+          <w:tab w:val="left" w:pos="1985"/>
+          <w:tab w:val="left" w:pos="2835"/>
+        </w:tabs>
+        <w:jc w:val="thaiDistribute"/>
+        <w:rPr>
+          <w:rFonts w:ascii="TH SarabunPSK" w:hAnsi="TH SarabunPSK" w:cs="TH SarabunPSK"/>
+          <w:sz w:val="32"/>
+          <w:szCs w:val="32"/>
+        </w:rPr>
+      </w:pPr>
+    </w:p>
+    <w:p>
+      <w:pPr>
+        <w:tabs>
+          <w:tab w:val="left" w:pos="567"/>
+          <w:tab w:val="left" w:pos="851"/>
+          <w:tab w:val="left" w:pos="1276"/>
+          <w:tab w:val="left" w:pos="1985"/>
+          <w:tab w:val="left" w:pos="2835"/>
+        </w:tabs>
+        <w:jc w:val="thaiDistribute"/>
+        <w:rPr>
+          <w:rFonts w:ascii="TH SarabunPSK" w:hAnsi="TH SarabunPSK" w:cs="TH SarabunPSK"/>
+          <w:sz w:val="32"/>
+          <w:szCs w:val="32"/>
+        </w:rPr>
+      </w:pPr>
+    </w:p>
+    <w:p>
+      <w:pPr>
+        <w:tabs>
+          <w:tab w:val="left" w:pos="567"/>
+          <w:tab w:val="left" w:pos="851"/>
+          <w:tab w:val="left" w:pos="1276"/>
+          <w:tab w:val="left" w:pos="1985"/>
+          <w:tab w:val="left" w:pos="2835"/>
+        </w:tabs>
+        <w:jc w:val="center"/>
+        <w:rPr>
           <w:rFonts w:ascii="TH SarabunPSK" w:hAnsi="TH SarabunPSK" w:cs="TH SarabunPSK"/>
           <w:sz w:val="32"/>
           <w:szCs w:val="32"/>
@@ -27354,8 +29340,1772 @@
           <w:bCs/>
           <w:sz w:val="32"/>
           <w:szCs w:val="32"/>
+          <w:cs/>
+        </w:rPr>
+        <w:t>ภาพที่ 2-1</w:t>
+      </w:r>
+      <w:r>
+        <w:rPr>
+          <w:rFonts w:ascii="TH SarabunPSK" w:hAnsi="TH SarabunPSK" w:cs="TH SarabunPSK" w:hint="cs"/>
+          <w:b/>
+          <w:bCs/>
+          <w:sz w:val="32"/>
+          <w:szCs w:val="32"/>
+          <w:cs/>
+        </w:rPr>
+        <w:t>4</w:t>
+      </w:r>
+      <w:r>
+        <w:rPr>
+          <w:rFonts w:ascii="TH SarabunPSK" w:hAnsi="TH SarabunPSK" w:cs="TH SarabunPSK"/>
+          <w:sz w:val="32"/>
+          <w:szCs w:val="32"/>
+          <w:cs/>
+        </w:rPr>
+        <w:t xml:space="preserve"> </w:t>
+      </w:r>
+      <w:r>
+        <w:rPr>
+          <w:rFonts w:ascii="TH SarabunPSK" w:hAnsi="TH SarabunPSK" w:cs="TH SarabunPSK"/>
+          <w:sz w:val="32"/>
+          <w:szCs w:val="32"/>
+        </w:rPr>
+        <w:t>Embedding Model</w:t>
+      </w:r>
+    </w:p>
+    <w:p>
+      <w:pPr>
+        <w:tabs>
+          <w:tab w:val="left" w:pos="567"/>
+          <w:tab w:val="left" w:pos="851"/>
+          <w:tab w:val="left" w:pos="1276"/>
+          <w:tab w:val="left" w:pos="1985"/>
+          <w:tab w:val="left" w:pos="2835"/>
+        </w:tabs>
+        <w:jc w:val="thaiDistribute"/>
+        <w:rPr>
+          <w:rFonts w:ascii="TH SarabunPSK" w:hAnsi="TH SarabunPSK" w:cs="TH SarabunPSK"/>
+          <w:sz w:val="32"/>
+          <w:szCs w:val="32"/>
+        </w:rPr>
+      </w:pPr>
+    </w:p>
+    <w:p>
+      <w:pPr>
+        <w:tabs>
+          <w:tab w:val="left" w:pos="567"/>
+          <w:tab w:val="left" w:pos="851"/>
+          <w:tab w:val="left" w:pos="1276"/>
+          <w:tab w:val="left" w:pos="1985"/>
+          <w:tab w:val="left" w:pos="2835"/>
+        </w:tabs>
+        <w:jc w:val="thaiDistribute"/>
+        <w:rPr>
+          <w:rFonts w:ascii="TH SarabunPSK" w:hAnsi="TH SarabunPSK" w:cs="TH SarabunPSK"/>
+          <w:sz w:val="32"/>
+          <w:szCs w:val="32"/>
+        </w:rPr>
+      </w:pPr>
+      <w:r>
+        <w:rPr>
+          <w:rFonts w:ascii="TH SarabunPSK" w:hAnsi="TH SarabunPSK" w:cs="TH SarabunPSK"/>
+          <w:sz w:val="32"/>
+          <w:szCs w:val="32"/>
+        </w:rPr>
+        <w:tab/>
+      </w:r>
+      <w:r>
+        <w:rPr>
+          <w:rFonts w:ascii="TH SarabunPSK" w:hAnsi="TH SarabunPSK" w:cs="TH SarabunPSK"/>
+          <w:sz w:val="32"/>
+          <w:szCs w:val="32"/>
+          <w:cs/>
+        </w:rPr>
+        <w:t>หากพิจารณากรณีการประมวลผลภาพ “</w:t>
+      </w:r>
+      <w:r>
+        <w:rPr>
+          <w:rFonts w:ascii="TH SarabunPSK" w:hAnsi="TH SarabunPSK" w:cs="TH SarabunPSK"/>
+          <w:sz w:val="32"/>
+          <w:szCs w:val="32"/>
+        </w:rPr>
+        <w:t>Apple” (</w:t>
+      </w:r>
+      <w:r>
+        <w:rPr>
+          <w:rFonts w:ascii="TH SarabunPSK" w:hAnsi="TH SarabunPSK" w:cs="TH SarabunPSK"/>
+          <w:sz w:val="32"/>
+          <w:szCs w:val="32"/>
+          <w:cs/>
+        </w:rPr>
+        <w:t>แอปเปิล) เมื่อนำข้อมูลภาพเข้าสู่ระบบ ตัวโมเดลจะดำเนินการวิเคราะห์และแปลงคุณลักษณะทางกายภาพที่ปรากฏ อาทิ เฉดสี สัณฐาน (</w:t>
+      </w:r>
+      <w:r>
+        <w:rPr>
+          <w:rFonts w:ascii="TH SarabunPSK" w:hAnsi="TH SarabunPSK" w:cs="TH SarabunPSK"/>
+          <w:sz w:val="32"/>
+          <w:szCs w:val="32"/>
+        </w:rPr>
+        <w:t xml:space="preserve">Shape) </w:t>
+      </w:r>
+      <w:r>
+        <w:rPr>
+          <w:rFonts w:ascii="TH SarabunPSK" w:hAnsi="TH SarabunPSK" w:cs="TH SarabunPSK"/>
+          <w:sz w:val="32"/>
+          <w:szCs w:val="32"/>
+          <w:cs/>
+        </w:rPr>
+        <w:t>และขนาด ให้กลายเป็นค่าพิกัดทางคณิตศาสตร์ (</w:t>
+      </w:r>
+      <w:r>
+        <w:rPr>
+          <w:rFonts w:ascii="TH SarabunPSK" w:hAnsi="TH SarabunPSK" w:cs="TH SarabunPSK"/>
+          <w:sz w:val="32"/>
+          <w:szCs w:val="32"/>
+        </w:rPr>
+        <w:t xml:space="preserve">Feature Vector) </w:t>
+      </w:r>
+      <w:r>
+        <w:rPr>
+          <w:rFonts w:ascii="TH SarabunPSK" w:hAnsi="TH SarabunPSK" w:cs="TH SarabunPSK"/>
+          <w:sz w:val="32"/>
+          <w:szCs w:val="32"/>
+          <w:cs/>
+        </w:rPr>
+        <w:t>ซึ่งทำหน้าที่เป็นตัวแทนข้อมูลดิจิทัลที่คอมพิวเตอร์สามารถนำไปคำนวณและเปรียบเทียบความสัมพันธ์กับข้อมูลชุดอื่นได้อย่างแม่นยำ</w:t>
+      </w:r>
+    </w:p>
+    <w:p>
+      <w:pPr>
+        <w:tabs>
+          <w:tab w:val="left" w:pos="567"/>
+          <w:tab w:val="left" w:pos="851"/>
+          <w:tab w:val="left" w:pos="1276"/>
+          <w:tab w:val="left" w:pos="1985"/>
+          <w:tab w:val="left" w:pos="2835"/>
+        </w:tabs>
+        <w:jc w:val="thaiDistribute"/>
+        <w:rPr>
+          <w:rFonts w:ascii="TH SarabunPSK" w:hAnsi="TH SarabunPSK" w:cs="TH SarabunPSK"/>
+          <w:sz w:val="32"/>
+          <w:szCs w:val="32"/>
+        </w:rPr>
+      </w:pPr>
+      <w:r>
+        <w:rPr>
+          <w:rFonts w:ascii="TH SarabunPSK" w:hAnsi="TH SarabunPSK" w:cs="TH SarabunPSK"/>
+          <w:sz w:val="32"/>
+          <w:szCs w:val="32"/>
+        </w:rPr>
+        <w:tab/>
+      </w:r>
+      <w:r>
+        <w:rPr>
+          <w:rFonts w:ascii="TH SarabunPSK" w:hAnsi="TH SarabunPSK" w:cs="TH SarabunPSK"/>
+          <w:sz w:val="32"/>
+          <w:szCs w:val="32"/>
+          <w:cs/>
+        </w:rPr>
+        <w:t>กระบวนการแปลงข้อมูลเป็นเวกเตอร์ (</w:t>
+      </w:r>
+      <w:r>
+        <w:rPr>
+          <w:rFonts w:ascii="TH SarabunPSK" w:hAnsi="TH SarabunPSK" w:cs="TH SarabunPSK"/>
+          <w:sz w:val="32"/>
+          <w:szCs w:val="32"/>
+        </w:rPr>
+        <w:t>Vectorization)</w:t>
+      </w:r>
+      <w:r>
+        <w:rPr>
+          <w:rFonts w:ascii="TH SarabunPSK" w:hAnsi="TH SarabunPSK" w:cs="TH SarabunPSK"/>
+          <w:sz w:val="32"/>
+          <w:szCs w:val="32"/>
+        </w:rPr>
+        <w:t xml:space="preserve"> </w:t>
+      </w:r>
+      <w:r>
+        <w:rPr>
+          <w:rFonts w:ascii="TH SarabunPSK" w:hAnsi="TH SarabunPSK" w:cs="TH SarabunPSK"/>
+          <w:sz w:val="32"/>
+          <w:szCs w:val="32"/>
+          <w:cs/>
+        </w:rPr>
+        <w:t>การแปลงสถานะข้อมูลให้เป็นรูปแบบเวกเตอร์ถือเป็นกระบวนการที่มีนัยสำคัญยิ่ง โดยข้อมูลจะถูกถอดรหัสเป็นชุดตัวเลขทางคณิตศาสตร์ (</w:t>
+      </w:r>
+      <w:r>
+        <w:rPr>
+          <w:rFonts w:ascii="TH SarabunPSK" w:hAnsi="TH SarabunPSK" w:cs="TH SarabunPSK"/>
+          <w:sz w:val="32"/>
+          <w:szCs w:val="32"/>
+        </w:rPr>
+        <w:t xml:space="preserve">Numerical Representation) </w:t>
+      </w:r>
+      <w:r>
+        <w:rPr>
+          <w:rFonts w:ascii="TH SarabunPSK" w:hAnsi="TH SarabunPSK" w:cs="TH SarabunPSK"/>
+          <w:sz w:val="32"/>
+          <w:szCs w:val="32"/>
+          <w:cs/>
+        </w:rPr>
+        <w:t>เพื่อวัตถุประสงค์หลักในการประเมินและวัดระดับความคล้ายคลึง (</w:t>
+      </w:r>
+      <w:r>
+        <w:rPr>
+          <w:rFonts w:ascii="TH SarabunPSK" w:hAnsi="TH SarabunPSK" w:cs="TH SarabunPSK"/>
+          <w:sz w:val="32"/>
+          <w:szCs w:val="32"/>
+        </w:rPr>
+        <w:t xml:space="preserve">Similarity Measurement) </w:t>
+      </w:r>
+      <w:r>
+        <w:rPr>
+          <w:rFonts w:ascii="TH SarabunPSK" w:hAnsi="TH SarabunPSK" w:cs="TH SarabunPSK"/>
+          <w:sz w:val="32"/>
+          <w:szCs w:val="32"/>
+          <w:cs/>
+        </w:rPr>
+        <w:t>ของข้อมูล</w:t>
+      </w:r>
+    </w:p>
+    <w:p>
+      <w:pPr>
+        <w:tabs>
+          <w:tab w:val="left" w:pos="567"/>
+          <w:tab w:val="left" w:pos="851"/>
+          <w:tab w:val="left" w:pos="1276"/>
+          <w:tab w:val="left" w:pos="1985"/>
+          <w:tab w:val="left" w:pos="2835"/>
+        </w:tabs>
+        <w:jc w:val="thaiDistribute"/>
+        <w:rPr>
+          <w:rFonts w:ascii="TH SarabunPSK" w:hAnsi="TH SarabunPSK" w:cs="TH SarabunPSK"/>
+          <w:sz w:val="32"/>
+          <w:szCs w:val="32"/>
+        </w:rPr>
+      </w:pPr>
+    </w:p>
+    <w:p>
+      <w:pPr>
+        <w:tabs>
+          <w:tab w:val="left" w:pos="567"/>
+          <w:tab w:val="left" w:pos="851"/>
+          <w:tab w:val="left" w:pos="1276"/>
+          <w:tab w:val="left" w:pos="1985"/>
+          <w:tab w:val="left" w:pos="2835"/>
+        </w:tabs>
+        <w:jc w:val="thaiDistribute"/>
+        <w:rPr>
+          <w:rFonts w:ascii="TH SarabunPSK" w:hAnsi="TH SarabunPSK" w:cs="TH SarabunPSK"/>
+          <w:sz w:val="32"/>
+          <w:szCs w:val="32"/>
+        </w:rPr>
+      </w:pPr>
+    </w:p>
+    <w:p>
+      <w:pPr>
+        <w:tabs>
+          <w:tab w:val="left" w:pos="567"/>
+          <w:tab w:val="left" w:pos="851"/>
+          <w:tab w:val="left" w:pos="1276"/>
+          <w:tab w:val="left" w:pos="1985"/>
+          <w:tab w:val="left" w:pos="2835"/>
+        </w:tabs>
+        <w:jc w:val="thaiDistribute"/>
+        <w:rPr>
+          <w:rFonts w:ascii="TH SarabunPSK" w:hAnsi="TH SarabunPSK" w:cs="TH SarabunPSK"/>
+          <w:sz w:val="32"/>
+          <w:szCs w:val="32"/>
+        </w:rPr>
+      </w:pPr>
+    </w:p>
+    <w:p>
+      <w:pPr>
+        <w:tabs>
+          <w:tab w:val="left" w:pos="567"/>
+          <w:tab w:val="left" w:pos="851"/>
+          <w:tab w:val="left" w:pos="1276"/>
+          <w:tab w:val="left" w:pos="1985"/>
+          <w:tab w:val="left" w:pos="2835"/>
+        </w:tabs>
+        <w:jc w:val="thaiDistribute"/>
+        <w:rPr>
+          <w:rFonts w:ascii="TH SarabunPSK" w:hAnsi="TH SarabunPSK" w:cs="TH SarabunPSK"/>
+          <w:sz w:val="32"/>
+          <w:szCs w:val="32"/>
+        </w:rPr>
+      </w:pPr>
+    </w:p>
+    <w:p>
+      <w:pPr>
+        <w:tabs>
+          <w:tab w:val="left" w:pos="567"/>
+          <w:tab w:val="left" w:pos="851"/>
+          <w:tab w:val="left" w:pos="1276"/>
+          <w:tab w:val="left" w:pos="1985"/>
+          <w:tab w:val="left" w:pos="2835"/>
+        </w:tabs>
+        <w:jc w:val="thaiDistribute"/>
+        <w:rPr>
+          <w:rFonts w:ascii="TH SarabunPSK" w:hAnsi="TH SarabunPSK" w:cs="TH SarabunPSK"/>
+          <w:sz w:val="32"/>
+          <w:szCs w:val="32"/>
+        </w:rPr>
+      </w:pPr>
+    </w:p>
+    <w:p>
+      <w:pPr>
+        <w:tabs>
+          <w:tab w:val="left" w:pos="567"/>
+          <w:tab w:val="left" w:pos="851"/>
+          <w:tab w:val="left" w:pos="1276"/>
+          <w:tab w:val="left" w:pos="1985"/>
+          <w:tab w:val="left" w:pos="2835"/>
+        </w:tabs>
+        <w:jc w:val="thaiDistribute"/>
+        <w:rPr>
+          <w:rFonts w:ascii="TH SarabunPSK" w:hAnsi="TH SarabunPSK" w:cs="TH SarabunPSK" w:hint="cs"/>
+          <w:sz w:val="32"/>
+          <w:szCs w:val="32"/>
+        </w:rPr>
+      </w:pPr>
+    </w:p>
+    <w:p>
+      <w:pPr>
+        <w:tabs>
+          <w:tab w:val="left" w:pos="567"/>
+          <w:tab w:val="left" w:pos="851"/>
+          <w:tab w:val="left" w:pos="1276"/>
+          <w:tab w:val="left" w:pos="1985"/>
+          <w:tab w:val="left" w:pos="2835"/>
+        </w:tabs>
+        <w:jc w:val="thaiDistribute"/>
+        <w:rPr>
+          <w:rFonts w:ascii="TH SarabunPSK" w:hAnsi="TH SarabunPSK" w:cs="TH SarabunPSK"/>
+          <w:sz w:val="32"/>
+          <w:szCs w:val="32"/>
+        </w:rPr>
+      </w:pPr>
+    </w:p>
+    <w:p>
+      <w:pPr>
+        <w:tabs>
+          <w:tab w:val="left" w:pos="567"/>
+          <w:tab w:val="left" w:pos="851"/>
+          <w:tab w:val="left" w:pos="1276"/>
+          <w:tab w:val="left" w:pos="1985"/>
+          <w:tab w:val="left" w:pos="2835"/>
+        </w:tabs>
+        <w:jc w:val="thaiDistribute"/>
+        <w:rPr>
+          <w:rFonts w:ascii="TH SarabunPSK" w:hAnsi="TH SarabunPSK" w:cs="TH SarabunPSK"/>
+          <w:sz w:val="32"/>
+          <w:szCs w:val="32"/>
+        </w:rPr>
+      </w:pPr>
+      <w:r>
+        <w:rPr>
+          <w:rFonts w:ascii="TH SarabunPSK" w:hAnsi="TH SarabunPSK" w:cs="TH SarabunPSK"/>
+          <w:noProof/>
+          <w:sz w:val="32"/>
+          <w:szCs w:val="32"/>
+        </w:rPr>
+        <w:drawing>
+          <wp:anchor distT="0" distB="0" distL="114300" distR="114300" simplePos="0" relativeHeight="251676672" behindDoc="0" locked="0" layoutInCell="1" allowOverlap="1" wp14:anchorId="243D8E80" wp14:editId="528D2CB1">
+            <wp:simplePos x="0" y="0"/>
+            <wp:positionH relativeFrom="margin">
+              <wp:align>center</wp:align>
+            </wp:positionH>
+            <wp:positionV relativeFrom="paragraph">
+              <wp:posOffset>5876</wp:posOffset>
+            </wp:positionV>
+            <wp:extent cx="3498110" cy="2190115"/>
+            <wp:effectExtent l="0" t="0" r="7620" b="635"/>
+            <wp:wrapNone/>
+            <wp:docPr id="18" name="Picture 18"/>
+            <wp:cNvGraphicFramePr>
+              <a:graphicFrameLocks xmlns:a="http://schemas.openxmlformats.org/drawingml/2006/main" noChangeAspect="1"/>
+            </wp:cNvGraphicFramePr>
+            <a:graphic xmlns:a="http://schemas.openxmlformats.org/drawingml/2006/main">
+              <a:graphicData uri="http://schemas.openxmlformats.org/drawingml/2006/picture">
+                <pic:pic xmlns:pic="http://schemas.openxmlformats.org/drawingml/2006/picture">
+                  <pic:nvPicPr>
+                    <pic:cNvPr id="0" name="Picture 3"/>
+                    <pic:cNvPicPr>
+                      <a:picLocks noChangeAspect="1" noChangeArrowheads="1"/>
+                    </pic:cNvPicPr>
+                  </pic:nvPicPr>
+                  <pic:blipFill rotWithShape="1">
+                    <a:blip r:embed="rId24">
+                      <a:extLst>
+                        <a:ext uri="{28A0092B-C50C-407E-A947-70E740481C1C}">
+                          <a14:useLocalDpi xmlns:a14="http://schemas.microsoft.com/office/drawing/2010/main" val="0"/>
+                        </a:ext>
+                      </a:extLst>
+                    </a:blip>
+                    <a:srcRect l="25576" t="14842" r="6491" b="9546"/>
+                    <a:stretch/>
+                  </pic:blipFill>
+                  <pic:spPr bwMode="auto">
+                    <a:xfrm>
+                      <a:off x="0" y="0"/>
+                      <a:ext cx="3498110" cy="2190115"/>
+                    </a:xfrm>
+                    <a:prstGeom prst="rect">
+                      <a:avLst/>
+                    </a:prstGeom>
+                    <a:noFill/>
+                    <a:ln>
+                      <a:noFill/>
+                    </a:ln>
+                    <a:extLst>
+                      <a:ext uri="{53640926-AAD7-44D8-BBD7-CCE9431645EC}">
+                        <a14:shadowObscured xmlns:a14="http://schemas.microsoft.com/office/drawing/2010/main"/>
+                      </a:ext>
+                    </a:extLst>
+                  </pic:spPr>
+                </pic:pic>
+              </a:graphicData>
+            </a:graphic>
+            <wp14:sizeRelH relativeFrom="page">
+              <wp14:pctWidth>0</wp14:pctWidth>
+            </wp14:sizeRelH>
+            <wp14:sizeRelV relativeFrom="page">
+              <wp14:pctHeight>0</wp14:pctHeight>
+            </wp14:sizeRelV>
+          </wp:anchor>
+        </w:drawing>
+      </w:r>
+    </w:p>
+    <w:p>
+      <w:pPr>
+        <w:tabs>
+          <w:tab w:val="left" w:pos="567"/>
+          <w:tab w:val="left" w:pos="851"/>
+          <w:tab w:val="left" w:pos="1276"/>
+          <w:tab w:val="left" w:pos="1985"/>
+          <w:tab w:val="left" w:pos="2835"/>
+        </w:tabs>
+        <w:jc w:val="thaiDistribute"/>
+        <w:rPr>
+          <w:rFonts w:ascii="TH SarabunPSK" w:hAnsi="TH SarabunPSK" w:cs="TH SarabunPSK"/>
+          <w:sz w:val="32"/>
+          <w:szCs w:val="32"/>
+        </w:rPr>
+      </w:pPr>
+    </w:p>
+    <w:p>
+      <w:pPr>
+        <w:tabs>
+          <w:tab w:val="left" w:pos="567"/>
+          <w:tab w:val="left" w:pos="851"/>
+          <w:tab w:val="left" w:pos="1276"/>
+          <w:tab w:val="left" w:pos="1985"/>
+          <w:tab w:val="left" w:pos="2835"/>
+        </w:tabs>
+        <w:jc w:val="thaiDistribute"/>
+        <w:rPr>
+          <w:rFonts w:ascii="TH SarabunPSK" w:hAnsi="TH SarabunPSK" w:cs="TH SarabunPSK"/>
+          <w:sz w:val="32"/>
+          <w:szCs w:val="32"/>
+        </w:rPr>
+      </w:pPr>
+    </w:p>
+    <w:p>
+      <w:pPr>
+        <w:tabs>
+          <w:tab w:val="left" w:pos="567"/>
+          <w:tab w:val="left" w:pos="851"/>
+          <w:tab w:val="left" w:pos="1276"/>
+          <w:tab w:val="left" w:pos="1985"/>
+          <w:tab w:val="left" w:pos="2835"/>
+        </w:tabs>
+        <w:jc w:val="thaiDistribute"/>
+        <w:rPr>
+          <w:rFonts w:ascii="TH SarabunPSK" w:hAnsi="TH SarabunPSK" w:cs="TH SarabunPSK"/>
+          <w:sz w:val="32"/>
+          <w:szCs w:val="32"/>
+        </w:rPr>
+      </w:pPr>
+    </w:p>
+    <w:p>
+      <w:pPr>
+        <w:tabs>
+          <w:tab w:val="left" w:pos="567"/>
+          <w:tab w:val="left" w:pos="851"/>
+          <w:tab w:val="left" w:pos="1276"/>
+          <w:tab w:val="left" w:pos="1985"/>
+          <w:tab w:val="left" w:pos="2835"/>
+        </w:tabs>
+        <w:jc w:val="thaiDistribute"/>
+        <w:rPr>
+          <w:rFonts w:ascii="TH SarabunPSK" w:hAnsi="TH SarabunPSK" w:cs="TH SarabunPSK" w:hint="cs"/>
+          <w:sz w:val="32"/>
+          <w:szCs w:val="32"/>
+          <w:cs/>
+        </w:rPr>
+      </w:pPr>
+    </w:p>
+    <w:p>
+      <w:pPr>
+        <w:tabs>
+          <w:tab w:val="left" w:pos="567"/>
+          <w:tab w:val="left" w:pos="851"/>
+          <w:tab w:val="left" w:pos="1276"/>
+          <w:tab w:val="left" w:pos="1985"/>
+          <w:tab w:val="left" w:pos="2835"/>
+        </w:tabs>
+        <w:jc w:val="thaiDistribute"/>
+        <w:rPr>
+          <w:rFonts w:ascii="TH SarabunPSK" w:hAnsi="TH SarabunPSK" w:cs="TH SarabunPSK"/>
+          <w:sz w:val="32"/>
+          <w:szCs w:val="32"/>
+        </w:rPr>
+      </w:pPr>
+    </w:p>
+    <w:p>
+      <w:pPr>
+        <w:tabs>
+          <w:tab w:val="left" w:pos="567"/>
+          <w:tab w:val="left" w:pos="851"/>
+          <w:tab w:val="left" w:pos="1276"/>
+          <w:tab w:val="left" w:pos="1985"/>
+          <w:tab w:val="left" w:pos="2835"/>
+        </w:tabs>
+        <w:jc w:val="thaiDistribute"/>
+        <w:rPr>
+          <w:rFonts w:ascii="TH SarabunPSK" w:hAnsi="TH SarabunPSK" w:cs="TH SarabunPSK"/>
+          <w:sz w:val="32"/>
+          <w:szCs w:val="32"/>
+        </w:rPr>
+      </w:pPr>
+    </w:p>
+    <w:p>
+      <w:pPr>
+        <w:tabs>
+          <w:tab w:val="left" w:pos="567"/>
+          <w:tab w:val="left" w:pos="851"/>
+          <w:tab w:val="left" w:pos="1276"/>
+          <w:tab w:val="left" w:pos="1985"/>
+          <w:tab w:val="left" w:pos="2835"/>
+        </w:tabs>
+        <w:jc w:val="thaiDistribute"/>
+        <w:rPr>
+          <w:rFonts w:ascii="TH SarabunPSK" w:hAnsi="TH SarabunPSK" w:cs="TH SarabunPSK"/>
+          <w:sz w:val="32"/>
+          <w:szCs w:val="32"/>
+        </w:rPr>
+      </w:pPr>
+    </w:p>
+    <w:p>
+      <w:pPr>
+        <w:tabs>
+          <w:tab w:val="left" w:pos="567"/>
+          <w:tab w:val="left" w:pos="851"/>
+          <w:tab w:val="left" w:pos="1276"/>
+          <w:tab w:val="left" w:pos="1985"/>
+          <w:tab w:val="left" w:pos="2835"/>
+        </w:tabs>
+        <w:jc w:val="thaiDistribute"/>
+        <w:rPr>
+          <w:rFonts w:ascii="TH SarabunPSK" w:hAnsi="TH SarabunPSK" w:cs="TH SarabunPSK"/>
+          <w:sz w:val="32"/>
+          <w:szCs w:val="32"/>
+        </w:rPr>
+      </w:pPr>
+    </w:p>
+    <w:p>
+      <w:pPr>
+        <w:tabs>
+          <w:tab w:val="left" w:pos="567"/>
+          <w:tab w:val="left" w:pos="851"/>
+          <w:tab w:val="left" w:pos="1276"/>
+          <w:tab w:val="left" w:pos="1985"/>
+          <w:tab w:val="left" w:pos="2835"/>
+        </w:tabs>
+        <w:jc w:val="thaiDistribute"/>
+        <w:rPr>
+          <w:rFonts w:ascii="TH SarabunPSK" w:hAnsi="TH SarabunPSK" w:cs="TH SarabunPSK"/>
+          <w:sz w:val="32"/>
+          <w:szCs w:val="32"/>
+        </w:rPr>
+      </w:pPr>
+    </w:p>
+    <w:p>
+      <w:pPr>
+        <w:tabs>
+          <w:tab w:val="left" w:pos="567"/>
+          <w:tab w:val="left" w:pos="851"/>
+          <w:tab w:val="left" w:pos="1276"/>
+          <w:tab w:val="left" w:pos="1985"/>
+          <w:tab w:val="left" w:pos="2835"/>
+        </w:tabs>
+        <w:jc w:val="thaiDistribute"/>
+        <w:rPr>
+          <w:rFonts w:ascii="TH SarabunPSK" w:hAnsi="TH SarabunPSK" w:cs="TH SarabunPSK"/>
+          <w:sz w:val="32"/>
+          <w:szCs w:val="32"/>
+        </w:rPr>
+      </w:pPr>
+    </w:p>
+    <w:p>
+      <w:pPr>
+        <w:tabs>
+          <w:tab w:val="left" w:pos="567"/>
+          <w:tab w:val="left" w:pos="851"/>
+          <w:tab w:val="left" w:pos="1276"/>
+          <w:tab w:val="left" w:pos="1985"/>
+          <w:tab w:val="left" w:pos="2835"/>
+        </w:tabs>
+        <w:jc w:val="center"/>
+        <w:rPr>
+          <w:rFonts w:ascii="TH SarabunPSK" w:hAnsi="TH SarabunPSK" w:cs="TH SarabunPSK"/>
+          <w:sz w:val="32"/>
+          <w:szCs w:val="32"/>
+        </w:rPr>
+      </w:pPr>
+      <w:r>
+        <w:rPr>
+          <w:rFonts w:ascii="TH SarabunPSK" w:hAnsi="TH SarabunPSK" w:cs="TH SarabunPSK"/>
+          <w:b/>
+          <w:bCs/>
+          <w:sz w:val="32"/>
+          <w:szCs w:val="32"/>
+          <w:cs/>
+        </w:rPr>
+        <w:t>ภาพที่ 2-1</w:t>
+      </w:r>
+      <w:r>
+        <w:rPr>
+          <w:rFonts w:ascii="TH SarabunPSK" w:hAnsi="TH SarabunPSK" w:cs="TH SarabunPSK" w:hint="cs"/>
+          <w:b/>
+          <w:bCs/>
+          <w:sz w:val="32"/>
+          <w:szCs w:val="32"/>
+          <w:cs/>
+        </w:rPr>
+        <w:t>5</w:t>
+      </w:r>
+      <w:r>
+        <w:rPr>
+          <w:rFonts w:ascii="TH SarabunPSK" w:hAnsi="TH SarabunPSK" w:cs="TH SarabunPSK"/>
+          <w:sz w:val="32"/>
+          <w:szCs w:val="32"/>
+          <w:cs/>
+        </w:rPr>
+        <w:t xml:space="preserve"> </w:t>
+      </w:r>
+      <w:r>
+        <w:rPr>
+          <w:rFonts w:ascii="TH SarabunPSK" w:hAnsi="TH SarabunPSK" w:cs="TH SarabunPSK"/>
+          <w:sz w:val="32"/>
+          <w:szCs w:val="32"/>
+        </w:rPr>
+        <w:t>Vector Space</w:t>
+      </w:r>
+    </w:p>
+    <w:p>
+      <w:pPr>
+        <w:tabs>
+          <w:tab w:val="left" w:pos="567"/>
+          <w:tab w:val="left" w:pos="851"/>
+          <w:tab w:val="left" w:pos="1276"/>
+          <w:tab w:val="left" w:pos="1985"/>
+          <w:tab w:val="left" w:pos="2835"/>
+        </w:tabs>
+        <w:jc w:val="center"/>
+        <w:rPr>
+          <w:rFonts w:ascii="TH SarabunPSK" w:hAnsi="TH SarabunPSK" w:cs="TH SarabunPSK"/>
+          <w:sz w:val="32"/>
+          <w:szCs w:val="32"/>
+        </w:rPr>
+      </w:pPr>
+    </w:p>
+    <w:p>
+      <w:pPr>
+        <w:tabs>
+          <w:tab w:val="left" w:pos="567"/>
+          <w:tab w:val="left" w:pos="851"/>
+          <w:tab w:val="left" w:pos="1276"/>
+          <w:tab w:val="left" w:pos="1985"/>
+          <w:tab w:val="left" w:pos="2835"/>
+        </w:tabs>
+        <w:rPr>
+          <w:rFonts w:ascii="TH SarabunPSK" w:hAnsi="TH SarabunPSK" w:cs="TH SarabunPSK" w:hint="cs"/>
+          <w:sz w:val="32"/>
+          <w:szCs w:val="32"/>
+        </w:rPr>
+      </w:pPr>
+      <w:r>
+        <w:rPr>
+          <w:rFonts w:ascii="TH SarabunPSK" w:hAnsi="TH SarabunPSK" w:cs="TH SarabunPSK"/>
+          <w:sz w:val="32"/>
+          <w:szCs w:val="32"/>
+        </w:rPr>
+        <w:tab/>
+      </w:r>
+      <w:r>
+        <w:rPr>
+          <w:rFonts w:ascii="TH SarabunPSK" w:hAnsi="TH SarabunPSK" w:cs="TH SarabunPSK"/>
+          <w:sz w:val="32"/>
+          <w:szCs w:val="32"/>
+          <w:cs/>
+        </w:rPr>
+        <w:t>การสืบค้นข้อมูลเชิงความหมาย (</w:t>
+      </w:r>
+      <w:r>
+        <w:rPr>
+          <w:rFonts w:ascii="TH SarabunPSK" w:hAnsi="TH SarabunPSK" w:cs="TH SarabunPSK"/>
+          <w:sz w:val="32"/>
+          <w:szCs w:val="32"/>
+        </w:rPr>
+        <w:t>Semantic Search)</w:t>
+      </w:r>
+      <w:r>
+        <w:rPr>
+          <w:rFonts w:ascii="TH SarabunPSK" w:hAnsi="TH SarabunPSK" w:cs="TH SarabunPSK"/>
+          <w:sz w:val="32"/>
+          <w:szCs w:val="32"/>
+        </w:rPr>
+        <w:t xml:space="preserve"> </w:t>
+      </w:r>
+      <w:r>
+        <w:rPr>
+          <w:rFonts w:ascii="TH SarabunPSK" w:hAnsi="TH SarabunPSK" w:cs="TH SarabunPSK"/>
+          <w:sz w:val="32"/>
+          <w:szCs w:val="32"/>
+          <w:cs/>
+        </w:rPr>
+        <w:t xml:space="preserve">การสืบค้นข้อมูลผ่านระบบ </w:t>
+      </w:r>
+      <w:r>
+        <w:rPr>
+          <w:rFonts w:ascii="TH SarabunPSK" w:hAnsi="TH SarabunPSK" w:cs="TH SarabunPSK"/>
+          <w:sz w:val="32"/>
+          <w:szCs w:val="32"/>
+        </w:rPr>
+        <w:t xml:space="preserve">Vector Database </w:t>
+      </w:r>
+      <w:r>
+        <w:rPr>
+          <w:rFonts w:ascii="TH SarabunPSK" w:hAnsi="TH SarabunPSK" w:cs="TH SarabunPSK"/>
+          <w:sz w:val="32"/>
+          <w:szCs w:val="32"/>
+          <w:cs/>
+        </w:rPr>
+        <w:t>อาศัยหลักการประมวลผลความคล้ายคลึงของเวกเตอร์ (</w:t>
+      </w:r>
+      <w:r>
+        <w:rPr>
+          <w:rFonts w:ascii="TH SarabunPSK" w:hAnsi="TH SarabunPSK" w:cs="TH SarabunPSK"/>
+          <w:sz w:val="32"/>
+          <w:szCs w:val="32"/>
+        </w:rPr>
+        <w:t xml:space="preserve">Vector Similarity) </w:t>
+      </w:r>
+      <w:r>
+        <w:rPr>
+          <w:rFonts w:ascii="TH SarabunPSK" w:hAnsi="TH SarabunPSK" w:cs="TH SarabunPSK"/>
+          <w:sz w:val="32"/>
+          <w:szCs w:val="32"/>
+          <w:cs/>
+        </w:rPr>
+        <w:t>ซึ่งแตกต่างอย่างสิ้นเชิงจากวิธีการสืบค้นแบบดั้งเดิมที่พึ่งพาการจับคู่คำสำคัญ (</w:t>
+      </w:r>
+      <w:r>
+        <w:rPr>
+          <w:rFonts w:ascii="TH SarabunPSK" w:hAnsi="TH SarabunPSK" w:cs="TH SarabunPSK"/>
+          <w:sz w:val="32"/>
+          <w:szCs w:val="32"/>
+        </w:rPr>
+        <w:t xml:space="preserve">Exact Keyword Matching) </w:t>
+      </w:r>
+      <w:r>
+        <w:rPr>
+          <w:rFonts w:ascii="TH SarabunPSK" w:hAnsi="TH SarabunPSK" w:cs="TH SarabunPSK"/>
+          <w:sz w:val="32"/>
+          <w:szCs w:val="32"/>
+          <w:cs/>
+        </w:rPr>
+        <w:t>กลไกดังกล่าวส่งผลให้ผลลัพธ์ที่ได้มีความสอดคล้องกับบริบทและความต้องการของผู้ใช้งานอย่างแท้จริง</w:t>
+      </w:r>
+    </w:p>
+    <w:p>
+      <w:pPr>
+        <w:tabs>
+          <w:tab w:val="left" w:pos="567"/>
+          <w:tab w:val="left" w:pos="851"/>
+          <w:tab w:val="left" w:pos="1276"/>
+          <w:tab w:val="left" w:pos="1985"/>
+          <w:tab w:val="left" w:pos="2835"/>
+        </w:tabs>
+        <w:jc w:val="thaiDistribute"/>
+        <w:rPr>
+          <w:rFonts w:ascii="TH SarabunPSK" w:hAnsi="TH SarabunPSK" w:cs="TH SarabunPSK"/>
+          <w:sz w:val="32"/>
+          <w:szCs w:val="32"/>
+        </w:rPr>
+      </w:pPr>
+      <w:r>
+        <w:rPr>
+          <w:rFonts w:ascii="TH SarabunPSK" w:hAnsi="TH SarabunPSK" w:cs="TH SarabunPSK"/>
+          <w:noProof/>
+          <w:sz w:val="32"/>
+          <w:szCs w:val="32"/>
+        </w:rPr>
+        <w:drawing>
+          <wp:anchor distT="0" distB="0" distL="114300" distR="114300" simplePos="0" relativeHeight="251677696" behindDoc="0" locked="0" layoutInCell="1" allowOverlap="1" wp14:anchorId="5F728452" wp14:editId="318F110C">
+            <wp:simplePos x="0" y="0"/>
+            <wp:positionH relativeFrom="margin">
+              <wp:align>center</wp:align>
+            </wp:positionH>
+            <wp:positionV relativeFrom="paragraph">
+              <wp:posOffset>4445</wp:posOffset>
+            </wp:positionV>
+            <wp:extent cx="2709080" cy="2033204"/>
+            <wp:effectExtent l="0" t="0" r="0" b="5715"/>
+            <wp:wrapNone/>
+            <wp:docPr id="19" name="Picture 19"/>
+            <wp:cNvGraphicFramePr>
+              <a:graphicFrameLocks xmlns:a="http://schemas.openxmlformats.org/drawingml/2006/main" noChangeAspect="1"/>
+            </wp:cNvGraphicFramePr>
+            <a:graphic xmlns:a="http://schemas.openxmlformats.org/drawingml/2006/main">
+              <a:graphicData uri="http://schemas.openxmlformats.org/drawingml/2006/picture">
+                <pic:pic xmlns:pic="http://schemas.openxmlformats.org/drawingml/2006/picture">
+                  <pic:nvPicPr>
+                    <pic:cNvPr id="0" name="Picture 4"/>
+                    <pic:cNvPicPr>
+                      <a:picLocks noChangeAspect="1" noChangeArrowheads="1"/>
+                    </pic:cNvPicPr>
+                  </pic:nvPicPr>
+                  <pic:blipFill rotWithShape="1">
+                    <a:blip r:embed="rId25" cstate="print">
+                      <a:extLst>
+                        <a:ext uri="{28A0092B-C50C-407E-A947-70E740481C1C}">
+                          <a14:useLocalDpi xmlns:a14="http://schemas.microsoft.com/office/drawing/2010/main" val="0"/>
+                        </a:ext>
+                      </a:extLst>
+                    </a:blip>
+                    <a:srcRect l="22857" t="9502" r="18196" b="11849"/>
+                    <a:stretch/>
+                  </pic:blipFill>
+                  <pic:spPr bwMode="auto">
+                    <a:xfrm>
+                      <a:off x="0" y="0"/>
+                      <a:ext cx="2709080" cy="2033204"/>
+                    </a:xfrm>
+                    <a:prstGeom prst="rect">
+                      <a:avLst/>
+                    </a:prstGeom>
+                    <a:noFill/>
+                    <a:ln>
+                      <a:noFill/>
+                    </a:ln>
+                    <a:extLst>
+                      <a:ext uri="{53640926-AAD7-44D8-BBD7-CCE9431645EC}">
+                        <a14:shadowObscured xmlns:a14="http://schemas.microsoft.com/office/drawing/2010/main"/>
+                      </a:ext>
+                    </a:extLst>
+                  </pic:spPr>
+                </pic:pic>
+              </a:graphicData>
+            </a:graphic>
+            <wp14:sizeRelH relativeFrom="page">
+              <wp14:pctWidth>0</wp14:pctWidth>
+            </wp14:sizeRelH>
+            <wp14:sizeRelV relativeFrom="page">
+              <wp14:pctHeight>0</wp14:pctHeight>
+            </wp14:sizeRelV>
+          </wp:anchor>
+        </w:drawing>
+      </w:r>
+    </w:p>
+    <w:p>
+      <w:pPr>
+        <w:tabs>
+          <w:tab w:val="left" w:pos="567"/>
+          <w:tab w:val="left" w:pos="851"/>
+          <w:tab w:val="left" w:pos="1276"/>
+          <w:tab w:val="left" w:pos="1985"/>
+          <w:tab w:val="left" w:pos="2835"/>
+        </w:tabs>
+        <w:jc w:val="thaiDistribute"/>
+        <w:rPr>
+          <w:rFonts w:ascii="TH SarabunPSK" w:hAnsi="TH SarabunPSK" w:cs="TH SarabunPSK"/>
+          <w:sz w:val="32"/>
+          <w:szCs w:val="32"/>
+        </w:rPr>
+      </w:pPr>
+    </w:p>
+    <w:p>
+      <w:pPr>
+        <w:tabs>
+          <w:tab w:val="left" w:pos="567"/>
+          <w:tab w:val="left" w:pos="851"/>
+          <w:tab w:val="left" w:pos="1276"/>
+          <w:tab w:val="left" w:pos="1985"/>
+          <w:tab w:val="left" w:pos="2835"/>
+        </w:tabs>
+        <w:jc w:val="thaiDistribute"/>
+        <w:rPr>
+          <w:rFonts w:ascii="TH SarabunPSK" w:hAnsi="TH SarabunPSK" w:cs="TH SarabunPSK"/>
+          <w:sz w:val="32"/>
+          <w:szCs w:val="32"/>
+        </w:rPr>
+      </w:pPr>
+    </w:p>
+    <w:p>
+      <w:pPr>
+        <w:tabs>
+          <w:tab w:val="left" w:pos="567"/>
+          <w:tab w:val="left" w:pos="851"/>
+          <w:tab w:val="left" w:pos="1276"/>
+          <w:tab w:val="left" w:pos="1985"/>
+          <w:tab w:val="left" w:pos="2835"/>
+        </w:tabs>
+        <w:jc w:val="thaiDistribute"/>
+        <w:rPr>
+          <w:rFonts w:ascii="TH SarabunPSK" w:hAnsi="TH SarabunPSK" w:cs="TH SarabunPSK"/>
+          <w:sz w:val="32"/>
+          <w:szCs w:val="32"/>
+        </w:rPr>
+      </w:pPr>
+    </w:p>
+    <w:p>
+      <w:pPr>
+        <w:tabs>
+          <w:tab w:val="left" w:pos="567"/>
+          <w:tab w:val="left" w:pos="851"/>
+          <w:tab w:val="left" w:pos="1276"/>
+          <w:tab w:val="left" w:pos="1985"/>
+          <w:tab w:val="left" w:pos="2835"/>
+        </w:tabs>
+        <w:jc w:val="thaiDistribute"/>
+        <w:rPr>
+          <w:rFonts w:ascii="TH SarabunPSK" w:hAnsi="TH SarabunPSK" w:cs="TH SarabunPSK"/>
+          <w:sz w:val="32"/>
+          <w:szCs w:val="32"/>
+        </w:rPr>
+      </w:pPr>
+    </w:p>
+    <w:p>
+      <w:pPr>
+        <w:tabs>
+          <w:tab w:val="left" w:pos="567"/>
+          <w:tab w:val="left" w:pos="851"/>
+          <w:tab w:val="left" w:pos="1276"/>
+          <w:tab w:val="left" w:pos="1985"/>
+          <w:tab w:val="left" w:pos="2835"/>
+        </w:tabs>
+        <w:jc w:val="thaiDistribute"/>
+        <w:rPr>
+          <w:rFonts w:ascii="TH SarabunPSK" w:hAnsi="TH SarabunPSK" w:cs="TH SarabunPSK"/>
+          <w:sz w:val="32"/>
+          <w:szCs w:val="32"/>
+        </w:rPr>
+      </w:pPr>
+    </w:p>
+    <w:p>
+      <w:pPr>
+        <w:tabs>
+          <w:tab w:val="left" w:pos="567"/>
+          <w:tab w:val="left" w:pos="851"/>
+          <w:tab w:val="left" w:pos="1276"/>
+          <w:tab w:val="left" w:pos="1985"/>
+          <w:tab w:val="left" w:pos="2835"/>
+        </w:tabs>
+        <w:jc w:val="thaiDistribute"/>
+        <w:rPr>
+          <w:rFonts w:ascii="TH SarabunPSK" w:hAnsi="TH SarabunPSK" w:cs="TH SarabunPSK"/>
+          <w:sz w:val="32"/>
+          <w:szCs w:val="32"/>
+        </w:rPr>
+      </w:pPr>
+    </w:p>
+    <w:p>
+      <w:pPr>
+        <w:tabs>
+          <w:tab w:val="left" w:pos="567"/>
+          <w:tab w:val="left" w:pos="851"/>
+          <w:tab w:val="left" w:pos="1276"/>
+          <w:tab w:val="left" w:pos="1985"/>
+          <w:tab w:val="left" w:pos="2835"/>
+        </w:tabs>
+        <w:jc w:val="thaiDistribute"/>
+        <w:rPr>
+          <w:rFonts w:ascii="TH SarabunPSK" w:hAnsi="TH SarabunPSK" w:cs="TH SarabunPSK"/>
+          <w:sz w:val="32"/>
+          <w:szCs w:val="32"/>
+        </w:rPr>
+      </w:pPr>
+    </w:p>
+    <w:p>
+      <w:pPr>
+        <w:tabs>
+          <w:tab w:val="left" w:pos="567"/>
+          <w:tab w:val="left" w:pos="851"/>
+          <w:tab w:val="left" w:pos="1276"/>
+          <w:tab w:val="left" w:pos="1985"/>
+          <w:tab w:val="left" w:pos="2835"/>
+        </w:tabs>
+        <w:jc w:val="thaiDistribute"/>
+        <w:rPr>
+          <w:rFonts w:ascii="TH SarabunPSK" w:hAnsi="TH SarabunPSK" w:cs="TH SarabunPSK"/>
+          <w:sz w:val="32"/>
+          <w:szCs w:val="32"/>
+        </w:rPr>
+      </w:pPr>
+    </w:p>
+    <w:p>
+      <w:pPr>
+        <w:tabs>
+          <w:tab w:val="left" w:pos="567"/>
+          <w:tab w:val="left" w:pos="851"/>
+          <w:tab w:val="left" w:pos="1276"/>
+          <w:tab w:val="left" w:pos="1985"/>
+          <w:tab w:val="left" w:pos="2835"/>
+        </w:tabs>
+        <w:jc w:val="center"/>
+        <w:rPr>
+          <w:rFonts w:ascii="TH SarabunPSK" w:hAnsi="TH SarabunPSK" w:cs="TH SarabunPSK"/>
+          <w:b/>
+          <w:bCs/>
+          <w:sz w:val="32"/>
+          <w:szCs w:val="32"/>
+        </w:rPr>
+      </w:pPr>
+    </w:p>
+    <w:p>
+      <w:pPr>
+        <w:tabs>
+          <w:tab w:val="left" w:pos="567"/>
+          <w:tab w:val="left" w:pos="851"/>
+          <w:tab w:val="left" w:pos="1276"/>
+          <w:tab w:val="left" w:pos="1985"/>
+          <w:tab w:val="left" w:pos="2835"/>
+        </w:tabs>
+        <w:jc w:val="center"/>
+        <w:rPr>
+          <w:rFonts w:ascii="TH SarabunPSK" w:hAnsi="TH SarabunPSK" w:cs="TH SarabunPSK"/>
+          <w:sz w:val="32"/>
+          <w:szCs w:val="32"/>
+        </w:rPr>
+      </w:pPr>
+      <w:r>
+        <w:rPr>
+          <w:rFonts w:ascii="TH SarabunPSK" w:hAnsi="TH SarabunPSK" w:cs="TH SarabunPSK" w:hint="cs"/>
+          <w:b/>
+          <w:bCs/>
+          <w:sz w:val="32"/>
+          <w:szCs w:val="32"/>
+          <w:cs/>
+        </w:rPr>
+        <w:t>ภาพที่ 2-1</w:t>
+      </w:r>
+      <w:r>
+        <w:rPr>
+          <w:rFonts w:ascii="TH SarabunPSK" w:hAnsi="TH SarabunPSK" w:cs="TH SarabunPSK" w:hint="cs"/>
+          <w:b/>
+          <w:bCs/>
+          <w:sz w:val="32"/>
+          <w:szCs w:val="32"/>
+          <w:cs/>
+        </w:rPr>
+        <w:t>6</w:t>
+      </w:r>
+      <w:r>
+        <w:rPr>
+          <w:rFonts w:ascii="TH SarabunPSK" w:hAnsi="TH SarabunPSK" w:cs="TH SarabunPSK" w:hint="cs"/>
+          <w:sz w:val="32"/>
+          <w:szCs w:val="32"/>
+          <w:cs/>
+        </w:rPr>
+        <w:t xml:space="preserve"> </w:t>
+      </w:r>
+      <w:r>
+        <w:rPr>
+          <w:rFonts w:ascii="TH SarabunPSK" w:hAnsi="TH SarabunPSK" w:cs="TH SarabunPSK"/>
+          <w:sz w:val="32"/>
+          <w:szCs w:val="32"/>
+        </w:rPr>
+        <w:t>Vectorization</w:t>
+      </w:r>
+    </w:p>
+    <w:p>
+      <w:pPr>
+        <w:tabs>
+          <w:tab w:val="left" w:pos="567"/>
+          <w:tab w:val="left" w:pos="851"/>
+          <w:tab w:val="left" w:pos="1276"/>
+          <w:tab w:val="left" w:pos="1985"/>
+          <w:tab w:val="left" w:pos="2835"/>
+        </w:tabs>
+        <w:jc w:val="center"/>
+        <w:rPr>
+          <w:rFonts w:ascii="TH SarabunPSK" w:hAnsi="TH SarabunPSK" w:cs="TH SarabunPSK" w:hint="cs"/>
+          <w:sz w:val="32"/>
+          <w:szCs w:val="32"/>
+        </w:rPr>
+      </w:pPr>
+    </w:p>
+    <w:p>
+      <w:pPr>
+        <w:tabs>
+          <w:tab w:val="left" w:pos="567"/>
+          <w:tab w:val="left" w:pos="851"/>
+          <w:tab w:val="left" w:pos="1276"/>
+          <w:tab w:val="left" w:pos="1985"/>
+          <w:tab w:val="left" w:pos="2835"/>
+        </w:tabs>
+        <w:jc w:val="thaiDistribute"/>
+        <w:rPr>
+          <w:rFonts w:ascii="TH SarabunPSK" w:hAnsi="TH SarabunPSK" w:cs="TH SarabunPSK"/>
+          <w:sz w:val="32"/>
+          <w:szCs w:val="32"/>
+        </w:rPr>
+      </w:pPr>
+      <w:r>
+        <w:rPr>
+          <w:rFonts w:ascii="TH SarabunPSK" w:hAnsi="TH SarabunPSK" w:cs="TH SarabunPSK"/>
+          <w:sz w:val="32"/>
+          <w:szCs w:val="32"/>
+          <w:cs/>
+        </w:rPr>
+        <w:tab/>
+      </w:r>
+      <w:r>
+        <w:rPr>
+          <w:rFonts w:ascii="TH SarabunPSK" w:hAnsi="TH SarabunPSK" w:cs="TH SarabunPSK"/>
+          <w:sz w:val="32"/>
+          <w:szCs w:val="32"/>
+          <w:cs/>
+        </w:rPr>
+        <w:t>กระบวนการนี้ช่วยเพิ่มประสิทธิภาพในการสืบค้นวัตถุที่มีคุณลักษณะใกล้เคียงกันได้อย่างแม่นยำ ยกตัวอย่างเช่น ในกรณีการค้นหาผลไม้ที่มีลักษณะคล้ายคลึงกับ “</w:t>
+      </w:r>
+      <w:r>
+        <w:rPr>
+          <w:rFonts w:ascii="TH SarabunPSK" w:hAnsi="TH SarabunPSK" w:cs="TH SarabunPSK"/>
+          <w:sz w:val="32"/>
+          <w:szCs w:val="32"/>
+        </w:rPr>
+        <w:t xml:space="preserve">Apple” </w:t>
+      </w:r>
+      <w:r>
+        <w:rPr>
+          <w:rFonts w:ascii="TH SarabunPSK" w:hAnsi="TH SarabunPSK" w:cs="TH SarabunPSK"/>
+          <w:sz w:val="32"/>
+          <w:szCs w:val="32"/>
+          <w:cs/>
+        </w:rPr>
+        <w:t xml:space="preserve">ระบบสามารถวิเคราะห์ความสัมพันธ์เชิงพิกัดใน </w:t>
+      </w:r>
+      <w:r>
+        <w:rPr>
+          <w:rFonts w:ascii="TH SarabunPSK" w:hAnsi="TH SarabunPSK" w:cs="TH SarabunPSK"/>
+          <w:sz w:val="32"/>
+          <w:szCs w:val="32"/>
+        </w:rPr>
+        <w:t xml:space="preserve">Vector Space </w:t>
+      </w:r>
+      <w:r>
+        <w:rPr>
+          <w:rFonts w:ascii="TH SarabunPSK" w:hAnsi="TH SarabunPSK" w:cs="TH SarabunPSK"/>
+          <w:sz w:val="32"/>
+          <w:szCs w:val="32"/>
+          <w:cs/>
+        </w:rPr>
+        <w:t>และนำเสนอผลลัพธ์เป็น “</w:t>
+      </w:r>
+      <w:r>
+        <w:rPr>
+          <w:rFonts w:ascii="TH SarabunPSK" w:hAnsi="TH SarabunPSK" w:cs="TH SarabunPSK"/>
+          <w:sz w:val="32"/>
+          <w:szCs w:val="32"/>
+        </w:rPr>
+        <w:t xml:space="preserve">Orange” </w:t>
+      </w:r>
+      <w:r>
+        <w:rPr>
+          <w:rFonts w:ascii="TH SarabunPSK" w:hAnsi="TH SarabunPSK" w:cs="TH SarabunPSK"/>
+          <w:sz w:val="32"/>
+          <w:szCs w:val="32"/>
+          <w:cs/>
+        </w:rPr>
+        <w:t>หรือ “</w:t>
+      </w:r>
+      <w:r>
+        <w:rPr>
+          <w:rFonts w:ascii="TH SarabunPSK" w:hAnsi="TH SarabunPSK" w:cs="TH SarabunPSK"/>
+          <w:sz w:val="32"/>
+          <w:szCs w:val="32"/>
+        </w:rPr>
+        <w:t xml:space="preserve">Cherry” </w:t>
+      </w:r>
+      <w:r>
+        <w:rPr>
+          <w:rFonts w:ascii="TH SarabunPSK" w:hAnsi="TH SarabunPSK" w:cs="TH SarabunPSK"/>
+          <w:sz w:val="32"/>
+          <w:szCs w:val="32"/>
+          <w:cs/>
+        </w:rPr>
+        <w:t>ซึ่งมีความสัมพันธ์ทางกายภาพที่ใกล้เคียงกัน แทนที่จะแสดงผลเป็น “</w:t>
+      </w:r>
+      <w:r>
+        <w:rPr>
+          <w:rFonts w:ascii="TH SarabunPSK" w:hAnsi="TH SarabunPSK" w:cs="TH SarabunPSK"/>
+          <w:sz w:val="32"/>
+          <w:szCs w:val="32"/>
+        </w:rPr>
+        <w:t xml:space="preserve">Pineapple” </w:t>
+      </w:r>
+      <w:r>
+        <w:rPr>
+          <w:rFonts w:ascii="TH SarabunPSK" w:hAnsi="TH SarabunPSK" w:cs="TH SarabunPSK"/>
+          <w:sz w:val="32"/>
+          <w:szCs w:val="32"/>
+          <w:cs/>
+        </w:rPr>
+        <w:t>ซึ่งแม้จะมีชื่อเรียกคล้ายคลึงกันในภาษาอังกฤษ แต่ขาดความสัมพันธ์เชิงบริบทที่ชัดเจน"</w:t>
+      </w:r>
+    </w:p>
+    <w:p>
+      <w:pPr>
+        <w:tabs>
+          <w:tab w:val="left" w:pos="567"/>
+          <w:tab w:val="left" w:pos="851"/>
+          <w:tab w:val="left" w:pos="1276"/>
+          <w:tab w:val="left" w:pos="1985"/>
+          <w:tab w:val="left" w:pos="2835"/>
+        </w:tabs>
+        <w:jc w:val="thaiDistribute"/>
+        <w:rPr>
+          <w:rFonts w:ascii="TH SarabunPSK" w:hAnsi="TH SarabunPSK" w:cs="TH SarabunPSK" w:hint="cs"/>
+          <w:sz w:val="32"/>
+          <w:szCs w:val="32"/>
+        </w:rPr>
+      </w:pPr>
+      <w:r>
+        <w:rPr>
+          <w:noProof/>
         </w:rPr>
         <w:lastRenderedPageBreak/>
+        <w:drawing>
+          <wp:anchor distT="0" distB="0" distL="114300" distR="114300" simplePos="0" relativeHeight="251674624" behindDoc="0" locked="0" layoutInCell="1" allowOverlap="1" wp14:anchorId="43910840" wp14:editId="52C80FF5">
+            <wp:simplePos x="0" y="0"/>
+            <wp:positionH relativeFrom="margin">
+              <wp:posOffset>464024</wp:posOffset>
+            </wp:positionH>
+            <wp:positionV relativeFrom="paragraph">
+              <wp:posOffset>88710</wp:posOffset>
+            </wp:positionV>
+            <wp:extent cx="4312692" cy="4347120"/>
+            <wp:effectExtent l="0" t="0" r="0" b="0"/>
+            <wp:wrapNone/>
+            <wp:docPr id="15" name="Picture 15"/>
+            <wp:cNvGraphicFramePr>
+              <a:graphicFrameLocks xmlns:a="http://schemas.openxmlformats.org/drawingml/2006/main" noChangeAspect="1"/>
+            </wp:cNvGraphicFramePr>
+            <a:graphic xmlns:a="http://schemas.openxmlformats.org/drawingml/2006/main">
+              <a:graphicData uri="http://schemas.openxmlformats.org/drawingml/2006/picture">
+                <pic:pic xmlns:pic="http://schemas.openxmlformats.org/drawingml/2006/picture">
+                  <pic:nvPicPr>
+                    <pic:cNvPr id="0" name="Picture 3"/>
+                    <pic:cNvPicPr>
+                      <a:picLocks noChangeAspect="1" noChangeArrowheads="1"/>
+                    </pic:cNvPicPr>
+                  </pic:nvPicPr>
+                  <pic:blipFill rotWithShape="1">
+                    <a:blip r:embed="rId26" cstate="print">
+                      <a:extLst>
+                        <a:ext uri="{28A0092B-C50C-407E-A947-70E740481C1C}">
+                          <a14:useLocalDpi xmlns:a14="http://schemas.microsoft.com/office/drawing/2010/main" val="0"/>
+                        </a:ext>
+                      </a:extLst>
+                    </a:blip>
+                    <a:srcRect l="7123" t="5603" r="5088" b="4984"/>
+                    <a:stretch/>
+                  </pic:blipFill>
+                  <pic:spPr bwMode="auto">
+                    <a:xfrm>
+                      <a:off x="0" y="0"/>
+                      <a:ext cx="4313088" cy="4347519"/>
+                    </a:xfrm>
+                    <a:prstGeom prst="rect">
+                      <a:avLst/>
+                    </a:prstGeom>
+                    <a:noFill/>
+                    <a:ln>
+                      <a:noFill/>
+                    </a:ln>
+                    <a:extLst>
+                      <a:ext uri="{53640926-AAD7-44D8-BBD7-CCE9431645EC}">
+                        <a14:shadowObscured xmlns:a14="http://schemas.microsoft.com/office/drawing/2010/main"/>
+                      </a:ext>
+                    </a:extLst>
+                  </pic:spPr>
+                </pic:pic>
+              </a:graphicData>
+            </a:graphic>
+            <wp14:sizeRelH relativeFrom="page">
+              <wp14:pctWidth>0</wp14:pctWidth>
+            </wp14:sizeRelH>
+            <wp14:sizeRelV relativeFrom="page">
+              <wp14:pctHeight>0</wp14:pctHeight>
+            </wp14:sizeRelV>
+          </wp:anchor>
+        </w:drawing>
+      </w:r>
+    </w:p>
+    <w:p>
+      <w:pPr>
+        <w:tabs>
+          <w:tab w:val="left" w:pos="567"/>
+          <w:tab w:val="left" w:pos="851"/>
+          <w:tab w:val="left" w:pos="1276"/>
+          <w:tab w:val="left" w:pos="1985"/>
+          <w:tab w:val="left" w:pos="2835"/>
+        </w:tabs>
+        <w:jc w:val="thaiDistribute"/>
+        <w:rPr>
+          <w:rFonts w:ascii="TH SarabunPSK" w:hAnsi="TH SarabunPSK" w:cs="TH SarabunPSK"/>
+          <w:sz w:val="32"/>
+          <w:szCs w:val="32"/>
+        </w:rPr>
+      </w:pPr>
+    </w:p>
+    <w:p>
+      <w:pPr>
+        <w:tabs>
+          <w:tab w:val="left" w:pos="567"/>
+          <w:tab w:val="left" w:pos="851"/>
+          <w:tab w:val="left" w:pos="1276"/>
+          <w:tab w:val="left" w:pos="1985"/>
+          <w:tab w:val="left" w:pos="2835"/>
+        </w:tabs>
+        <w:jc w:val="thaiDistribute"/>
+        <w:rPr>
+          <w:rFonts w:ascii="TH SarabunPSK" w:hAnsi="TH SarabunPSK" w:cs="TH SarabunPSK" w:hint="cs"/>
+          <w:sz w:val="32"/>
+          <w:szCs w:val="32"/>
+          <w:cs/>
+        </w:rPr>
+      </w:pPr>
+    </w:p>
+    <w:p>
+      <w:pPr>
+        <w:tabs>
+          <w:tab w:val="left" w:pos="567"/>
+          <w:tab w:val="left" w:pos="851"/>
+          <w:tab w:val="left" w:pos="1276"/>
+          <w:tab w:val="left" w:pos="1985"/>
+          <w:tab w:val="left" w:pos="2835"/>
+        </w:tabs>
+        <w:jc w:val="thaiDistribute"/>
+        <w:rPr>
+          <w:rFonts w:ascii="TH SarabunPSK" w:hAnsi="TH SarabunPSK" w:cs="TH SarabunPSK"/>
+          <w:sz w:val="32"/>
+          <w:szCs w:val="32"/>
+        </w:rPr>
+      </w:pPr>
+    </w:p>
+    <w:p>
+      <w:pPr>
+        <w:tabs>
+          <w:tab w:val="left" w:pos="567"/>
+          <w:tab w:val="left" w:pos="851"/>
+          <w:tab w:val="left" w:pos="1276"/>
+          <w:tab w:val="left" w:pos="1985"/>
+          <w:tab w:val="left" w:pos="2835"/>
+        </w:tabs>
+        <w:jc w:val="thaiDistribute"/>
+        <w:rPr>
+          <w:rFonts w:ascii="TH SarabunPSK" w:hAnsi="TH SarabunPSK" w:cs="TH SarabunPSK"/>
+          <w:sz w:val="32"/>
+          <w:szCs w:val="32"/>
+        </w:rPr>
+      </w:pPr>
+    </w:p>
+    <w:p>
+      <w:pPr>
+        <w:tabs>
+          <w:tab w:val="left" w:pos="567"/>
+          <w:tab w:val="left" w:pos="851"/>
+          <w:tab w:val="left" w:pos="1276"/>
+          <w:tab w:val="left" w:pos="1985"/>
+          <w:tab w:val="left" w:pos="2835"/>
+        </w:tabs>
+        <w:jc w:val="thaiDistribute"/>
+        <w:rPr>
+          <w:rFonts w:ascii="TH SarabunPSK" w:hAnsi="TH SarabunPSK" w:cs="TH SarabunPSK"/>
+          <w:sz w:val="32"/>
+          <w:szCs w:val="32"/>
+        </w:rPr>
+      </w:pPr>
+    </w:p>
+    <w:p>
+      <w:pPr>
+        <w:tabs>
+          <w:tab w:val="left" w:pos="567"/>
+          <w:tab w:val="left" w:pos="851"/>
+          <w:tab w:val="left" w:pos="1276"/>
+          <w:tab w:val="left" w:pos="1985"/>
+          <w:tab w:val="left" w:pos="2835"/>
+        </w:tabs>
+        <w:jc w:val="center"/>
+        <w:rPr>
+          <w:rFonts w:ascii="TH SarabunPSK" w:hAnsi="TH SarabunPSK" w:cs="TH SarabunPSK"/>
+          <w:b/>
+          <w:bCs/>
+          <w:sz w:val="32"/>
+          <w:szCs w:val="32"/>
+        </w:rPr>
+      </w:pPr>
+    </w:p>
+    <w:p>
+      <w:pPr>
+        <w:tabs>
+          <w:tab w:val="left" w:pos="567"/>
+          <w:tab w:val="left" w:pos="851"/>
+          <w:tab w:val="left" w:pos="1276"/>
+          <w:tab w:val="left" w:pos="1985"/>
+          <w:tab w:val="left" w:pos="2835"/>
+        </w:tabs>
+        <w:jc w:val="center"/>
+        <w:rPr>
+          <w:rFonts w:ascii="TH SarabunPSK" w:hAnsi="TH SarabunPSK" w:cs="TH SarabunPSK"/>
+          <w:b/>
+          <w:bCs/>
+          <w:sz w:val="32"/>
+          <w:szCs w:val="32"/>
+        </w:rPr>
+      </w:pPr>
+    </w:p>
+    <w:p>
+      <w:pPr>
+        <w:tabs>
+          <w:tab w:val="left" w:pos="567"/>
+          <w:tab w:val="left" w:pos="851"/>
+          <w:tab w:val="left" w:pos="1276"/>
+          <w:tab w:val="left" w:pos="1985"/>
+          <w:tab w:val="left" w:pos="2835"/>
+        </w:tabs>
+        <w:jc w:val="center"/>
+        <w:rPr>
+          <w:rFonts w:ascii="TH SarabunPSK" w:hAnsi="TH SarabunPSK" w:cs="TH SarabunPSK"/>
+          <w:b/>
+          <w:bCs/>
+          <w:sz w:val="32"/>
+          <w:szCs w:val="32"/>
+        </w:rPr>
+      </w:pPr>
+    </w:p>
+    <w:p>
+      <w:pPr>
+        <w:tabs>
+          <w:tab w:val="left" w:pos="567"/>
+          <w:tab w:val="left" w:pos="851"/>
+          <w:tab w:val="left" w:pos="1276"/>
+          <w:tab w:val="left" w:pos="1985"/>
+          <w:tab w:val="left" w:pos="2835"/>
+        </w:tabs>
+        <w:jc w:val="center"/>
+        <w:rPr>
+          <w:rFonts w:ascii="TH SarabunPSK" w:hAnsi="TH SarabunPSK" w:cs="TH SarabunPSK"/>
+          <w:b/>
+          <w:bCs/>
+          <w:sz w:val="32"/>
+          <w:szCs w:val="32"/>
+        </w:rPr>
+      </w:pPr>
+    </w:p>
+    <w:p>
+      <w:pPr>
+        <w:tabs>
+          <w:tab w:val="left" w:pos="567"/>
+          <w:tab w:val="left" w:pos="851"/>
+          <w:tab w:val="left" w:pos="1276"/>
+          <w:tab w:val="left" w:pos="1985"/>
+          <w:tab w:val="left" w:pos="2835"/>
+        </w:tabs>
+        <w:jc w:val="center"/>
+        <w:rPr>
+          <w:rFonts w:ascii="TH SarabunPSK" w:hAnsi="TH SarabunPSK" w:cs="TH SarabunPSK"/>
+          <w:b/>
+          <w:bCs/>
+          <w:sz w:val="32"/>
+          <w:szCs w:val="32"/>
+        </w:rPr>
+      </w:pPr>
+    </w:p>
+    <w:p>
+      <w:pPr>
+        <w:tabs>
+          <w:tab w:val="left" w:pos="567"/>
+          <w:tab w:val="left" w:pos="851"/>
+          <w:tab w:val="left" w:pos="1276"/>
+          <w:tab w:val="left" w:pos="1985"/>
+          <w:tab w:val="left" w:pos="2835"/>
+        </w:tabs>
+        <w:jc w:val="center"/>
+        <w:rPr>
+          <w:rFonts w:ascii="TH SarabunPSK" w:hAnsi="TH SarabunPSK" w:cs="TH SarabunPSK"/>
+          <w:b/>
+          <w:bCs/>
+          <w:sz w:val="32"/>
+          <w:szCs w:val="32"/>
+        </w:rPr>
+      </w:pPr>
+    </w:p>
+    <w:p>
+      <w:pPr>
+        <w:tabs>
+          <w:tab w:val="left" w:pos="567"/>
+          <w:tab w:val="left" w:pos="851"/>
+          <w:tab w:val="left" w:pos="1276"/>
+          <w:tab w:val="left" w:pos="1985"/>
+          <w:tab w:val="left" w:pos="2835"/>
+        </w:tabs>
+        <w:jc w:val="center"/>
+        <w:rPr>
+          <w:rFonts w:ascii="TH SarabunPSK" w:hAnsi="TH SarabunPSK" w:cs="TH SarabunPSK"/>
+          <w:b/>
+          <w:bCs/>
+          <w:sz w:val="32"/>
+          <w:szCs w:val="32"/>
+        </w:rPr>
+      </w:pPr>
+    </w:p>
+    <w:p>
+      <w:pPr>
+        <w:tabs>
+          <w:tab w:val="left" w:pos="567"/>
+          <w:tab w:val="left" w:pos="851"/>
+          <w:tab w:val="left" w:pos="1276"/>
+          <w:tab w:val="left" w:pos="1985"/>
+          <w:tab w:val="left" w:pos="2835"/>
+        </w:tabs>
+        <w:jc w:val="center"/>
+        <w:rPr>
+          <w:rFonts w:ascii="TH SarabunPSK" w:hAnsi="TH SarabunPSK" w:cs="TH SarabunPSK"/>
+          <w:b/>
+          <w:bCs/>
+          <w:sz w:val="32"/>
+          <w:szCs w:val="32"/>
+        </w:rPr>
+      </w:pPr>
+    </w:p>
+    <w:p>
+      <w:pPr>
+        <w:tabs>
+          <w:tab w:val="left" w:pos="567"/>
+          <w:tab w:val="left" w:pos="851"/>
+          <w:tab w:val="left" w:pos="1276"/>
+          <w:tab w:val="left" w:pos="1985"/>
+          <w:tab w:val="left" w:pos="2835"/>
+        </w:tabs>
+        <w:jc w:val="center"/>
+        <w:rPr>
+          <w:rFonts w:ascii="TH SarabunPSK" w:hAnsi="TH SarabunPSK" w:cs="TH SarabunPSK"/>
+          <w:b/>
+          <w:bCs/>
+          <w:sz w:val="32"/>
+          <w:szCs w:val="32"/>
+        </w:rPr>
+      </w:pPr>
+    </w:p>
+    <w:p>
+      <w:pPr>
+        <w:tabs>
+          <w:tab w:val="left" w:pos="567"/>
+          <w:tab w:val="left" w:pos="851"/>
+          <w:tab w:val="left" w:pos="1276"/>
+          <w:tab w:val="left" w:pos="1985"/>
+          <w:tab w:val="left" w:pos="2835"/>
+        </w:tabs>
+        <w:jc w:val="center"/>
+        <w:rPr>
+          <w:rFonts w:ascii="TH SarabunPSK" w:hAnsi="TH SarabunPSK" w:cs="TH SarabunPSK"/>
+          <w:b/>
+          <w:bCs/>
+          <w:sz w:val="32"/>
+          <w:szCs w:val="32"/>
+        </w:rPr>
+      </w:pPr>
+    </w:p>
+    <w:p>
+      <w:pPr>
+        <w:tabs>
+          <w:tab w:val="left" w:pos="567"/>
+          <w:tab w:val="left" w:pos="851"/>
+          <w:tab w:val="left" w:pos="1276"/>
+          <w:tab w:val="left" w:pos="1985"/>
+          <w:tab w:val="left" w:pos="2835"/>
+        </w:tabs>
+        <w:jc w:val="center"/>
+        <w:rPr>
+          <w:rFonts w:ascii="TH SarabunPSK" w:hAnsi="TH SarabunPSK" w:cs="TH SarabunPSK"/>
+          <w:b/>
+          <w:bCs/>
+          <w:sz w:val="32"/>
+          <w:szCs w:val="32"/>
+        </w:rPr>
+      </w:pPr>
+    </w:p>
+    <w:p>
+      <w:pPr>
+        <w:tabs>
+          <w:tab w:val="left" w:pos="567"/>
+          <w:tab w:val="left" w:pos="851"/>
+          <w:tab w:val="left" w:pos="1276"/>
+          <w:tab w:val="left" w:pos="1985"/>
+          <w:tab w:val="left" w:pos="2835"/>
+        </w:tabs>
+        <w:jc w:val="center"/>
+        <w:rPr>
+          <w:rFonts w:ascii="TH SarabunPSK" w:hAnsi="TH SarabunPSK" w:cs="TH SarabunPSK"/>
+          <w:b/>
+          <w:bCs/>
+          <w:sz w:val="32"/>
+          <w:szCs w:val="32"/>
+        </w:rPr>
+      </w:pPr>
+    </w:p>
+    <w:p>
+      <w:pPr>
+        <w:tabs>
+          <w:tab w:val="left" w:pos="567"/>
+          <w:tab w:val="left" w:pos="851"/>
+          <w:tab w:val="left" w:pos="1276"/>
+          <w:tab w:val="left" w:pos="1985"/>
+          <w:tab w:val="left" w:pos="2835"/>
+        </w:tabs>
+        <w:jc w:val="center"/>
+        <w:rPr>
+          <w:rFonts w:ascii="TH SarabunPSK" w:hAnsi="TH SarabunPSK" w:cs="TH SarabunPSK"/>
+          <w:b/>
+          <w:bCs/>
+          <w:sz w:val="32"/>
+          <w:szCs w:val="32"/>
+        </w:rPr>
+      </w:pPr>
+    </w:p>
+    <w:p>
+      <w:pPr>
+        <w:tabs>
+          <w:tab w:val="left" w:pos="567"/>
+          <w:tab w:val="left" w:pos="851"/>
+          <w:tab w:val="left" w:pos="1276"/>
+          <w:tab w:val="left" w:pos="1985"/>
+          <w:tab w:val="left" w:pos="2835"/>
+        </w:tabs>
+        <w:jc w:val="center"/>
+        <w:rPr>
+          <w:rFonts w:ascii="TH SarabunPSK" w:hAnsi="TH SarabunPSK" w:cs="TH SarabunPSK" w:hint="cs"/>
+          <w:b/>
+          <w:bCs/>
+          <w:sz w:val="32"/>
+          <w:szCs w:val="32"/>
+        </w:rPr>
+      </w:pPr>
+    </w:p>
+    <w:p>
+      <w:pPr>
+        <w:tabs>
+          <w:tab w:val="left" w:pos="567"/>
+          <w:tab w:val="left" w:pos="851"/>
+          <w:tab w:val="left" w:pos="1276"/>
+          <w:tab w:val="left" w:pos="1985"/>
+          <w:tab w:val="left" w:pos="2835"/>
+        </w:tabs>
+        <w:jc w:val="center"/>
+        <w:rPr>
+          <w:rFonts w:ascii="TH SarabunPSK" w:hAnsi="TH SarabunPSK" w:cs="TH SarabunPSK" w:hint="cs"/>
+          <w:sz w:val="32"/>
+          <w:szCs w:val="32"/>
+        </w:rPr>
+      </w:pPr>
+      <w:r>
+        <w:rPr>
+          <w:rFonts w:ascii="TH SarabunPSK" w:hAnsi="TH SarabunPSK" w:cs="TH SarabunPSK" w:hint="cs"/>
+          <w:b/>
+          <w:bCs/>
+          <w:sz w:val="32"/>
+          <w:szCs w:val="32"/>
+          <w:cs/>
+        </w:rPr>
+        <w:t>ภาพที่ 2-1</w:t>
+      </w:r>
+      <w:r>
+        <w:rPr>
+          <w:rFonts w:ascii="TH SarabunPSK" w:hAnsi="TH SarabunPSK" w:cs="TH SarabunPSK" w:hint="cs"/>
+          <w:b/>
+          <w:bCs/>
+          <w:sz w:val="32"/>
+          <w:szCs w:val="32"/>
+          <w:cs/>
+        </w:rPr>
+        <w:t>7</w:t>
+      </w:r>
+      <w:r>
+        <w:rPr>
+          <w:rFonts w:ascii="TH SarabunPSK" w:hAnsi="TH SarabunPSK" w:cs="TH SarabunPSK" w:hint="cs"/>
+          <w:sz w:val="32"/>
+          <w:szCs w:val="32"/>
+          <w:cs/>
+        </w:rPr>
+        <w:t xml:space="preserve"> </w:t>
+      </w:r>
+      <w:r>
+        <w:rPr>
+          <w:rFonts w:ascii="TH SarabunPSK" w:hAnsi="TH SarabunPSK" w:cs="TH SarabunPSK"/>
+          <w:sz w:val="32"/>
+          <w:szCs w:val="32"/>
+          <w:cs/>
+        </w:rPr>
+        <w:t>สถาปัตยกรรมโมเดลแบบทรานฟอร์เมอร์</w:t>
+      </w:r>
+    </w:p>
+    <w:p>
+      <w:pPr>
+        <w:tabs>
+          <w:tab w:val="left" w:pos="567"/>
+          <w:tab w:val="left" w:pos="851"/>
+          <w:tab w:val="left" w:pos="1276"/>
+          <w:tab w:val="left" w:pos="1985"/>
+          <w:tab w:val="left" w:pos="2835"/>
+        </w:tabs>
+        <w:jc w:val="thaiDistribute"/>
+        <w:rPr>
+          <w:rFonts w:ascii="TH SarabunPSK" w:hAnsi="TH SarabunPSK" w:cs="TH SarabunPSK"/>
+          <w:sz w:val="32"/>
+          <w:szCs w:val="32"/>
+        </w:rPr>
+      </w:pPr>
+    </w:p>
+    <w:p>
+      <w:pPr>
+        <w:tabs>
+          <w:tab w:val="left" w:pos="567"/>
+          <w:tab w:val="left" w:pos="851"/>
+          <w:tab w:val="left" w:pos="1276"/>
+          <w:tab w:val="left" w:pos="1985"/>
+          <w:tab w:val="left" w:pos="2835"/>
+        </w:tabs>
+        <w:jc w:val="thaiDistribute"/>
+        <w:rPr>
+          <w:rFonts w:ascii="TH SarabunPSK" w:hAnsi="TH SarabunPSK" w:cs="TH SarabunPSK"/>
+          <w:sz w:val="32"/>
+          <w:szCs w:val="32"/>
+        </w:rPr>
+      </w:pPr>
+      <w:r>
+        <w:rPr>
+          <w:rFonts w:ascii="TH SarabunPSK" w:hAnsi="TH SarabunPSK" w:cs="TH SarabunPSK"/>
+          <w:b/>
+          <w:bCs/>
+          <w:sz w:val="32"/>
+          <w:szCs w:val="32"/>
+        </w:rPr>
         <w:t>2.5</w:t>
       </w:r>
       <w:r>
@@ -27799,46 +31549,11 @@
         </w:tabs>
         <w:jc w:val="thaiDistribute"/>
         <w:rPr>
-          <w:rFonts w:ascii="TH SarabunPSK" w:hAnsi="TH SarabunPSK" w:cs="TH SarabunPSK"/>
-          <w:sz w:val="32"/>
-          <w:szCs w:val="32"/>
-        </w:rPr>
-      </w:pPr>
-      <w:r>
-        <w:rPr>
-          <w:rFonts w:ascii="TH SarabunPSK" w:hAnsi="TH SarabunPSK" w:cs="TH SarabunPSK"/>
-          <w:sz w:val="32"/>
-          <w:szCs w:val="32"/>
-        </w:rPr>
-        <w:tab/>
-        <w:t>2.5.2</w:t>
-      </w:r>
-      <w:r>
-        <w:rPr>
-          <w:rFonts w:ascii="TH SarabunPSK" w:hAnsi="TH SarabunPSK" w:cs="TH SarabunPSK"/>
-          <w:color w:val="FFFFFF" w:themeColor="background1"/>
-          <w:sz w:val="32"/>
-          <w:szCs w:val="32"/>
-        </w:rPr>
-        <w:t>**</w:t>
-      </w:r>
-      <w:r>
-        <w:rPr>
-          <w:rFonts w:ascii="TH SarabunPSK" w:hAnsi="TH SarabunPSK" w:cs="TH SarabunPSK"/>
-          <w:sz w:val="32"/>
-          <w:szCs w:val="32"/>
-          <w:cs/>
-        </w:rPr>
-        <w:t xml:space="preserve">ประโยชน์ของ </w:t>
-      </w:r>
-      <w:r>
-        <w:rPr>
-          <w:rFonts w:ascii="TH SarabunPSK" w:hAnsi="TH SarabunPSK" w:cs="TH SarabunPSK"/>
-          <w:sz w:val="32"/>
-          <w:szCs w:val="32"/>
-        </w:rPr>
-        <w:t>RAG</w:t>
-      </w:r>
+          <w:rFonts w:ascii="TH SarabunPSK" w:hAnsi="TH SarabunPSK" w:cs="TH SarabunPSK" w:hint="cs"/>
+          <w:sz w:val="32"/>
+          <w:szCs w:val="32"/>
+        </w:rPr>
+      </w:pPr>
     </w:p>
     <w:p>
       <w:pPr>
@@ -27862,24 +31577,9 @@
           <w:sz w:val="32"/>
           <w:szCs w:val="32"/>
         </w:rPr>
-        <w:tab/>
-      </w:r>
-      <w:r>
-        <w:rPr>
-          <w:rFonts w:ascii="TH SarabunPSK" w:hAnsi="TH SarabunPSK" w:cs="TH SarabunPSK"/>
-          <w:sz w:val="32"/>
-          <w:szCs w:val="32"/>
-        </w:rPr>
-        <w:tab/>
-      </w:r>
-      <w:r>
-        <w:rPr>
-          <w:rFonts w:ascii="TH SarabunPSK" w:hAnsi="TH SarabunPSK" w:cs="TH SarabunPSK"/>
-          <w:sz w:val="32"/>
-          <w:szCs w:val="32"/>
-        </w:rPr>
-        <w:tab/>
-        <w:t>2.5.2.1</w:t>
+        <w:lastRenderedPageBreak/>
+        <w:tab/>
+        <w:t>2.5.2</w:t>
       </w:r>
       <w:r>
         <w:rPr>
@@ -27897,58 +31597,15 @@
           <w:szCs w:val="32"/>
           <w:cs/>
         </w:rPr>
-        <w:t xml:space="preserve">เพิ่มประสิทธิภาพและความน่าเชื่อถือให้แก่ </w:t>
-      </w:r>
-      <w:r>
-        <w:rPr>
-          <w:rFonts w:ascii="TH SarabunPSK" w:hAnsi="TH SarabunPSK" w:cs="TH SarabunPSK"/>
-          <w:sz w:val="32"/>
-          <w:szCs w:val="32"/>
-        </w:rPr>
-        <w:t xml:space="preserve">LLM: RAG </w:t>
-      </w:r>
-      <w:r>
-        <w:rPr>
-          <w:rFonts w:ascii="TH SarabunPSK" w:hAnsi="TH SarabunPSK" w:cs="TH SarabunPSK"/>
-          <w:sz w:val="32"/>
-          <w:szCs w:val="32"/>
-          <w:cs/>
-        </w:rPr>
-        <w:t xml:space="preserve">ช่วยขยายคลังความรู้ของ </w:t>
-      </w:r>
-      <w:r>
-        <w:rPr>
-          <w:rFonts w:ascii="TH SarabunPSK" w:hAnsi="TH SarabunPSK" w:cs="TH SarabunPSK"/>
-          <w:sz w:val="32"/>
-          <w:szCs w:val="32"/>
-        </w:rPr>
-        <w:t xml:space="preserve">LLM </w:t>
-      </w:r>
-      <w:r>
-        <w:rPr>
-          <w:rFonts w:ascii="TH SarabunPSK" w:hAnsi="TH SarabunPSK" w:cs="TH SarabunPSK"/>
-          <w:sz w:val="32"/>
-          <w:szCs w:val="32"/>
-          <w:cs/>
-        </w:rPr>
-        <w:t xml:space="preserve">ให้กว้างขึ้น โดยดึงข้อมูลจากแหล่งข้อมูลภายนอก ช่วยให้ </w:t>
-      </w:r>
-      <w:r>
-        <w:rPr>
-          <w:rFonts w:ascii="TH SarabunPSK" w:hAnsi="TH SarabunPSK" w:cs="TH SarabunPSK"/>
-          <w:sz w:val="32"/>
-          <w:szCs w:val="32"/>
-        </w:rPr>
-        <w:t xml:space="preserve">LLM </w:t>
-      </w:r>
-      <w:r>
-        <w:rPr>
-          <w:rFonts w:ascii="TH SarabunPSK" w:hAnsi="TH SarabunPSK" w:cs="TH SarabunPSK"/>
-          <w:sz w:val="32"/>
-          <w:szCs w:val="32"/>
-          <w:cs/>
-        </w:rPr>
-        <w:t>ตอบคำถามได้แม่นยำ น่าเชื่อถือ และทันสมัย</w:t>
+        <w:t xml:space="preserve">ประโยชน์ของ </w:t>
+      </w:r>
+      <w:r>
+        <w:rPr>
+          <w:rFonts w:ascii="TH SarabunPSK" w:hAnsi="TH SarabunPSK" w:cs="TH SarabunPSK"/>
+          <w:sz w:val="32"/>
+          <w:szCs w:val="32"/>
+        </w:rPr>
+        <w:t>RAG</w:t>
       </w:r>
     </w:p>
     <w:p>
@@ -27990,7 +31647,7 @@
           <w:szCs w:val="32"/>
         </w:rPr>
         <w:tab/>
-        <w:t>2.5.2.2</w:t>
+        <w:t>2.5.2.1</w:t>
       </w:r>
       <w:r>
         <w:rPr>
@@ -28008,7 +31665,7 @@
           <w:szCs w:val="32"/>
           <w:cs/>
         </w:rPr>
-        <w:t xml:space="preserve">ขยายขอบเขตความรู้ของ </w:t>
+        <w:t xml:space="preserve">เพิ่มประสิทธิภาพและความน่าเชื่อถือให้แก่ </w:t>
       </w:r>
       <w:r>
         <w:rPr>
@@ -28025,7 +31682,7 @@
           <w:szCs w:val="32"/>
           <w:cs/>
         </w:rPr>
-        <w:t xml:space="preserve">ช่วยให้ </w:t>
+        <w:t xml:space="preserve">ช่วยขยายคลังความรู้ของ </w:t>
       </w:r>
       <w:r>
         <w:rPr>
@@ -28042,7 +31699,7 @@
           <w:szCs w:val="32"/>
           <w:cs/>
         </w:rPr>
-        <w:t xml:space="preserve">เรียนรู้ข้อมูลใหม่ ๆ ที่เฉพาะเจาะจงกับการใช้งานในองค์กร ช่วยให้ </w:t>
+        <w:t xml:space="preserve">ให้กว้างขึ้น โดยดึงข้อมูลจากแหล่งข้อมูลภายนอก ช่วยให้ </w:t>
       </w:r>
       <w:r>
         <w:rPr>
@@ -28059,7 +31716,7 @@
           <w:szCs w:val="32"/>
           <w:cs/>
         </w:rPr>
-        <w:t>ทำงานได้ตรงกับความต้องการของผู้ใช้งานมากขึ้น</w:t>
+        <w:t>ตอบคำถามได้แม่นยำ น่าเชื่อถือ และทันสมัย</w:t>
       </w:r>
     </w:p>
     <w:p>
@@ -28073,7 +31730,118 @@
         </w:tabs>
         <w:jc w:val="thaiDistribute"/>
         <w:rPr>
-          <w:rFonts w:ascii="TH SarabunPSK" w:hAnsi="TH SarabunPSK" w:cs="TH SarabunPSK" w:hint="cs"/>
+          <w:rFonts w:ascii="TH SarabunPSK" w:hAnsi="TH SarabunPSK" w:cs="TH SarabunPSK"/>
+          <w:sz w:val="32"/>
+          <w:szCs w:val="32"/>
+        </w:rPr>
+      </w:pPr>
+      <w:r>
+        <w:rPr>
+          <w:rFonts w:ascii="TH SarabunPSK" w:hAnsi="TH SarabunPSK" w:cs="TH SarabunPSK"/>
+          <w:sz w:val="32"/>
+          <w:szCs w:val="32"/>
+        </w:rPr>
+        <w:tab/>
+      </w:r>
+      <w:r>
+        <w:rPr>
+          <w:rFonts w:ascii="TH SarabunPSK" w:hAnsi="TH SarabunPSK" w:cs="TH SarabunPSK"/>
+          <w:sz w:val="32"/>
+          <w:szCs w:val="32"/>
+        </w:rPr>
+        <w:tab/>
+      </w:r>
+      <w:r>
+        <w:rPr>
+          <w:rFonts w:ascii="TH SarabunPSK" w:hAnsi="TH SarabunPSK" w:cs="TH SarabunPSK"/>
+          <w:sz w:val="32"/>
+          <w:szCs w:val="32"/>
+        </w:rPr>
+        <w:tab/>
+        <w:t>2.5.2.2</w:t>
+      </w:r>
+      <w:r>
+        <w:rPr>
+          <w:rFonts w:ascii="TH SarabunPSK" w:hAnsi="TH SarabunPSK" w:cs="TH SarabunPSK"/>
+          <w:color w:val="FFFFFF" w:themeColor="background1"/>
+          <w:sz w:val="32"/>
+          <w:szCs w:val="32"/>
+        </w:rPr>
+        <w:t>**</w:t>
+      </w:r>
+      <w:r>
+        <w:rPr>
+          <w:rFonts w:ascii="TH SarabunPSK" w:hAnsi="TH SarabunPSK" w:cs="TH SarabunPSK"/>
+          <w:sz w:val="32"/>
+          <w:szCs w:val="32"/>
+          <w:cs/>
+        </w:rPr>
+        <w:t xml:space="preserve">ขยายขอบเขตความรู้ของ </w:t>
+      </w:r>
+      <w:r>
+        <w:rPr>
+          <w:rFonts w:ascii="TH SarabunPSK" w:hAnsi="TH SarabunPSK" w:cs="TH SarabunPSK"/>
+          <w:sz w:val="32"/>
+          <w:szCs w:val="32"/>
+        </w:rPr>
+        <w:t xml:space="preserve">LLM: RAG </w:t>
+      </w:r>
+      <w:r>
+        <w:rPr>
+          <w:rFonts w:ascii="TH SarabunPSK" w:hAnsi="TH SarabunPSK" w:cs="TH SarabunPSK"/>
+          <w:sz w:val="32"/>
+          <w:szCs w:val="32"/>
+          <w:cs/>
+        </w:rPr>
+        <w:t xml:space="preserve">ช่วยให้ </w:t>
+      </w:r>
+      <w:r>
+        <w:rPr>
+          <w:rFonts w:ascii="TH SarabunPSK" w:hAnsi="TH SarabunPSK" w:cs="TH SarabunPSK"/>
+          <w:sz w:val="32"/>
+          <w:szCs w:val="32"/>
+        </w:rPr>
+        <w:t xml:space="preserve">LLM </w:t>
+      </w:r>
+      <w:r>
+        <w:rPr>
+          <w:rFonts w:ascii="TH SarabunPSK" w:hAnsi="TH SarabunPSK" w:cs="TH SarabunPSK"/>
+          <w:sz w:val="32"/>
+          <w:szCs w:val="32"/>
+          <w:cs/>
+        </w:rPr>
+        <w:t xml:space="preserve">เรียนรู้ข้อมูลใหม่ ๆ ที่เฉพาะเจาะจงกับการใช้งานในองค์กร ช่วยให้ </w:t>
+      </w:r>
+      <w:r>
+        <w:rPr>
+          <w:rFonts w:ascii="TH SarabunPSK" w:hAnsi="TH SarabunPSK" w:cs="TH SarabunPSK"/>
+          <w:sz w:val="32"/>
+          <w:szCs w:val="32"/>
+        </w:rPr>
+        <w:t xml:space="preserve">LLM </w:t>
+      </w:r>
+      <w:r>
+        <w:rPr>
+          <w:rFonts w:ascii="TH SarabunPSK" w:hAnsi="TH SarabunPSK" w:cs="TH SarabunPSK"/>
+          <w:sz w:val="32"/>
+          <w:szCs w:val="32"/>
+          <w:cs/>
+        </w:rPr>
+        <w:t>ทำงานได้ตรงกับความต้องการของผู้ใช้งานมากขึ้น</w:t>
+      </w:r>
+    </w:p>
+    <w:p>
+      <w:pPr>
+        <w:tabs>
+          <w:tab w:val="left" w:pos="567"/>
+          <w:tab w:val="left" w:pos="851"/>
+          <w:tab w:val="left" w:pos="1276"/>
+          <w:tab w:val="left" w:pos="1985"/>
+          <w:tab w:val="left" w:pos="2835"/>
+        </w:tabs>
+        <w:jc w:val="thaiDistribute"/>
+        <w:rPr>
+          <w:rFonts w:ascii="TH SarabunPSK" w:hAnsi="TH SarabunPSK" w:cs="TH SarabunPSK"/>
           <w:sz w:val="32"/>
           <w:szCs w:val="32"/>
         </w:rPr>
@@ -28282,7 +32050,7 @@
                     </pic:cNvPicPr>
                   </pic:nvPicPr>
                   <pic:blipFill>
-                    <a:blip r:embed="rId23" cstate="print">
+                    <a:blip r:embed="rId27" cstate="print">
                       <a:extLst>
                         <a:ext uri="{28A0092B-C50C-407E-A947-70E740481C1C}">
                           <a14:useLocalDpi xmlns:a14="http://schemas.microsoft.com/office/drawing/2010/main" val="0"/>
@@ -28481,7 +32249,18 @@
           <w:szCs w:val="32"/>
           <w:cs/>
         </w:rPr>
-        <w:t>ภาพที่ 2-13</w:t>
+        <w:t>ภาพที่ 2-1</w:t>
+      </w:r>
+      <w:r>
+        <w:rPr>
+          <w:rFonts w:ascii="TH SarabunPSK" w:hAnsi="TH SarabunPSK" w:cs="TH SarabunPSK" w:hint="cs"/>
+          <w:b/>
+          <w:bCs/>
+          <w:sz w:val="32"/>
+          <w:szCs w:val="32"/>
+          <w:cs/>
+        </w:rPr>
+        <w:t>8</w:t>
       </w:r>
       <w:r>
         <w:rPr>
@@ -28512,7 +32291,7 @@
         </w:tabs>
         <w:jc w:val="center"/>
         <w:rPr>
-          <w:rFonts w:ascii="TH SarabunPSK" w:hAnsi="TH SarabunPSK" w:cs="TH SarabunPSK"/>
+          <w:rFonts w:ascii="TH SarabunPSK" w:hAnsi="TH SarabunPSK" w:cs="TH SarabunPSK" w:hint="cs"/>
           <w:sz w:val="32"/>
           <w:szCs w:val="32"/>
         </w:rPr>
@@ -28527,13 +32306,90 @@
           <w:tab w:val="left" w:pos="1985"/>
           <w:tab w:val="left" w:pos="2835"/>
         </w:tabs>
-        <w:jc w:val="center"/>
-        <w:rPr>
-          <w:rFonts w:ascii="TH SarabunPSK" w:hAnsi="TH SarabunPSK" w:cs="TH SarabunPSK" w:hint="cs"/>
-          <w:sz w:val="32"/>
-          <w:szCs w:val="32"/>
-        </w:rPr>
-      </w:pPr>
+        <w:jc w:val="thaiDistribute"/>
+        <w:rPr>
+          <w:rFonts w:ascii="TH SarabunPSK" w:hAnsi="TH SarabunPSK" w:cs="TH SarabunPSK"/>
+          <w:sz w:val="32"/>
+          <w:szCs w:val="32"/>
+        </w:rPr>
+      </w:pPr>
+      <w:r>
+        <w:rPr>
+          <w:rFonts w:ascii="TH SarabunPSK" w:hAnsi="TH SarabunPSK" w:cs="TH SarabunPSK"/>
+          <w:sz w:val="32"/>
+          <w:szCs w:val="32"/>
+        </w:rPr>
+        <w:tab/>
+      </w:r>
+      <w:r>
+        <w:rPr>
+          <w:rFonts w:ascii="TH SarabunPSK" w:hAnsi="TH SarabunPSK" w:cs="TH SarabunPSK"/>
+          <w:sz w:val="32"/>
+          <w:szCs w:val="32"/>
+        </w:rPr>
+        <w:tab/>
+      </w:r>
+      <w:r>
+        <w:rPr>
+          <w:rFonts w:ascii="TH SarabunPSK" w:hAnsi="TH SarabunPSK" w:cs="TH SarabunPSK"/>
+          <w:sz w:val="32"/>
+          <w:szCs w:val="32"/>
+        </w:rPr>
+        <w:tab/>
+        <w:t>2.5.3.1</w:t>
+      </w:r>
+      <w:r>
+        <w:rPr>
+          <w:rFonts w:ascii="TH SarabunPSK" w:hAnsi="TH SarabunPSK" w:cs="TH SarabunPSK"/>
+          <w:color w:val="FFFFFF" w:themeColor="background1"/>
+          <w:sz w:val="32"/>
+          <w:szCs w:val="32"/>
+        </w:rPr>
+        <w:t>**</w:t>
+      </w:r>
+      <w:r>
+        <w:rPr>
+          <w:rFonts w:ascii="TH SarabunPSK" w:hAnsi="TH SarabunPSK" w:cs="TH SarabunPSK"/>
+          <w:sz w:val="32"/>
+          <w:szCs w:val="32"/>
+          <w:cs/>
+        </w:rPr>
+        <w:t>นำเข้าคลังข้อมูล: ข้อมูลจากแหล่งต่างๆ เช่น ฐานข้อมูลของบริษัท รายงาน ข้อกำหนด จะถูกแปลงเป็นรูปแบบเวกเตอร์ (</w:t>
+      </w:r>
+      <w:r>
+        <w:rPr>
+          <w:rFonts w:ascii="TH SarabunPSK" w:hAnsi="TH SarabunPSK" w:cs="TH SarabunPSK"/>
+          <w:sz w:val="32"/>
+          <w:szCs w:val="32"/>
+        </w:rPr>
+        <w:t xml:space="preserve">Vector) </w:t>
+      </w:r>
+      <w:r>
+        <w:rPr>
+          <w:rFonts w:ascii="TH SarabunPSK" w:hAnsi="TH SarabunPSK" w:cs="TH SarabunPSK"/>
+          <w:sz w:val="32"/>
+          <w:szCs w:val="32"/>
+          <w:cs/>
+        </w:rPr>
+        <w:t xml:space="preserve">เพื่อให้ </w:t>
+      </w:r>
+      <w:r>
+        <w:rPr>
+          <w:rFonts w:ascii="TH SarabunPSK" w:hAnsi="TH SarabunPSK" w:cs="TH SarabunPSK"/>
+          <w:sz w:val="32"/>
+          <w:szCs w:val="32"/>
+        </w:rPr>
+        <w:t xml:space="preserve">LLM </w:t>
+      </w:r>
+      <w:r>
+        <w:rPr>
+          <w:rFonts w:ascii="TH SarabunPSK" w:hAnsi="TH SarabunPSK" w:cs="TH SarabunPSK"/>
+          <w:sz w:val="32"/>
+          <w:szCs w:val="32"/>
+          <w:cs/>
+        </w:rPr>
+        <w:t>เข้าใจ</w:t>
+      </w:r>
     </w:p>
     <w:p>
       <w:pPr>
@@ -28557,25 +32413,24 @@
           <w:sz w:val="32"/>
           <w:szCs w:val="32"/>
         </w:rPr>
-        <w:lastRenderedPageBreak/>
-        <w:tab/>
-      </w:r>
-      <w:r>
-        <w:rPr>
-          <w:rFonts w:ascii="TH SarabunPSK" w:hAnsi="TH SarabunPSK" w:cs="TH SarabunPSK"/>
-          <w:sz w:val="32"/>
-          <w:szCs w:val="32"/>
-        </w:rPr>
-        <w:tab/>
-      </w:r>
-      <w:r>
-        <w:rPr>
-          <w:rFonts w:ascii="TH SarabunPSK" w:hAnsi="TH SarabunPSK" w:cs="TH SarabunPSK"/>
-          <w:sz w:val="32"/>
-          <w:szCs w:val="32"/>
-        </w:rPr>
-        <w:tab/>
-        <w:t>2.5.3.1</w:t>
+        <w:tab/>
+      </w:r>
+      <w:r>
+        <w:rPr>
+          <w:rFonts w:ascii="TH SarabunPSK" w:hAnsi="TH SarabunPSK" w:cs="TH SarabunPSK"/>
+          <w:sz w:val="32"/>
+          <w:szCs w:val="32"/>
+        </w:rPr>
+        <w:tab/>
+      </w:r>
+      <w:r>
+        <w:rPr>
+          <w:rFonts w:ascii="TH SarabunPSK" w:hAnsi="TH SarabunPSK" w:cs="TH SarabunPSK"/>
+          <w:sz w:val="32"/>
+          <w:szCs w:val="32"/>
+        </w:rPr>
+        <w:tab/>
+        <w:t>2.5.3.2</w:t>
       </w:r>
       <w:r>
         <w:rPr>
@@ -28593,24 +32448,7 @@
           <w:szCs w:val="32"/>
           <w:cs/>
         </w:rPr>
-        <w:t>นำเข้าคลังข้อมูล: ข้อมูลจากแหล่งต่างๆ เช่น ฐานข้อมูลของบริษัท รายงาน ข้อกำหนด จะถูกแปลงเป็นรูปแบบเวกเตอร์ (</w:t>
-      </w:r>
-      <w:r>
-        <w:rPr>
-          <w:rFonts w:ascii="TH SarabunPSK" w:hAnsi="TH SarabunPSK" w:cs="TH SarabunPSK"/>
-          <w:sz w:val="32"/>
-          <w:szCs w:val="32"/>
-        </w:rPr>
-        <w:t xml:space="preserve">Vector) </w:t>
-      </w:r>
-      <w:r>
-        <w:rPr>
-          <w:rFonts w:ascii="TH SarabunPSK" w:hAnsi="TH SarabunPSK" w:cs="TH SarabunPSK"/>
-          <w:sz w:val="32"/>
-          <w:szCs w:val="32"/>
-          <w:cs/>
-        </w:rPr>
-        <w:t xml:space="preserve">เพื่อให้ </w:t>
+        <w:t xml:space="preserve">ค้นหาข้อมูลที่เกี่ยวข้อง: </w:t>
       </w:r>
       <w:r>
         <w:rPr>
@@ -28627,7 +32465,24 @@
           <w:szCs w:val="32"/>
           <w:cs/>
         </w:rPr>
-        <w:t>เข้าใจ</w:t>
+        <w:t>ค้นหาข้อมูลจากคลังข้อมูลที่ตรงกับคำค้นหา (</w:t>
+      </w:r>
+      <w:r>
+        <w:rPr>
+          <w:rFonts w:ascii="TH SarabunPSK" w:hAnsi="TH SarabunPSK" w:cs="TH SarabunPSK"/>
+          <w:sz w:val="32"/>
+          <w:szCs w:val="32"/>
+        </w:rPr>
+        <w:t xml:space="preserve">Prompt) </w:t>
+      </w:r>
+      <w:r>
+        <w:rPr>
+          <w:rFonts w:ascii="TH SarabunPSK" w:hAnsi="TH SarabunPSK" w:cs="TH SarabunPSK"/>
+          <w:sz w:val="32"/>
+          <w:szCs w:val="32"/>
+          <w:cs/>
+        </w:rPr>
+        <w:t>ของผู้ใช้งาน</w:t>
       </w:r>
     </w:p>
     <w:p>
@@ -28669,7 +32524,7 @@
           <w:szCs w:val="32"/>
         </w:rPr>
         <w:tab/>
-        <w:t>2.5.3.2</w:t>
+        <w:t>2.5.3.3</w:t>
       </w:r>
       <w:r>
         <w:rPr>
@@ -28680,48 +32535,42 @@
         </w:rPr>
         <w:t>**</w:t>
       </w:r>
-      <w:r>
-        <w:rPr>
-          <w:rFonts w:ascii="TH SarabunPSK" w:hAnsi="TH SarabunPSK" w:cs="TH SarabunPSK"/>
-          <w:sz w:val="32"/>
-          <w:szCs w:val="32"/>
-          <w:cs/>
-        </w:rPr>
-        <w:t xml:space="preserve">ค้นหาข้อมูลที่เกี่ยวข้อง: </w:t>
-      </w:r>
-      <w:r>
-        <w:rPr>
-          <w:rFonts w:ascii="TH SarabunPSK" w:hAnsi="TH SarabunPSK" w:cs="TH SarabunPSK"/>
-          <w:sz w:val="32"/>
-          <w:szCs w:val="32"/>
-        </w:rPr>
-        <w:t xml:space="preserve">LLM </w:t>
-      </w:r>
-      <w:r>
-        <w:rPr>
-          <w:rFonts w:ascii="TH SarabunPSK" w:hAnsi="TH SarabunPSK" w:cs="TH SarabunPSK"/>
-          <w:sz w:val="32"/>
-          <w:szCs w:val="32"/>
-          <w:cs/>
-        </w:rPr>
-        <w:t>ค้นหาข้อมูลจากคลังข้อมูลที่ตรงกับคำค้นหา (</w:t>
-      </w:r>
-      <w:r>
-        <w:rPr>
-          <w:rFonts w:ascii="TH SarabunPSK" w:hAnsi="TH SarabunPSK" w:cs="TH SarabunPSK"/>
-          <w:sz w:val="32"/>
-          <w:szCs w:val="32"/>
-        </w:rPr>
-        <w:t xml:space="preserve">Prompt) </w:t>
-      </w:r>
-      <w:r>
-        <w:rPr>
-          <w:rFonts w:ascii="TH SarabunPSK" w:hAnsi="TH SarabunPSK" w:cs="TH SarabunPSK"/>
-          <w:sz w:val="32"/>
-          <w:szCs w:val="32"/>
-          <w:cs/>
-        </w:rPr>
-        <w:t>ของผู้ใช้งาน</w:t>
+      <w:proofErr w:type="spellStart"/>
+      <w:r>
+        <w:rPr>
+          <w:rFonts w:ascii="TH SarabunPSK" w:hAnsi="TH SarabunPSK" w:cs="TH SarabunPSK"/>
+          <w:sz w:val="32"/>
+          <w:szCs w:val="32"/>
+          <w:cs/>
+        </w:rPr>
+        <w:t>อัป</w:t>
+      </w:r>
+      <w:proofErr w:type="spellEnd"/>
+      <w:r>
+        <w:rPr>
+          <w:rFonts w:ascii="TH SarabunPSK" w:hAnsi="TH SarabunPSK" w:cs="TH SarabunPSK"/>
+          <w:sz w:val="32"/>
+          <w:szCs w:val="32"/>
+          <w:cs/>
+        </w:rPr>
+        <w:t xml:space="preserve">เดตความรู้ไปยัง </w:t>
+      </w:r>
+      <w:r>
+        <w:rPr>
+          <w:rFonts w:ascii="TH SarabunPSK" w:hAnsi="TH SarabunPSK" w:cs="TH SarabunPSK"/>
+          <w:sz w:val="32"/>
+          <w:szCs w:val="32"/>
+        </w:rPr>
+        <w:t xml:space="preserve">LLM: LLM </w:t>
+      </w:r>
+      <w:r>
+        <w:rPr>
+          <w:rFonts w:ascii="TH SarabunPSK" w:hAnsi="TH SarabunPSK" w:cs="TH SarabunPSK"/>
+          <w:sz w:val="32"/>
+          <w:szCs w:val="32"/>
+          <w:cs/>
+        </w:rPr>
+        <w:t>เรียบเรียงข้อมูลที่ค้นหาได้ เพื่อตอบคำถามผู้ใช้งานอย่างถูกต้อง</w:t>
       </w:r>
     </w:p>
     <w:p>
@@ -28747,23 +32596,7 @@
           <w:szCs w:val="32"/>
         </w:rPr>
         <w:tab/>
-      </w:r>
-      <w:r>
-        <w:rPr>
-          <w:rFonts w:ascii="TH SarabunPSK" w:hAnsi="TH SarabunPSK" w:cs="TH SarabunPSK"/>
-          <w:sz w:val="32"/>
-          <w:szCs w:val="32"/>
-        </w:rPr>
-        <w:tab/>
-      </w:r>
-      <w:r>
-        <w:rPr>
-          <w:rFonts w:ascii="TH SarabunPSK" w:hAnsi="TH SarabunPSK" w:cs="TH SarabunPSK"/>
-          <w:sz w:val="32"/>
-          <w:szCs w:val="32"/>
-        </w:rPr>
-        <w:tab/>
-        <w:t>2.5.3.3</w:t>
+        <w:t>2.5.4</w:t>
       </w:r>
       <w:r>
         <w:rPr>
@@ -28774,42 +32607,22 @@
         </w:rPr>
         <w:t>**</w:t>
       </w:r>
-      <w:proofErr w:type="spellStart"/>
-      <w:r>
-        <w:rPr>
-          <w:rFonts w:ascii="TH SarabunPSK" w:hAnsi="TH SarabunPSK" w:cs="TH SarabunPSK"/>
-          <w:sz w:val="32"/>
-          <w:szCs w:val="32"/>
-          <w:cs/>
-        </w:rPr>
-        <w:t>อัป</w:t>
-      </w:r>
-      <w:proofErr w:type="spellEnd"/>
-      <w:r>
-        <w:rPr>
-          <w:rFonts w:ascii="TH SarabunPSK" w:hAnsi="TH SarabunPSK" w:cs="TH SarabunPSK"/>
-          <w:sz w:val="32"/>
-          <w:szCs w:val="32"/>
-          <w:cs/>
-        </w:rPr>
-        <w:t xml:space="preserve">เดตความรู้ไปยัง </w:t>
-      </w:r>
-      <w:r>
-        <w:rPr>
-          <w:rFonts w:ascii="TH SarabunPSK" w:hAnsi="TH SarabunPSK" w:cs="TH SarabunPSK"/>
-          <w:sz w:val="32"/>
-          <w:szCs w:val="32"/>
-        </w:rPr>
-        <w:t xml:space="preserve">LLM: LLM </w:t>
-      </w:r>
-      <w:r>
-        <w:rPr>
-          <w:rFonts w:ascii="TH SarabunPSK" w:hAnsi="TH SarabunPSK" w:cs="TH SarabunPSK"/>
-          <w:sz w:val="32"/>
-          <w:szCs w:val="32"/>
-          <w:cs/>
-        </w:rPr>
-        <w:t>เรียบเรียงข้อมูลที่ค้นหาได้ เพื่อตอบคำถามผู้ใช้งานอย่างถูกต้อง</w:t>
+      <w:r>
+        <w:rPr>
+          <w:rFonts w:ascii="TH SarabunPSK" w:hAnsi="TH SarabunPSK" w:cs="TH SarabunPSK"/>
+          <w:sz w:val="32"/>
+          <w:szCs w:val="32"/>
+          <w:cs/>
+        </w:rPr>
+        <w:t xml:space="preserve">ตัวอย่างการใช้งาน </w:t>
+      </w:r>
+      <w:r>
+        <w:rPr>
+          <w:rFonts w:ascii="TH SarabunPSK" w:hAnsi="TH SarabunPSK" w:cs="TH SarabunPSK"/>
+          <w:sz w:val="32"/>
+          <w:szCs w:val="32"/>
+        </w:rPr>
+        <w:t>RAG</w:t>
       </w:r>
     </w:p>
     <w:p>
@@ -28835,7 +32648,23 @@
           <w:szCs w:val="32"/>
         </w:rPr>
         <w:tab/>
-        <w:t>2.5.4</w:t>
+      </w:r>
+      <w:r>
+        <w:rPr>
+          <w:rFonts w:ascii="TH SarabunPSK" w:hAnsi="TH SarabunPSK" w:cs="TH SarabunPSK"/>
+          <w:sz w:val="32"/>
+          <w:szCs w:val="32"/>
+        </w:rPr>
+        <w:tab/>
+      </w:r>
+      <w:r>
+        <w:rPr>
+          <w:rFonts w:ascii="TH SarabunPSK" w:hAnsi="TH SarabunPSK" w:cs="TH SarabunPSK"/>
+          <w:sz w:val="32"/>
+          <w:szCs w:val="32"/>
+        </w:rPr>
+        <w:tab/>
+        <w:t>2.5.4.1</w:t>
       </w:r>
       <w:r>
         <w:rPr>
@@ -28853,15 +32682,15 @@
           <w:szCs w:val="32"/>
           <w:cs/>
         </w:rPr>
-        <w:t xml:space="preserve">ตัวอย่างการใช้งาน </w:t>
-      </w:r>
-      <w:r>
-        <w:rPr>
-          <w:rFonts w:ascii="TH SarabunPSK" w:hAnsi="TH SarabunPSK" w:cs="TH SarabunPSK"/>
-          <w:sz w:val="32"/>
-          <w:szCs w:val="32"/>
-        </w:rPr>
-        <w:t>RAG</w:t>
+        <w:t>แชทบอทตอบคำถามจากคลังข้อมูลเอกสาร (</w:t>
+      </w:r>
+      <w:r>
+        <w:rPr>
+          <w:rFonts w:ascii="TH SarabunPSK" w:hAnsi="TH SarabunPSK" w:cs="TH SarabunPSK"/>
+          <w:sz w:val="32"/>
+          <w:szCs w:val="32"/>
+        </w:rPr>
+        <w:t>Document Chatbot)</w:t>
       </w:r>
     </w:p>
     <w:p>
@@ -28903,7 +32732,7 @@
           <w:szCs w:val="32"/>
         </w:rPr>
         <w:tab/>
-        <w:t>2.5.4.1</w:t>
+        <w:t>2.5.4.2</w:t>
       </w:r>
       <w:r>
         <w:rPr>
@@ -28921,15 +32750,15 @@
           <w:szCs w:val="32"/>
           <w:cs/>
         </w:rPr>
-        <w:t>แชทบอทตอบคำถามจากคลังข้อมูลเอกสาร (</w:t>
-      </w:r>
-      <w:r>
-        <w:rPr>
-          <w:rFonts w:ascii="TH SarabunPSK" w:hAnsi="TH SarabunPSK" w:cs="TH SarabunPSK"/>
-          <w:sz w:val="32"/>
-          <w:szCs w:val="32"/>
-        </w:rPr>
-        <w:t>Document Chatbot)</w:t>
+        <w:t>สร้างหรือสรุปเนื้อหา (</w:t>
+      </w:r>
+      <w:r>
+        <w:rPr>
+          <w:rFonts w:ascii="TH SarabunPSK" w:hAnsi="TH SarabunPSK" w:cs="TH SarabunPSK"/>
+          <w:sz w:val="32"/>
+          <w:szCs w:val="32"/>
+        </w:rPr>
+        <w:t>Content Generation / Reporting)</w:t>
       </w:r>
     </w:p>
     <w:p>
@@ -28971,7 +32800,7 @@
           <w:szCs w:val="32"/>
         </w:rPr>
         <w:tab/>
-        <w:t>2.5.4.2</w:t>
+        <w:t>2.5.4.3</w:t>
       </w:r>
       <w:r>
         <w:rPr>
@@ -28989,15 +32818,15 @@
           <w:szCs w:val="32"/>
           <w:cs/>
         </w:rPr>
-        <w:t>สร้างหรือสรุปเนื้อหา (</w:t>
-      </w:r>
-      <w:r>
-        <w:rPr>
-          <w:rFonts w:ascii="TH SarabunPSK" w:hAnsi="TH SarabunPSK" w:cs="TH SarabunPSK"/>
-          <w:sz w:val="32"/>
-          <w:szCs w:val="32"/>
-        </w:rPr>
-        <w:t>Content Generation / Reporting)</w:t>
+        <w:t>ค้นหาข้อมูลจากคลังข้อมูล (</w:t>
+      </w:r>
+      <w:r>
+        <w:rPr>
+          <w:rFonts w:ascii="TH SarabunPSK" w:hAnsi="TH SarabunPSK" w:cs="TH SarabunPSK"/>
+          <w:sz w:val="32"/>
+          <w:szCs w:val="32"/>
+        </w:rPr>
+        <w:t>Information Retrieval)</w:t>
       </w:r>
     </w:p>
     <w:p>
@@ -29039,7 +32868,7 @@
           <w:szCs w:val="32"/>
         </w:rPr>
         <w:tab/>
-        <w:t>2.5.4.3</w:t>
+        <w:t>2.5.4.4</w:t>
       </w:r>
       <w:r>
         <w:rPr>
@@ -29057,15 +32886,15 @@
           <w:szCs w:val="32"/>
           <w:cs/>
         </w:rPr>
-        <w:t>ค้นหาข้อมูลจากคลังข้อมูล (</w:t>
-      </w:r>
-      <w:r>
-        <w:rPr>
-          <w:rFonts w:ascii="TH SarabunPSK" w:hAnsi="TH SarabunPSK" w:cs="TH SarabunPSK"/>
-          <w:sz w:val="32"/>
-          <w:szCs w:val="32"/>
-        </w:rPr>
-        <w:t>Information Retrieval)</w:t>
+        <w:t>ผู้ช่วยส่วนตัว (</w:t>
+      </w:r>
+      <w:r>
+        <w:rPr>
+          <w:rFonts w:ascii="TH SarabunPSK" w:hAnsi="TH SarabunPSK" w:cs="TH SarabunPSK"/>
+          <w:sz w:val="32"/>
+          <w:szCs w:val="32"/>
+        </w:rPr>
+        <w:t>Virtual Assistant)</w:t>
       </w:r>
     </w:p>
     <w:p>
@@ -29107,7 +32936,7 @@
           <w:szCs w:val="32"/>
         </w:rPr>
         <w:tab/>
-        <w:t>2.5.4.4</w:t>
+        <w:t>2.5.4.5</w:t>
       </w:r>
       <w:r>
         <w:rPr>
@@ -29125,15 +32954,15 @@
           <w:szCs w:val="32"/>
           <w:cs/>
         </w:rPr>
-        <w:t>ผู้ช่วยส่วนตัว (</w:t>
-      </w:r>
-      <w:r>
-        <w:rPr>
-          <w:rFonts w:ascii="TH SarabunPSK" w:hAnsi="TH SarabunPSK" w:cs="TH SarabunPSK"/>
-          <w:sz w:val="32"/>
-          <w:szCs w:val="32"/>
-        </w:rPr>
-        <w:t>Virtual Assistant)</w:t>
+        <w:t>การแนะนำสินค้าหรือบริการเฉพาะบุคคล (</w:t>
+      </w:r>
+      <w:r>
+        <w:rPr>
+          <w:rFonts w:ascii="TH SarabunPSK" w:hAnsi="TH SarabunPSK" w:cs="TH SarabunPSK"/>
+          <w:sz w:val="32"/>
+          <w:szCs w:val="32"/>
+        </w:rPr>
+        <w:t>Personalized Recommendation)</w:t>
       </w:r>
     </w:p>
     <w:p>
@@ -29152,57 +32981,6 @@
           <w:szCs w:val="32"/>
         </w:rPr>
       </w:pPr>
-      <w:r>
-        <w:rPr>
-          <w:rFonts w:ascii="TH SarabunPSK" w:hAnsi="TH SarabunPSK" w:cs="TH SarabunPSK"/>
-          <w:sz w:val="32"/>
-          <w:szCs w:val="32"/>
-        </w:rPr>
-        <w:tab/>
-      </w:r>
-      <w:r>
-        <w:rPr>
-          <w:rFonts w:ascii="TH SarabunPSK" w:hAnsi="TH SarabunPSK" w:cs="TH SarabunPSK"/>
-          <w:sz w:val="32"/>
-          <w:szCs w:val="32"/>
-        </w:rPr>
-        <w:tab/>
-      </w:r>
-      <w:r>
-        <w:rPr>
-          <w:rFonts w:ascii="TH SarabunPSK" w:hAnsi="TH SarabunPSK" w:cs="TH SarabunPSK"/>
-          <w:sz w:val="32"/>
-          <w:szCs w:val="32"/>
-        </w:rPr>
-        <w:tab/>
-        <w:t>2.5.4.5</w:t>
-      </w:r>
-      <w:r>
-        <w:rPr>
-          <w:rFonts w:ascii="TH SarabunPSK" w:hAnsi="TH SarabunPSK" w:cs="TH SarabunPSK"/>
-          <w:color w:val="FFFFFF" w:themeColor="background1"/>
-          <w:sz w:val="32"/>
-          <w:szCs w:val="32"/>
-        </w:rPr>
-        <w:t>**</w:t>
-      </w:r>
-      <w:r>
-        <w:rPr>
-          <w:rFonts w:ascii="TH SarabunPSK" w:hAnsi="TH SarabunPSK" w:cs="TH SarabunPSK"/>
-          <w:sz w:val="32"/>
-          <w:szCs w:val="32"/>
-          <w:cs/>
-        </w:rPr>
-        <w:t>การแนะนำสินค้าหรือบริการเฉพาะบุคคล (</w:t>
-      </w:r>
-      <w:r>
-        <w:rPr>
-          <w:rFonts w:ascii="TH SarabunPSK" w:hAnsi="TH SarabunPSK" w:cs="TH SarabunPSK"/>
-          <w:sz w:val="32"/>
-          <w:szCs w:val="32"/>
-        </w:rPr>
-        <w:t>Personalized Recommendation)</w:t>
-      </w:r>
     </w:p>
     <w:p>
       <w:pPr>
@@ -29215,46 +32993,11 @@
         </w:tabs>
         <w:jc w:val="thaiDistribute"/>
         <w:rPr>
-          <w:rFonts w:ascii="TH SarabunPSK" w:hAnsi="TH SarabunPSK" w:cs="TH SarabunPSK"/>
-          <w:sz w:val="32"/>
-          <w:szCs w:val="32"/>
-        </w:rPr>
-      </w:pPr>
-      <w:r>
-        <w:rPr>
-          <w:rFonts w:ascii="TH SarabunPSK" w:hAnsi="TH SarabunPSK" w:cs="TH SarabunPSK"/>
-          <w:sz w:val="32"/>
-          <w:szCs w:val="32"/>
-        </w:rPr>
-        <w:tab/>
-        <w:t>2.5.4</w:t>
-      </w:r>
-      <w:r>
-        <w:rPr>
-          <w:rFonts w:ascii="TH SarabunPSK" w:hAnsi="TH SarabunPSK" w:cs="TH SarabunPSK"/>
-          <w:color w:val="FFFFFF" w:themeColor="background1"/>
-          <w:sz w:val="32"/>
-          <w:szCs w:val="32"/>
-        </w:rPr>
-        <w:t>**</w:t>
-      </w:r>
-      <w:r>
-        <w:rPr>
-          <w:rFonts w:ascii="TH SarabunPSK" w:hAnsi="TH SarabunPSK" w:cs="TH SarabunPSK"/>
-          <w:sz w:val="32"/>
-          <w:szCs w:val="32"/>
-        </w:rPr>
-        <w:t xml:space="preserve">RAG </w:t>
-      </w:r>
-      <w:r>
-        <w:rPr>
-          <w:rFonts w:ascii="TH SarabunPSK" w:hAnsi="TH SarabunPSK" w:cs="TH SarabunPSK"/>
-          <w:sz w:val="32"/>
-          <w:szCs w:val="32"/>
-          <w:cs/>
-        </w:rPr>
-        <w:t>กับการประยุกต์ใช้ในองค์กร</w:t>
-      </w:r>
+          <w:rFonts w:ascii="TH SarabunPSK" w:hAnsi="TH SarabunPSK" w:cs="TH SarabunPSK" w:hint="cs"/>
+          <w:sz w:val="32"/>
+          <w:szCs w:val="32"/>
+        </w:rPr>
+      </w:pPr>
     </w:p>
     <w:p>
       <w:pPr>
@@ -29278,24 +33021,9 @@
           <w:sz w:val="32"/>
           <w:szCs w:val="32"/>
         </w:rPr>
-        <w:tab/>
-      </w:r>
-      <w:r>
-        <w:rPr>
-          <w:rFonts w:ascii="TH SarabunPSK" w:hAnsi="TH SarabunPSK" w:cs="TH SarabunPSK"/>
-          <w:sz w:val="32"/>
-          <w:szCs w:val="32"/>
-        </w:rPr>
-        <w:tab/>
-      </w:r>
-      <w:r>
-        <w:rPr>
-          <w:rFonts w:ascii="TH SarabunPSK" w:hAnsi="TH SarabunPSK" w:cs="TH SarabunPSK"/>
-          <w:sz w:val="32"/>
-          <w:szCs w:val="32"/>
-        </w:rPr>
-        <w:tab/>
-        <w:t>2.5.4.1</w:t>
+        <w:lastRenderedPageBreak/>
+        <w:tab/>
+        <w:t>2.5.4</w:t>
       </w:r>
       <w:r>
         <w:rPr>
@@ -29312,16 +33040,16 @@
           <w:sz w:val="32"/>
           <w:szCs w:val="32"/>
         </w:rPr>
-        <w:t xml:space="preserve">Financial Reporting: </w:t>
-      </w:r>
-      <w:r>
-        <w:rPr>
-          <w:rFonts w:ascii="TH SarabunPSK" w:hAnsi="TH SarabunPSK" w:cs="TH SarabunPSK"/>
-          <w:sz w:val="32"/>
-          <w:szCs w:val="32"/>
-          <w:cs/>
-        </w:rPr>
-        <w:t>สรุปข้อมูลและวิเคราะห์ความเสี่ยงทางการเงิน</w:t>
+        <w:t xml:space="preserve">RAG </w:t>
+      </w:r>
+      <w:r>
+        <w:rPr>
+          <w:rFonts w:ascii="TH SarabunPSK" w:hAnsi="TH SarabunPSK" w:cs="TH SarabunPSK"/>
+          <w:sz w:val="32"/>
+          <w:szCs w:val="32"/>
+          <w:cs/>
+        </w:rPr>
+        <w:t>กับการประยุกต์ใช้ในองค์กร</w:t>
       </w:r>
     </w:p>
     <w:p>
@@ -29363,7 +33091,7 @@
           <w:szCs w:val="32"/>
         </w:rPr>
         <w:tab/>
-        <w:t>2.5.4.2</w:t>
+        <w:t>2.5.4.1</w:t>
       </w:r>
       <w:r>
         <w:rPr>
@@ -29380,16 +33108,16 @@
           <w:sz w:val="32"/>
           <w:szCs w:val="32"/>
         </w:rPr>
-        <w:t xml:space="preserve">Financial Advisory Chatbot: </w:t>
-      </w:r>
-      <w:r>
-        <w:rPr>
-          <w:rFonts w:ascii="TH SarabunPSK" w:hAnsi="TH SarabunPSK" w:cs="TH SarabunPSK"/>
-          <w:sz w:val="32"/>
-          <w:szCs w:val="32"/>
-          <w:cs/>
-        </w:rPr>
-        <w:t>ตอบคำถามและให้คำปรึกษาด้านการเงิน</w:t>
+        <w:t xml:space="preserve">Financial Reporting: </w:t>
+      </w:r>
+      <w:r>
+        <w:rPr>
+          <w:rFonts w:ascii="TH SarabunPSK" w:hAnsi="TH SarabunPSK" w:cs="TH SarabunPSK"/>
+          <w:sz w:val="32"/>
+          <w:szCs w:val="32"/>
+          <w:cs/>
+        </w:rPr>
+        <w:t>สรุปข้อมูลและวิเคราะห์ความเสี่ยงทางการเงิน</w:t>
       </w:r>
     </w:p>
     <w:p>
@@ -29431,7 +33159,7 @@
           <w:szCs w:val="32"/>
         </w:rPr>
         <w:tab/>
-        <w:t>2.5.4.3</w:t>
+        <w:t>2.5.4.2</w:t>
       </w:r>
       <w:r>
         <w:rPr>
@@ -29448,16 +33176,16 @@
           <w:sz w:val="32"/>
           <w:szCs w:val="32"/>
         </w:rPr>
-        <w:t xml:space="preserve">Portfolio Management: </w:t>
-      </w:r>
-      <w:r>
-        <w:rPr>
-          <w:rFonts w:ascii="TH SarabunPSK" w:hAnsi="TH SarabunPSK" w:cs="TH SarabunPSK"/>
-          <w:sz w:val="32"/>
-          <w:szCs w:val="32"/>
-          <w:cs/>
-        </w:rPr>
-        <w:t>จัดการและวิเคราะห์ความเสี่ยงของพอร์ตการลงทุน</w:t>
+        <w:t xml:space="preserve">Financial Advisory Chatbot: </w:t>
+      </w:r>
+      <w:r>
+        <w:rPr>
+          <w:rFonts w:ascii="TH SarabunPSK" w:hAnsi="TH SarabunPSK" w:cs="TH SarabunPSK"/>
+          <w:sz w:val="32"/>
+          <w:szCs w:val="32"/>
+          <w:cs/>
+        </w:rPr>
+        <w:t>ตอบคำถามและให้คำปรึกษาด้านการเงิน</w:t>
       </w:r>
     </w:p>
     <w:p>
@@ -29499,7 +33227,7 @@
           <w:szCs w:val="32"/>
         </w:rPr>
         <w:tab/>
-        <w:t>2.5.4.4</w:t>
+        <w:t>2.5.4.3</w:t>
       </w:r>
       <w:r>
         <w:rPr>
@@ -29516,16 +33244,16 @@
           <w:sz w:val="32"/>
           <w:szCs w:val="32"/>
         </w:rPr>
-        <w:t xml:space="preserve">Compliance Checks: </w:t>
-      </w:r>
-      <w:r>
-        <w:rPr>
-          <w:rFonts w:ascii="TH SarabunPSK" w:hAnsi="TH SarabunPSK" w:cs="TH SarabunPSK"/>
-          <w:sz w:val="32"/>
-          <w:szCs w:val="32"/>
-          <w:cs/>
-        </w:rPr>
-        <w:t>ตรวจสอบกระบวนการทำงานเพื่อให้เป็นไปตามข้อปฏิบัติตามกฎระเบียบ</w:t>
+        <w:t xml:space="preserve">Portfolio Management: </w:t>
+      </w:r>
+      <w:r>
+        <w:rPr>
+          <w:rFonts w:ascii="TH SarabunPSK" w:hAnsi="TH SarabunPSK" w:cs="TH SarabunPSK"/>
+          <w:sz w:val="32"/>
+          <w:szCs w:val="32"/>
+          <w:cs/>
+        </w:rPr>
+        <w:t>จัดการและวิเคราะห์ความเสี่ยงของพอร์ตการลงทุน</w:t>
       </w:r>
     </w:p>
     <w:p>
@@ -29567,15 +33295,7 @@
           <w:szCs w:val="32"/>
         </w:rPr>
         <w:tab/>
-        <w:t>2.5.</w:t>
-      </w:r>
-      <w:r>
-        <w:rPr>
-          <w:rFonts w:ascii="TH SarabunPSK" w:hAnsi="TH SarabunPSK" w:cs="TH SarabunPSK"/>
-          <w:sz w:val="32"/>
-          <w:szCs w:val="32"/>
-        </w:rPr>
-        <w:t>4.5</w:t>
+        <w:t>2.5.4.4</w:t>
       </w:r>
       <w:r>
         <w:rPr>
@@ -29592,16 +33312,16 @@
           <w:sz w:val="32"/>
           <w:szCs w:val="32"/>
         </w:rPr>
-        <w:t xml:space="preserve">Form Filling: </w:t>
-      </w:r>
-      <w:r>
-        <w:rPr>
-          <w:rFonts w:ascii="TH SarabunPSK" w:hAnsi="TH SarabunPSK" w:cs="TH SarabunPSK"/>
-          <w:sz w:val="32"/>
-          <w:szCs w:val="32"/>
-          <w:cs/>
-        </w:rPr>
-        <w:t>กรอกแบบฟอร์มอัตโนมัติ</w:t>
+        <w:t xml:space="preserve">Compliance Checks: </w:t>
+      </w:r>
+      <w:r>
+        <w:rPr>
+          <w:rFonts w:ascii="TH SarabunPSK" w:hAnsi="TH SarabunPSK" w:cs="TH SarabunPSK"/>
+          <w:sz w:val="32"/>
+          <w:szCs w:val="32"/>
+          <w:cs/>
+        </w:rPr>
+        <w:t>ตรวจสอบกระบวนการทำงานเพื่อให้เป็นไปตามข้อปฏิบัติตามกฎระเบียบ</w:t>
       </w:r>
     </w:p>
     <w:p>
@@ -29615,7 +33335,83 @@
         </w:tabs>
         <w:jc w:val="thaiDistribute"/>
         <w:rPr>
-          <w:rFonts w:ascii="TH SarabunPSK" w:hAnsi="TH SarabunPSK" w:cs="TH SarabunPSK" w:hint="cs"/>
+          <w:rFonts w:ascii="TH SarabunPSK" w:hAnsi="TH SarabunPSK" w:cs="TH SarabunPSK"/>
+          <w:sz w:val="32"/>
+          <w:szCs w:val="32"/>
+        </w:rPr>
+      </w:pPr>
+      <w:r>
+        <w:rPr>
+          <w:rFonts w:ascii="TH SarabunPSK" w:hAnsi="TH SarabunPSK" w:cs="TH SarabunPSK"/>
+          <w:sz w:val="32"/>
+          <w:szCs w:val="32"/>
+        </w:rPr>
+        <w:tab/>
+      </w:r>
+      <w:r>
+        <w:rPr>
+          <w:rFonts w:ascii="TH SarabunPSK" w:hAnsi="TH SarabunPSK" w:cs="TH SarabunPSK"/>
+          <w:sz w:val="32"/>
+          <w:szCs w:val="32"/>
+        </w:rPr>
+        <w:tab/>
+      </w:r>
+      <w:r>
+        <w:rPr>
+          <w:rFonts w:ascii="TH SarabunPSK" w:hAnsi="TH SarabunPSK" w:cs="TH SarabunPSK"/>
+          <w:sz w:val="32"/>
+          <w:szCs w:val="32"/>
+        </w:rPr>
+        <w:tab/>
+        <w:t>2.5.</w:t>
+      </w:r>
+      <w:r>
+        <w:rPr>
+          <w:rFonts w:ascii="TH SarabunPSK" w:hAnsi="TH SarabunPSK" w:cs="TH SarabunPSK"/>
+          <w:sz w:val="32"/>
+          <w:szCs w:val="32"/>
+        </w:rPr>
+        <w:t>4.5</w:t>
+      </w:r>
+      <w:r>
+        <w:rPr>
+          <w:rFonts w:ascii="TH SarabunPSK" w:hAnsi="TH SarabunPSK" w:cs="TH SarabunPSK"/>
+          <w:color w:val="FFFFFF" w:themeColor="background1"/>
+          <w:sz w:val="32"/>
+          <w:szCs w:val="32"/>
+        </w:rPr>
+        <w:t>**</w:t>
+      </w:r>
+      <w:r>
+        <w:rPr>
+          <w:rFonts w:ascii="TH SarabunPSK" w:hAnsi="TH SarabunPSK" w:cs="TH SarabunPSK"/>
+          <w:sz w:val="32"/>
+          <w:szCs w:val="32"/>
+        </w:rPr>
+        <w:t xml:space="preserve">Form Filling: </w:t>
+      </w:r>
+      <w:r>
+        <w:rPr>
+          <w:rFonts w:ascii="TH SarabunPSK" w:hAnsi="TH SarabunPSK" w:cs="TH SarabunPSK"/>
+          <w:sz w:val="32"/>
+          <w:szCs w:val="32"/>
+          <w:cs/>
+        </w:rPr>
+        <w:t>กรอกแบบฟอร์มอัตโนมัติ</w:t>
+      </w:r>
+    </w:p>
+    <w:p>
+      <w:pPr>
+        <w:tabs>
+          <w:tab w:val="left" w:pos="567"/>
+          <w:tab w:val="left" w:pos="851"/>
+          <w:tab w:val="left" w:pos="1276"/>
+          <w:tab w:val="left" w:pos="1985"/>
+          <w:tab w:val="left" w:pos="2835"/>
+        </w:tabs>
+        <w:jc w:val="thaiDistribute"/>
+        <w:rPr>
+          <w:rFonts w:ascii="TH SarabunPSK" w:hAnsi="TH SarabunPSK" w:cs="TH SarabunPSK"/>
           <w:sz w:val="32"/>
           <w:szCs w:val="32"/>
           <w:cs/>
@@ -29863,201 +33659,211 @@
           <w:szCs w:val="32"/>
           <w:cs/>
         </w:rPr>
+        <w:tab/>
+      </w:r>
+      <w:r>
+        <w:rPr>
+          <w:rFonts w:ascii="TH SarabunPSK" w:hAnsi="TH SarabunPSK" w:cs="TH SarabunPSK"/>
+          <w:sz w:val="32"/>
+          <w:szCs w:val="32"/>
+          <w:cs/>
+        </w:rPr>
+        <w:t>ระบบฐานข้อมูล (</w:t>
+      </w:r>
+      <w:r>
+        <w:rPr>
+          <w:rFonts w:ascii="TH SarabunPSK" w:hAnsi="TH SarabunPSK" w:cs="TH SarabunPSK"/>
+          <w:sz w:val="32"/>
+          <w:szCs w:val="32"/>
+        </w:rPr>
+        <w:t xml:space="preserve">Database system) </w:t>
+      </w:r>
+      <w:r>
+        <w:rPr>
+          <w:rFonts w:ascii="TH SarabunPSK" w:hAnsi="TH SarabunPSK" w:cs="TH SarabunPSK"/>
+          <w:sz w:val="32"/>
+          <w:szCs w:val="32"/>
+          <w:cs/>
+        </w:rPr>
+        <w:t xml:space="preserve">หมายถึงชุดของข้อมูลที่จัดระเบียบหรือข้อมูลที่มีโครงสร้าง ซึ่งโดยทั่วไปจะจัดเก็บทางอิเล็กทรอนิกส์ในระบบคอมพิวเตอร์ </w:t>
+      </w:r>
+      <w:r>
+        <w:rPr>
+          <w:rFonts w:ascii="TH SarabunPSK" w:hAnsi="TH SarabunPSK" w:cs="TH SarabunPSK"/>
+          <w:sz w:val="32"/>
+          <w:szCs w:val="32"/>
+        </w:rPr>
+        <w:t xml:space="preserve">Database </w:t>
+      </w:r>
+      <w:r>
+        <w:rPr>
+          <w:rFonts w:ascii="TH SarabunPSK" w:hAnsi="TH SarabunPSK" w:cs="TH SarabunPSK"/>
+          <w:sz w:val="32"/>
+          <w:szCs w:val="32"/>
+          <w:cs/>
+        </w:rPr>
+        <w:t>ถูกควบคุมโดยระบบจัดการฐานข้อมูล (</w:t>
+      </w:r>
+      <w:r>
+        <w:rPr>
+          <w:rFonts w:ascii="TH SarabunPSK" w:hAnsi="TH SarabunPSK" w:cs="TH SarabunPSK"/>
+          <w:sz w:val="32"/>
+          <w:szCs w:val="32"/>
+        </w:rPr>
+        <w:t xml:space="preserve">DBMS) </w:t>
+      </w:r>
+      <w:r>
+        <w:rPr>
+          <w:rFonts w:ascii="TH SarabunPSK" w:hAnsi="TH SarabunPSK" w:cs="TH SarabunPSK"/>
+          <w:sz w:val="32"/>
+          <w:szCs w:val="32"/>
+          <w:cs/>
+        </w:rPr>
+        <w:t xml:space="preserve">โดยข้อมูลและ </w:t>
+      </w:r>
+      <w:r>
+        <w:rPr>
+          <w:rFonts w:ascii="TH SarabunPSK" w:hAnsi="TH SarabunPSK" w:cs="TH SarabunPSK"/>
+          <w:sz w:val="32"/>
+          <w:szCs w:val="32"/>
+        </w:rPr>
+        <w:t xml:space="preserve">DBMS </w:t>
+      </w:r>
+      <w:r>
+        <w:rPr>
+          <w:rFonts w:ascii="TH SarabunPSK" w:hAnsi="TH SarabunPSK" w:cs="TH SarabunPSK"/>
+          <w:sz w:val="32"/>
+          <w:szCs w:val="32"/>
+          <w:cs/>
+        </w:rPr>
+        <w:t>รวมถึงแอปพลิเคชันที่เกี่ยวข้องกับพวกเขาจะเรียกว่าระบบฐานข้อมูล ซึ่งมักจะเรียกสั้น ๆ ว่าฐานข้อมูล (</w:t>
+      </w:r>
+      <w:r>
+        <w:rPr>
+          <w:rFonts w:ascii="TH SarabunPSK" w:hAnsi="TH SarabunPSK" w:cs="TH SarabunPSK"/>
+          <w:sz w:val="32"/>
+          <w:szCs w:val="32"/>
+        </w:rPr>
+        <w:t>Database)</w:t>
+      </w:r>
+      <w:r>
+        <w:rPr>
+          <w:rFonts w:ascii="TH SarabunPSK" w:hAnsi="TH SarabunPSK" w:cs="TH SarabunPSK"/>
+          <w:sz w:val="32"/>
+          <w:szCs w:val="32"/>
+          <w:cs/>
+        </w:rPr>
+        <w:t>และ ฐานข้อมูลคืออะไร</w:t>
+      </w:r>
+      <w:r>
+        <w:rPr>
+          <w:rFonts w:ascii="TH SarabunPSK" w:hAnsi="TH SarabunPSK" w:cs="TH SarabunPSK"/>
+          <w:sz w:val="32"/>
+          <w:szCs w:val="32"/>
+        </w:rPr>
+        <w:t xml:space="preserve">? </w:t>
+      </w:r>
+      <w:r>
+        <w:rPr>
+          <w:rFonts w:ascii="TH SarabunPSK" w:hAnsi="TH SarabunPSK" w:cs="TH SarabunPSK"/>
+          <w:sz w:val="32"/>
+          <w:szCs w:val="32"/>
+          <w:cs/>
+        </w:rPr>
+        <w:t>ฐานข้อมูล หมายถึงอะไร</w:t>
+      </w:r>
+      <w:r>
+        <w:rPr>
+          <w:rFonts w:ascii="TH SarabunPSK" w:hAnsi="TH SarabunPSK" w:cs="TH SarabunPSK"/>
+          <w:sz w:val="32"/>
+          <w:szCs w:val="32"/>
+        </w:rPr>
+        <w:t>?</w:t>
+      </w:r>
+    </w:p>
+    <w:p>
+      <w:pPr>
+        <w:jc w:val="thaiDistribute"/>
+        <w:rPr>
+          <w:rFonts w:ascii="TH SarabunPSK" w:hAnsi="TH SarabunPSK" w:cs="TH SarabunPSK"/>
+          <w:sz w:val="32"/>
+          <w:szCs w:val="32"/>
+        </w:rPr>
+      </w:pPr>
+      <w:r>
+        <w:rPr>
+          <w:rFonts w:ascii="TH SarabunPSK" w:hAnsi="TH SarabunPSK" w:cs="TH SarabunPSK"/>
+          <w:sz w:val="32"/>
+          <w:szCs w:val="32"/>
+          <w:cs/>
+        </w:rPr>
+        <w:tab/>
+      </w:r>
+      <w:r>
+        <w:rPr>
+          <w:rFonts w:ascii="TH SarabunPSK" w:hAnsi="TH SarabunPSK" w:cs="TH SarabunPSK"/>
+          <w:sz w:val="32"/>
+          <w:szCs w:val="32"/>
+        </w:rPr>
+        <w:t xml:space="preserve">Database </w:t>
+      </w:r>
+      <w:r>
+        <w:rPr>
+          <w:rFonts w:ascii="TH SarabunPSK" w:hAnsi="TH SarabunPSK" w:cs="TH SarabunPSK"/>
+          <w:sz w:val="32"/>
+          <w:szCs w:val="32"/>
+          <w:cs/>
+        </w:rPr>
+        <w:t xml:space="preserve">แปลว่า ฐานข้อมูล ฐานข้อมูลคือ ช่วยให้สามารถจัดการข้อมูลจำนวนมากได้อย่างมีประสิทธิภาพ ช่วยให้มั่นใจได้ถึงการเข้าถึง การเรียกใช้ และการจัดการข้อมูลได้อย่างรวดเร็ว ความถูกต้องและความปลอดภัยของข้อมูล: ช่วยให้มั่นใจได้ถึงความถูกต้องและความปลอดภัยของข้อมูล โดยการปกป้องข้อมูลที่ละเอียดอ่อนผ่านการควบคุมการเข้าถึงและการเข้ารหัส ผู้ใช้หลายคนสามารถเข้าถึงและแก้ไขข้อมูลพร้อมกันได้โดยไม่มีการเปลี่ยนแปลงที่ขัดแย้งกัน ทำให้ข้อมูลมีความสอดคล้องกัน </w:t>
+      </w:r>
+      <w:r>
+        <w:rPr>
+          <w:rFonts w:ascii="TH SarabunPSK" w:hAnsi="TH SarabunPSK" w:cs="TH SarabunPSK"/>
+          <w:sz w:val="32"/>
+          <w:szCs w:val="32"/>
+        </w:rPr>
+        <w:t xml:space="preserve">Database </w:t>
+      </w:r>
+      <w:r>
+        <w:rPr>
+          <w:rFonts w:ascii="TH SarabunPSK" w:hAnsi="TH SarabunPSK" w:cs="TH SarabunPSK"/>
+          <w:sz w:val="32"/>
+          <w:szCs w:val="32"/>
+          <w:cs/>
+        </w:rPr>
+        <w:t>สามารถจัดการกับปริมาณข้อมูลและผู้ใช้ที่เพิ่มขึ้นได้ ทำให้จำเป็นสำหรับธุรกิจที่กำลังเติบโต</w:t>
+      </w:r>
+    </w:p>
+    <w:p>
+      <w:pPr>
+        <w:jc w:val="thaiDistribute"/>
+        <w:rPr>
+          <w:rFonts w:ascii="TH SarabunPSK" w:hAnsi="TH SarabunPSK" w:cs="TH SarabunPSK" w:hint="cs"/>
+          <w:sz w:val="32"/>
+          <w:szCs w:val="32"/>
+        </w:rPr>
+      </w:pPr>
+    </w:p>
+    <w:p>
+      <w:pPr>
+        <w:tabs>
+          <w:tab w:val="left" w:pos="567"/>
+        </w:tabs>
+        <w:jc w:val="thaiDistribute"/>
+        <w:rPr>
+          <w:rFonts w:ascii="TH SarabunPSK" w:hAnsi="TH SarabunPSK" w:cs="TH SarabunPSK"/>
+          <w:sz w:val="32"/>
+          <w:szCs w:val="32"/>
+        </w:rPr>
+      </w:pPr>
+      <w:r>
+        <w:rPr>
+          <w:rFonts w:ascii="TH SarabunPSK" w:hAnsi="TH SarabunPSK" w:cs="TH SarabunPSK"/>
+          <w:sz w:val="32"/>
+          <w:szCs w:val="32"/>
+          <w:cs/>
+        </w:rPr>
         <w:lastRenderedPageBreak/>
-        <w:tab/>
-      </w:r>
-      <w:r>
-        <w:rPr>
-          <w:rFonts w:ascii="TH SarabunPSK" w:hAnsi="TH SarabunPSK" w:cs="TH SarabunPSK"/>
-          <w:sz w:val="32"/>
-          <w:szCs w:val="32"/>
-          <w:cs/>
-        </w:rPr>
-        <w:t>ระบบฐานข้อมูล (</w:t>
-      </w:r>
-      <w:r>
-        <w:rPr>
-          <w:rFonts w:ascii="TH SarabunPSK" w:hAnsi="TH SarabunPSK" w:cs="TH SarabunPSK"/>
-          <w:sz w:val="32"/>
-          <w:szCs w:val="32"/>
-        </w:rPr>
-        <w:t xml:space="preserve">Database system) </w:t>
-      </w:r>
-      <w:r>
-        <w:rPr>
-          <w:rFonts w:ascii="TH SarabunPSK" w:hAnsi="TH SarabunPSK" w:cs="TH SarabunPSK"/>
-          <w:sz w:val="32"/>
-          <w:szCs w:val="32"/>
-          <w:cs/>
-        </w:rPr>
-        <w:t xml:space="preserve">หมายถึงชุดของข้อมูลที่จัดระเบียบหรือข้อมูลที่มีโครงสร้าง ซึ่งโดยทั่วไปจะจัดเก็บทางอิเล็กทรอนิกส์ในระบบคอมพิวเตอร์ </w:t>
-      </w:r>
-      <w:r>
-        <w:rPr>
-          <w:rFonts w:ascii="TH SarabunPSK" w:hAnsi="TH SarabunPSK" w:cs="TH SarabunPSK"/>
-          <w:sz w:val="32"/>
-          <w:szCs w:val="32"/>
-        </w:rPr>
-        <w:t xml:space="preserve">Database </w:t>
-      </w:r>
-      <w:r>
-        <w:rPr>
-          <w:rFonts w:ascii="TH SarabunPSK" w:hAnsi="TH SarabunPSK" w:cs="TH SarabunPSK"/>
-          <w:sz w:val="32"/>
-          <w:szCs w:val="32"/>
-          <w:cs/>
-        </w:rPr>
-        <w:t>ถูกควบคุมโดยระบบจัดการฐานข้อมูล (</w:t>
-      </w:r>
-      <w:r>
-        <w:rPr>
-          <w:rFonts w:ascii="TH SarabunPSK" w:hAnsi="TH SarabunPSK" w:cs="TH SarabunPSK"/>
-          <w:sz w:val="32"/>
-          <w:szCs w:val="32"/>
-        </w:rPr>
-        <w:t xml:space="preserve">DBMS) </w:t>
-      </w:r>
-      <w:r>
-        <w:rPr>
-          <w:rFonts w:ascii="TH SarabunPSK" w:hAnsi="TH SarabunPSK" w:cs="TH SarabunPSK"/>
-          <w:sz w:val="32"/>
-          <w:szCs w:val="32"/>
-          <w:cs/>
-        </w:rPr>
-        <w:t xml:space="preserve">โดยข้อมูลและ </w:t>
-      </w:r>
-      <w:r>
-        <w:rPr>
-          <w:rFonts w:ascii="TH SarabunPSK" w:hAnsi="TH SarabunPSK" w:cs="TH SarabunPSK"/>
-          <w:sz w:val="32"/>
-          <w:szCs w:val="32"/>
-        </w:rPr>
-        <w:t xml:space="preserve">DBMS </w:t>
-      </w:r>
-      <w:r>
-        <w:rPr>
-          <w:rFonts w:ascii="TH SarabunPSK" w:hAnsi="TH SarabunPSK" w:cs="TH SarabunPSK"/>
-          <w:sz w:val="32"/>
-          <w:szCs w:val="32"/>
-          <w:cs/>
-        </w:rPr>
-        <w:t>รวมถึงแอปพลิเคชันที่เกี่ยวข้องกับพวกเขาจะเรียกว่าระบบฐานข้อมูล ซึ่งมักจะเรียกสั้น ๆ ว่าฐานข้อมูล (</w:t>
-      </w:r>
-      <w:r>
-        <w:rPr>
-          <w:rFonts w:ascii="TH SarabunPSK" w:hAnsi="TH SarabunPSK" w:cs="TH SarabunPSK"/>
-          <w:sz w:val="32"/>
-          <w:szCs w:val="32"/>
-        </w:rPr>
-        <w:t>Database)</w:t>
-      </w:r>
-      <w:r>
-        <w:rPr>
-          <w:rFonts w:ascii="TH SarabunPSK" w:hAnsi="TH SarabunPSK" w:cs="TH SarabunPSK"/>
-          <w:sz w:val="32"/>
-          <w:szCs w:val="32"/>
-          <w:cs/>
-        </w:rPr>
-        <w:t>และ ฐานข้อมูลคืออะไร</w:t>
-      </w:r>
-      <w:r>
-        <w:rPr>
-          <w:rFonts w:ascii="TH SarabunPSK" w:hAnsi="TH SarabunPSK" w:cs="TH SarabunPSK"/>
-          <w:sz w:val="32"/>
-          <w:szCs w:val="32"/>
-        </w:rPr>
-        <w:t xml:space="preserve">? </w:t>
-      </w:r>
-      <w:r>
-        <w:rPr>
-          <w:rFonts w:ascii="TH SarabunPSK" w:hAnsi="TH SarabunPSK" w:cs="TH SarabunPSK"/>
-          <w:sz w:val="32"/>
-          <w:szCs w:val="32"/>
-          <w:cs/>
-        </w:rPr>
-        <w:t>ฐานข้อมูล หมายถึงอะไร</w:t>
-      </w:r>
-      <w:r>
-        <w:rPr>
-          <w:rFonts w:ascii="TH SarabunPSK" w:hAnsi="TH SarabunPSK" w:cs="TH SarabunPSK"/>
-          <w:sz w:val="32"/>
-          <w:szCs w:val="32"/>
-        </w:rPr>
-        <w:t>?</w:t>
-      </w:r>
-    </w:p>
-    <w:p>
-      <w:pPr>
-        <w:jc w:val="thaiDistribute"/>
-        <w:rPr>
-          <w:rFonts w:ascii="TH SarabunPSK" w:hAnsi="TH SarabunPSK" w:cs="TH SarabunPSK"/>
-          <w:sz w:val="32"/>
-          <w:szCs w:val="32"/>
-        </w:rPr>
-      </w:pPr>
-      <w:r>
-        <w:rPr>
-          <w:rFonts w:ascii="TH SarabunPSK" w:hAnsi="TH SarabunPSK" w:cs="TH SarabunPSK"/>
-          <w:sz w:val="32"/>
-          <w:szCs w:val="32"/>
-          <w:cs/>
-        </w:rPr>
-        <w:tab/>
-      </w:r>
-      <w:r>
-        <w:rPr>
-          <w:rFonts w:ascii="TH SarabunPSK" w:hAnsi="TH SarabunPSK" w:cs="TH SarabunPSK"/>
-          <w:sz w:val="32"/>
-          <w:szCs w:val="32"/>
-        </w:rPr>
-        <w:t xml:space="preserve">Database </w:t>
-      </w:r>
-      <w:r>
-        <w:rPr>
-          <w:rFonts w:ascii="TH SarabunPSK" w:hAnsi="TH SarabunPSK" w:cs="TH SarabunPSK"/>
-          <w:sz w:val="32"/>
-          <w:szCs w:val="32"/>
-          <w:cs/>
-        </w:rPr>
-        <w:t xml:space="preserve">แปลว่า ฐานข้อมูล ฐานข้อมูลคือ ช่วยให้สามารถจัดการข้อมูลจำนวนมากได้อย่างมีประสิทธิภาพ ช่วยให้มั่นใจได้ถึงการเข้าถึง การเรียกใช้ และการจัดการข้อมูลได้อย่างรวดเร็ว ความถูกต้องและความปลอดภัยของข้อมูล: ช่วยให้มั่นใจได้ถึงความถูกต้องและความปลอดภัยของข้อมูล โดยการปกป้องข้อมูลที่ละเอียดอ่อนผ่านการควบคุมการเข้าถึงและการเข้ารหัส ผู้ใช้หลายคนสามารถเข้าถึงและแก้ไขข้อมูลพร้อมกันได้โดยไม่มีการเปลี่ยนแปลงที่ขัดแย้งกัน ทำให้ข้อมูลมีความสอดคล้องกัน </w:t>
-      </w:r>
-      <w:r>
-        <w:rPr>
-          <w:rFonts w:ascii="TH SarabunPSK" w:hAnsi="TH SarabunPSK" w:cs="TH SarabunPSK"/>
-          <w:sz w:val="32"/>
-          <w:szCs w:val="32"/>
-        </w:rPr>
-        <w:t xml:space="preserve">Database </w:t>
-      </w:r>
-      <w:r>
-        <w:rPr>
-          <w:rFonts w:ascii="TH SarabunPSK" w:hAnsi="TH SarabunPSK" w:cs="TH SarabunPSK"/>
-          <w:sz w:val="32"/>
-          <w:szCs w:val="32"/>
-          <w:cs/>
-        </w:rPr>
-        <w:t>สามารถจัดการกับปริมาณข้อมูลและผู้ใช้ที่เพิ่มขึ้นได้ ทำให้จำเป็นสำหรับธุรกิจที่กำลังเติบโต</w:t>
-      </w:r>
-    </w:p>
-    <w:p>
-      <w:pPr>
-        <w:tabs>
-          <w:tab w:val="left" w:pos="567"/>
-        </w:tabs>
-        <w:jc w:val="thaiDistribute"/>
-        <w:rPr>
-          <w:rFonts w:ascii="TH SarabunPSK" w:hAnsi="TH SarabunPSK" w:cs="TH SarabunPSK"/>
-          <w:sz w:val="32"/>
-          <w:szCs w:val="32"/>
-        </w:rPr>
-      </w:pPr>
-      <w:r>
-        <w:rPr>
-          <w:rFonts w:ascii="TH SarabunPSK" w:hAnsi="TH SarabunPSK" w:cs="TH SarabunPSK"/>
-          <w:sz w:val="32"/>
-          <w:szCs w:val="32"/>
-          <w:cs/>
-        </w:rPr>
         <w:tab/>
       </w:r>
       <w:r>
@@ -30865,7 +34671,6 @@
           <w:sz w:val="32"/>
           <w:szCs w:val="32"/>
         </w:rPr>
-        <w:lastRenderedPageBreak/>
         <w:tab/>
         <w:t>2.6.2</w:t>
       </w:r>
@@ -31194,6 +34999,34 @@
       <w:pPr>
         <w:tabs>
           <w:tab w:val="left" w:pos="567"/>
+          <w:tab w:val="left" w:pos="1276"/>
+        </w:tabs>
+        <w:jc w:val="thaiDistribute"/>
+        <w:rPr>
+          <w:rFonts w:ascii="TH SarabunPSK" w:hAnsi="TH SarabunPSK" w:cs="TH SarabunPSK"/>
+          <w:sz w:val="32"/>
+          <w:szCs w:val="32"/>
+        </w:rPr>
+      </w:pPr>
+    </w:p>
+    <w:p>
+      <w:pPr>
+        <w:tabs>
+          <w:tab w:val="left" w:pos="567"/>
+          <w:tab w:val="left" w:pos="1276"/>
+        </w:tabs>
+        <w:jc w:val="thaiDistribute"/>
+        <w:rPr>
+          <w:rFonts w:ascii="TH SarabunPSK" w:hAnsi="TH SarabunPSK" w:cs="TH SarabunPSK" w:hint="cs"/>
+          <w:sz w:val="32"/>
+          <w:szCs w:val="32"/>
+        </w:rPr>
+      </w:pPr>
+    </w:p>
+    <w:p>
+      <w:pPr>
+        <w:tabs>
+          <w:tab w:val="left" w:pos="567"/>
           <w:tab w:val="left" w:pos="1134"/>
         </w:tabs>
         <w:jc w:val="thaiDistribute"/>
@@ -31210,6 +35043,7 @@
           <w:szCs w:val="32"/>
           <w:cs/>
         </w:rPr>
+        <w:lastRenderedPageBreak/>
         <w:tab/>
       </w:r>
       <w:r>
@@ -31219,7 +35053,25 @@
           <w:szCs w:val="32"/>
           <w:cs/>
         </w:rPr>
-        <w:t>2.3.3</w:t>
+        <w:t>2.</w:t>
+      </w:r>
+      <w:r>
+        <w:rPr>
+          <w:rFonts w:ascii="TH SarabunPSK" w:hAnsi="TH SarabunPSK" w:cs="TH SarabunPSK" w:hint="cs"/>
+          <w:sz w:val="32"/>
+          <w:szCs w:val="32"/>
+          <w:cs/>
+        </w:rPr>
+        <w:t>6</w:t>
+      </w:r>
+      <w:r>
+        <w:rPr>
+          <w:rFonts w:ascii="TH SarabunPSK" w:hAnsi="TH SarabunPSK" w:cs="TH SarabunPSK" w:hint="cs"/>
+          <w:sz w:val="32"/>
+          <w:szCs w:val="32"/>
+          <w:cs/>
+        </w:rPr>
+        <w:t>.3</w:t>
       </w:r>
       <w:r>
         <w:rPr>
@@ -31963,17 +35815,7 @@
           <w:szCs w:val="32"/>
           <w:cs/>
         </w:rPr>
-        <w:t>มาเชิงสัมพันธ์ กำหนด</w:t>
-      </w:r>
-      <w:r>
-        <w:rPr>
-          <w:rFonts w:ascii="TH SarabunPSK" w:hAnsi="TH SarabunPSK" w:cs="TH SarabunPSK"/>
-          <w:sz w:val="32"/>
-          <w:szCs w:val="32"/>
-          <w:cs/>
-        </w:rPr>
-        <w:lastRenderedPageBreak/>
-        <w:t>ตารางสำหรับแต่ละเอนทิตี (เช่น ลูกค้า คำสั่งซื้อ) และระบุคอลัมน์ (แอ</w:t>
+        <w:t>มาเชิงสัมพันธ์ กำหนดตารางสำหรับแต่ละเอนทิตี (เช่น ลูกค้า คำสั่งซื้อ) และระบุคอลัมน์ (แอ</w:t>
       </w:r>
       <w:proofErr w:type="spellStart"/>
       <w:r>
@@ -32199,7 +36041,17 @@
           <w:szCs w:val="32"/>
           <w:cs/>
         </w:rPr>
-        <w:t>จุดประสงค์: กำหนดสถาปัตยกรรมการจัดเก็บข้อมูลจริง และปรับให้เหมาะสมเพื่อประสิทธิภาพ เพื่อให้มั่นใจว่าฐานข้อมูลสามารถจัดการปริมาณงานที่คาดหวังได้อย่างมีประสิทธิภาพตัวอย่าง: เลือกกลยุทธ์การจัดทำดัชนีที่เหมาะสม เพื่อเพิ่มความเร็วในการสืบค้น พิจารณาแบ่งพาร์ติชันตารางขนาดใหญ่เพื่อกระจายข้อมูลไปยังตำแหน่งจัดเก็บข้อมูลหลายแห่ง ซึ่งสามารถเพิ่มประสิทธิภาพการสืบค้นและจัดการข้อมูลจำนวนมากได้อย่างมีประสิทธิภาพ</w:t>
+        <w:t>จุดประสงค์: กำหนดสถาปัตยกรรมการจัดเก็บข้อมูลจริง และปรับให้เหมาะสมเพื่อประสิทธิภาพ เพื่อให้มั่นใจว่าฐานข้อมูลสามารถจัดการปริมาณ</w:t>
+      </w:r>
+      <w:r>
+        <w:rPr>
+          <w:rFonts w:ascii="TH SarabunPSK" w:hAnsi="TH SarabunPSK" w:cs="TH SarabunPSK"/>
+          <w:sz w:val="32"/>
+          <w:szCs w:val="32"/>
+          <w:cs/>
+        </w:rPr>
+        <w:lastRenderedPageBreak/>
+        <w:t>งานที่คาดหวังได้อย่างมีประสิทธิภาพตัวอย่าง: เลือกกลยุทธ์การจัดทำดัชนีที่เหมาะสม เพื่อเพิ่มความเร็วในการสืบค้น พิจารณาแบ่งพาร์ติชันตารางขนาดใหญ่เพื่อกระจายข้อมูลไปยังตำแหน่งจัดเก็บข้อมูลหลายแห่ง ซึ่งสามารถเพิ่มประสิทธิภาพการสืบค้นและจัดการข้อมูลจำนวนมากได้อย่างมีประสิทธิภาพ</w:t>
       </w:r>
     </w:p>
     <w:p>
@@ -32328,7 +36180,7 @@
         </w:tabs>
         <w:jc w:val="thaiDistribute"/>
         <w:rPr>
-          <w:rFonts w:ascii="TH SarabunPSK" w:hAnsi="TH SarabunPSK" w:cs="TH SarabunPSK"/>
+          <w:rFonts w:ascii="TH SarabunPSK" w:hAnsi="TH SarabunPSK" w:cs="TH SarabunPSK" w:hint="cs"/>
           <w:sz w:val="32"/>
           <w:szCs w:val="32"/>
         </w:rPr>
@@ -32515,7 +36367,7 @@
         </w:tabs>
         <w:jc w:val="thaiDistribute"/>
         <w:rPr>
-          <w:rFonts w:ascii="TH SarabunPSK" w:hAnsi="TH SarabunPSK" w:cs="TH SarabunPSK"/>
+          <w:rFonts w:ascii="TH SarabunPSK" w:hAnsi="TH SarabunPSK" w:cs="TH SarabunPSK" w:hint="cs"/>
           <w:sz w:val="32"/>
           <w:szCs w:val="32"/>
         </w:rPr>
@@ -32742,7 +36594,197 @@
           <w:szCs w:val="32"/>
           <w:cs/>
         </w:rPr>
-        <w:t>โดยมีวัตถุประสงค์เพื่อศึกษา</w:t>
+        <w:t xml:space="preserve">โดยมีวัตถุประสงค์เพื่อศึกษาและทำความเข้าใจเกี่ยวกับ </w:t>
+      </w:r>
+      <w:r>
+        <w:rPr>
+          <w:rFonts w:ascii="TH SarabunPSK" w:hAnsi="TH SarabunPSK" w:cs="TH SarabunPSK"/>
+          <w:sz w:val="32"/>
+          <w:szCs w:val="32"/>
+        </w:rPr>
+        <w:t xml:space="preserve">Agentic AI </w:t>
+      </w:r>
+      <w:r>
+        <w:rPr>
+          <w:rFonts w:ascii="TH SarabunPSK" w:hAnsi="TH SarabunPSK" w:cs="TH SarabunPSK"/>
+          <w:sz w:val="32"/>
+          <w:szCs w:val="32"/>
+          <w:cs/>
+        </w:rPr>
+        <w:t xml:space="preserve">ซึ่งเป็นนวัตกรรมปัญญาประดิษฐ์ที่สามารถตัดสินใจและดำเนินการต่าง ๆ ได้ด้วยตนเอง รวมถึงศึกษาหลักการทำงานและการนำไปประยุกต์ใช้เพื่อตอบสนองการทำงานแทนมนุษย์ในยุคที่ต้องการความรวดเร็วและความได้เปรียบทางการแข่งขัน ด้านประสิทธิภาพ </w:t>
+      </w:r>
+      <w:r>
+        <w:rPr>
+          <w:rFonts w:ascii="TH SarabunPSK" w:hAnsi="TH SarabunPSK" w:cs="TH SarabunPSK"/>
+          <w:sz w:val="32"/>
+          <w:szCs w:val="32"/>
+        </w:rPr>
+        <w:t xml:space="preserve">Agentic AI </w:t>
+      </w:r>
+      <w:r>
+        <w:rPr>
+          <w:rFonts w:ascii="TH SarabunPSK" w:hAnsi="TH SarabunPSK" w:cs="TH SarabunPSK"/>
+          <w:sz w:val="32"/>
+          <w:szCs w:val="32"/>
+          <w:cs/>
+        </w:rPr>
+        <w:t>สามารถทำงานอัตโนมัติที่ซับซ้อน เช่น การวางแผนโปรเจก</w:t>
+      </w:r>
+      <w:proofErr w:type="spellStart"/>
+      <w:r>
+        <w:rPr>
+          <w:rFonts w:ascii="TH SarabunPSK" w:hAnsi="TH SarabunPSK" w:cs="TH SarabunPSK"/>
+          <w:sz w:val="32"/>
+          <w:szCs w:val="32"/>
+          <w:cs/>
+        </w:rPr>
+        <w:t>ต์</w:t>
+      </w:r>
+      <w:proofErr w:type="spellEnd"/>
+      <w:r>
+        <w:rPr>
+          <w:rFonts w:ascii="TH SarabunPSK" w:hAnsi="TH SarabunPSK" w:cs="TH SarabunPSK"/>
+          <w:sz w:val="32"/>
+          <w:szCs w:val="32"/>
+          <w:cs/>
+        </w:rPr>
+        <w:t xml:space="preserve"> การวิเคราะห์ข้อมูล และการตัดสินใจที่รวดเร็วและแม่นยำขึ้นผ่านเทคโนโลยี </w:t>
+      </w:r>
+      <w:r>
+        <w:rPr>
+          <w:rFonts w:ascii="TH SarabunPSK" w:hAnsi="TH SarabunPSK" w:cs="TH SarabunPSK"/>
+          <w:sz w:val="32"/>
+          <w:szCs w:val="32"/>
+        </w:rPr>
+        <w:t xml:space="preserve">Machine Learning </w:t>
+      </w:r>
+      <w:r>
+        <w:rPr>
+          <w:rFonts w:ascii="TH SarabunPSK" w:hAnsi="TH SarabunPSK" w:cs="TH SarabunPSK"/>
+          <w:sz w:val="32"/>
+          <w:szCs w:val="32"/>
+          <w:cs/>
+        </w:rPr>
+        <w:t xml:space="preserve">และ </w:t>
+      </w:r>
+      <w:r>
+        <w:rPr>
+          <w:rFonts w:ascii="TH SarabunPSK" w:hAnsi="TH SarabunPSK" w:cs="TH SarabunPSK"/>
+          <w:sz w:val="32"/>
+          <w:szCs w:val="32"/>
+        </w:rPr>
+        <w:t xml:space="preserve">Reinforcement Learning </w:t>
+      </w:r>
+      <w:r>
+        <w:rPr>
+          <w:rFonts w:ascii="TH SarabunPSK" w:hAnsi="TH SarabunPSK" w:cs="TH SarabunPSK"/>
+          <w:sz w:val="32"/>
+          <w:szCs w:val="32"/>
+          <w:cs/>
+        </w:rPr>
+        <w:t>ช่วยลดภาระงานซ้ำซ้อนและเพิ่มศักยภาพการขยายตัวของธุรกิจโดยไม่ต้องเพิ่มจำนวนพนักงาน</w:t>
+      </w:r>
+    </w:p>
+    <w:p>
+      <w:pPr>
+        <w:tabs>
+          <w:tab w:val="left" w:pos="567"/>
+        </w:tabs>
+        <w:jc w:val="thaiDistribute"/>
+        <w:rPr>
+          <w:rFonts w:ascii="TH SarabunPSK" w:hAnsi="TH SarabunPSK" w:cs="TH SarabunPSK"/>
+          <w:sz w:val="32"/>
+          <w:szCs w:val="32"/>
+        </w:rPr>
+      </w:pPr>
+      <w:r>
+        <w:rPr>
+          <w:rFonts w:ascii="TH SarabunPSK" w:hAnsi="TH SarabunPSK" w:cs="TH SarabunPSK"/>
+          <w:sz w:val="32"/>
+          <w:szCs w:val="32"/>
+          <w:cs/>
+        </w:rPr>
+        <w:tab/>
+      </w:r>
+      <w:r>
+        <w:rPr>
+          <w:rFonts w:ascii="TH SarabunPSK" w:hAnsi="TH SarabunPSK" w:cs="TH SarabunPSK"/>
+          <w:sz w:val="32"/>
+          <w:szCs w:val="32"/>
+          <w:cs/>
+        </w:rPr>
+        <w:t>อภิญญา แขนสูงเนิน (</w:t>
+      </w:r>
+      <w:r>
+        <w:rPr>
+          <w:rFonts w:ascii="TH SarabunPSK" w:hAnsi="TH SarabunPSK" w:cs="TH SarabunPSK"/>
+          <w:sz w:val="32"/>
+          <w:szCs w:val="32"/>
+        </w:rPr>
+        <w:t xml:space="preserve">2567) </w:t>
+      </w:r>
+      <w:r>
+        <w:rPr>
+          <w:rFonts w:ascii="TH SarabunPSK" w:hAnsi="TH SarabunPSK" w:cs="TH SarabunPSK"/>
+          <w:sz w:val="32"/>
+          <w:szCs w:val="32"/>
+          <w:cs/>
+        </w:rPr>
+        <w:t>ได้ทำการศึกษาเรื่อง การอัตโนมัติกระแสงานของระบบการจัดการเนื้อหาด้วยพาว</w:t>
+      </w:r>
+      <w:proofErr w:type="spellStart"/>
+      <w:r>
+        <w:rPr>
+          <w:rFonts w:ascii="TH SarabunPSK" w:hAnsi="TH SarabunPSK" w:cs="TH SarabunPSK"/>
+          <w:sz w:val="32"/>
+          <w:szCs w:val="32"/>
+          <w:cs/>
+        </w:rPr>
+        <w:t>เวอร์</w:t>
+      </w:r>
+      <w:proofErr w:type="spellEnd"/>
+      <w:r>
+        <w:rPr>
+          <w:rFonts w:ascii="TH SarabunPSK" w:hAnsi="TH SarabunPSK" w:cs="TH SarabunPSK"/>
+          <w:sz w:val="32"/>
+          <w:szCs w:val="32"/>
+          <w:cs/>
+        </w:rPr>
+        <w:t xml:space="preserve">ออโตเมต โดยมีวัตถุประสงค์เพื่อพัฒนากระแสงานอัตโนมัติของ </w:t>
+      </w:r>
+      <w:r>
+        <w:rPr>
+          <w:rFonts w:ascii="TH SarabunPSK" w:hAnsi="TH SarabunPSK" w:cs="TH SarabunPSK"/>
+          <w:sz w:val="32"/>
+          <w:szCs w:val="32"/>
+        </w:rPr>
+        <w:t xml:space="preserve">CMS </w:t>
+      </w:r>
+      <w:r>
+        <w:rPr>
+          <w:rFonts w:ascii="TH SarabunPSK" w:hAnsi="TH SarabunPSK" w:cs="TH SarabunPSK"/>
+          <w:sz w:val="32"/>
+          <w:szCs w:val="32"/>
+          <w:cs/>
+        </w:rPr>
+        <w:t xml:space="preserve">ด้วย </w:t>
+      </w:r>
+      <w:r>
+        <w:rPr>
+          <w:rFonts w:ascii="TH SarabunPSK" w:hAnsi="TH SarabunPSK" w:cs="TH SarabunPSK"/>
+          <w:sz w:val="32"/>
+          <w:szCs w:val="32"/>
+        </w:rPr>
+        <w:t xml:space="preserve">Power Automate </w:t>
+      </w:r>
+      <w:r>
+        <w:rPr>
+          <w:rFonts w:ascii="TH SarabunPSK" w:hAnsi="TH SarabunPSK" w:cs="TH SarabunPSK"/>
+          <w:sz w:val="32"/>
+          <w:szCs w:val="32"/>
+          <w:cs/>
+        </w:rPr>
+        <w:t xml:space="preserve">เพื่อลดข้อผิดพลาดและเพิ่มประสิทธิภาพการใช้ทรัพยากรในกระบวนการ </w:t>
       </w:r>
       <w:r>
         <w:rPr>
@@ -32752,130 +36794,977 @@
           <w:cs/>
         </w:rPr>
         <w:lastRenderedPageBreak/>
-        <w:t xml:space="preserve">และทำความเข้าใจเกี่ยวกับ </w:t>
-      </w:r>
-      <w:r>
-        <w:rPr>
-          <w:rFonts w:ascii="TH SarabunPSK" w:hAnsi="TH SarabunPSK" w:cs="TH SarabunPSK"/>
-          <w:sz w:val="32"/>
-          <w:szCs w:val="32"/>
-        </w:rPr>
-        <w:t xml:space="preserve">Agentic AI </w:t>
-      </w:r>
-      <w:r>
-        <w:rPr>
-          <w:rFonts w:ascii="TH SarabunPSK" w:hAnsi="TH SarabunPSK" w:cs="TH SarabunPSK"/>
-          <w:sz w:val="32"/>
-          <w:szCs w:val="32"/>
-          <w:cs/>
-        </w:rPr>
-        <w:t xml:space="preserve">ซึ่งเป็นนวัตกรรมปัญญาประดิษฐ์ที่สามารถตัดสินใจและดำเนินการต่าง ๆ ได้ด้วยตนเอง รวมถึงศึกษาหลักการทำงานและการนำไปประยุกต์ใช้เพื่อตอบสนองการทำงานแทนมนุษย์ในยุคที่ต้องการความรวดเร็วและความได้เปรียบทางการแข่งขัน ด้านประสิทธิภาพ </w:t>
-      </w:r>
-      <w:r>
-        <w:rPr>
-          <w:rFonts w:ascii="TH SarabunPSK" w:hAnsi="TH SarabunPSK" w:cs="TH SarabunPSK"/>
-          <w:sz w:val="32"/>
-          <w:szCs w:val="32"/>
-        </w:rPr>
-        <w:t xml:space="preserve">Agentic AI </w:t>
-      </w:r>
-      <w:r>
-        <w:rPr>
-          <w:rFonts w:ascii="TH SarabunPSK" w:hAnsi="TH SarabunPSK" w:cs="TH SarabunPSK"/>
-          <w:sz w:val="32"/>
-          <w:szCs w:val="32"/>
-          <w:cs/>
-        </w:rPr>
-        <w:t>สามารถทำงานอัตโนมัติที่ซับซ้อน เช่น การวางแผนโปรเจก</w:t>
+        <w:t xml:space="preserve">และเพื่อวิเคราะห์และประเมินประสิทธิภาพเปรียบเทียบกับกระบวนการเดิม ผลการศึกษาพบว่าผู้ใช้งานมีความพึงพอใจในระดับดีมาก (ค่าเฉลี่ย </w:t>
+      </w:r>
+      <w:r>
+        <w:rPr>
+          <w:rFonts w:ascii="TH SarabunPSK" w:hAnsi="TH SarabunPSK" w:cs="TH SarabunPSK"/>
+          <w:sz w:val="32"/>
+          <w:szCs w:val="32"/>
+        </w:rPr>
+        <w:t xml:space="preserve">4.50) </w:t>
+      </w:r>
+      <w:r>
+        <w:rPr>
+          <w:rFonts w:ascii="TH SarabunPSK" w:hAnsi="TH SarabunPSK" w:cs="TH SarabunPSK"/>
+          <w:sz w:val="32"/>
+          <w:szCs w:val="32"/>
+          <w:cs/>
+        </w:rPr>
+        <w:t xml:space="preserve">ด้านประสิทธิภาพระบบสามารถลดระยะเวลาการทำงานได้ร้อยละ </w:t>
+      </w:r>
+      <w:r>
+        <w:rPr>
+          <w:rFonts w:ascii="TH SarabunPSK" w:hAnsi="TH SarabunPSK" w:cs="TH SarabunPSK"/>
+          <w:sz w:val="32"/>
+          <w:szCs w:val="32"/>
+        </w:rPr>
+        <w:t xml:space="preserve">87.5 </w:t>
+      </w:r>
+      <w:r>
+        <w:rPr>
+          <w:rFonts w:ascii="TH SarabunPSK" w:hAnsi="TH SarabunPSK" w:cs="TH SarabunPSK"/>
+          <w:sz w:val="32"/>
+          <w:szCs w:val="32"/>
+          <w:cs/>
+        </w:rPr>
+        <w:t xml:space="preserve">ลดอัตราข้อผิดพลาดลงร้อยละ </w:t>
+      </w:r>
+      <w:r>
+        <w:rPr>
+          <w:rFonts w:ascii="TH SarabunPSK" w:hAnsi="TH SarabunPSK" w:cs="TH SarabunPSK"/>
+          <w:sz w:val="32"/>
+          <w:szCs w:val="32"/>
+        </w:rPr>
+        <w:t xml:space="preserve">80 </w:t>
+      </w:r>
+      <w:r>
+        <w:rPr>
+          <w:rFonts w:ascii="TH SarabunPSK" w:hAnsi="TH SarabunPSK" w:cs="TH SarabunPSK"/>
+          <w:sz w:val="32"/>
+          <w:szCs w:val="32"/>
+          <w:cs/>
+        </w:rPr>
+        <w:t>และเพิ่มประสิทธิภาพของปริมาณงาน (</w:t>
+      </w:r>
+      <w:r>
+        <w:rPr>
+          <w:rFonts w:ascii="TH SarabunPSK" w:hAnsi="TH SarabunPSK" w:cs="TH SarabunPSK"/>
+          <w:sz w:val="32"/>
+          <w:szCs w:val="32"/>
+        </w:rPr>
+        <w:t xml:space="preserve">Throughput) </w:t>
+      </w:r>
+      <w:r>
+        <w:rPr>
+          <w:rFonts w:ascii="TH SarabunPSK" w:hAnsi="TH SarabunPSK" w:cs="TH SarabunPSK"/>
+          <w:sz w:val="32"/>
+          <w:szCs w:val="32"/>
+          <w:cs/>
+        </w:rPr>
+        <w:t xml:space="preserve">ได้ถึงร้อยละ </w:t>
+      </w:r>
+      <w:r>
+        <w:rPr>
+          <w:rFonts w:ascii="TH SarabunPSK" w:hAnsi="TH SarabunPSK" w:cs="TH SarabunPSK"/>
+          <w:sz w:val="32"/>
+          <w:szCs w:val="32"/>
+        </w:rPr>
+        <w:t xml:space="preserve">166.67 </w:t>
+      </w:r>
+      <w:r>
+        <w:rPr>
+          <w:rFonts w:ascii="TH SarabunPSK" w:hAnsi="TH SarabunPSK" w:cs="TH SarabunPSK"/>
+          <w:sz w:val="32"/>
+          <w:szCs w:val="32"/>
+          <w:cs/>
+        </w:rPr>
+        <w:t>เมื่อเทียบกับการดำเนินงานด้วยมนุษย์</w:t>
+      </w:r>
+    </w:p>
+    <w:p>
+      <w:pPr>
+        <w:tabs>
+          <w:tab w:val="left" w:pos="567"/>
+        </w:tabs>
+        <w:jc w:val="thaiDistribute"/>
+        <w:rPr>
+          <w:rFonts w:ascii="TH SarabunPSK" w:hAnsi="TH SarabunPSK" w:cs="TH SarabunPSK"/>
+          <w:color w:val="000000" w:themeColor="text1"/>
+          <w:sz w:val="32"/>
+          <w:szCs w:val="32"/>
+        </w:rPr>
+      </w:pPr>
+      <w:r>
+        <w:rPr>
+          <w:rFonts w:ascii="TH SarabunPSK" w:hAnsi="TH SarabunPSK" w:cs="TH SarabunPSK"/>
+          <w:color w:val="000000" w:themeColor="text1"/>
+          <w:sz w:val="32"/>
+          <w:szCs w:val="32"/>
+          <w:cs/>
+        </w:rPr>
+        <w:tab/>
       </w:r>
       <w:proofErr w:type="spellStart"/>
       <w:r>
         <w:rPr>
           <w:rFonts w:ascii="TH SarabunPSK" w:hAnsi="TH SarabunPSK" w:cs="TH SarabunPSK"/>
-          <w:sz w:val="32"/>
-          <w:szCs w:val="32"/>
-          <w:cs/>
-        </w:rPr>
-        <w:t>ต์</w:t>
+          <w:color w:val="000000" w:themeColor="text1"/>
+          <w:sz w:val="32"/>
+          <w:szCs w:val="32"/>
+          <w:cs/>
+        </w:rPr>
+        <w:t>อัค</w:t>
       </w:r>
       <w:proofErr w:type="spellEnd"/>
       <w:r>
         <w:rPr>
           <w:rFonts w:ascii="TH SarabunPSK" w:hAnsi="TH SarabunPSK" w:cs="TH SarabunPSK"/>
-          <w:sz w:val="32"/>
-          <w:szCs w:val="32"/>
-          <w:cs/>
-        </w:rPr>
-        <w:t xml:space="preserve"> การวิเคราะห์ข้อมูล และการตัดสินใจที่รวดเร็วและแม่นยำขึ้นผ่านเทคโนโลยี </w:t>
-      </w:r>
-      <w:r>
-        <w:rPr>
-          <w:rFonts w:ascii="TH SarabunPSK" w:hAnsi="TH SarabunPSK" w:cs="TH SarabunPSK"/>
-          <w:sz w:val="32"/>
-          <w:szCs w:val="32"/>
-        </w:rPr>
-        <w:t xml:space="preserve">Machine Learning </w:t>
-      </w:r>
-      <w:r>
-        <w:rPr>
-          <w:rFonts w:ascii="TH SarabunPSK" w:hAnsi="TH SarabunPSK" w:cs="TH SarabunPSK"/>
-          <w:sz w:val="32"/>
-          <w:szCs w:val="32"/>
-          <w:cs/>
-        </w:rPr>
-        <w:t xml:space="preserve">และ </w:t>
-      </w:r>
-      <w:r>
-        <w:rPr>
-          <w:rFonts w:ascii="TH SarabunPSK" w:hAnsi="TH SarabunPSK" w:cs="TH SarabunPSK"/>
-          <w:sz w:val="32"/>
-          <w:szCs w:val="32"/>
-        </w:rPr>
-        <w:t xml:space="preserve">Reinforcement Learning </w:t>
-      </w:r>
-      <w:r>
-        <w:rPr>
-          <w:rFonts w:ascii="TH SarabunPSK" w:hAnsi="TH SarabunPSK" w:cs="TH SarabunPSK"/>
-          <w:sz w:val="32"/>
-          <w:szCs w:val="32"/>
-          <w:cs/>
-        </w:rPr>
-        <w:t>ช่วยลดภาระงานซ้ำซ้อนและเพิ่มศักยภาพการขยายตัวของธุรกิจโดยไม่ต้องเพิ่มจำนวนพนักงาน</w:t>
-      </w:r>
-    </w:p>
-    <w:p>
-      <w:pPr>
-        <w:tabs>
-          <w:tab w:val="left" w:pos="567"/>
-        </w:tabs>
-        <w:jc w:val="thaiDistribute"/>
-        <w:rPr>
-          <w:rFonts w:ascii="TH SarabunPSK" w:hAnsi="TH SarabunPSK" w:cs="TH SarabunPSK"/>
-          <w:sz w:val="32"/>
-          <w:szCs w:val="32"/>
-        </w:rPr>
-      </w:pPr>
-      <w:r>
-        <w:rPr>
-          <w:rFonts w:ascii="TH SarabunPSK" w:hAnsi="TH SarabunPSK" w:cs="TH SarabunPSK"/>
-          <w:sz w:val="32"/>
-          <w:szCs w:val="32"/>
-          <w:cs/>
-        </w:rPr>
-        <w:tab/>
-      </w:r>
-      <w:r>
-        <w:rPr>
-          <w:rFonts w:ascii="TH SarabunPSK" w:hAnsi="TH SarabunPSK" w:cs="TH SarabunPSK"/>
-          <w:sz w:val="32"/>
-          <w:szCs w:val="32"/>
-          <w:cs/>
-        </w:rPr>
-        <w:t>อภิญญา แขนสูงเนิน (</w:t>
-      </w:r>
-      <w:r>
-        <w:rPr>
-          <w:rFonts w:ascii="TH SarabunPSK" w:hAnsi="TH SarabunPSK" w:cs="TH SarabunPSK"/>
+          <w:color w:val="000000" w:themeColor="text1"/>
+          <w:sz w:val="32"/>
+          <w:szCs w:val="32"/>
+          <w:cs/>
+        </w:rPr>
+        <w:t>ริมา สุ่มมา</w:t>
+      </w:r>
+      <w:proofErr w:type="spellStart"/>
+      <w:r>
+        <w:rPr>
+          <w:rFonts w:ascii="TH SarabunPSK" w:hAnsi="TH SarabunPSK" w:cs="TH SarabunPSK"/>
+          <w:color w:val="000000" w:themeColor="text1"/>
+          <w:sz w:val="32"/>
+          <w:szCs w:val="32"/>
+          <w:cs/>
+        </w:rPr>
+        <w:t>ตย์</w:t>
+      </w:r>
+      <w:proofErr w:type="spellEnd"/>
+      <w:r>
+        <w:rPr>
+          <w:rFonts w:ascii="TH SarabunPSK" w:hAnsi="TH SarabunPSK" w:cs="TH SarabunPSK"/>
+          <w:color w:val="000000" w:themeColor="text1"/>
+          <w:sz w:val="32"/>
+          <w:szCs w:val="32"/>
+          <w:cs/>
+        </w:rPr>
+        <w:t xml:space="preserve"> และ คณะ (2567) ได้ทำการศึกษาเรื่อง การพัฒนา </w:t>
+      </w:r>
+      <w:r>
+        <w:rPr>
+          <w:rFonts w:ascii="TH SarabunPSK" w:hAnsi="TH SarabunPSK" w:cs="TH SarabunPSK"/>
+          <w:color w:val="000000" w:themeColor="text1"/>
+          <w:sz w:val="32"/>
+          <w:szCs w:val="32"/>
+        </w:rPr>
+        <w:t xml:space="preserve">Chatbot AI </w:t>
+      </w:r>
+      <w:r>
+        <w:rPr>
+          <w:rFonts w:ascii="TH SarabunPSK" w:hAnsi="TH SarabunPSK" w:cs="TH SarabunPSK"/>
+          <w:color w:val="000000" w:themeColor="text1"/>
+          <w:sz w:val="32"/>
+          <w:szCs w:val="32"/>
+          <w:cs/>
+        </w:rPr>
+        <w:t xml:space="preserve">ด้วยเครื่องมือ </w:t>
+      </w:r>
+      <w:proofErr w:type="spellStart"/>
+      <w:r>
+        <w:rPr>
+          <w:rFonts w:ascii="TH SarabunPSK" w:hAnsi="TH SarabunPSK" w:cs="TH SarabunPSK"/>
+          <w:color w:val="000000" w:themeColor="text1"/>
+          <w:sz w:val="32"/>
+          <w:szCs w:val="32"/>
+        </w:rPr>
+        <w:t>Dialogflow</w:t>
+      </w:r>
+      <w:proofErr w:type="spellEnd"/>
+      <w:r>
+        <w:rPr>
+          <w:rFonts w:ascii="TH SarabunPSK" w:hAnsi="TH SarabunPSK" w:cs="TH SarabunPSK"/>
+          <w:color w:val="000000" w:themeColor="text1"/>
+          <w:sz w:val="32"/>
+          <w:szCs w:val="32"/>
+        </w:rPr>
+        <w:t xml:space="preserve"> </w:t>
+      </w:r>
+      <w:r>
+        <w:rPr>
+          <w:rFonts w:ascii="TH SarabunPSK" w:hAnsi="TH SarabunPSK" w:cs="TH SarabunPSK"/>
+          <w:color w:val="000000" w:themeColor="text1"/>
+          <w:sz w:val="32"/>
+          <w:szCs w:val="32"/>
+          <w:cs/>
+        </w:rPr>
+        <w:t xml:space="preserve">เพื่อเพิ่มประสิทธิภาพการทำงานด้านการตอบคำถามผู้ใช้บริการห้องสมุด โดยมีวัตถุประสงค์เพื่อพัฒนา </w:t>
+      </w:r>
+      <w:r>
+        <w:rPr>
+          <w:rFonts w:ascii="TH SarabunPSK" w:hAnsi="TH SarabunPSK" w:cs="TH SarabunPSK"/>
+          <w:color w:val="000000" w:themeColor="text1"/>
+          <w:sz w:val="32"/>
+          <w:szCs w:val="32"/>
+        </w:rPr>
+        <w:t xml:space="preserve">Chatbot AI </w:t>
+      </w:r>
+      <w:r>
+        <w:rPr>
+          <w:rFonts w:ascii="TH SarabunPSK" w:hAnsi="TH SarabunPSK" w:cs="TH SarabunPSK"/>
+          <w:color w:val="000000" w:themeColor="text1"/>
+          <w:sz w:val="32"/>
+          <w:szCs w:val="32"/>
+          <w:cs/>
+        </w:rPr>
+        <w:t xml:space="preserve">ด้วยเครื่องมือ </w:t>
+      </w:r>
+      <w:proofErr w:type="spellStart"/>
+      <w:r>
+        <w:rPr>
+          <w:rFonts w:ascii="TH SarabunPSK" w:hAnsi="TH SarabunPSK" w:cs="TH SarabunPSK"/>
+          <w:color w:val="000000" w:themeColor="text1"/>
+          <w:sz w:val="32"/>
+          <w:szCs w:val="32"/>
+        </w:rPr>
+        <w:t>Dialogflow</w:t>
+      </w:r>
+      <w:proofErr w:type="spellEnd"/>
+      <w:r>
+        <w:rPr>
+          <w:rFonts w:ascii="TH SarabunPSK" w:hAnsi="TH SarabunPSK" w:cs="TH SarabunPSK"/>
+          <w:color w:val="000000" w:themeColor="text1"/>
+          <w:sz w:val="32"/>
+          <w:szCs w:val="32"/>
+        </w:rPr>
+        <w:t xml:space="preserve"> </w:t>
+      </w:r>
+      <w:r>
+        <w:rPr>
+          <w:rFonts w:ascii="TH SarabunPSK" w:hAnsi="TH SarabunPSK" w:cs="TH SarabunPSK"/>
+          <w:color w:val="000000" w:themeColor="text1"/>
+          <w:sz w:val="32"/>
+          <w:szCs w:val="32"/>
+          <w:cs/>
+        </w:rPr>
+        <w:t xml:space="preserve">เพื่อเพิ่มประสิทธิภาพการทำงานด้านตอบคำถามผู้ใช้บริการสำนักหอสมุด มหาวิทยาลัยขอนแก่น ให้ได้รับความสะดวก รวดเร็วในการตอบคำถามได้ตลอด 24 ชั่วโมง ผลการศึกษาพบว่า </w:t>
+      </w:r>
+      <w:r>
+        <w:rPr>
+          <w:rFonts w:ascii="TH SarabunPSK" w:hAnsi="TH SarabunPSK" w:cs="TH SarabunPSK"/>
+          <w:color w:val="000000" w:themeColor="text1"/>
+          <w:sz w:val="32"/>
+          <w:szCs w:val="32"/>
+        </w:rPr>
+        <w:t xml:space="preserve">Chatbot </w:t>
+      </w:r>
+      <w:r>
+        <w:rPr>
+          <w:rFonts w:ascii="TH SarabunPSK" w:hAnsi="TH SarabunPSK" w:cs="TH SarabunPSK"/>
+          <w:color w:val="000000" w:themeColor="text1"/>
+          <w:sz w:val="32"/>
+          <w:szCs w:val="32"/>
+          <w:cs/>
+        </w:rPr>
+        <w:t>สามารถทำงานทดแทนมนุษย์ในการตอบคำถามได้ 100% ช่วยลดเวลาปฏิบัติงานของเจ้าหน้าที่เหลือเพียงเดือนละ 3 ชั่วโมงสำหรับการตรวจสอบข้อมูล และสามารถตอบคำถามได้มากกว่ามนุษย์ถึง 3 เท่า โดยผู้ใช้บริการมีความพึงพอใจโดยรวมอยู่ที่ร้อยละ 89.7</w:t>
+      </w:r>
+    </w:p>
+    <w:p>
+      <w:pPr>
+        <w:tabs>
+          <w:tab w:val="left" w:pos="567"/>
+        </w:tabs>
+        <w:jc w:val="thaiDistribute"/>
+        <w:rPr>
+          <w:rFonts w:ascii="TH SarabunPSK" w:hAnsi="TH SarabunPSK" w:cs="TH SarabunPSK"/>
+          <w:color w:val="000000" w:themeColor="text1"/>
+          <w:sz w:val="32"/>
+          <w:szCs w:val="32"/>
+        </w:rPr>
+      </w:pPr>
+      <w:r>
+        <w:rPr>
+          <w:rFonts w:ascii="TH SarabunPSK" w:hAnsi="TH SarabunPSK" w:cs="TH SarabunPSK"/>
+          <w:color w:val="000000" w:themeColor="text1"/>
+          <w:sz w:val="32"/>
+          <w:szCs w:val="32"/>
+          <w:cs/>
+        </w:rPr>
+        <w:tab/>
+      </w:r>
+      <w:r>
+        <w:rPr>
+          <w:rFonts w:ascii="TH SarabunPSK" w:hAnsi="TH SarabunPSK" w:cs="TH SarabunPSK"/>
+          <w:color w:val="000000" w:themeColor="text1"/>
+          <w:sz w:val="32"/>
+          <w:szCs w:val="32"/>
+          <w:cs/>
+        </w:rPr>
+        <w:t>อับดุลรอมัน เจะ</w:t>
+      </w:r>
+      <w:proofErr w:type="spellStart"/>
+      <w:r>
+        <w:rPr>
+          <w:rFonts w:ascii="TH SarabunPSK" w:hAnsi="TH SarabunPSK" w:cs="TH SarabunPSK"/>
+          <w:color w:val="000000" w:themeColor="text1"/>
+          <w:sz w:val="32"/>
+          <w:szCs w:val="32"/>
+          <w:cs/>
+        </w:rPr>
+        <w:t>แต</w:t>
+      </w:r>
+      <w:proofErr w:type="spellEnd"/>
+      <w:r>
+        <w:rPr>
+          <w:rFonts w:ascii="TH SarabunPSK" w:hAnsi="TH SarabunPSK" w:cs="TH SarabunPSK"/>
+          <w:color w:val="000000" w:themeColor="text1"/>
+          <w:sz w:val="32"/>
+          <w:szCs w:val="32"/>
+          <w:cs/>
+        </w:rPr>
+        <w:t xml:space="preserve"> และ คณะ (2568) ได้ทำการศึกษาเรื่อง การพัฒนา </w:t>
+      </w:r>
+      <w:r>
+        <w:rPr>
+          <w:rFonts w:ascii="TH SarabunPSK" w:hAnsi="TH SarabunPSK" w:cs="TH SarabunPSK"/>
+          <w:color w:val="000000" w:themeColor="text1"/>
+          <w:sz w:val="32"/>
+          <w:szCs w:val="32"/>
+        </w:rPr>
+        <w:t xml:space="preserve">AI Agent </w:t>
+      </w:r>
+      <w:r>
+        <w:rPr>
+          <w:rFonts w:ascii="TH SarabunPSK" w:hAnsi="TH SarabunPSK" w:cs="TH SarabunPSK"/>
+          <w:color w:val="000000" w:themeColor="text1"/>
+          <w:sz w:val="32"/>
+          <w:szCs w:val="32"/>
+          <w:cs/>
+        </w:rPr>
+        <w:t xml:space="preserve">เพื่อส่งเสริมการเข้าถึงข้อมูลของร้านค้าในจังหวัดยะลาสู่ร้านค้าที่ยั่งยืน โดยมีวัตถุประสงค์เพื่อศึกษาความต้องการและพัฒนา </w:t>
+      </w:r>
+      <w:r>
+        <w:rPr>
+          <w:rFonts w:ascii="TH SarabunPSK" w:hAnsi="TH SarabunPSK" w:cs="TH SarabunPSK"/>
+          <w:color w:val="000000" w:themeColor="text1"/>
+          <w:sz w:val="32"/>
+          <w:szCs w:val="32"/>
+        </w:rPr>
+        <w:t xml:space="preserve">AI Agent </w:t>
+      </w:r>
+      <w:r>
+        <w:rPr>
+          <w:rFonts w:ascii="TH SarabunPSK" w:hAnsi="TH SarabunPSK" w:cs="TH SarabunPSK"/>
+          <w:color w:val="000000" w:themeColor="text1"/>
+          <w:sz w:val="32"/>
+          <w:szCs w:val="32"/>
+          <w:cs/>
+        </w:rPr>
+        <w:t xml:space="preserve">ที่สามารถให้ข้อมูล แนะนำ และตอบคำถามเกี่ยวกับการดำเนินธุรกิจของร้านค้าในจังหวัดยะลาได้อย่างถูกต้อง และประเมินคุณภาพและบริการของ </w:t>
+      </w:r>
+      <w:r>
+        <w:rPr>
+          <w:rFonts w:ascii="TH SarabunPSK" w:hAnsi="TH SarabunPSK" w:cs="TH SarabunPSK"/>
+          <w:color w:val="000000" w:themeColor="text1"/>
+          <w:sz w:val="32"/>
+          <w:szCs w:val="32"/>
+        </w:rPr>
+        <w:t xml:space="preserve">AI Agent </w:t>
+      </w:r>
+      <w:r>
+        <w:rPr>
+          <w:rFonts w:ascii="TH SarabunPSK" w:hAnsi="TH SarabunPSK" w:cs="TH SarabunPSK"/>
+          <w:color w:val="000000" w:themeColor="text1"/>
+          <w:sz w:val="32"/>
+          <w:szCs w:val="32"/>
+          <w:cs/>
+        </w:rPr>
+        <w:t xml:space="preserve">ในการส่งเสริมให้ร้านค้าสามารถดำเนินธุรกิจได้อย่างยั่งยืน ผลการศึกษาพบว่าผู้ประกอบการมีความต้องการใช้งาน </w:t>
+      </w:r>
+      <w:r>
+        <w:rPr>
+          <w:rFonts w:ascii="TH SarabunPSK" w:hAnsi="TH SarabunPSK" w:cs="TH SarabunPSK"/>
+          <w:color w:val="000000" w:themeColor="text1"/>
+          <w:sz w:val="32"/>
+          <w:szCs w:val="32"/>
+        </w:rPr>
+        <w:t xml:space="preserve">AI Agent </w:t>
+      </w:r>
+      <w:r>
+        <w:rPr>
+          <w:rFonts w:ascii="TH SarabunPSK" w:hAnsi="TH SarabunPSK" w:cs="TH SarabunPSK"/>
+          <w:color w:val="000000" w:themeColor="text1"/>
+          <w:sz w:val="32"/>
+          <w:szCs w:val="32"/>
+          <w:cs/>
+        </w:rPr>
+        <w:t xml:space="preserve">อยู่ในระดับมากที่สุด โดยด้านส่วนติดต่อผู้ใช้และด้านฟังก์ชันการทำงานมีค่าเฉลี่ยสูงสุดเท่ากันที่ 4.84 และด้านเนื้อหาเฉลี่ย 4.73 สำหรับผลการประเมินคุณภาพและบริการของระบบที่พัฒนาขึ้นพบว่าอยู่ในระดับมากที่สุด โดยด้านความพึงพอใจต่อเมนูหลักมีค่าเฉลี่ยสูงสุดที่ 4.88 รองลงมาคือด้านประโยชน์ที่คาดว่าจะได้รับเฉลี่ย 4.83 ด้านเนื้อหาเฉลี่ย 4.79 และด้านฟังก์ชันระบบเฉลี่ย 4.73 </w:t>
+      </w:r>
+    </w:p>
+    <w:p>
+      <w:pPr>
+        <w:tabs>
+          <w:tab w:val="left" w:pos="567"/>
+        </w:tabs>
+        <w:jc w:val="thaiDistribute"/>
+        <w:rPr>
+          <w:rFonts w:ascii="TH SarabunPSK" w:hAnsi="TH SarabunPSK" w:cs="TH SarabunPSK"/>
+          <w:color w:val="000000" w:themeColor="text1"/>
+          <w:sz w:val="32"/>
+          <w:szCs w:val="32"/>
+        </w:rPr>
+      </w:pPr>
+      <w:r>
+        <w:rPr>
+          <w:rFonts w:ascii="TH SarabunPSK" w:hAnsi="TH SarabunPSK" w:cs="TH SarabunPSK"/>
+          <w:color w:val="000000" w:themeColor="text1"/>
+          <w:sz w:val="32"/>
+          <w:szCs w:val="32"/>
+        </w:rPr>
+        <w:tab/>
+      </w:r>
+      <w:r>
+        <w:rPr>
+          <w:rFonts w:ascii="TH SarabunPSK" w:hAnsi="TH SarabunPSK" w:cs="TH SarabunPSK"/>
+          <w:color w:val="000000" w:themeColor="text1"/>
+          <w:sz w:val="32"/>
+          <w:szCs w:val="32"/>
+          <w:cs/>
+        </w:rPr>
+        <w:t>สุมนา บุษบก และ คณะ (</w:t>
+      </w:r>
+      <w:r>
+        <w:rPr>
+          <w:rFonts w:ascii="TH SarabunPSK" w:hAnsi="TH SarabunPSK" w:cs="TH SarabunPSK"/>
+          <w:color w:val="000000" w:themeColor="text1"/>
+          <w:sz w:val="32"/>
+          <w:szCs w:val="32"/>
+        </w:rPr>
+        <w:t xml:space="preserve">2568) </w:t>
+      </w:r>
+      <w:r>
+        <w:rPr>
+          <w:rFonts w:ascii="TH SarabunPSK" w:hAnsi="TH SarabunPSK" w:cs="TH SarabunPSK"/>
+          <w:color w:val="000000" w:themeColor="text1"/>
+          <w:sz w:val="32"/>
+          <w:szCs w:val="32"/>
+          <w:cs/>
+        </w:rPr>
+        <w:t>ได้ทำการศึกษาเรื่อง การพัฒนาแชทบอทปัญญาประดิษฐ์เพื่อแนะนำข้อมูลการท่องเที่ยวในจังหวัดภูเก็ต ประเทศไทย โดยมีวัตถุประสงค์เพื่อพัฒนาและประเมินประสิทธิภาพของแชทบอทปัญญาประดิษฐ์ (</w:t>
+      </w:r>
+      <w:r>
+        <w:rPr>
+          <w:rFonts w:ascii="TH SarabunPSK" w:hAnsi="TH SarabunPSK" w:cs="TH SarabunPSK"/>
+          <w:color w:val="000000" w:themeColor="text1"/>
+          <w:sz w:val="32"/>
+          <w:szCs w:val="32"/>
+        </w:rPr>
+        <w:t xml:space="preserve">AI Chatbot) </w:t>
+      </w:r>
+      <w:r>
+        <w:rPr>
+          <w:rFonts w:ascii="TH SarabunPSK" w:hAnsi="TH SarabunPSK" w:cs="TH SarabunPSK"/>
+          <w:color w:val="000000" w:themeColor="text1"/>
+          <w:sz w:val="32"/>
+          <w:szCs w:val="32"/>
+          <w:cs/>
+        </w:rPr>
+        <w:t xml:space="preserve">สำหรับแนะนำข้อมูลการท่องเที่ยวในจังหวัดภูเก็ต ที่สามารถให้ข้อมูลที่ถูกต้อง รวดเร็ว และใช้งานง่ายผ่านแพลตฟอร์ม </w:t>
+      </w:r>
+      <w:r>
+        <w:rPr>
+          <w:rFonts w:ascii="TH SarabunPSK" w:hAnsi="TH SarabunPSK" w:cs="TH SarabunPSK"/>
+          <w:color w:val="000000" w:themeColor="text1"/>
+          <w:sz w:val="32"/>
+          <w:szCs w:val="32"/>
+        </w:rPr>
+        <w:t xml:space="preserve">LINE </w:t>
+      </w:r>
+      <w:r>
+        <w:rPr>
+          <w:rFonts w:ascii="TH SarabunPSK" w:hAnsi="TH SarabunPSK" w:cs="TH SarabunPSK"/>
+          <w:color w:val="000000" w:themeColor="text1"/>
+          <w:sz w:val="32"/>
+          <w:szCs w:val="32"/>
+          <w:cs/>
+        </w:rPr>
+        <w:t xml:space="preserve">ผลการศึกษาพบว่าระบบมีประสิทธิภาพในระดับดีเยี่ยมจากการประเมินของผู้เชี่ยวชาญ โดยด้านความเร็วในการตอบสนองมีค่าเฉลี่ย </w:t>
+      </w:r>
+      <w:r>
+        <w:rPr>
+          <w:rFonts w:ascii="TH SarabunPSK" w:hAnsi="TH SarabunPSK" w:cs="TH SarabunPSK"/>
+          <w:color w:val="000000" w:themeColor="text1"/>
+          <w:sz w:val="32"/>
+          <w:szCs w:val="32"/>
+        </w:rPr>
+        <w:t xml:space="preserve">4.61 </w:t>
+      </w:r>
+      <w:r>
+        <w:rPr>
+          <w:rFonts w:ascii="TH SarabunPSK" w:hAnsi="TH SarabunPSK" w:cs="TH SarabunPSK"/>
+          <w:color w:val="000000" w:themeColor="text1"/>
+          <w:sz w:val="32"/>
+          <w:szCs w:val="32"/>
+          <w:cs/>
+        </w:rPr>
+        <w:t xml:space="preserve">และด้านการใช้งานได้สะดวกมีค่าเฉลี่ย </w:t>
+      </w:r>
+      <w:r>
+        <w:rPr>
+          <w:rFonts w:ascii="TH SarabunPSK" w:hAnsi="TH SarabunPSK" w:cs="TH SarabunPSK"/>
+          <w:color w:val="000000" w:themeColor="text1"/>
+          <w:sz w:val="32"/>
+          <w:szCs w:val="32"/>
+        </w:rPr>
+        <w:t xml:space="preserve">4.42 </w:t>
+      </w:r>
+      <w:r>
+        <w:rPr>
+          <w:rFonts w:ascii="TH SarabunPSK" w:hAnsi="TH SarabunPSK" w:cs="TH SarabunPSK"/>
+          <w:color w:val="000000" w:themeColor="text1"/>
+          <w:sz w:val="32"/>
+          <w:szCs w:val="32"/>
+          <w:cs/>
+        </w:rPr>
+        <w:t xml:space="preserve">สำหรับความพึงพอใจของผู้ใช้งานพบว่าอยู่ในระดับสูง มีค่าเฉลี่ยโดยรวมอยู่ที่ </w:t>
+      </w:r>
+      <w:r>
+        <w:rPr>
+          <w:rFonts w:ascii="TH SarabunPSK" w:hAnsi="TH SarabunPSK" w:cs="TH SarabunPSK"/>
+          <w:color w:val="000000" w:themeColor="text1"/>
+          <w:sz w:val="32"/>
+          <w:szCs w:val="32"/>
+        </w:rPr>
+        <w:t xml:space="preserve">4.17 </w:t>
+      </w:r>
+      <w:r>
+        <w:rPr>
+          <w:rFonts w:ascii="TH SarabunPSK" w:hAnsi="TH SarabunPSK" w:cs="TH SarabunPSK"/>
+          <w:color w:val="000000" w:themeColor="text1"/>
+          <w:sz w:val="32"/>
+          <w:szCs w:val="32"/>
+          <w:cs/>
+        </w:rPr>
+        <w:t xml:space="preserve">โดยเฉพาะด้านความเร็วและเสถียรภาพของระบบที่มีค่าเฉลี่ยสูงสุดถึง </w:t>
+      </w:r>
+      <w:r>
+        <w:rPr>
+          <w:rFonts w:ascii="TH SarabunPSK" w:hAnsi="TH SarabunPSK" w:cs="TH SarabunPSK"/>
+          <w:color w:val="000000" w:themeColor="text1"/>
+          <w:sz w:val="32"/>
+          <w:szCs w:val="32"/>
+        </w:rPr>
+        <w:t>4.87</w:t>
+      </w:r>
+    </w:p>
+    <w:p>
+      <w:pPr>
+        <w:tabs>
+          <w:tab w:val="left" w:pos="567"/>
+        </w:tabs>
+        <w:jc w:val="thaiDistribute"/>
+        <w:rPr>
+          <w:rFonts w:ascii="TH SarabunPSK" w:hAnsi="TH SarabunPSK" w:cs="TH SarabunPSK"/>
+          <w:color w:val="000000" w:themeColor="text1"/>
+          <w:sz w:val="32"/>
+          <w:szCs w:val="32"/>
+        </w:rPr>
+      </w:pPr>
+      <w:r>
+        <w:rPr>
+          <w:rFonts w:ascii="TH SarabunPSK" w:hAnsi="TH SarabunPSK" w:cs="TH SarabunPSK"/>
+          <w:color w:val="000000" w:themeColor="text1"/>
+          <w:sz w:val="32"/>
+          <w:szCs w:val="32"/>
+        </w:rPr>
+        <w:tab/>
+      </w:r>
+      <w:proofErr w:type="spellStart"/>
+      <w:r>
+        <w:rPr>
+          <w:rFonts w:ascii="TH SarabunPSK" w:hAnsi="TH SarabunPSK" w:cs="TH SarabunPSK"/>
+          <w:color w:val="000000" w:themeColor="text1"/>
+          <w:sz w:val="32"/>
+          <w:szCs w:val="32"/>
+          <w:cs/>
+        </w:rPr>
+        <w:t>กฤษฎิ์ภวิศ</w:t>
+      </w:r>
+      <w:proofErr w:type="spellEnd"/>
+      <w:r>
+        <w:rPr>
+          <w:rFonts w:ascii="TH SarabunPSK" w:hAnsi="TH SarabunPSK" w:cs="TH SarabunPSK"/>
+          <w:color w:val="000000" w:themeColor="text1"/>
+          <w:sz w:val="32"/>
+          <w:szCs w:val="32"/>
+          <w:cs/>
+        </w:rPr>
+        <w:t xml:space="preserve"> สูงสว่าง และ คณะ (</w:t>
+      </w:r>
+      <w:r>
+        <w:rPr>
+          <w:rFonts w:ascii="TH SarabunPSK" w:hAnsi="TH SarabunPSK" w:cs="TH SarabunPSK"/>
+          <w:color w:val="000000" w:themeColor="text1"/>
+          <w:sz w:val="32"/>
+          <w:szCs w:val="32"/>
+        </w:rPr>
+        <w:t xml:space="preserve">2568) </w:t>
+      </w:r>
+      <w:r>
+        <w:rPr>
+          <w:rFonts w:ascii="TH SarabunPSK" w:hAnsi="TH SarabunPSK" w:cs="TH SarabunPSK"/>
+          <w:color w:val="000000" w:themeColor="text1"/>
+          <w:sz w:val="32"/>
+          <w:szCs w:val="32"/>
+          <w:cs/>
+        </w:rPr>
+        <w:t xml:space="preserve">ได้ทำการศึกษาเรื่อง การพัฒนาระบบแชทบอทสำหรับเว็บไซต์มหาวิทยาลัยโดยใช้โมเดลภาษาขนาดใหญ่และการสร้างคำตอบด้วยการค้นคืนผ่านแพลตฟอร์ม </w:t>
+      </w:r>
+      <w:proofErr w:type="spellStart"/>
+      <w:r>
+        <w:rPr>
+          <w:rFonts w:ascii="TH SarabunPSK" w:hAnsi="TH SarabunPSK" w:cs="TH SarabunPSK"/>
+          <w:color w:val="000000" w:themeColor="text1"/>
+          <w:sz w:val="32"/>
+          <w:szCs w:val="32"/>
+        </w:rPr>
+        <w:t>Flowise</w:t>
+      </w:r>
+      <w:proofErr w:type="spellEnd"/>
+      <w:r>
+        <w:rPr>
+          <w:rFonts w:ascii="TH SarabunPSK" w:hAnsi="TH SarabunPSK" w:cs="TH SarabunPSK"/>
+          <w:color w:val="000000" w:themeColor="text1"/>
+          <w:sz w:val="32"/>
+          <w:szCs w:val="32"/>
+        </w:rPr>
+        <w:t xml:space="preserve"> </w:t>
+      </w:r>
+      <w:r>
+        <w:rPr>
+          <w:rFonts w:ascii="TH SarabunPSK" w:hAnsi="TH SarabunPSK" w:cs="TH SarabunPSK"/>
+          <w:color w:val="000000" w:themeColor="text1"/>
+          <w:sz w:val="32"/>
+          <w:szCs w:val="32"/>
+          <w:cs/>
+        </w:rPr>
+        <w:t xml:space="preserve">โดยมีวัตถุประสงค์เพื่อพัฒนาระบบแชทบอทสำหรับเว็บไซต์มหาวิทยาลัยโดยใช้ </w:t>
+      </w:r>
+      <w:proofErr w:type="spellStart"/>
+      <w:r>
+        <w:rPr>
+          <w:rFonts w:ascii="TH SarabunPSK" w:hAnsi="TH SarabunPSK" w:cs="TH SarabunPSK"/>
+          <w:color w:val="000000" w:themeColor="text1"/>
+          <w:sz w:val="32"/>
+          <w:szCs w:val="32"/>
+        </w:rPr>
+        <w:t>Flowise</w:t>
+      </w:r>
+      <w:proofErr w:type="spellEnd"/>
+      <w:r>
+        <w:rPr>
+          <w:rFonts w:ascii="TH SarabunPSK" w:hAnsi="TH SarabunPSK" w:cs="TH SarabunPSK"/>
+          <w:color w:val="000000" w:themeColor="text1"/>
+          <w:sz w:val="32"/>
+          <w:szCs w:val="32"/>
+        </w:rPr>
+        <w:t xml:space="preserve"> </w:t>
+      </w:r>
+      <w:r>
+        <w:rPr>
+          <w:rFonts w:ascii="TH SarabunPSK" w:hAnsi="TH SarabunPSK" w:cs="TH SarabunPSK"/>
+          <w:color w:val="000000" w:themeColor="text1"/>
+          <w:sz w:val="32"/>
+          <w:szCs w:val="32"/>
+          <w:cs/>
+        </w:rPr>
+        <w:t>เป็นเครื่องมือหลักในการพัฒนาเพื่อลดความซับซ้อนและระยะเวลาในการพัฒนา (</w:t>
+      </w:r>
+      <w:r>
+        <w:rPr>
+          <w:rFonts w:ascii="TH SarabunPSK" w:hAnsi="TH SarabunPSK" w:cs="TH SarabunPSK"/>
+          <w:color w:val="000000" w:themeColor="text1"/>
+          <w:sz w:val="32"/>
+          <w:szCs w:val="32"/>
+        </w:rPr>
+        <w:t xml:space="preserve">Low-code/No-code) </w:t>
+      </w:r>
+      <w:r>
+        <w:rPr>
+          <w:rFonts w:ascii="TH SarabunPSK" w:hAnsi="TH SarabunPSK" w:cs="TH SarabunPSK"/>
+          <w:color w:val="000000" w:themeColor="text1"/>
+          <w:sz w:val="32"/>
+          <w:szCs w:val="32"/>
+          <w:cs/>
+        </w:rPr>
+        <w:t>ผลการศึกษาพบว่าแชทบอทสามารถให้คำตอบที่ถูกต้องตรงกับข้อมูลต้นฉบับคิด</w:t>
+      </w:r>
+      <w:r>
+        <w:rPr>
+          <w:rFonts w:ascii="TH SarabunPSK" w:hAnsi="TH SarabunPSK" w:cs="TH SarabunPSK"/>
+          <w:color w:val="000000" w:themeColor="text1"/>
+          <w:sz w:val="32"/>
+          <w:szCs w:val="32"/>
+          <w:cs/>
+        </w:rPr>
+        <w:lastRenderedPageBreak/>
+        <w:t xml:space="preserve">เป็นร้อยละ </w:t>
+      </w:r>
+      <w:r>
+        <w:rPr>
+          <w:rFonts w:ascii="TH SarabunPSK" w:hAnsi="TH SarabunPSK" w:cs="TH SarabunPSK"/>
+          <w:color w:val="000000" w:themeColor="text1"/>
+          <w:sz w:val="32"/>
+          <w:szCs w:val="32"/>
+        </w:rPr>
+        <w:t xml:space="preserve">46.67 </w:t>
+      </w:r>
+      <w:r>
+        <w:rPr>
+          <w:rFonts w:ascii="TH SarabunPSK" w:hAnsi="TH SarabunPSK" w:cs="TH SarabunPSK"/>
+          <w:color w:val="000000" w:themeColor="text1"/>
+          <w:sz w:val="32"/>
+          <w:szCs w:val="32"/>
+          <w:cs/>
+        </w:rPr>
+        <w:t xml:space="preserve">คำตอบที่เป็นการสรุปหรือเรียบเรียงใหม่ร้อยละ </w:t>
+      </w:r>
+      <w:r>
+        <w:rPr>
+          <w:rFonts w:ascii="TH SarabunPSK" w:hAnsi="TH SarabunPSK" w:cs="TH SarabunPSK"/>
+          <w:color w:val="000000" w:themeColor="text1"/>
+          <w:sz w:val="32"/>
+          <w:szCs w:val="32"/>
+        </w:rPr>
+        <w:t xml:space="preserve">20 </w:t>
+      </w:r>
+      <w:r>
+        <w:rPr>
+          <w:rFonts w:ascii="TH SarabunPSK" w:hAnsi="TH SarabunPSK" w:cs="TH SarabunPSK"/>
+          <w:color w:val="000000" w:themeColor="text1"/>
+          <w:sz w:val="32"/>
+          <w:szCs w:val="32"/>
+          <w:cs/>
+        </w:rPr>
+        <w:t xml:space="preserve">คำตอบที่ถูกต้องแต่ไม่ครบถ้วนร้อยละ </w:t>
+      </w:r>
+      <w:r>
+        <w:rPr>
+          <w:rFonts w:ascii="TH SarabunPSK" w:hAnsi="TH SarabunPSK" w:cs="TH SarabunPSK"/>
+          <w:color w:val="000000" w:themeColor="text1"/>
+          <w:sz w:val="32"/>
+          <w:szCs w:val="32"/>
+        </w:rPr>
+        <w:t xml:space="preserve">26.67 </w:t>
+      </w:r>
+      <w:r>
+        <w:rPr>
+          <w:rFonts w:ascii="TH SarabunPSK" w:hAnsi="TH SarabunPSK" w:cs="TH SarabunPSK"/>
+          <w:color w:val="000000" w:themeColor="text1"/>
+          <w:sz w:val="32"/>
+          <w:szCs w:val="32"/>
+          <w:cs/>
+        </w:rPr>
+        <w:t xml:space="preserve">และคำตอบที่ไม่ถูกต้องร้อยละ </w:t>
+      </w:r>
+      <w:r>
+        <w:rPr>
+          <w:rFonts w:ascii="TH SarabunPSK" w:hAnsi="TH SarabunPSK" w:cs="TH SarabunPSK"/>
+          <w:color w:val="000000" w:themeColor="text1"/>
+          <w:sz w:val="32"/>
+          <w:szCs w:val="32"/>
+        </w:rPr>
+        <w:t>6.67</w:t>
+      </w:r>
+    </w:p>
+    <w:p>
+      <w:pPr>
+        <w:tabs>
+          <w:tab w:val="left" w:pos="567"/>
+        </w:tabs>
+        <w:jc w:val="thaiDistribute"/>
+        <w:rPr>
+          <w:rFonts w:ascii="TH SarabunPSK" w:hAnsi="TH SarabunPSK" w:cs="TH SarabunPSK"/>
+          <w:color w:val="000000" w:themeColor="text1"/>
+          <w:sz w:val="32"/>
+          <w:szCs w:val="32"/>
+        </w:rPr>
+      </w:pPr>
+      <w:r>
+        <w:rPr>
+          <w:rFonts w:ascii="TH SarabunPSK" w:hAnsi="TH SarabunPSK" w:cs="TH SarabunPSK"/>
+          <w:color w:val="000000" w:themeColor="text1"/>
+          <w:sz w:val="32"/>
+          <w:szCs w:val="32"/>
+          <w:cs/>
+        </w:rPr>
+        <w:tab/>
+      </w:r>
+      <w:r>
+        <w:rPr>
+          <w:rFonts w:ascii="TH SarabunPSK" w:hAnsi="TH SarabunPSK" w:cs="TH SarabunPSK"/>
+          <w:color w:val="000000" w:themeColor="text1"/>
+          <w:sz w:val="32"/>
+          <w:szCs w:val="32"/>
+          <w:cs/>
+        </w:rPr>
+        <w:t>ชนา</w:t>
+      </w:r>
+      <w:proofErr w:type="spellStart"/>
+      <w:r>
+        <w:rPr>
+          <w:rFonts w:ascii="TH SarabunPSK" w:hAnsi="TH SarabunPSK" w:cs="TH SarabunPSK"/>
+          <w:color w:val="000000" w:themeColor="text1"/>
+          <w:sz w:val="32"/>
+          <w:szCs w:val="32"/>
+          <w:cs/>
+        </w:rPr>
+        <w:t>ธิป</w:t>
+      </w:r>
+      <w:proofErr w:type="spellEnd"/>
+      <w:r>
+        <w:rPr>
+          <w:rFonts w:ascii="TH SarabunPSK" w:hAnsi="TH SarabunPSK" w:cs="TH SarabunPSK"/>
+          <w:color w:val="000000" w:themeColor="text1"/>
+          <w:sz w:val="32"/>
+          <w:szCs w:val="32"/>
+          <w:cs/>
+        </w:rPr>
+        <w:t xml:space="preserve"> ชื่นมนัส และ คณะ (2567) ได้ทำการศึกษาเรื่อง การวิจัยและพัฒนาระบบสนทนาอัตโนมัติในข้อมูลป้องกันประเทศ โดยมีวัตถุประสงค์เพื่อทดลองระบบจักรกลสนทนากับข้อมูลบทความในวารสารเทคโนโลยีป้องกันประเทศ ว่าสามารถให้ความรู้และตอบคำถามแก่บุคคลภายนอกเกี่ยวกับข้อมูลของเทคโนโลยีป้องกันประเทศได้แม่นยำเพียงใด โดยใช้เทคโนโลยีการดึงข้อมูลเชิงเพิ่มประสิทธิภาพ (</w:t>
+      </w:r>
+      <w:r>
+        <w:rPr>
+          <w:rFonts w:ascii="TH SarabunPSK" w:hAnsi="TH SarabunPSK" w:cs="TH SarabunPSK"/>
+          <w:color w:val="000000" w:themeColor="text1"/>
+          <w:sz w:val="32"/>
+          <w:szCs w:val="32"/>
+        </w:rPr>
+        <w:t xml:space="preserve">Retrieval-Augmented Generation: RAG) </w:t>
+      </w:r>
+      <w:r>
+        <w:rPr>
+          <w:rFonts w:ascii="TH SarabunPSK" w:hAnsi="TH SarabunPSK" w:cs="TH SarabunPSK"/>
+          <w:color w:val="000000" w:themeColor="text1"/>
+          <w:sz w:val="32"/>
+          <w:szCs w:val="32"/>
+          <w:cs/>
+        </w:rPr>
+        <w:t xml:space="preserve">มาประยุกต์ใช้เพื่อแก้ปัญหา </w:t>
+      </w:r>
+      <w:r>
+        <w:rPr>
+          <w:rFonts w:ascii="TH SarabunPSK" w:hAnsi="TH SarabunPSK" w:cs="TH SarabunPSK"/>
+          <w:color w:val="000000" w:themeColor="text1"/>
+          <w:sz w:val="32"/>
+          <w:szCs w:val="32"/>
+        </w:rPr>
+        <w:t xml:space="preserve">Hallucination </w:t>
+      </w:r>
+      <w:r>
+        <w:rPr>
+          <w:rFonts w:ascii="TH SarabunPSK" w:hAnsi="TH SarabunPSK" w:cs="TH SarabunPSK"/>
+          <w:color w:val="000000" w:themeColor="text1"/>
+          <w:sz w:val="32"/>
+          <w:szCs w:val="32"/>
+          <w:cs/>
+        </w:rPr>
+        <w:t>ในโมเดลภาษาขนาดใหญ่ (</w:t>
+      </w:r>
+      <w:r>
+        <w:rPr>
+          <w:rFonts w:ascii="TH SarabunPSK" w:hAnsi="TH SarabunPSK" w:cs="TH SarabunPSK"/>
+          <w:color w:val="000000" w:themeColor="text1"/>
+          <w:sz w:val="32"/>
+          <w:szCs w:val="32"/>
+        </w:rPr>
+        <w:t xml:space="preserve">LLM) </w:t>
+      </w:r>
+      <w:r>
+        <w:rPr>
+          <w:rFonts w:ascii="TH SarabunPSK" w:hAnsi="TH SarabunPSK" w:cs="TH SarabunPSK"/>
+          <w:color w:val="000000" w:themeColor="text1"/>
+          <w:sz w:val="32"/>
+          <w:szCs w:val="32"/>
+          <w:cs/>
+        </w:rPr>
+        <w:t xml:space="preserve">ผลการศึกษาพบว่าระบบจักรกลสนทนาที่ใช้เทคโนโลยี </w:t>
+      </w:r>
+      <w:r>
+        <w:rPr>
+          <w:rFonts w:ascii="TH SarabunPSK" w:hAnsi="TH SarabunPSK" w:cs="TH SarabunPSK"/>
+          <w:color w:val="000000" w:themeColor="text1"/>
+          <w:sz w:val="32"/>
+          <w:szCs w:val="32"/>
+        </w:rPr>
+        <w:t xml:space="preserve">RAG </w:t>
+      </w:r>
+      <w:r>
+        <w:rPr>
+          <w:rFonts w:ascii="TH SarabunPSK" w:hAnsi="TH SarabunPSK" w:cs="TH SarabunPSK"/>
+          <w:color w:val="000000" w:themeColor="text1"/>
+          <w:sz w:val="32"/>
+          <w:szCs w:val="32"/>
+          <w:cs/>
+        </w:rPr>
+        <w:t>มีประสิทธิภาพในการตอบคำถามได้อย่างถูกต้องถึง 93% ซึ่งสามารถตอบคำถามที่มีข้อมูลบทความในวารสารเทคโนโลยีป้องกันประเทศได้ถูกต้องดีมาก</w:t>
+      </w:r>
+    </w:p>
+    <w:p>
+      <w:pPr>
+        <w:tabs>
+          <w:tab w:val="left" w:pos="567"/>
+        </w:tabs>
+        <w:jc w:val="thaiDistribute"/>
+        <w:rPr>
+          <w:rFonts w:ascii="TH SarabunPSK" w:hAnsi="TH SarabunPSK" w:cs="TH SarabunPSK"/>
+          <w:color w:val="000000" w:themeColor="text1"/>
+          <w:sz w:val="32"/>
+          <w:szCs w:val="32"/>
+        </w:rPr>
+      </w:pPr>
+      <w:r>
+        <w:rPr>
+          <w:rFonts w:ascii="TH SarabunPSK" w:hAnsi="TH SarabunPSK" w:cs="TH SarabunPSK"/>
+          <w:color w:val="000000" w:themeColor="text1"/>
+          <w:sz w:val="32"/>
+          <w:szCs w:val="32"/>
+        </w:rPr>
+        <w:tab/>
+      </w:r>
+      <w:r>
+        <w:rPr>
+          <w:rFonts w:ascii="TH SarabunPSK" w:hAnsi="TH SarabunPSK" w:cs="TH SarabunPSK"/>
+          <w:color w:val="000000" w:themeColor="text1"/>
+          <w:sz w:val="32"/>
+          <w:szCs w:val="32"/>
+          <w:cs/>
+        </w:rPr>
+        <w:t>พิศาล สุข</w:t>
+      </w:r>
+      <w:proofErr w:type="spellStart"/>
+      <w:r>
+        <w:rPr>
+          <w:rFonts w:ascii="TH SarabunPSK" w:hAnsi="TH SarabunPSK" w:cs="TH SarabunPSK"/>
+          <w:color w:val="000000" w:themeColor="text1"/>
+          <w:sz w:val="32"/>
+          <w:szCs w:val="32"/>
+          <w:cs/>
+        </w:rPr>
+        <w:t>ขี</w:t>
+      </w:r>
+      <w:proofErr w:type="spellEnd"/>
+      <w:r>
+        <w:rPr>
+          <w:rFonts w:ascii="TH SarabunPSK" w:hAnsi="TH SarabunPSK" w:cs="TH SarabunPSK"/>
+          <w:color w:val="000000" w:themeColor="text1"/>
+          <w:sz w:val="32"/>
+          <w:szCs w:val="32"/>
+          <w:cs/>
+        </w:rPr>
+        <w:t xml:space="preserve"> และ เจษฎา ชาตรี (</w:t>
+      </w:r>
+      <w:r>
+        <w:rPr>
+          <w:rFonts w:ascii="TH SarabunPSK" w:hAnsi="TH SarabunPSK" w:cs="TH SarabunPSK"/>
+          <w:color w:val="000000" w:themeColor="text1"/>
           <w:sz w:val="32"/>
           <w:szCs w:val="32"/>
         </w:rPr>
@@ -32884,165 +37773,135 @@
       <w:r>
         <w:rPr>
           <w:rFonts w:ascii="TH SarabunPSK" w:hAnsi="TH SarabunPSK" w:cs="TH SarabunPSK"/>
-          <w:sz w:val="32"/>
-          <w:szCs w:val="32"/>
-          <w:cs/>
-        </w:rPr>
-        <w:t>ได้ทำการศึกษาเรื่อง การอัตโนมัติกระแสงานของระบบการจัดการเนื้อหาด้วยพาว</w:t>
+          <w:color w:val="000000" w:themeColor="text1"/>
+          <w:sz w:val="32"/>
+          <w:szCs w:val="32"/>
+          <w:cs/>
+        </w:rPr>
+        <w:t>ได้ทำการศึกษาเรื่อง การพัฒนาแอปพลิเคชัน “น้องลำดวน” ไลน์แชทบอทเพื่อแนะนำสถานที่ท่องเที่ยวในจังหวัดศรีสะเกษ โดยมีวัตถุประสงค์เพื่อออกแบบและพัฒนาแอปพลิเคชัน “น้องลำดวน” ไลน์แชทบอทเพื่อแนะนำสถานที่ท่องเที่ยวในจังหวัดศรีสะเกษ และเพื่อประเมินประสิทธิภาพของแอปพลิเคชัน ผลการศึกษาพบว่าประสิทธิภาพของแอปพลิเคชันโดยภาพรวมอยู่ในระดับมากที่สุด</w:t>
+      </w:r>
+      <w:r>
+        <w:rPr>
+          <w:rFonts w:ascii="TH SarabunPSK" w:hAnsi="TH SarabunPSK" w:cs="TH SarabunPSK"/>
+          <w:color w:val="000000" w:themeColor="text1"/>
+          <w:sz w:val="32"/>
+          <w:szCs w:val="32"/>
+        </w:rPr>
+        <w:t xml:space="preserve"> </w:t>
+      </w:r>
+      <w:r>
+        <w:rPr>
+          <w:rFonts w:ascii="TH SarabunPSK" w:hAnsi="TH SarabunPSK" w:cs="TH SarabunPSK"/>
+          <w:color w:val="000000" w:themeColor="text1"/>
+          <w:sz w:val="32"/>
+          <w:szCs w:val="32"/>
+          <w:cs/>
+        </w:rPr>
+        <w:t xml:space="preserve">โดยด้านการออกแบบมีค่าเฉลี่ยมากที่สุดที่ </w:t>
+      </w:r>
+      <w:r>
+        <w:rPr>
+          <w:rFonts w:ascii="TH SarabunPSK" w:hAnsi="TH SarabunPSK" w:cs="TH SarabunPSK"/>
+          <w:color w:val="000000" w:themeColor="text1"/>
+          <w:sz w:val="32"/>
+          <w:szCs w:val="32"/>
+        </w:rPr>
+        <w:t xml:space="preserve">4.73 </w:t>
+      </w:r>
+      <w:r>
+        <w:rPr>
+          <w:rFonts w:ascii="TH SarabunPSK" w:hAnsi="TH SarabunPSK" w:cs="TH SarabunPSK"/>
+          <w:color w:val="000000" w:themeColor="text1"/>
+          <w:sz w:val="32"/>
+          <w:szCs w:val="32"/>
+          <w:cs/>
+        </w:rPr>
+        <w:t xml:space="preserve">รองลงมาคือด้านเนื้อหาเฉลี่ย </w:t>
+      </w:r>
+      <w:r>
+        <w:rPr>
+          <w:rFonts w:ascii="TH SarabunPSK" w:hAnsi="TH SarabunPSK" w:cs="TH SarabunPSK"/>
+          <w:color w:val="000000" w:themeColor="text1"/>
+          <w:sz w:val="32"/>
+          <w:szCs w:val="32"/>
+        </w:rPr>
+        <w:t xml:space="preserve">4.67 </w:t>
+      </w:r>
+      <w:r>
+        <w:rPr>
+          <w:rFonts w:ascii="TH SarabunPSK" w:hAnsi="TH SarabunPSK" w:cs="TH SarabunPSK"/>
+          <w:color w:val="000000" w:themeColor="text1"/>
+          <w:sz w:val="32"/>
+          <w:szCs w:val="32"/>
+          <w:cs/>
+        </w:rPr>
+        <w:t xml:space="preserve">และด้านการใช้งานเฉลี่ย </w:t>
+      </w:r>
+      <w:r>
+        <w:rPr>
+          <w:rFonts w:ascii="TH SarabunPSK" w:hAnsi="TH SarabunPSK" w:cs="TH SarabunPSK"/>
+          <w:color w:val="000000" w:themeColor="text1"/>
+          <w:sz w:val="32"/>
+          <w:szCs w:val="32"/>
+        </w:rPr>
+        <w:t>4.64</w:t>
+      </w:r>
+    </w:p>
+    <w:p>
+      <w:pPr>
+        <w:tabs>
+          <w:tab w:val="left" w:pos="567"/>
+        </w:tabs>
+        <w:jc w:val="thaiDistribute"/>
+        <w:rPr>
+          <w:rFonts w:ascii="TH SarabunPSK" w:hAnsi="TH SarabunPSK" w:cs="TH SarabunPSK"/>
+          <w:color w:val="000000" w:themeColor="text1"/>
+          <w:sz w:val="32"/>
+          <w:szCs w:val="32"/>
+        </w:rPr>
+      </w:pPr>
+      <w:r>
+        <w:rPr>
+          <w:rFonts w:ascii="TH SarabunPSK" w:hAnsi="TH SarabunPSK" w:cs="TH SarabunPSK"/>
+          <w:color w:val="000000" w:themeColor="text1"/>
+          <w:sz w:val="32"/>
+          <w:szCs w:val="32"/>
+        </w:rPr>
+        <w:tab/>
+      </w:r>
+      <w:r>
+        <w:rPr>
+          <w:rFonts w:ascii="TH SarabunPSK" w:hAnsi="TH SarabunPSK" w:cs="TH SarabunPSK"/>
+          <w:color w:val="000000" w:themeColor="text1"/>
+          <w:sz w:val="32"/>
+          <w:szCs w:val="32"/>
+          <w:cs/>
+        </w:rPr>
+        <w:t>กิตติ์ธัญ</w:t>
       </w:r>
       <w:proofErr w:type="spellStart"/>
       <w:r>
         <w:rPr>
           <w:rFonts w:ascii="TH SarabunPSK" w:hAnsi="TH SarabunPSK" w:cs="TH SarabunPSK"/>
-          <w:sz w:val="32"/>
-          <w:szCs w:val="32"/>
-          <w:cs/>
-        </w:rPr>
-        <w:t>เวอร์</w:t>
+          <w:color w:val="000000" w:themeColor="text1"/>
+          <w:sz w:val="32"/>
+          <w:szCs w:val="32"/>
+          <w:cs/>
+        </w:rPr>
+        <w:t>ญา</w:t>
       </w:r>
       <w:proofErr w:type="spellEnd"/>
       <w:r>
         <w:rPr>
           <w:rFonts w:ascii="TH SarabunPSK" w:hAnsi="TH SarabunPSK" w:cs="TH SarabunPSK"/>
-          <w:sz w:val="32"/>
-          <w:szCs w:val="32"/>
-          <w:cs/>
-        </w:rPr>
-        <w:t xml:space="preserve">ออโตเมต โดยมีวัตถุประสงค์เพื่อพัฒนากระแสงานอัตโนมัติของ </w:t>
-      </w:r>
-      <w:r>
-        <w:rPr>
-          <w:rFonts w:ascii="TH SarabunPSK" w:hAnsi="TH SarabunPSK" w:cs="TH SarabunPSK"/>
-          <w:sz w:val="32"/>
-          <w:szCs w:val="32"/>
-        </w:rPr>
-        <w:t xml:space="preserve">CMS </w:t>
-      </w:r>
-      <w:r>
-        <w:rPr>
-          <w:rFonts w:ascii="TH SarabunPSK" w:hAnsi="TH SarabunPSK" w:cs="TH SarabunPSK"/>
-          <w:sz w:val="32"/>
-          <w:szCs w:val="32"/>
-          <w:cs/>
-        </w:rPr>
-        <w:t xml:space="preserve">ด้วย </w:t>
-      </w:r>
-      <w:r>
-        <w:rPr>
-          <w:rFonts w:ascii="TH SarabunPSK" w:hAnsi="TH SarabunPSK" w:cs="TH SarabunPSK"/>
-          <w:sz w:val="32"/>
-          <w:szCs w:val="32"/>
-        </w:rPr>
-        <w:t xml:space="preserve">Power Automate </w:t>
-      </w:r>
-      <w:r>
-        <w:rPr>
-          <w:rFonts w:ascii="TH SarabunPSK" w:hAnsi="TH SarabunPSK" w:cs="TH SarabunPSK"/>
-          <w:sz w:val="32"/>
-          <w:szCs w:val="32"/>
-          <w:cs/>
-        </w:rPr>
-        <w:t xml:space="preserve">เพื่อลดข้อผิดพลาดและเพิ่มประสิทธิภาพการใช้ทรัพยากรในกระบวนการ และเพื่อวิเคราะห์และประเมินประสิทธิภาพเปรียบเทียบกับกระบวนการเดิม ผลการศึกษาพบว่าผู้ใช้งานมีความพึงพอใจในระดับดีมาก (ค่าเฉลี่ย </w:t>
-      </w:r>
-      <w:r>
-        <w:rPr>
-          <w:rFonts w:ascii="TH SarabunPSK" w:hAnsi="TH SarabunPSK" w:cs="TH SarabunPSK"/>
-          <w:sz w:val="32"/>
-          <w:szCs w:val="32"/>
-        </w:rPr>
-        <w:t xml:space="preserve">4.50) </w:t>
-      </w:r>
-      <w:r>
-        <w:rPr>
-          <w:rFonts w:ascii="TH SarabunPSK" w:hAnsi="TH SarabunPSK" w:cs="TH SarabunPSK"/>
-          <w:sz w:val="32"/>
-          <w:szCs w:val="32"/>
-          <w:cs/>
-        </w:rPr>
-        <w:t xml:space="preserve">ด้านประสิทธิภาพระบบสามารถลดระยะเวลาการทำงานได้ร้อยละ </w:t>
-      </w:r>
-      <w:r>
-        <w:rPr>
-          <w:rFonts w:ascii="TH SarabunPSK" w:hAnsi="TH SarabunPSK" w:cs="TH SarabunPSK"/>
-          <w:sz w:val="32"/>
-          <w:szCs w:val="32"/>
-        </w:rPr>
-        <w:t xml:space="preserve">87.5 </w:t>
-      </w:r>
-      <w:r>
-        <w:rPr>
-          <w:rFonts w:ascii="TH SarabunPSK" w:hAnsi="TH SarabunPSK" w:cs="TH SarabunPSK"/>
-          <w:sz w:val="32"/>
-          <w:szCs w:val="32"/>
-          <w:cs/>
-        </w:rPr>
-        <w:t xml:space="preserve">ลดอัตราข้อผิดพลาดลงร้อยละ </w:t>
-      </w:r>
-      <w:r>
-        <w:rPr>
-          <w:rFonts w:ascii="TH SarabunPSK" w:hAnsi="TH SarabunPSK" w:cs="TH SarabunPSK"/>
-          <w:sz w:val="32"/>
-          <w:szCs w:val="32"/>
-        </w:rPr>
-        <w:t xml:space="preserve">80 </w:t>
-      </w:r>
-      <w:r>
-        <w:rPr>
-          <w:rFonts w:ascii="TH SarabunPSK" w:hAnsi="TH SarabunPSK" w:cs="TH SarabunPSK"/>
-          <w:sz w:val="32"/>
-          <w:szCs w:val="32"/>
-          <w:cs/>
-        </w:rPr>
-        <w:t>และเพิ่มประสิทธิภาพของปริมาณงาน (</w:t>
-      </w:r>
-      <w:r>
-        <w:rPr>
-          <w:rFonts w:ascii="TH SarabunPSK" w:hAnsi="TH SarabunPSK" w:cs="TH SarabunPSK"/>
-          <w:sz w:val="32"/>
-          <w:szCs w:val="32"/>
-        </w:rPr>
-        <w:t xml:space="preserve">Throughput) </w:t>
-      </w:r>
-      <w:r>
-        <w:rPr>
-          <w:rFonts w:ascii="TH SarabunPSK" w:hAnsi="TH SarabunPSK" w:cs="TH SarabunPSK"/>
-          <w:sz w:val="32"/>
-          <w:szCs w:val="32"/>
-          <w:cs/>
-        </w:rPr>
-        <w:t xml:space="preserve">ได้ถึงร้อยละ </w:t>
-      </w:r>
-      <w:r>
-        <w:rPr>
-          <w:rFonts w:ascii="TH SarabunPSK" w:hAnsi="TH SarabunPSK" w:cs="TH SarabunPSK"/>
-          <w:sz w:val="32"/>
-          <w:szCs w:val="32"/>
-        </w:rPr>
-        <w:t xml:space="preserve">166.67 </w:t>
-      </w:r>
-      <w:r>
-        <w:rPr>
-          <w:rFonts w:ascii="TH SarabunPSK" w:hAnsi="TH SarabunPSK" w:cs="TH SarabunPSK"/>
-          <w:sz w:val="32"/>
-          <w:szCs w:val="32"/>
-          <w:cs/>
-        </w:rPr>
-        <w:t>เมื่อเทียบกับการดำเนินงานด้วยมนุษย์</w:t>
-      </w:r>
-    </w:p>
-    <w:p>
-      <w:pPr>
-        <w:tabs>
-          <w:tab w:val="left" w:pos="567"/>
-        </w:tabs>
-        <w:jc w:val="thaiDistribute"/>
-        <w:rPr>
-          <w:rFonts w:ascii="TH SarabunPSK" w:hAnsi="TH SarabunPSK" w:cs="TH SarabunPSK"/>
           <w:color w:val="000000" w:themeColor="text1"/>
           <w:sz w:val="32"/>
           <w:szCs w:val="32"/>
-        </w:rPr>
-      </w:pPr>
+          <w:cs/>
+        </w:rPr>
+        <w:t xml:space="preserve"> </w:t>
+      </w:r>
+      <w:proofErr w:type="spellStart"/>
       <w:r>
         <w:rPr>
           <w:rFonts w:ascii="TH SarabunPSK" w:hAnsi="TH SarabunPSK" w:cs="TH SarabunPSK"/>
@@ -33051,9 +37910,9 @@
           <w:szCs w:val="32"/>
           <w:cs/>
         </w:rPr>
-        <w:tab/>
-      </w:r>
-      <w:proofErr w:type="spellStart"/>
+        <w:t>เต</w:t>
+      </w:r>
+      <w:proofErr w:type="spellEnd"/>
       <w:r>
         <w:rPr>
           <w:rFonts w:ascii="TH SarabunPSK" w:hAnsi="TH SarabunPSK" w:cs="TH SarabunPSK"/>
@@ -33062,20 +37921,17 @@
           <w:szCs w:val="32"/>
           <w:cs/>
         </w:rPr>
-        <w:t>อัค</w:t>
-      </w:r>
-      <w:proofErr w:type="spellEnd"/>
+        <w:t>ชานนท์กุลวัฒน์ และ คณะ (</w:t>
+      </w:r>
       <w:r>
         <w:rPr>
           <w:rFonts w:ascii="TH SarabunPSK" w:hAnsi="TH SarabunPSK" w:cs="TH SarabunPSK"/>
           <w:color w:val="000000" w:themeColor="text1"/>
           <w:sz w:val="32"/>
           <w:szCs w:val="32"/>
-          <w:cs/>
-        </w:rPr>
-        <w:t>ริมา สุ่มมา</w:t>
-      </w:r>
-      <w:proofErr w:type="spellStart"/>
+        </w:rPr>
+        <w:t xml:space="preserve">2568) </w:t>
+      </w:r>
       <w:r>
         <w:rPr>
           <w:rFonts w:ascii="TH SarabunPSK" w:hAnsi="TH SarabunPSK" w:cs="TH SarabunPSK"/>
@@ -33084,18 +37940,16 @@
           <w:szCs w:val="32"/>
           <w:cs/>
         </w:rPr>
-        <w:t>ตย์</w:t>
-      </w:r>
-      <w:proofErr w:type="spellEnd"/>
+        <w:t xml:space="preserve">ได้ทำการศึกษาเรื่อง ระบบการเรียนรู้ความต้องการเพื่อสั่งซื้อสินค้าที่มีความเกี่ยวข้องกัน เพื่อรองรับระบบลูกค้าสัมพันธ์ โดยมีวัตถุประสงค์เพื่อพัฒนาระบบแชทบอทอัจฉริยะผ่านเว็บแอปพลิเคชันที่เชื่อมต่อกับแพลตฟอร์มไลน์ เพื่อเป็นสื่อกลางในการสื่อสาร บันทึกข้อมูลความต้องการ และแนะนำสินค้าให้ตรงกับความต้องการของลูกค้า โดยเฉพาะในกลุ่มธุรกิจกระจกและวัสดุก่อสร้าง ผลการศึกษาพบว่าโมเดลการคัดกรองความต้องการลูกค้ามีความถูกต้องแม่นยำอยู่ที่ร้อยละ </w:t>
+      </w:r>
       <w:r>
         <w:rPr>
           <w:rFonts w:ascii="TH SarabunPSK" w:hAnsi="TH SarabunPSK" w:cs="TH SarabunPSK"/>
           <w:color w:val="000000" w:themeColor="text1"/>
           <w:sz w:val="32"/>
           <w:szCs w:val="32"/>
-          <w:cs/>
-        </w:rPr>
-        <w:t xml:space="preserve"> และ คณะ (2567) ได้ทำการศึกษาเรื่อง การพัฒนา </w:t>
+        </w:rPr>
+        <w:t xml:space="preserve">96.91 </w:t>
       </w:r>
       <w:r>
         <w:rPr>
@@ -33103,8 +37957,9 @@
           <w:color w:val="000000" w:themeColor="text1"/>
           <w:sz w:val="32"/>
           <w:szCs w:val="32"/>
-        </w:rPr>
-        <w:t xml:space="preserve">Chatbot AI </w:t>
+          <w:cs/>
+        </w:rPr>
+        <w:t xml:space="preserve">และระบบแนะนำสินค้ามีความถูกต้องแม่นยำอยู่ที่ร้อยละ </w:t>
       </w:r>
       <w:r>
         <w:rPr>
@@ -33112,21 +37967,19 @@
           <w:color w:val="000000" w:themeColor="text1"/>
           <w:sz w:val="32"/>
           <w:szCs w:val="32"/>
-          <w:cs/>
-        </w:rPr>
-        <w:t xml:space="preserve">ด้วยเครื่องมือ </w:t>
-      </w:r>
-      <w:proofErr w:type="spellStart"/>
+        </w:rPr>
+        <w:t xml:space="preserve">86.50 </w:t>
+      </w:r>
       <w:r>
         <w:rPr>
           <w:rFonts w:ascii="TH SarabunPSK" w:hAnsi="TH SarabunPSK" w:cs="TH SarabunPSK"/>
           <w:color w:val="000000" w:themeColor="text1"/>
           <w:sz w:val="32"/>
           <w:szCs w:val="32"/>
-        </w:rPr>
-        <w:t>Dialogflow</w:t>
-      </w:r>
-      <w:proofErr w:type="spellEnd"/>
+          <w:cs/>
+        </w:rPr>
+        <w:t xml:space="preserve">นอกจากนี้ ผู้ใช้งานมีความพึงพอใจต่อระบบอยู่ในระดับดี โดยมีค่าเฉลี่ยอยู่ที่ </w:t>
+      </w:r>
       <w:r>
         <w:rPr>
           <w:rFonts w:ascii="TH SarabunPSK" w:hAnsi="TH SarabunPSK" w:cs="TH SarabunPSK"/>
@@ -33134,593 +37987,7 @@
           <w:sz w:val="32"/>
           <w:szCs w:val="32"/>
         </w:rPr>
-        <w:t xml:space="preserve"> </w:t>
-      </w:r>
-      <w:r>
-        <w:rPr>
-          <w:rFonts w:ascii="TH SarabunPSK" w:hAnsi="TH SarabunPSK" w:cs="TH SarabunPSK"/>
-          <w:color w:val="000000" w:themeColor="text1"/>
-          <w:sz w:val="32"/>
-          <w:szCs w:val="32"/>
-          <w:cs/>
-        </w:rPr>
-        <w:t xml:space="preserve">เพื่อเพิ่มประสิทธิภาพการทำงานด้านการตอบคำถามผู้ใช้บริการห้องสมุด โดยมีวัตถุประสงค์เพื่อพัฒนา </w:t>
-      </w:r>
-      <w:r>
-        <w:rPr>
-          <w:rFonts w:ascii="TH SarabunPSK" w:hAnsi="TH SarabunPSK" w:cs="TH SarabunPSK"/>
-          <w:color w:val="000000" w:themeColor="text1"/>
-          <w:sz w:val="32"/>
-          <w:szCs w:val="32"/>
-        </w:rPr>
-        <w:t xml:space="preserve">Chatbot AI </w:t>
-      </w:r>
-      <w:r>
-        <w:rPr>
-          <w:rFonts w:ascii="TH SarabunPSK" w:hAnsi="TH SarabunPSK" w:cs="TH SarabunPSK"/>
-          <w:color w:val="000000" w:themeColor="text1"/>
-          <w:sz w:val="32"/>
-          <w:szCs w:val="32"/>
-          <w:cs/>
-        </w:rPr>
-        <w:t xml:space="preserve">ด้วยเครื่องมือ </w:t>
-      </w:r>
-      <w:proofErr w:type="spellStart"/>
-      <w:r>
-        <w:rPr>
-          <w:rFonts w:ascii="TH SarabunPSK" w:hAnsi="TH SarabunPSK" w:cs="TH SarabunPSK"/>
-          <w:color w:val="000000" w:themeColor="text1"/>
-          <w:sz w:val="32"/>
-          <w:szCs w:val="32"/>
-        </w:rPr>
-        <w:t>Dialogflow</w:t>
-      </w:r>
-      <w:proofErr w:type="spellEnd"/>
-      <w:r>
-        <w:rPr>
-          <w:rFonts w:ascii="TH SarabunPSK" w:hAnsi="TH SarabunPSK" w:cs="TH SarabunPSK"/>
-          <w:color w:val="000000" w:themeColor="text1"/>
-          <w:sz w:val="32"/>
-          <w:szCs w:val="32"/>
-        </w:rPr>
-        <w:t xml:space="preserve"> </w:t>
-      </w:r>
-      <w:r>
-        <w:rPr>
-          <w:rFonts w:ascii="TH SarabunPSK" w:hAnsi="TH SarabunPSK" w:cs="TH SarabunPSK"/>
-          <w:color w:val="000000" w:themeColor="text1"/>
-          <w:sz w:val="32"/>
-          <w:szCs w:val="32"/>
-          <w:cs/>
-        </w:rPr>
-        <w:t xml:space="preserve">เพื่อเพิ่มประสิทธิภาพการทำงานด้านตอบคำถามผู้ใช้บริการสำนักหอสมุด มหาวิทยาลัยขอนแก่น ให้ได้รับความสะดวก รวดเร็วในการตอบคำถามได้ตลอด 24 ชั่วโมง ผลการศึกษาพบว่า </w:t>
-      </w:r>
-      <w:r>
-        <w:rPr>
-          <w:rFonts w:ascii="TH SarabunPSK" w:hAnsi="TH SarabunPSK" w:cs="TH SarabunPSK"/>
-          <w:color w:val="000000" w:themeColor="text1"/>
-          <w:sz w:val="32"/>
-          <w:szCs w:val="32"/>
-        </w:rPr>
-        <w:t xml:space="preserve">Chatbot </w:t>
-      </w:r>
-      <w:r>
-        <w:rPr>
-          <w:rFonts w:ascii="TH SarabunPSK" w:hAnsi="TH SarabunPSK" w:cs="TH SarabunPSK"/>
-          <w:color w:val="000000" w:themeColor="text1"/>
-          <w:sz w:val="32"/>
-          <w:szCs w:val="32"/>
-          <w:cs/>
-        </w:rPr>
-        <w:t>สามารถทำงานทดแทนมนุษย์ในการตอบคำถามได้ 100% ช่วยลดเวลาปฏิบัติงานของเจ้าหน้าที่เหลือเพียงเดือนละ 3 ชั่วโมงสำหรับการตรวจสอบข้อมูล และสามารถตอบคำถามได้มากกว่ามนุษย์ถึง 3 เท่า โดยผู้ใช้บริการมีความพึงพอใจโดยรวมอยู่ที่ร้อยละ 89.7</w:t>
-      </w:r>
-    </w:p>
-    <w:p>
-      <w:pPr>
-        <w:tabs>
-          <w:tab w:val="left" w:pos="567"/>
-        </w:tabs>
-        <w:jc w:val="thaiDistribute"/>
-        <w:rPr>
-          <w:rFonts w:ascii="TH SarabunPSK" w:hAnsi="TH SarabunPSK" w:cs="TH SarabunPSK"/>
-          <w:color w:val="000000" w:themeColor="text1"/>
-          <w:sz w:val="32"/>
-          <w:szCs w:val="32"/>
-        </w:rPr>
-      </w:pPr>
-      <w:r>
-        <w:rPr>
-          <w:rFonts w:ascii="TH SarabunPSK" w:hAnsi="TH SarabunPSK" w:cs="TH SarabunPSK"/>
-          <w:color w:val="000000" w:themeColor="text1"/>
-          <w:sz w:val="32"/>
-          <w:szCs w:val="32"/>
-          <w:cs/>
-        </w:rPr>
-        <w:tab/>
-      </w:r>
-      <w:r>
-        <w:rPr>
-          <w:rFonts w:ascii="TH SarabunPSK" w:hAnsi="TH SarabunPSK" w:cs="TH SarabunPSK"/>
-          <w:color w:val="000000" w:themeColor="text1"/>
-          <w:sz w:val="32"/>
-          <w:szCs w:val="32"/>
-          <w:cs/>
-        </w:rPr>
-        <w:t>อับดุลรอมัน เจะ</w:t>
-      </w:r>
-      <w:proofErr w:type="spellStart"/>
-      <w:r>
-        <w:rPr>
-          <w:rFonts w:ascii="TH SarabunPSK" w:hAnsi="TH SarabunPSK" w:cs="TH SarabunPSK"/>
-          <w:color w:val="000000" w:themeColor="text1"/>
-          <w:sz w:val="32"/>
-          <w:szCs w:val="32"/>
-          <w:cs/>
-        </w:rPr>
-        <w:t>แต</w:t>
-      </w:r>
-      <w:proofErr w:type="spellEnd"/>
-      <w:r>
-        <w:rPr>
-          <w:rFonts w:ascii="TH SarabunPSK" w:hAnsi="TH SarabunPSK" w:cs="TH SarabunPSK"/>
-          <w:color w:val="000000" w:themeColor="text1"/>
-          <w:sz w:val="32"/>
-          <w:szCs w:val="32"/>
-          <w:cs/>
-        </w:rPr>
-        <w:t xml:space="preserve"> และ คณะ (2568) ได้ทำการศึกษาเรื่อง การพัฒนา </w:t>
-      </w:r>
-      <w:r>
-        <w:rPr>
-          <w:rFonts w:ascii="TH SarabunPSK" w:hAnsi="TH SarabunPSK" w:cs="TH SarabunPSK"/>
-          <w:color w:val="000000" w:themeColor="text1"/>
-          <w:sz w:val="32"/>
-          <w:szCs w:val="32"/>
-        </w:rPr>
-        <w:t xml:space="preserve">AI Agent </w:t>
-      </w:r>
-      <w:r>
-        <w:rPr>
-          <w:rFonts w:ascii="TH SarabunPSK" w:hAnsi="TH SarabunPSK" w:cs="TH SarabunPSK"/>
-          <w:color w:val="000000" w:themeColor="text1"/>
-          <w:sz w:val="32"/>
-          <w:szCs w:val="32"/>
-          <w:cs/>
-        </w:rPr>
-        <w:t xml:space="preserve">เพื่อส่งเสริมการเข้าถึงข้อมูลของร้านค้าในจังหวัดยะลาสู่ร้านค้าที่ยั่งยืน โดยมีวัตถุประสงค์เพื่อศึกษาความต้องการและพัฒนา </w:t>
-      </w:r>
-      <w:r>
-        <w:rPr>
-          <w:rFonts w:ascii="TH SarabunPSK" w:hAnsi="TH SarabunPSK" w:cs="TH SarabunPSK"/>
-          <w:color w:val="000000" w:themeColor="text1"/>
-          <w:sz w:val="32"/>
-          <w:szCs w:val="32"/>
-        </w:rPr>
-        <w:t xml:space="preserve">AI Agent </w:t>
-      </w:r>
-      <w:r>
-        <w:rPr>
-          <w:rFonts w:ascii="TH SarabunPSK" w:hAnsi="TH SarabunPSK" w:cs="TH SarabunPSK"/>
-          <w:color w:val="000000" w:themeColor="text1"/>
-          <w:sz w:val="32"/>
-          <w:szCs w:val="32"/>
-          <w:cs/>
-        </w:rPr>
-        <w:t xml:space="preserve">ที่สามารถให้ข้อมูล แนะนำ และตอบคำถามเกี่ยวกับการดำเนินธุรกิจของร้านค้าในจังหวัดยะลาได้อย่างถูกต้อง และประเมินคุณภาพและบริการของ </w:t>
-      </w:r>
-      <w:r>
-        <w:rPr>
-          <w:rFonts w:ascii="TH SarabunPSK" w:hAnsi="TH SarabunPSK" w:cs="TH SarabunPSK"/>
-          <w:color w:val="000000" w:themeColor="text1"/>
-          <w:sz w:val="32"/>
-          <w:szCs w:val="32"/>
-        </w:rPr>
-        <w:t xml:space="preserve">AI Agent </w:t>
-      </w:r>
-      <w:r>
-        <w:rPr>
-          <w:rFonts w:ascii="TH SarabunPSK" w:hAnsi="TH SarabunPSK" w:cs="TH SarabunPSK"/>
-          <w:color w:val="000000" w:themeColor="text1"/>
-          <w:sz w:val="32"/>
-          <w:szCs w:val="32"/>
-          <w:cs/>
-        </w:rPr>
-        <w:t xml:space="preserve">ในการส่งเสริมให้ร้านค้าสามารถดำเนินธุรกิจได้อย่างยั่งยืน ผลการศึกษาพบว่าผู้ประกอบการมีความต้องการใช้งาน </w:t>
-      </w:r>
-      <w:r>
-        <w:rPr>
-          <w:rFonts w:ascii="TH SarabunPSK" w:hAnsi="TH SarabunPSK" w:cs="TH SarabunPSK"/>
-          <w:color w:val="000000" w:themeColor="text1"/>
-          <w:sz w:val="32"/>
-          <w:szCs w:val="32"/>
-        </w:rPr>
-        <w:t xml:space="preserve">AI Agent </w:t>
-      </w:r>
-      <w:r>
-        <w:rPr>
-          <w:rFonts w:ascii="TH SarabunPSK" w:hAnsi="TH SarabunPSK" w:cs="TH SarabunPSK"/>
-          <w:color w:val="000000" w:themeColor="text1"/>
-          <w:sz w:val="32"/>
-          <w:szCs w:val="32"/>
-          <w:cs/>
-        </w:rPr>
-        <w:t xml:space="preserve">อยู่ในระดับมากที่สุด โดยด้านส่วนติดต่อผู้ใช้และด้านฟังก์ชันการทำงานมีค่าเฉลี่ยสูงสุดเท่ากันที่ 4.84 และด้านเนื้อหาเฉลี่ย 4.73 สำหรับผลการประเมินคุณภาพและบริการของระบบที่พัฒนาขึ้นพบว่าอยู่ในระดับมากที่สุด โดยด้านความพึงพอใจต่อเมนูหลักมีค่าเฉลี่ยสูงสุดที่ 4.88 รองลงมาคือด้านประโยชน์ที่คาดว่าจะได้รับเฉลี่ย 4.83 ด้านเนื้อหาเฉลี่ย 4.79 และด้านฟังก์ชันระบบเฉลี่ย 4.73 </w:t>
-      </w:r>
-    </w:p>
-    <w:p>
-      <w:pPr>
-        <w:tabs>
-          <w:tab w:val="left" w:pos="567"/>
-        </w:tabs>
-        <w:jc w:val="thaiDistribute"/>
-        <w:rPr>
-          <w:rFonts w:ascii="TH SarabunPSK" w:hAnsi="TH SarabunPSK" w:cs="TH SarabunPSK"/>
-          <w:color w:val="000000" w:themeColor="text1"/>
-          <w:sz w:val="32"/>
-          <w:szCs w:val="32"/>
-        </w:rPr>
-      </w:pPr>
-      <w:r>
-        <w:rPr>
-          <w:rFonts w:ascii="TH SarabunPSK" w:hAnsi="TH SarabunPSK" w:cs="TH SarabunPSK"/>
-          <w:color w:val="000000" w:themeColor="text1"/>
-          <w:sz w:val="32"/>
-          <w:szCs w:val="32"/>
-        </w:rPr>
-        <w:tab/>
-      </w:r>
-      <w:r>
-        <w:rPr>
-          <w:rFonts w:ascii="TH SarabunPSK" w:hAnsi="TH SarabunPSK" w:cs="TH SarabunPSK"/>
-          <w:color w:val="000000" w:themeColor="text1"/>
-          <w:sz w:val="32"/>
-          <w:szCs w:val="32"/>
-          <w:cs/>
-        </w:rPr>
-        <w:t>สุมนา บุษบก และ คณะ (</w:t>
-      </w:r>
-      <w:r>
-        <w:rPr>
-          <w:rFonts w:ascii="TH SarabunPSK" w:hAnsi="TH SarabunPSK" w:cs="TH SarabunPSK"/>
-          <w:color w:val="000000" w:themeColor="text1"/>
-          <w:sz w:val="32"/>
-          <w:szCs w:val="32"/>
-        </w:rPr>
-        <w:t xml:space="preserve">2568) </w:t>
-      </w:r>
-      <w:r>
-        <w:rPr>
-          <w:rFonts w:ascii="TH SarabunPSK" w:hAnsi="TH SarabunPSK" w:cs="TH SarabunPSK"/>
-          <w:color w:val="000000" w:themeColor="text1"/>
-          <w:sz w:val="32"/>
-          <w:szCs w:val="32"/>
-          <w:cs/>
-        </w:rPr>
-        <w:t>ได้ทำการศึกษาเรื่อง การพัฒนาแชทบอทปัญญาประดิษฐ์เพื่อแนะนำข้อมูลการท่องเที่ยวในจังหวัดภูเก็ต ประเทศไทย โดยมีวัตถุประสงค์เพื่อพัฒนาและประเมินประสิทธิภาพของแชทบอทปัญญาประดิษฐ์ (</w:t>
-      </w:r>
-      <w:r>
-        <w:rPr>
-          <w:rFonts w:ascii="TH SarabunPSK" w:hAnsi="TH SarabunPSK" w:cs="TH SarabunPSK"/>
-          <w:color w:val="000000" w:themeColor="text1"/>
-          <w:sz w:val="32"/>
-          <w:szCs w:val="32"/>
-        </w:rPr>
-        <w:t xml:space="preserve">AI Chatbot) </w:t>
-      </w:r>
-      <w:r>
-        <w:rPr>
-          <w:rFonts w:ascii="TH SarabunPSK" w:hAnsi="TH SarabunPSK" w:cs="TH SarabunPSK"/>
-          <w:color w:val="000000" w:themeColor="text1"/>
-          <w:sz w:val="32"/>
-          <w:szCs w:val="32"/>
-          <w:cs/>
-        </w:rPr>
-        <w:t xml:space="preserve">สำหรับแนะนำข้อมูลการท่องเที่ยวในจังหวัดภูเก็ต ที่สามารถให้ข้อมูลที่ถูกต้อง รวดเร็ว และใช้งานง่ายผ่านแพลตฟอร์ม </w:t>
-      </w:r>
-      <w:r>
-        <w:rPr>
-          <w:rFonts w:ascii="TH SarabunPSK" w:hAnsi="TH SarabunPSK" w:cs="TH SarabunPSK"/>
-          <w:color w:val="000000" w:themeColor="text1"/>
-          <w:sz w:val="32"/>
-          <w:szCs w:val="32"/>
-        </w:rPr>
-        <w:t xml:space="preserve">LINE </w:t>
-      </w:r>
-      <w:r>
-        <w:rPr>
-          <w:rFonts w:ascii="TH SarabunPSK" w:hAnsi="TH SarabunPSK" w:cs="TH SarabunPSK"/>
-          <w:color w:val="000000" w:themeColor="text1"/>
-          <w:sz w:val="32"/>
-          <w:szCs w:val="32"/>
-          <w:cs/>
-        </w:rPr>
-        <w:t>ผลการศึกษา</w:t>
-      </w:r>
-      <w:r>
-        <w:rPr>
-          <w:rFonts w:ascii="TH SarabunPSK" w:hAnsi="TH SarabunPSK" w:cs="TH SarabunPSK"/>
-          <w:color w:val="000000" w:themeColor="text1"/>
-          <w:sz w:val="32"/>
-          <w:szCs w:val="32"/>
-          <w:cs/>
-        </w:rPr>
-        <w:lastRenderedPageBreak/>
-        <w:t xml:space="preserve">พบว่าระบบมีประสิทธิภาพในระดับดีเยี่ยมจากการประเมินของผู้เชี่ยวชาญ โดยด้านความเร็วในการตอบสนองมีค่าเฉลี่ย </w:t>
-      </w:r>
-      <w:r>
-        <w:rPr>
-          <w:rFonts w:ascii="TH SarabunPSK" w:hAnsi="TH SarabunPSK" w:cs="TH SarabunPSK"/>
-          <w:color w:val="000000" w:themeColor="text1"/>
-          <w:sz w:val="32"/>
-          <w:szCs w:val="32"/>
-        </w:rPr>
-        <w:t xml:space="preserve">4.61 </w:t>
-      </w:r>
-      <w:r>
-        <w:rPr>
-          <w:rFonts w:ascii="TH SarabunPSK" w:hAnsi="TH SarabunPSK" w:cs="TH SarabunPSK"/>
-          <w:color w:val="000000" w:themeColor="text1"/>
-          <w:sz w:val="32"/>
-          <w:szCs w:val="32"/>
-          <w:cs/>
-        </w:rPr>
-        <w:t xml:space="preserve">และด้านการใช้งานได้สะดวกมีค่าเฉลี่ย </w:t>
-      </w:r>
-      <w:r>
-        <w:rPr>
-          <w:rFonts w:ascii="TH SarabunPSK" w:hAnsi="TH SarabunPSK" w:cs="TH SarabunPSK"/>
-          <w:color w:val="000000" w:themeColor="text1"/>
-          <w:sz w:val="32"/>
-          <w:szCs w:val="32"/>
-        </w:rPr>
-        <w:t xml:space="preserve">4.42 </w:t>
-      </w:r>
-      <w:r>
-        <w:rPr>
-          <w:rFonts w:ascii="TH SarabunPSK" w:hAnsi="TH SarabunPSK" w:cs="TH SarabunPSK"/>
-          <w:color w:val="000000" w:themeColor="text1"/>
-          <w:sz w:val="32"/>
-          <w:szCs w:val="32"/>
-          <w:cs/>
-        </w:rPr>
-        <w:t xml:space="preserve">สำหรับความพึงพอใจของผู้ใช้งานพบว่าอยู่ในระดับสูง มีค่าเฉลี่ยโดยรวมอยู่ที่ </w:t>
-      </w:r>
-      <w:r>
-        <w:rPr>
-          <w:rFonts w:ascii="TH SarabunPSK" w:hAnsi="TH SarabunPSK" w:cs="TH SarabunPSK"/>
-          <w:color w:val="000000" w:themeColor="text1"/>
-          <w:sz w:val="32"/>
-          <w:szCs w:val="32"/>
-        </w:rPr>
-        <w:t xml:space="preserve">4.17 </w:t>
-      </w:r>
-      <w:r>
-        <w:rPr>
-          <w:rFonts w:ascii="TH SarabunPSK" w:hAnsi="TH SarabunPSK" w:cs="TH SarabunPSK"/>
-          <w:color w:val="000000" w:themeColor="text1"/>
-          <w:sz w:val="32"/>
-          <w:szCs w:val="32"/>
-          <w:cs/>
-        </w:rPr>
-        <w:t xml:space="preserve">โดยเฉพาะด้านความเร็วและเสถียรภาพของระบบที่มีค่าเฉลี่ยสูงสุดถึง </w:t>
-      </w:r>
-      <w:r>
-        <w:rPr>
-          <w:rFonts w:ascii="TH SarabunPSK" w:hAnsi="TH SarabunPSK" w:cs="TH SarabunPSK"/>
-          <w:color w:val="000000" w:themeColor="text1"/>
-          <w:sz w:val="32"/>
-          <w:szCs w:val="32"/>
-        </w:rPr>
-        <w:t>4.87</w:t>
-      </w:r>
-    </w:p>
-    <w:p>
-      <w:pPr>
-        <w:tabs>
-          <w:tab w:val="left" w:pos="567"/>
-        </w:tabs>
-        <w:jc w:val="thaiDistribute"/>
-        <w:rPr>
-          <w:rFonts w:ascii="TH SarabunPSK" w:hAnsi="TH SarabunPSK" w:cs="TH SarabunPSK"/>
-          <w:color w:val="000000" w:themeColor="text1"/>
-          <w:sz w:val="32"/>
-          <w:szCs w:val="32"/>
-        </w:rPr>
-      </w:pPr>
-      <w:r>
-        <w:rPr>
-          <w:rFonts w:ascii="TH SarabunPSK" w:hAnsi="TH SarabunPSK" w:cs="TH SarabunPSK"/>
-          <w:color w:val="000000" w:themeColor="text1"/>
-          <w:sz w:val="32"/>
-          <w:szCs w:val="32"/>
-        </w:rPr>
-        <w:tab/>
-      </w:r>
-      <w:proofErr w:type="spellStart"/>
-      <w:r>
-        <w:rPr>
-          <w:rFonts w:ascii="TH SarabunPSK" w:hAnsi="TH SarabunPSK" w:cs="TH SarabunPSK"/>
-          <w:color w:val="000000" w:themeColor="text1"/>
-          <w:sz w:val="32"/>
-          <w:szCs w:val="32"/>
-          <w:cs/>
-        </w:rPr>
-        <w:t>กฤษฎิ์ภวิศ</w:t>
-      </w:r>
-      <w:proofErr w:type="spellEnd"/>
-      <w:r>
-        <w:rPr>
-          <w:rFonts w:ascii="TH SarabunPSK" w:hAnsi="TH SarabunPSK" w:cs="TH SarabunPSK"/>
-          <w:color w:val="000000" w:themeColor="text1"/>
-          <w:sz w:val="32"/>
-          <w:szCs w:val="32"/>
-          <w:cs/>
-        </w:rPr>
-        <w:t xml:space="preserve"> สูงสว่าง และ คณะ (</w:t>
-      </w:r>
-      <w:r>
-        <w:rPr>
-          <w:rFonts w:ascii="TH SarabunPSK" w:hAnsi="TH SarabunPSK" w:cs="TH SarabunPSK"/>
-          <w:color w:val="000000" w:themeColor="text1"/>
-          <w:sz w:val="32"/>
-          <w:szCs w:val="32"/>
-        </w:rPr>
-        <w:t xml:space="preserve">2568) </w:t>
-      </w:r>
-      <w:r>
-        <w:rPr>
-          <w:rFonts w:ascii="TH SarabunPSK" w:hAnsi="TH SarabunPSK" w:cs="TH SarabunPSK"/>
-          <w:color w:val="000000" w:themeColor="text1"/>
-          <w:sz w:val="32"/>
-          <w:szCs w:val="32"/>
-          <w:cs/>
-        </w:rPr>
-        <w:t xml:space="preserve">ได้ทำการศึกษาเรื่อง การพัฒนาระบบแชทบอทสำหรับเว็บไซต์มหาวิทยาลัยโดยใช้โมเดลภาษาขนาดใหญ่และการสร้างคำตอบด้วยการค้นคืนผ่านแพลตฟอร์ม </w:t>
-      </w:r>
-      <w:proofErr w:type="spellStart"/>
-      <w:r>
-        <w:rPr>
-          <w:rFonts w:ascii="TH SarabunPSK" w:hAnsi="TH SarabunPSK" w:cs="TH SarabunPSK"/>
-          <w:color w:val="000000" w:themeColor="text1"/>
-          <w:sz w:val="32"/>
-          <w:szCs w:val="32"/>
-        </w:rPr>
-        <w:t>Flowise</w:t>
-      </w:r>
-      <w:proofErr w:type="spellEnd"/>
-      <w:r>
-        <w:rPr>
-          <w:rFonts w:ascii="TH SarabunPSK" w:hAnsi="TH SarabunPSK" w:cs="TH SarabunPSK"/>
-          <w:color w:val="000000" w:themeColor="text1"/>
-          <w:sz w:val="32"/>
-          <w:szCs w:val="32"/>
-        </w:rPr>
-        <w:t xml:space="preserve"> </w:t>
-      </w:r>
-      <w:r>
-        <w:rPr>
-          <w:rFonts w:ascii="TH SarabunPSK" w:hAnsi="TH SarabunPSK" w:cs="TH SarabunPSK"/>
-          <w:color w:val="000000" w:themeColor="text1"/>
-          <w:sz w:val="32"/>
-          <w:szCs w:val="32"/>
-          <w:cs/>
-        </w:rPr>
-        <w:t xml:space="preserve">โดยมีวัตถุประสงค์เพื่อพัฒนาระบบแชทบอทสำหรับเว็บไซต์มหาวิทยาลัยโดยใช้ </w:t>
-      </w:r>
-      <w:proofErr w:type="spellStart"/>
-      <w:r>
-        <w:rPr>
-          <w:rFonts w:ascii="TH SarabunPSK" w:hAnsi="TH SarabunPSK" w:cs="TH SarabunPSK"/>
-          <w:color w:val="000000" w:themeColor="text1"/>
-          <w:sz w:val="32"/>
-          <w:szCs w:val="32"/>
-        </w:rPr>
-        <w:t>Flowise</w:t>
-      </w:r>
-      <w:proofErr w:type="spellEnd"/>
-      <w:r>
-        <w:rPr>
-          <w:rFonts w:ascii="TH SarabunPSK" w:hAnsi="TH SarabunPSK" w:cs="TH SarabunPSK"/>
-          <w:color w:val="000000" w:themeColor="text1"/>
-          <w:sz w:val="32"/>
-          <w:szCs w:val="32"/>
-        </w:rPr>
-        <w:t xml:space="preserve"> </w:t>
-      </w:r>
-      <w:r>
-        <w:rPr>
-          <w:rFonts w:ascii="TH SarabunPSK" w:hAnsi="TH SarabunPSK" w:cs="TH SarabunPSK"/>
-          <w:color w:val="000000" w:themeColor="text1"/>
-          <w:sz w:val="32"/>
-          <w:szCs w:val="32"/>
-          <w:cs/>
-        </w:rPr>
-        <w:t>เป็นเครื่องมือหลักในการพัฒนาเพื่อลดความซับซ้อนและระยะเวลาในการพัฒนา (</w:t>
-      </w:r>
-      <w:r>
-        <w:rPr>
-          <w:rFonts w:ascii="TH SarabunPSK" w:hAnsi="TH SarabunPSK" w:cs="TH SarabunPSK"/>
-          <w:color w:val="000000" w:themeColor="text1"/>
-          <w:sz w:val="32"/>
-          <w:szCs w:val="32"/>
-        </w:rPr>
-        <w:t xml:space="preserve">Low-code/No-code) </w:t>
-      </w:r>
-      <w:r>
-        <w:rPr>
-          <w:rFonts w:ascii="TH SarabunPSK" w:hAnsi="TH SarabunPSK" w:cs="TH SarabunPSK"/>
-          <w:color w:val="000000" w:themeColor="text1"/>
-          <w:sz w:val="32"/>
-          <w:szCs w:val="32"/>
-          <w:cs/>
-        </w:rPr>
-        <w:t xml:space="preserve">ผลการศึกษาพบว่าแชทบอทสามารถให้คำตอบที่ถูกต้องตรงกับข้อมูลต้นฉบับคิดเป็นร้อยละ </w:t>
-      </w:r>
-      <w:r>
-        <w:rPr>
-          <w:rFonts w:ascii="TH SarabunPSK" w:hAnsi="TH SarabunPSK" w:cs="TH SarabunPSK"/>
-          <w:color w:val="000000" w:themeColor="text1"/>
-          <w:sz w:val="32"/>
-          <w:szCs w:val="32"/>
-        </w:rPr>
-        <w:t xml:space="preserve">46.67 </w:t>
-      </w:r>
-      <w:r>
-        <w:rPr>
-          <w:rFonts w:ascii="TH SarabunPSK" w:hAnsi="TH SarabunPSK" w:cs="TH SarabunPSK"/>
-          <w:color w:val="000000" w:themeColor="text1"/>
-          <w:sz w:val="32"/>
-          <w:szCs w:val="32"/>
-          <w:cs/>
-        </w:rPr>
-        <w:t xml:space="preserve">คำตอบที่เป็นการสรุปหรือเรียบเรียงใหม่ร้อยละ </w:t>
-      </w:r>
-      <w:r>
-        <w:rPr>
-          <w:rFonts w:ascii="TH SarabunPSK" w:hAnsi="TH SarabunPSK" w:cs="TH SarabunPSK"/>
-          <w:color w:val="000000" w:themeColor="text1"/>
-          <w:sz w:val="32"/>
-          <w:szCs w:val="32"/>
-        </w:rPr>
-        <w:t xml:space="preserve">20 </w:t>
-      </w:r>
-      <w:r>
-        <w:rPr>
-          <w:rFonts w:ascii="TH SarabunPSK" w:hAnsi="TH SarabunPSK" w:cs="TH SarabunPSK"/>
-          <w:color w:val="000000" w:themeColor="text1"/>
-          <w:sz w:val="32"/>
-          <w:szCs w:val="32"/>
-          <w:cs/>
-        </w:rPr>
-        <w:t xml:space="preserve">คำตอบที่ถูกต้องแต่ไม่ครบถ้วนร้อยละ </w:t>
-      </w:r>
-      <w:r>
-        <w:rPr>
-          <w:rFonts w:ascii="TH SarabunPSK" w:hAnsi="TH SarabunPSK" w:cs="TH SarabunPSK"/>
-          <w:color w:val="000000" w:themeColor="text1"/>
-          <w:sz w:val="32"/>
-          <w:szCs w:val="32"/>
-        </w:rPr>
-        <w:t xml:space="preserve">26.67 </w:t>
-      </w:r>
-      <w:r>
-        <w:rPr>
-          <w:rFonts w:ascii="TH SarabunPSK" w:hAnsi="TH SarabunPSK" w:cs="TH SarabunPSK"/>
-          <w:color w:val="000000" w:themeColor="text1"/>
-          <w:sz w:val="32"/>
-          <w:szCs w:val="32"/>
-          <w:cs/>
-        </w:rPr>
-        <w:t xml:space="preserve">และคำตอบที่ไม่ถูกต้องร้อยละ </w:t>
-      </w:r>
-      <w:r>
-        <w:rPr>
-          <w:rFonts w:ascii="TH SarabunPSK" w:hAnsi="TH SarabunPSK" w:cs="TH SarabunPSK"/>
-          <w:color w:val="000000" w:themeColor="text1"/>
-          <w:sz w:val="32"/>
-          <w:szCs w:val="32"/>
-        </w:rPr>
-        <w:t>6.67</w:t>
+        <w:t>4.46</w:t>
       </w:r>
     </w:p>
     <w:p>
@@ -33734,463 +38001,6 @@
           <w:color w:val="000000" w:themeColor="text1"/>
           <w:sz w:val="32"/>
           <w:szCs w:val="32"/>
-        </w:rPr>
-      </w:pPr>
-      <w:r>
-        <w:rPr>
-          <w:rFonts w:ascii="TH SarabunPSK" w:hAnsi="TH SarabunPSK" w:cs="TH SarabunPSK"/>
-          <w:color w:val="000000" w:themeColor="text1"/>
-          <w:sz w:val="32"/>
-          <w:szCs w:val="32"/>
-          <w:cs/>
-        </w:rPr>
-        <w:tab/>
-      </w:r>
-      <w:r>
-        <w:rPr>
-          <w:rFonts w:ascii="TH SarabunPSK" w:hAnsi="TH SarabunPSK" w:cs="TH SarabunPSK"/>
-          <w:color w:val="000000" w:themeColor="text1"/>
-          <w:sz w:val="32"/>
-          <w:szCs w:val="32"/>
-          <w:cs/>
-        </w:rPr>
-        <w:t>ชนา</w:t>
-      </w:r>
-      <w:proofErr w:type="spellStart"/>
-      <w:r>
-        <w:rPr>
-          <w:rFonts w:ascii="TH SarabunPSK" w:hAnsi="TH SarabunPSK" w:cs="TH SarabunPSK"/>
-          <w:color w:val="000000" w:themeColor="text1"/>
-          <w:sz w:val="32"/>
-          <w:szCs w:val="32"/>
-          <w:cs/>
-        </w:rPr>
-        <w:t>ธิป</w:t>
-      </w:r>
-      <w:proofErr w:type="spellEnd"/>
-      <w:r>
-        <w:rPr>
-          <w:rFonts w:ascii="TH SarabunPSK" w:hAnsi="TH SarabunPSK" w:cs="TH SarabunPSK"/>
-          <w:color w:val="000000" w:themeColor="text1"/>
-          <w:sz w:val="32"/>
-          <w:szCs w:val="32"/>
-          <w:cs/>
-        </w:rPr>
-        <w:t xml:space="preserve"> ชื่นมนัส และ คณะ (2567) ได้ทำการศึกษาเรื่อง การวิจัยและพัฒนาระบบสนทนาอัตโนมัติในข้อมูลป้องกันประเทศ โดยมีวัตถุประสงค์เพื่อทดลองระบบจักรกลสนทนากับข้อมูลบทความในวารสารเทคโนโลยีป้องกันประเทศ ว่าสามารถให้ความรู้และตอบคำถามแก่บุคคลภายนอกเกี่ยวกับข้อมูลของเทคโนโลยีป้องกันประเทศได้แม่นยำเพียงใด โดยใช้เทคโนโลยีการดึงข้อมูลเชิงเพิ่มประสิทธิภาพ (</w:t>
-      </w:r>
-      <w:r>
-        <w:rPr>
-          <w:rFonts w:ascii="TH SarabunPSK" w:hAnsi="TH SarabunPSK" w:cs="TH SarabunPSK"/>
-          <w:color w:val="000000" w:themeColor="text1"/>
-          <w:sz w:val="32"/>
-          <w:szCs w:val="32"/>
-        </w:rPr>
-        <w:t xml:space="preserve">Retrieval-Augmented Generation: RAG) </w:t>
-      </w:r>
-      <w:r>
-        <w:rPr>
-          <w:rFonts w:ascii="TH SarabunPSK" w:hAnsi="TH SarabunPSK" w:cs="TH SarabunPSK"/>
-          <w:color w:val="000000" w:themeColor="text1"/>
-          <w:sz w:val="32"/>
-          <w:szCs w:val="32"/>
-          <w:cs/>
-        </w:rPr>
-        <w:t xml:space="preserve">มาประยุกต์ใช้เพื่อแก้ปัญหา </w:t>
-      </w:r>
-      <w:r>
-        <w:rPr>
-          <w:rFonts w:ascii="TH SarabunPSK" w:hAnsi="TH SarabunPSK" w:cs="TH SarabunPSK"/>
-          <w:color w:val="000000" w:themeColor="text1"/>
-          <w:sz w:val="32"/>
-          <w:szCs w:val="32"/>
-        </w:rPr>
-        <w:t xml:space="preserve">Hallucination </w:t>
-      </w:r>
-      <w:r>
-        <w:rPr>
-          <w:rFonts w:ascii="TH SarabunPSK" w:hAnsi="TH SarabunPSK" w:cs="TH SarabunPSK"/>
-          <w:color w:val="000000" w:themeColor="text1"/>
-          <w:sz w:val="32"/>
-          <w:szCs w:val="32"/>
-          <w:cs/>
-        </w:rPr>
-        <w:t>ในโมเดลภาษาขนาดใหญ่ (</w:t>
-      </w:r>
-      <w:r>
-        <w:rPr>
-          <w:rFonts w:ascii="TH SarabunPSK" w:hAnsi="TH SarabunPSK" w:cs="TH SarabunPSK"/>
-          <w:color w:val="000000" w:themeColor="text1"/>
-          <w:sz w:val="32"/>
-          <w:szCs w:val="32"/>
-        </w:rPr>
-        <w:t xml:space="preserve">LLM) </w:t>
-      </w:r>
-      <w:r>
-        <w:rPr>
-          <w:rFonts w:ascii="TH SarabunPSK" w:hAnsi="TH SarabunPSK" w:cs="TH SarabunPSK"/>
-          <w:color w:val="000000" w:themeColor="text1"/>
-          <w:sz w:val="32"/>
-          <w:szCs w:val="32"/>
-          <w:cs/>
-        </w:rPr>
-        <w:t xml:space="preserve">ผลการศึกษาพบว่าระบบจักรกลสนทนาที่ใช้เทคโนโลยี </w:t>
-      </w:r>
-      <w:r>
-        <w:rPr>
-          <w:rFonts w:ascii="TH SarabunPSK" w:hAnsi="TH SarabunPSK" w:cs="TH SarabunPSK"/>
-          <w:color w:val="000000" w:themeColor="text1"/>
-          <w:sz w:val="32"/>
-          <w:szCs w:val="32"/>
-        </w:rPr>
-        <w:t xml:space="preserve">RAG </w:t>
-      </w:r>
-      <w:r>
-        <w:rPr>
-          <w:rFonts w:ascii="TH SarabunPSK" w:hAnsi="TH SarabunPSK" w:cs="TH SarabunPSK"/>
-          <w:color w:val="000000" w:themeColor="text1"/>
-          <w:sz w:val="32"/>
-          <w:szCs w:val="32"/>
-          <w:cs/>
-        </w:rPr>
-        <w:t>มีประสิทธิภาพในการตอบคำถามได้อย่างถูกต้องถึง 93% ซึ่งสามารถตอบคำถามที่มีข้อมูลบทความในวารสารเทคโนโลยีป้องกันประเทศได้ถูกต้องดีมาก</w:t>
-      </w:r>
-    </w:p>
-    <w:p>
-      <w:pPr>
-        <w:tabs>
-          <w:tab w:val="left" w:pos="567"/>
-        </w:tabs>
-        <w:jc w:val="thaiDistribute"/>
-        <w:rPr>
-          <w:rFonts w:ascii="TH SarabunPSK" w:hAnsi="TH SarabunPSK" w:cs="TH SarabunPSK"/>
-          <w:color w:val="000000" w:themeColor="text1"/>
-          <w:sz w:val="32"/>
-          <w:szCs w:val="32"/>
-        </w:rPr>
-      </w:pPr>
-      <w:r>
-        <w:rPr>
-          <w:rFonts w:ascii="TH SarabunPSK" w:hAnsi="TH SarabunPSK" w:cs="TH SarabunPSK"/>
-          <w:color w:val="000000" w:themeColor="text1"/>
-          <w:sz w:val="32"/>
-          <w:szCs w:val="32"/>
-        </w:rPr>
-        <w:tab/>
-      </w:r>
-      <w:r>
-        <w:rPr>
-          <w:rFonts w:ascii="TH SarabunPSK" w:hAnsi="TH SarabunPSK" w:cs="TH SarabunPSK"/>
-          <w:color w:val="000000" w:themeColor="text1"/>
-          <w:sz w:val="32"/>
-          <w:szCs w:val="32"/>
-          <w:cs/>
-        </w:rPr>
-        <w:t>พิศาล สุข</w:t>
-      </w:r>
-      <w:proofErr w:type="spellStart"/>
-      <w:r>
-        <w:rPr>
-          <w:rFonts w:ascii="TH SarabunPSK" w:hAnsi="TH SarabunPSK" w:cs="TH SarabunPSK"/>
-          <w:color w:val="000000" w:themeColor="text1"/>
-          <w:sz w:val="32"/>
-          <w:szCs w:val="32"/>
-          <w:cs/>
-        </w:rPr>
-        <w:t>ขี</w:t>
-      </w:r>
-      <w:proofErr w:type="spellEnd"/>
-      <w:r>
-        <w:rPr>
-          <w:rFonts w:ascii="TH SarabunPSK" w:hAnsi="TH SarabunPSK" w:cs="TH SarabunPSK"/>
-          <w:color w:val="000000" w:themeColor="text1"/>
-          <w:sz w:val="32"/>
-          <w:szCs w:val="32"/>
-          <w:cs/>
-        </w:rPr>
-        <w:t xml:space="preserve"> และ เจษฎา ชาตรี (</w:t>
-      </w:r>
-      <w:r>
-        <w:rPr>
-          <w:rFonts w:ascii="TH SarabunPSK" w:hAnsi="TH SarabunPSK" w:cs="TH SarabunPSK"/>
-          <w:color w:val="000000" w:themeColor="text1"/>
-          <w:sz w:val="32"/>
-          <w:szCs w:val="32"/>
-        </w:rPr>
-        <w:t xml:space="preserve">2567) </w:t>
-      </w:r>
-      <w:r>
-        <w:rPr>
-          <w:rFonts w:ascii="TH SarabunPSK" w:hAnsi="TH SarabunPSK" w:cs="TH SarabunPSK"/>
-          <w:color w:val="000000" w:themeColor="text1"/>
-          <w:sz w:val="32"/>
-          <w:szCs w:val="32"/>
-          <w:cs/>
-        </w:rPr>
-        <w:t>ได้ทำการศึกษาเรื่อง การพัฒนาแอปพลิเคชัน “น้องลำดวน” ไลน์แชทบอทเพื่อแนะนำสถานที่ท่องเที่ยวในจังหวัดศรีสะเกษ โดยมีวัตถุประสงค์เพื่อออกแบบและพัฒนาแอปพลิเคชัน “น้องลำดวน” ไลน์แชทบอทเพื่อแนะนำสถานที่ท่องเที่ยวในจังหวัดศรีสะเกษ และเพื่อประเมินประสิทธิภาพของแอปพลิเคชัน ผลการศึกษาพบว่าประสิทธิภาพของแอปพลิเคชันโดยภาพรวมอยู่ในระดับมากที่สุด</w:t>
-      </w:r>
-      <w:r>
-        <w:rPr>
-          <w:rFonts w:ascii="TH SarabunPSK" w:hAnsi="TH SarabunPSK" w:cs="TH SarabunPSK"/>
-          <w:color w:val="000000" w:themeColor="text1"/>
-          <w:sz w:val="32"/>
-          <w:szCs w:val="32"/>
-        </w:rPr>
-        <w:t xml:space="preserve"> </w:t>
-      </w:r>
-      <w:r>
-        <w:rPr>
-          <w:rFonts w:ascii="TH SarabunPSK" w:hAnsi="TH SarabunPSK" w:cs="TH SarabunPSK"/>
-          <w:color w:val="000000" w:themeColor="text1"/>
-          <w:sz w:val="32"/>
-          <w:szCs w:val="32"/>
-          <w:cs/>
-        </w:rPr>
-        <w:t xml:space="preserve">โดยด้านการออกแบบมีค่าเฉลี่ยมากที่สุดที่ </w:t>
-      </w:r>
-      <w:r>
-        <w:rPr>
-          <w:rFonts w:ascii="TH SarabunPSK" w:hAnsi="TH SarabunPSK" w:cs="TH SarabunPSK"/>
-          <w:color w:val="000000" w:themeColor="text1"/>
-          <w:sz w:val="32"/>
-          <w:szCs w:val="32"/>
-        </w:rPr>
-        <w:t xml:space="preserve">4.73 </w:t>
-      </w:r>
-      <w:r>
-        <w:rPr>
-          <w:rFonts w:ascii="TH SarabunPSK" w:hAnsi="TH SarabunPSK" w:cs="TH SarabunPSK"/>
-          <w:color w:val="000000" w:themeColor="text1"/>
-          <w:sz w:val="32"/>
-          <w:szCs w:val="32"/>
-          <w:cs/>
-        </w:rPr>
-        <w:t xml:space="preserve">รองลงมาคือด้านเนื้อหาเฉลี่ย </w:t>
-      </w:r>
-      <w:r>
-        <w:rPr>
-          <w:rFonts w:ascii="TH SarabunPSK" w:hAnsi="TH SarabunPSK" w:cs="TH SarabunPSK"/>
-          <w:color w:val="000000" w:themeColor="text1"/>
-          <w:sz w:val="32"/>
-          <w:szCs w:val="32"/>
-        </w:rPr>
-        <w:t xml:space="preserve">4.67 </w:t>
-      </w:r>
-      <w:r>
-        <w:rPr>
-          <w:rFonts w:ascii="TH SarabunPSK" w:hAnsi="TH SarabunPSK" w:cs="TH SarabunPSK"/>
-          <w:color w:val="000000" w:themeColor="text1"/>
-          <w:sz w:val="32"/>
-          <w:szCs w:val="32"/>
-          <w:cs/>
-        </w:rPr>
-        <w:t xml:space="preserve">และด้านการใช้งานเฉลี่ย </w:t>
-      </w:r>
-      <w:r>
-        <w:rPr>
-          <w:rFonts w:ascii="TH SarabunPSK" w:hAnsi="TH SarabunPSK" w:cs="TH SarabunPSK"/>
-          <w:color w:val="000000" w:themeColor="text1"/>
-          <w:sz w:val="32"/>
-          <w:szCs w:val="32"/>
-        </w:rPr>
-        <w:t>4.64</w:t>
-      </w:r>
-    </w:p>
-    <w:p>
-      <w:pPr>
-        <w:tabs>
-          <w:tab w:val="left" w:pos="567"/>
-        </w:tabs>
-        <w:jc w:val="thaiDistribute"/>
-        <w:rPr>
-          <w:rFonts w:ascii="TH SarabunPSK" w:hAnsi="TH SarabunPSK" w:cs="TH SarabunPSK"/>
-          <w:color w:val="000000" w:themeColor="text1"/>
-          <w:sz w:val="32"/>
-          <w:szCs w:val="32"/>
-        </w:rPr>
-      </w:pPr>
-      <w:r>
-        <w:rPr>
-          <w:rFonts w:ascii="TH SarabunPSK" w:hAnsi="TH SarabunPSK" w:cs="TH SarabunPSK"/>
-          <w:color w:val="000000" w:themeColor="text1"/>
-          <w:sz w:val="32"/>
-          <w:szCs w:val="32"/>
-        </w:rPr>
-        <w:tab/>
-      </w:r>
-      <w:r>
-        <w:rPr>
-          <w:rFonts w:ascii="TH SarabunPSK" w:hAnsi="TH SarabunPSK" w:cs="TH SarabunPSK"/>
-          <w:color w:val="000000" w:themeColor="text1"/>
-          <w:sz w:val="32"/>
-          <w:szCs w:val="32"/>
-          <w:cs/>
-        </w:rPr>
-        <w:t>กิตติ์ธัญ</w:t>
-      </w:r>
-      <w:proofErr w:type="spellStart"/>
-      <w:r>
-        <w:rPr>
-          <w:rFonts w:ascii="TH SarabunPSK" w:hAnsi="TH SarabunPSK" w:cs="TH SarabunPSK"/>
-          <w:color w:val="000000" w:themeColor="text1"/>
-          <w:sz w:val="32"/>
-          <w:szCs w:val="32"/>
-          <w:cs/>
-        </w:rPr>
-        <w:t>ญา</w:t>
-      </w:r>
-      <w:proofErr w:type="spellEnd"/>
-      <w:r>
-        <w:rPr>
-          <w:rFonts w:ascii="TH SarabunPSK" w:hAnsi="TH SarabunPSK" w:cs="TH SarabunPSK"/>
-          <w:color w:val="000000" w:themeColor="text1"/>
-          <w:sz w:val="32"/>
-          <w:szCs w:val="32"/>
-          <w:cs/>
-        </w:rPr>
-        <w:t xml:space="preserve"> </w:t>
-      </w:r>
-      <w:proofErr w:type="spellStart"/>
-      <w:r>
-        <w:rPr>
-          <w:rFonts w:ascii="TH SarabunPSK" w:hAnsi="TH SarabunPSK" w:cs="TH SarabunPSK"/>
-          <w:color w:val="000000" w:themeColor="text1"/>
-          <w:sz w:val="32"/>
-          <w:szCs w:val="32"/>
-          <w:cs/>
-        </w:rPr>
-        <w:t>เต</w:t>
-      </w:r>
-      <w:proofErr w:type="spellEnd"/>
-      <w:r>
-        <w:rPr>
-          <w:rFonts w:ascii="TH SarabunPSK" w:hAnsi="TH SarabunPSK" w:cs="TH SarabunPSK"/>
-          <w:color w:val="000000" w:themeColor="text1"/>
-          <w:sz w:val="32"/>
-          <w:szCs w:val="32"/>
-          <w:cs/>
-        </w:rPr>
-        <w:t>ชานนท์กุลวัฒน์ และ คณะ (</w:t>
-      </w:r>
-      <w:r>
-        <w:rPr>
-          <w:rFonts w:ascii="TH SarabunPSK" w:hAnsi="TH SarabunPSK" w:cs="TH SarabunPSK"/>
-          <w:color w:val="000000" w:themeColor="text1"/>
-          <w:sz w:val="32"/>
-          <w:szCs w:val="32"/>
-        </w:rPr>
-        <w:t xml:space="preserve">2568) </w:t>
-      </w:r>
-      <w:r>
-        <w:rPr>
-          <w:rFonts w:ascii="TH SarabunPSK" w:hAnsi="TH SarabunPSK" w:cs="TH SarabunPSK"/>
-          <w:color w:val="000000" w:themeColor="text1"/>
-          <w:sz w:val="32"/>
-          <w:szCs w:val="32"/>
-          <w:cs/>
-        </w:rPr>
-        <w:t xml:space="preserve">ได้ทำการศึกษาเรื่อง ระบบการเรียนรู้ความต้องการเพื่อสั่งซื้อสินค้าที่มีความเกี่ยวข้องกัน เพื่อรองรับระบบลูกค้าสัมพันธ์ โดยมีวัตถุประสงค์เพื่อพัฒนาระบบแชทบอทอัจฉริยะผ่านเว็บแอปพลิเคชันที่เชื่อมต่อกับแพลตฟอร์มไลน์ เพื่อเป็นสื่อกลางในการสื่อสาร บันทึกข้อมูลความต้องการ และแนะนำสินค้าให้ตรงกับความต้องการของลูกค้า โดยเฉพาะในกลุ่มธุรกิจกระจกและวัสดุก่อสร้าง ผลการศึกษาพบว่าโมเดลการคัดกรองความต้องการลูกค้ามีความถูกต้องแม่นยำอยู่ที่ร้อยละ </w:t>
-      </w:r>
-      <w:r>
-        <w:rPr>
-          <w:rFonts w:ascii="TH SarabunPSK" w:hAnsi="TH SarabunPSK" w:cs="TH SarabunPSK"/>
-          <w:color w:val="000000" w:themeColor="text1"/>
-          <w:sz w:val="32"/>
-          <w:szCs w:val="32"/>
-        </w:rPr>
-        <w:t xml:space="preserve">96.91 </w:t>
-      </w:r>
-      <w:r>
-        <w:rPr>
-          <w:rFonts w:ascii="TH SarabunPSK" w:hAnsi="TH SarabunPSK" w:cs="TH SarabunPSK"/>
-          <w:color w:val="000000" w:themeColor="text1"/>
-          <w:sz w:val="32"/>
-          <w:szCs w:val="32"/>
-          <w:cs/>
-        </w:rPr>
-        <w:t xml:space="preserve">และระบบแนะนำสินค้ามีความถูกต้องแม่นยำอยู่ที่ร้อยละ </w:t>
-      </w:r>
-      <w:r>
-        <w:rPr>
-          <w:rFonts w:ascii="TH SarabunPSK" w:hAnsi="TH SarabunPSK" w:cs="TH SarabunPSK"/>
-          <w:color w:val="000000" w:themeColor="text1"/>
-          <w:sz w:val="32"/>
-          <w:szCs w:val="32"/>
-        </w:rPr>
-        <w:t xml:space="preserve">86.50 </w:t>
-      </w:r>
-      <w:r>
-        <w:rPr>
-          <w:rFonts w:ascii="TH SarabunPSK" w:hAnsi="TH SarabunPSK" w:cs="TH SarabunPSK"/>
-          <w:color w:val="000000" w:themeColor="text1"/>
-          <w:sz w:val="32"/>
-          <w:szCs w:val="32"/>
-          <w:cs/>
-        </w:rPr>
-        <w:t xml:space="preserve">นอกจากนี้ ผู้ใช้งานมีความพึงพอใจต่อระบบอยู่ในระดับดี โดยมีค่าเฉลี่ยอยู่ที่ </w:t>
-      </w:r>
-      <w:r>
-        <w:rPr>
-          <w:rFonts w:ascii="TH SarabunPSK" w:hAnsi="TH SarabunPSK" w:cs="TH SarabunPSK"/>
-          <w:color w:val="000000" w:themeColor="text1"/>
-          <w:sz w:val="32"/>
-          <w:szCs w:val="32"/>
-        </w:rPr>
-        <w:t>4.46</w:t>
-      </w:r>
-    </w:p>
-    <w:p>
-      <w:pPr>
-        <w:tabs>
-          <w:tab w:val="left" w:pos="567"/>
-        </w:tabs>
-        <w:jc w:val="thaiDistribute"/>
-        <w:rPr>
-          <w:rFonts w:ascii="TH SarabunPSK" w:hAnsi="TH SarabunPSK" w:cs="TH SarabunPSK"/>
-          <w:color w:val="000000" w:themeColor="text1"/>
-          <w:sz w:val="32"/>
-          <w:szCs w:val="32"/>
-        </w:rPr>
-      </w:pPr>
-    </w:p>
-    <w:p>
-      <w:pPr>
-        <w:tabs>
-          <w:tab w:val="left" w:pos="567"/>
-        </w:tabs>
-        <w:jc w:val="thaiDistribute"/>
-        <w:rPr>
-          <w:rFonts w:ascii="TH SarabunPSK" w:hAnsi="TH SarabunPSK" w:cs="TH SarabunPSK"/>
-          <w:color w:val="000000" w:themeColor="text1"/>
-          <w:sz w:val="32"/>
-          <w:szCs w:val="32"/>
-        </w:rPr>
-      </w:pPr>
-    </w:p>
-    <w:p>
-      <w:pPr>
-        <w:tabs>
-          <w:tab w:val="left" w:pos="567"/>
-        </w:tabs>
-        <w:jc w:val="thaiDistribute"/>
-        <w:rPr>
-          <w:rFonts w:ascii="TH SarabunPSK" w:hAnsi="TH SarabunPSK" w:cs="TH SarabunPSK"/>
-          <w:color w:val="000000" w:themeColor="text1"/>
-          <w:sz w:val="32"/>
-          <w:szCs w:val="32"/>
-        </w:rPr>
-      </w:pPr>
-    </w:p>
-    <w:p>
-      <w:pPr>
-        <w:tabs>
-          <w:tab w:val="left" w:pos="567"/>
-        </w:tabs>
-        <w:jc w:val="thaiDistribute"/>
-        <w:rPr>
-          <w:rFonts w:ascii="TH SarabunPSK" w:hAnsi="TH SarabunPSK" w:cs="TH SarabunPSK"/>
-          <w:color w:val="000000" w:themeColor="text1"/>
-          <w:sz w:val="32"/>
-          <w:szCs w:val="32"/>
           <w:cs/>
         </w:rPr>
       </w:pPr>
@@ -34216,7 +38026,6 @@
           <w:sz w:val="32"/>
           <w:szCs w:val="32"/>
         </w:rPr>
-        <w:lastRenderedPageBreak/>
         <w:t>2.</w:t>
       </w:r>
       <w:r>
